--- a/arb/docx/009.content.docx
+++ b/arb/docx/009.content.docx
@@ -9,6 +9,8 @@
       </w:pPr>
       <w:r>
         <w:rPr>
+          <w:rtl/>
+          <w:cs/>
           <w:lang w:val="ar_AE" w:bidi="ar_AE"/>
         </w:rPr>
       </w:r>
@@ -20,69 +22,91 @@
       </w:pPr>
       <w:r>
         <w:rPr>
+          <w:rtl/>
+          <w:cs/>
           <w:lang w:val="ar_AE" w:bidi="ar_AE"/>
         </w:rPr>
         <w:t>Resource: unfoldingWord® Translation Words</w:t>
       </w:r>
       <w:r>
         <w:rPr>
-          <w:lang w:val="ar_AE" w:bidi="ar_AE"/>
-        </w:rPr>
-      </w:r>
-    </w:p>
-    <w:p>
-      <w:pPr>
-        <w:bidi/>
-      </w:pPr>
-      <w:r>
-        <w:rPr>
+          <w:rtl/>
+          <w:cs/>
+          <w:lang w:val="ar_AE" w:bidi="ar_AE"/>
+        </w:rPr>
+      </w:r>
+    </w:p>
+    <w:p>
+      <w:pPr>
+        <w:bidi/>
+      </w:pPr>
+      <w:r>
+        <w:rPr>
+          <w:rtl/>
+          <w:cs/>
           <w:lang w:val="ar_AE" w:bidi="ar_AE"/>
         </w:rPr>
       </w:r>
       <w:r>
         <w:rPr>
           <w:b/>
+          <w:rtl/>
+          <w:cs/>
           <w:lang w:val="ar_AE" w:bidi="ar_AE"/>
         </w:rPr>
         <w:t>unfoldingWord® Translation Words</w:t>
       </w:r>
       <w:r>
         <w:rPr>
+          <w:rtl/>
+          <w:cs/>
           <w:lang w:val="ar_AE" w:bidi="ar_AE"/>
         </w:rPr>
         <w:t xml:space="preserve"> © 2022 unfoldingWord. Released under CC BY-SA 4.0 license. </w:t>
       </w:r>
       <w:r>
         <w:rPr>
+          <w:rtl/>
+          <w:cs/>
           <w:lang w:val="ar_AE" w:bidi="ar_AE"/>
         </w:rPr>
         <w:t>unfoldingWord® Translation Words</w:t>
       </w:r>
       <w:r>
         <w:rPr>
+          <w:rtl/>
+          <w:cs/>
           <w:lang w:val="ar_AE" w:bidi="ar_AE"/>
         </w:rPr>
         <w:t xml:space="preserve"> has been adapted in the following languages: Tok Pisin, Arabic (عربي), French (Français), Hindi (हिंदी), Indonesian (Bahasa Indonesia), Portuguese (Português), Russian (Русский), Spanish (Español), Swahili (Kiswahili), and Simplified Chinese (简体中文) from </w:t>
       </w:r>
       <w:r>
         <w:rPr>
+          <w:rtl/>
+          <w:cs/>
           <w:lang w:val="ar_AE" w:bidi="ar_AE"/>
         </w:rPr>
         <w:t>unfoldingWord® Translation Words</w:t>
       </w:r>
       <w:r>
         <w:rPr>
+          <w:rtl/>
+          <w:cs/>
           <w:lang w:val="ar_AE" w:bidi="ar_AE"/>
         </w:rPr>
         <w:t xml:space="preserve"> © 2022 unfoldingWord. Released under CC BY-SA 4.0 license by Mission Mutual</w:t>
       </w:r>
       <w:r>
         <w:rPr>
-          <w:lang w:val="ar_AE" w:bidi="ar_AE"/>
-        </w:rPr>
-      </w:r>
-      <w:r>
-        <w:rPr>
+          <w:rtl/>
+          <w:cs/>
+          <w:lang w:val="ar_AE" w:bidi="ar_AE"/>
+        </w:rPr>
+      </w:r>
+      <w:r>
+        <w:rPr>
+          <w:rtl/>
+          <w:cs/>
           <w:lang w:val="ar_AE" w:bidi="ar_AE"/>
         </w:rPr>
       </w:r>
@@ -94,6 +118,8 @@
       </w:pPr>
       <w:r>
         <w:rPr>
+          <w:rtl/>
+          <w:cs/>
           <w:lang w:val="ar_AE" w:bidi="ar_AE"/>
         </w:rPr>
         <w:t>unfoldingWord® Translation Words</w:t>
@@ -123,6 +149,8 @@
       </w:pPr>
       <w:r>
         <w:rPr>
+          <w:rtl/>
+          <w:cs/>
           <w:lang w:val="ar_AE" w:bidi="ar_AE"/>
         </w:rPr>
       </w:r>
@@ -134,38 +162,50 @@
       </w:pPr>
       <w:r>
         <w:rPr>
+          <w:rtl/>
+          <w:cs/>
           <w:lang w:val="ar_AE" w:bidi="ar_AE"/>
         </w:rPr>
         <w:t>ذ</w:t>
       </w:r>
       <w:r>
         <w:rPr>
-          <w:lang w:val="ar_AE" w:bidi="ar_AE"/>
-        </w:rPr>
-      </w:r>
-    </w:p>
-    <w:p>
-      <w:pPr>
-        <w:bidi/>
-      </w:pPr>
-      <w:r>
-        <w:rPr>
-          <w:lang w:val="ar_AE" w:bidi="ar_AE"/>
-        </w:rPr>
-      </w:r>
-      <w:r>
-        <w:rPr>
+          <w:rtl/>
+          <w:cs/>
+          <w:lang w:val="ar_AE" w:bidi="ar_AE"/>
+        </w:rPr>
+      </w:r>
+    </w:p>
+    <w:p>
+      <w:pPr>
+        <w:bidi/>
+      </w:pPr>
+      <w:r>
+        <w:rPr>
+          <w:rtl/>
+          <w:cs/>
+          <w:lang w:val="ar_AE" w:bidi="ar_AE"/>
+        </w:rPr>
+      </w:r>
+      <w:r>
+        <w:rPr>
+          <w:rtl/>
+          <w:cs/>
           <w:lang w:val="ar_AE" w:bidi="ar_AE"/>
         </w:rPr>
         <w:t xml:space="preserve"> </w:t>
       </w:r>
       <w:r>
         <w:rPr>
-          <w:lang w:val="ar_AE" w:bidi="ar_AE"/>
-        </w:rPr>
-      </w:r>
-      <w:r>
-        <w:rPr>
+          <w:rtl/>
+          <w:cs/>
+          <w:lang w:val="ar_AE" w:bidi="ar_AE"/>
+        </w:rPr>
+      </w:r>
+      <w:r>
+        <w:rPr>
+          <w:rtl/>
+          <w:cs/>
           <w:lang w:val="ar_AE" w:bidi="ar_AE"/>
         </w:rPr>
       </w:r>
@@ -191,6 +231,8 @@
       </w:pPr>
       <w:r>
         <w:rPr>
+          <w:rtl/>
+          <w:cs/>
           <w:lang w:val="ar_AE" w:bidi="ar_AE"/>
         </w:rPr>
       </w:r>
@@ -202,12 +244,16 @@
       </w:pPr>
       <w:r>
         <w:rPr>
+          <w:rtl/>
+          <w:cs/>
           <w:lang w:val="ar_AE" w:bidi="ar_AE"/>
         </w:rPr>
         <w:t>الذبائح الاختيارية</w:t>
       </w:r>
       <w:r>
         <w:rPr>
+          <w:rtl/>
+          <w:cs/>
           <w:lang w:val="ar_AE" w:bidi="ar_AE"/>
         </w:rPr>
       </w:r>
@@ -219,6 +265,8 @@
       </w:pPr>
       <w:r>
         <w:rPr>
+          <w:rtl/>
+          <w:cs/>
           <w:lang w:val="ar_AE" w:bidi="ar_AE"/>
         </w:rPr>
         <w:t>تعريف:</w:t>
@@ -230,11 +278,15 @@
       </w:pPr>
       <w:r>
         <w:rPr>
-          <w:lang w:val="ar_AE" w:bidi="ar_AE"/>
-        </w:rPr>
-      </w:r>
-      <w:r>
-        <w:rPr>
+          <w:rtl/>
+          <w:cs/>
+          <w:lang w:val="ar_AE" w:bidi="ar_AE"/>
+        </w:rPr>
+      </w:r>
+      <w:r>
+        <w:rPr>
+          <w:rtl/>
+          <w:cs/>
           <w:lang w:val="ar_AE" w:bidi="ar_AE"/>
         </w:rPr>
         <w:t>الذبائح الاختيارية أو النافلة هي نوع من الذبائح التي تُقدم لله، وهي لم تكن مطلوبة بموجب شريعة موسى. بل كان من اختيار الشخص نفسه أن يقدم هذه التقدمة.</w:t>
@@ -249,11 +301,15 @@
       </w:pPr>
       <w:r>
         <w:rPr>
-          <w:lang w:val="ar_AE" w:bidi="ar_AE"/>
-        </w:rPr>
-      </w:r>
-      <w:r>
-        <w:rPr>
+          <w:rtl/>
+          <w:cs/>
+          <w:lang w:val="ar_AE" w:bidi="ar_AE"/>
+        </w:rPr>
+      </w:r>
+      <w:r>
+        <w:rPr>
+          <w:rtl/>
+          <w:cs/>
           <w:lang w:val="ar_AE" w:bidi="ar_AE"/>
         </w:rPr>
         <w:t>إذا كانت النافلة ذبيحة حيوانية، فإنه كان مسموح أن يكون لدى الحيوان عيوب طفيفة لأنه كان تقدمة طوعية.</w:t>
@@ -268,11 +324,15 @@
       </w:pPr>
       <w:r>
         <w:rPr>
-          <w:lang w:val="ar_AE" w:bidi="ar_AE"/>
-        </w:rPr>
-      </w:r>
-      <w:r>
-        <w:rPr>
+          <w:rtl/>
+          <w:cs/>
+          <w:lang w:val="ar_AE" w:bidi="ar_AE"/>
+        </w:rPr>
+      </w:r>
+      <w:r>
+        <w:rPr>
+          <w:rtl/>
+          <w:cs/>
           <w:lang w:val="ar_AE" w:bidi="ar_AE"/>
         </w:rPr>
         <w:t>كان بنو إسرائيل يأكلون الحيوان المُقدَّم ذبيحة كجزء من وليمة احتفالية.</w:t>
@@ -287,11 +347,15 @@
       </w:pPr>
       <w:r>
         <w:rPr>
-          <w:lang w:val="ar_AE" w:bidi="ar_AE"/>
-        </w:rPr>
-      </w:r>
-      <w:r>
-        <w:rPr>
+          <w:rtl/>
+          <w:cs/>
+          <w:lang w:val="ar_AE" w:bidi="ar_AE"/>
+        </w:rPr>
+      </w:r>
+      <w:r>
+        <w:rPr>
+          <w:rtl/>
+          <w:cs/>
           <w:lang w:val="ar_AE" w:bidi="ar_AE"/>
         </w:rPr>
         <w:t>عندما يتم تقديم النافلة، كان هذا سببًا للفرح في شعب إسرائيل لأنه أظهر أن الحصاد كان جيدًا بحيث كان لدى الشعب الكثير من الطعام.</w:t>
@@ -306,11 +370,15 @@
       </w:pPr>
       <w:r>
         <w:rPr>
-          <w:lang w:val="ar_AE" w:bidi="ar_AE"/>
-        </w:rPr>
-      </w:r>
-      <w:r>
-        <w:rPr>
+          <w:rtl/>
+          <w:cs/>
+          <w:lang w:val="ar_AE" w:bidi="ar_AE"/>
+        </w:rPr>
+      </w:r>
+      <w:r>
+        <w:rPr>
+          <w:rtl/>
+          <w:cs/>
           <w:lang w:val="ar_AE" w:bidi="ar_AE"/>
         </w:rPr>
         <w:t>يصف سفر عزرا نوعًا مختلفًا من النوافل التي أُحضرت لإعادة بناء الهيكل. كانت هذه التقدمات تتكون من أموال ذهبية وفضية، بالإضافة إلى أوانٍ وأشياء أخرى مصنوعة من الذهب والفضة.</w:t>
@@ -322,95 +390,127 @@
       </w:pPr>
       <w:r>
         <w:rPr>
-          <w:lang w:val="ar_AE" w:bidi="ar_AE"/>
-        </w:rPr>
-      </w:r>
-      <w:r>
-        <w:rPr>
+          <w:rtl/>
+          <w:cs/>
+          <w:lang w:val="ar_AE" w:bidi="ar_AE"/>
+        </w:rPr>
+      </w:r>
+      <w:r>
+        <w:rPr>
+          <w:rtl/>
+          <w:cs/>
           <w:lang w:val="ar_AE" w:bidi="ar_AE"/>
         </w:rPr>
         <w:t xml:space="preserve">(انظر أيضًا: </w:t>
       </w:r>
       <w:r>
         <w:rPr>
+          <w:rtl/>
+          <w:cs/>
           <w:lang w:val="ar_AE" w:bidi="ar_AE"/>
         </w:rPr>
         <w:t>المحرقة</w:t>
       </w:r>
       <w:r>
         <w:rPr>
+          <w:rtl/>
+          <w:cs/>
           <w:lang w:val="ar_AE" w:bidi="ar_AE"/>
         </w:rPr>
         <w:t xml:space="preserve">, </w:t>
       </w:r>
       <w:r>
         <w:rPr>
+          <w:rtl/>
+          <w:cs/>
           <w:lang w:val="ar_AE" w:bidi="ar_AE"/>
         </w:rPr>
         <w:t>عزرا</w:t>
       </w:r>
       <w:r>
         <w:rPr>
+          <w:rtl/>
+          <w:cs/>
           <w:lang w:val="ar_AE" w:bidi="ar_AE"/>
         </w:rPr>
         <w:t xml:space="preserve">, </w:t>
       </w:r>
       <w:r>
         <w:rPr>
+          <w:rtl/>
+          <w:cs/>
           <w:lang w:val="ar_AE" w:bidi="ar_AE"/>
         </w:rPr>
         <w:t>الوليمة</w:t>
       </w:r>
       <w:r>
         <w:rPr>
+          <w:rtl/>
+          <w:cs/>
           <w:lang w:val="ar_AE" w:bidi="ar_AE"/>
         </w:rPr>
         <w:t>, ال</w:t>
       </w:r>
       <w:r>
         <w:rPr>
+          <w:rtl/>
+          <w:cs/>
           <w:lang w:val="ar_AE" w:bidi="ar_AE"/>
         </w:rPr>
         <w:t>تقدمة</w:t>
       </w:r>
       <w:r>
         <w:rPr>
+          <w:rtl/>
+          <w:cs/>
           <w:lang w:val="ar_AE" w:bidi="ar_AE"/>
         </w:rPr>
         <w:t xml:space="preserve">, </w:t>
       </w:r>
       <w:r>
         <w:rPr>
+          <w:rtl/>
+          <w:cs/>
           <w:lang w:val="ar_AE" w:bidi="ar_AE"/>
         </w:rPr>
         <w:t>ذبيحة الكفارة</w:t>
       </w:r>
       <w:r>
         <w:rPr>
+          <w:rtl/>
+          <w:cs/>
           <w:lang w:val="ar_AE" w:bidi="ar_AE"/>
         </w:rPr>
         <w:t xml:space="preserve">, </w:t>
       </w:r>
       <w:r>
         <w:rPr>
+          <w:rtl/>
+          <w:cs/>
           <w:lang w:val="ar_AE" w:bidi="ar_AE"/>
         </w:rPr>
         <w:t>الشريعة</w:t>
       </w:r>
       <w:r>
         <w:rPr>
+          <w:rtl/>
+          <w:cs/>
           <w:lang w:val="ar_AE" w:bidi="ar_AE"/>
         </w:rPr>
         <w:t xml:space="preserve">, </w:t>
       </w:r>
       <w:r>
         <w:rPr>
+          <w:rtl/>
+          <w:cs/>
           <w:lang w:val="ar_AE" w:bidi="ar_AE"/>
         </w:rPr>
         <w:t>ذبيحة الخطية</w:t>
       </w:r>
       <w:r>
         <w:rPr>
+          <w:rtl/>
+          <w:cs/>
           <w:lang w:val="ar_AE" w:bidi="ar_AE"/>
         </w:rPr>
         <w:t>)</w:t>
@@ -423,6 +523,8 @@
       </w:pPr>
       <w:r>
         <w:rPr>
+          <w:rtl/>
+          <w:cs/>
           <w:lang w:val="ar_AE" w:bidi="ar_AE"/>
         </w:rPr>
         <w:t>نصوص كتابية:</w:t>
@@ -437,12 +539,16 @@
       </w:pPr>
       <w:r>
         <w:rPr>
+          <w:rtl/>
+          <w:cs/>
           <w:lang w:val="ar_AE" w:bidi="ar_AE"/>
         </w:rPr>
       </w:r>
       <w:hyperlink r:id="rId13">
         <w:r>
           <w:rPr>
+            <w:rtl/>
+            <w:cs/>
             <w:lang w:val="ar_AE" w:bidi="ar_AE"/>
           </w:rPr>
           <w:rPr>
@@ -462,12 +568,16 @@
       </w:pPr>
       <w:r>
         <w:rPr>
+          <w:rtl/>
+          <w:cs/>
           <w:lang w:val="ar_AE" w:bidi="ar_AE"/>
         </w:rPr>
       </w:r>
       <w:hyperlink r:id="rId14">
         <w:r>
           <w:rPr>
+            <w:rtl/>
+            <w:cs/>
             <w:lang w:val="ar_AE" w:bidi="ar_AE"/>
           </w:rPr>
           <w:rPr>
@@ -487,12 +597,16 @@
       </w:pPr>
       <w:r>
         <w:rPr>
+          <w:rtl/>
+          <w:cs/>
           <w:lang w:val="ar_AE" w:bidi="ar_AE"/>
         </w:rPr>
       </w:r>
       <w:hyperlink r:id="rId15">
         <w:r>
           <w:rPr>
+            <w:rtl/>
+            <w:cs/>
             <w:lang w:val="ar_AE" w:bidi="ar_AE"/>
           </w:rPr>
           <w:rPr>
@@ -512,12 +626,16 @@
       </w:pPr>
       <w:r>
         <w:rPr>
+          <w:rtl/>
+          <w:cs/>
           <w:lang w:val="ar_AE" w:bidi="ar_AE"/>
         </w:rPr>
       </w:r>
       <w:hyperlink r:id="rId16">
         <w:r>
           <w:rPr>
+            <w:rtl/>
+            <w:cs/>
             <w:lang w:val="ar_AE" w:bidi="ar_AE"/>
           </w:rPr>
           <w:rPr>
@@ -537,12 +655,16 @@
       </w:pPr>
       <w:r>
         <w:rPr>
+          <w:rtl/>
+          <w:cs/>
           <w:lang w:val="ar_AE" w:bidi="ar_AE"/>
         </w:rPr>
       </w:r>
       <w:hyperlink r:id="rId17">
         <w:r>
           <w:rPr>
+            <w:rtl/>
+            <w:cs/>
             <w:lang w:val="ar_AE" w:bidi="ar_AE"/>
           </w:rPr>
           <w:rPr>
@@ -560,6 +682,8 @@
       </w:pPr>
       <w:r>
         <w:rPr>
+          <w:rtl/>
+          <w:cs/>
           <w:lang w:val="ar_AE" w:bidi="ar_AE"/>
         </w:rPr>
         <w:t>بيانات الكلمة:</w:t>
@@ -574,32 +698,42 @@
       </w:pPr>
       <w:r>
         <w:rPr>
-          <w:lang w:val="ar_AE" w:bidi="ar_AE"/>
-        </w:rPr>
-      </w:r>
-      <w:r>
-        <w:rPr>
+          <w:rtl/>
+          <w:cs/>
+          <w:lang w:val="ar_AE" w:bidi="ar_AE"/>
+        </w:rPr>
+      </w:r>
+      <w:r>
+        <w:rPr>
+          <w:rtl/>
+          <w:cs/>
           <w:lang w:val="ar_AE" w:bidi="ar_AE"/>
         </w:rPr>
         <w:t>سترونج: H5068, H5071</w:t>
       </w:r>
       <w:r>
         <w:rPr>
-          <w:lang w:val="ar_AE" w:bidi="ar_AE"/>
-        </w:rPr>
-      </w:r>
-      <w:r>
-        <w:rPr>
-          <w:lang w:val="ar_AE" w:bidi="ar_AE"/>
-        </w:rPr>
-      </w:r>
-    </w:p>
-    <w:p>
-      <w:pPr>
-        <w:bidi/>
-      </w:pPr>
-      <w:r>
-        <w:rPr>
+          <w:rtl/>
+          <w:cs/>
+          <w:lang w:val="ar_AE" w:bidi="ar_AE"/>
+        </w:rPr>
+      </w:r>
+      <w:r>
+        <w:rPr>
+          <w:rtl/>
+          <w:cs/>
+          <w:lang w:val="ar_AE" w:bidi="ar_AE"/>
+        </w:rPr>
+      </w:r>
+    </w:p>
+    <w:p>
+      <w:pPr>
+        <w:bidi/>
+      </w:pPr>
+      <w:r>
+        <w:rPr>
+          <w:rtl/>
+          <w:cs/>
           <w:lang w:val="ar_AE" w:bidi="ar_AE"/>
         </w:rPr>
       </w:r>
@@ -611,12 +745,16 @@
       </w:pPr>
       <w:r>
         <w:rPr>
+          <w:rtl/>
+          <w:cs/>
           <w:lang w:val="ar_AE" w:bidi="ar_AE"/>
         </w:rPr>
         <w:t>ذئب</w:t>
       </w:r>
       <w:r>
         <w:rPr>
+          <w:rtl/>
+          <w:cs/>
           <w:lang w:val="ar_AE" w:bidi="ar_AE"/>
         </w:rPr>
       </w:r>
@@ -628,6 +766,8 @@
       </w:pPr>
       <w:r>
         <w:rPr>
+          <w:rtl/>
+          <w:cs/>
           <w:lang w:val="ar_AE" w:bidi="ar_AE"/>
         </w:rPr>
         <w:t>التعريف:</w:t>
@@ -639,11 +779,15 @@
       </w:pPr>
       <w:r>
         <w:rPr>
-          <w:lang w:val="ar_AE" w:bidi="ar_AE"/>
-        </w:rPr>
-      </w:r>
-      <w:r>
-        <w:rPr>
+          <w:rtl/>
+          <w:cs/>
+          <w:lang w:val="ar_AE" w:bidi="ar_AE"/>
+        </w:rPr>
+      </w:r>
+      <w:r>
+        <w:rPr>
+          <w:rtl/>
+          <w:cs/>
           <w:lang w:val="ar_AE" w:bidi="ar_AE"/>
         </w:rPr>
         <w:t>الذئب هو حيوان مفترس يأكل اللحوم ويشبه الكلب البري.</w:t>
@@ -658,11 +802,15 @@
       </w:pPr>
       <w:r>
         <w:rPr>
-          <w:lang w:val="ar_AE" w:bidi="ar_AE"/>
-        </w:rPr>
-      </w:r>
-      <w:r>
-        <w:rPr>
+          <w:rtl/>
+          <w:cs/>
+          <w:lang w:val="ar_AE" w:bidi="ar_AE"/>
+        </w:rPr>
+      </w:r>
+      <w:r>
+        <w:rPr>
+          <w:rtl/>
+          <w:cs/>
           <w:lang w:val="ar_AE" w:bidi="ar_AE"/>
         </w:rPr>
         <w:t>عادة ما تخرج الذئاب للصيد في مجموعات وتطارد فرائسها بطريقة ذكية وخفية.</w:t>
@@ -677,11 +825,15 @@
       </w:pPr>
       <w:r>
         <w:rPr>
-          <w:lang w:val="ar_AE" w:bidi="ar_AE"/>
-        </w:rPr>
-      </w:r>
-      <w:r>
-        <w:rPr>
+          <w:rtl/>
+          <w:cs/>
+          <w:lang w:val="ar_AE" w:bidi="ar_AE"/>
+        </w:rPr>
+      </w:r>
+      <w:r>
+        <w:rPr>
+          <w:rtl/>
+          <w:cs/>
           <w:lang w:val="ar_AE" w:bidi="ar_AE"/>
         </w:rPr>
         <w:t>في الكتاب المقدس، يُستخدم مصطلح "الذئاب" بشكل مجازي للإشارة إلى المعلمين الكذبة أو الأنبياء الكذبة الذين يدمرون المؤمنين، الذين شُبهوا بالخراف. فإن التعليم الكاذب يجعل الناس يصدقون أشياء خاطئة تسبب لهم الأذى.</w:t>
@@ -696,11 +848,15 @@
       </w:pPr>
       <w:r>
         <w:rPr>
-          <w:lang w:val="ar_AE" w:bidi="ar_AE"/>
-        </w:rPr>
-      </w:r>
-      <w:r>
-        <w:rPr>
+          <w:rtl/>
+          <w:cs/>
+          <w:lang w:val="ar_AE" w:bidi="ar_AE"/>
+        </w:rPr>
+      </w:r>
+      <w:r>
+        <w:rPr>
+          <w:rtl/>
+          <w:cs/>
           <w:lang w:val="ar_AE" w:bidi="ar_AE"/>
         </w:rPr>
         <w:t>هذا التشبيه يستند إلى حقيقة أن الخراف معرضة بشكل خاص للهجوم والأكل من قبل الذئاب، لأنها ضعيفة ولا تستطيع الدفاع عن نفسها.</w:t>
@@ -713,6 +869,8 @@
       </w:pPr>
       <w:r>
         <w:rPr>
+          <w:rtl/>
+          <w:cs/>
           <w:lang w:val="ar_AE" w:bidi="ar_AE"/>
         </w:rPr>
         <w:t>اقتراحات الترجمة</w:t>
@@ -727,11 +885,15 @@
       </w:pPr>
       <w:r>
         <w:rPr>
-          <w:lang w:val="ar_AE" w:bidi="ar_AE"/>
-        </w:rPr>
-      </w:r>
-      <w:r>
-        <w:rPr>
+          <w:rtl/>
+          <w:cs/>
+          <w:lang w:val="ar_AE" w:bidi="ar_AE"/>
+        </w:rPr>
+      </w:r>
+      <w:r>
+        <w:rPr>
+          <w:rtl/>
+          <w:cs/>
           <w:lang w:val="ar_AE" w:bidi="ar_AE"/>
         </w:rPr>
         <w:t>يمكن ترجمة هذا المصطلح إلى "كلب بري" أو "حيوان بري".</w:t>
@@ -746,11 +908,15 @@
       </w:pPr>
       <w:r>
         <w:rPr>
-          <w:lang w:val="ar_AE" w:bidi="ar_AE"/>
-        </w:rPr>
-      </w:r>
-      <w:r>
-        <w:rPr>
+          <w:rtl/>
+          <w:cs/>
+          <w:lang w:val="ar_AE" w:bidi="ar_AE"/>
+        </w:rPr>
+      </w:r>
+      <w:r>
+        <w:rPr>
+          <w:rtl/>
+          <w:cs/>
           <w:lang w:val="ar_AE" w:bidi="ar_AE"/>
         </w:rPr>
         <w:t>هناك أسماء أخرى للكلاب البرية يمكن أن تكون "ثعلب " أو "ذئب البراري".</w:t>
@@ -765,11 +931,15 @@
       </w:pPr>
       <w:r>
         <w:rPr>
-          <w:lang w:val="ar_AE" w:bidi="ar_AE"/>
-        </w:rPr>
-      </w:r>
-      <w:r>
-        <w:rPr>
+          <w:rtl/>
+          <w:cs/>
+          <w:lang w:val="ar_AE" w:bidi="ar_AE"/>
+        </w:rPr>
+      </w:r>
+      <w:r>
+        <w:rPr>
+          <w:rtl/>
+          <w:cs/>
           <w:lang w:val="ar_AE" w:bidi="ar_AE"/>
         </w:rPr>
         <w:t>عند استخدامه بشكل مجازي للإشارة إلى الناس، يمكن ترجمته إلى "أشخاص أشرار يضرون الناس مثل الحيوانات التي تهاجم الخراف".</w:t>
@@ -781,59 +951,79 @@
       </w:pPr>
       <w:r>
         <w:rPr>
-          <w:lang w:val="ar_AE" w:bidi="ar_AE"/>
-        </w:rPr>
-      </w:r>
-      <w:r>
-        <w:rPr>
+          <w:rtl/>
+          <w:cs/>
+          <w:lang w:val="ar_AE" w:bidi="ar_AE"/>
+        </w:rPr>
+      </w:r>
+      <w:r>
+        <w:rPr>
+          <w:rtl/>
+          <w:cs/>
           <w:lang w:val="ar_AE" w:bidi="ar_AE"/>
         </w:rPr>
         <w:t xml:space="preserve">(انظر أيضًا: </w:t>
       </w:r>
       <w:r>
         <w:rPr>
+          <w:rtl/>
+          <w:cs/>
           <w:lang w:val="ar_AE" w:bidi="ar_AE"/>
         </w:rPr>
         <w:t>شر</w:t>
       </w:r>
       <w:r>
         <w:rPr>
+          <w:rtl/>
+          <w:cs/>
           <w:lang w:val="ar_AE" w:bidi="ar_AE"/>
         </w:rPr>
         <w:t xml:space="preserve">, </w:t>
       </w:r>
       <w:r>
         <w:rPr>
+          <w:rtl/>
+          <w:cs/>
           <w:lang w:val="ar_AE" w:bidi="ar_AE"/>
         </w:rPr>
         <w:t>نبي كاذب</w:t>
       </w:r>
       <w:r>
         <w:rPr>
+          <w:rtl/>
+          <w:cs/>
           <w:lang w:val="ar_AE" w:bidi="ar_AE"/>
         </w:rPr>
         <w:t xml:space="preserve">, </w:t>
       </w:r>
       <w:r>
         <w:rPr>
+          <w:rtl/>
+          <w:cs/>
           <w:lang w:val="ar_AE" w:bidi="ar_AE"/>
         </w:rPr>
         <w:t>خروف</w:t>
       </w:r>
       <w:r>
         <w:rPr>
+          <w:rtl/>
+          <w:cs/>
           <w:lang w:val="ar_AE" w:bidi="ar_AE"/>
         </w:rPr>
         <w:t xml:space="preserve">, </w:t>
       </w:r>
       <w:r>
         <w:rPr>
+          <w:rtl/>
+          <w:cs/>
           <w:lang w:val="ar_AE" w:bidi="ar_AE"/>
         </w:rPr>
         <w:t>تعليم</w:t>
       </w:r>
       <w:r>
         <w:rPr>
+          <w:rtl/>
+          <w:cs/>
           <w:lang w:val="ar_AE" w:bidi="ar_AE"/>
         </w:rPr>
         <w:t>)</w:t>
@@ -846,6 +1036,8 @@
       </w:pPr>
       <w:r>
         <w:rPr>
+          <w:rtl/>
+          <w:cs/>
           <w:lang w:val="ar_AE" w:bidi="ar_AE"/>
         </w:rPr>
         <w:t>نصوص كتابية:</w:t>
@@ -860,12 +1052,16 @@
       </w:pPr>
       <w:r>
         <w:rPr>
+          <w:rtl/>
+          <w:cs/>
           <w:lang w:val="ar_AE" w:bidi="ar_AE"/>
         </w:rPr>
       </w:r>
       <w:hyperlink r:id="rId18">
         <w:r>
           <w:rPr>
+            <w:rtl/>
+            <w:cs/>
             <w:lang w:val="ar_AE" w:bidi="ar_AE"/>
           </w:rPr>
           <w:rPr>
@@ -885,12 +1081,16 @@
       </w:pPr>
       <w:r>
         <w:rPr>
+          <w:rtl/>
+          <w:cs/>
           <w:lang w:val="ar_AE" w:bidi="ar_AE"/>
         </w:rPr>
       </w:r>
       <w:hyperlink r:id="rId19">
         <w:r>
           <w:rPr>
+            <w:rtl/>
+            <w:cs/>
             <w:lang w:val="ar_AE" w:bidi="ar_AE"/>
           </w:rPr>
           <w:rPr>
@@ -910,12 +1110,16 @@
       </w:pPr>
       <w:r>
         <w:rPr>
+          <w:rtl/>
+          <w:cs/>
           <w:lang w:val="ar_AE" w:bidi="ar_AE"/>
         </w:rPr>
       </w:r>
       <w:hyperlink r:id="rId20">
         <w:r>
           <w:rPr>
+            <w:rtl/>
+            <w:cs/>
             <w:lang w:val="ar_AE" w:bidi="ar_AE"/>
           </w:rPr>
           <w:rPr>
@@ -935,12 +1139,16 @@
       </w:pPr>
       <w:r>
         <w:rPr>
+          <w:rtl/>
+          <w:cs/>
           <w:lang w:val="ar_AE" w:bidi="ar_AE"/>
         </w:rPr>
       </w:r>
       <w:hyperlink r:id="rId21">
         <w:r>
           <w:rPr>
+            <w:rtl/>
+            <w:cs/>
             <w:lang w:val="ar_AE" w:bidi="ar_AE"/>
           </w:rPr>
           <w:rPr>
@@ -960,12 +1168,16 @@
       </w:pPr>
       <w:r>
         <w:rPr>
+          <w:rtl/>
+          <w:cs/>
           <w:lang w:val="ar_AE" w:bidi="ar_AE"/>
         </w:rPr>
       </w:r>
       <w:hyperlink r:id="rId22">
         <w:r>
           <w:rPr>
+            <w:rtl/>
+            <w:cs/>
             <w:lang w:val="ar_AE" w:bidi="ar_AE"/>
           </w:rPr>
           <w:rPr>
@@ -985,12 +1197,16 @@
       </w:pPr>
       <w:r>
         <w:rPr>
+          <w:rtl/>
+          <w:cs/>
           <w:lang w:val="ar_AE" w:bidi="ar_AE"/>
         </w:rPr>
       </w:r>
       <w:hyperlink r:id="rId23">
         <w:r>
           <w:rPr>
+            <w:rtl/>
+            <w:cs/>
             <w:lang w:val="ar_AE" w:bidi="ar_AE"/>
           </w:rPr>
           <w:rPr>
@@ -1008,6 +1224,8 @@
       </w:pPr>
       <w:r>
         <w:rPr>
+          <w:rtl/>
+          <w:cs/>
           <w:lang w:val="ar_AE" w:bidi="ar_AE"/>
         </w:rPr>
         <w:t>بيانات الكلمة:</w:t>
@@ -1022,32 +1240,42 @@
       </w:pPr>
       <w:r>
         <w:rPr>
-          <w:lang w:val="ar_AE" w:bidi="ar_AE"/>
-        </w:rPr>
-      </w:r>
-      <w:r>
-        <w:rPr>
+          <w:rtl/>
+          <w:cs/>
+          <w:lang w:val="ar_AE" w:bidi="ar_AE"/>
+        </w:rPr>
+      </w:r>
+      <w:r>
+        <w:rPr>
+          <w:rtl/>
+          <w:cs/>
           <w:lang w:val="ar_AE" w:bidi="ar_AE"/>
         </w:rPr>
         <w:t>سترونج: H2061, H3611, G30740</w:t>
       </w:r>
       <w:r>
         <w:rPr>
-          <w:lang w:val="ar_AE" w:bidi="ar_AE"/>
-        </w:rPr>
-      </w:r>
-      <w:r>
-        <w:rPr>
-          <w:lang w:val="ar_AE" w:bidi="ar_AE"/>
-        </w:rPr>
-      </w:r>
-    </w:p>
-    <w:p>
-      <w:pPr>
-        <w:bidi/>
-      </w:pPr>
-      <w:r>
-        <w:rPr>
+          <w:rtl/>
+          <w:cs/>
+          <w:lang w:val="ar_AE" w:bidi="ar_AE"/>
+        </w:rPr>
+      </w:r>
+      <w:r>
+        <w:rPr>
+          <w:rtl/>
+          <w:cs/>
+          <w:lang w:val="ar_AE" w:bidi="ar_AE"/>
+        </w:rPr>
+      </w:r>
+    </w:p>
+    <w:p>
+      <w:pPr>
+        <w:bidi/>
+      </w:pPr>
+      <w:r>
+        <w:rPr>
+          <w:rtl/>
+          <w:cs/>
           <w:lang w:val="ar_AE" w:bidi="ar_AE"/>
         </w:rPr>
       </w:r>
@@ -1059,12 +1287,16 @@
       </w:pPr>
       <w:r>
         <w:rPr>
+          <w:rtl/>
+          <w:cs/>
           <w:lang w:val="ar_AE" w:bidi="ar_AE"/>
         </w:rPr>
         <w:t>ذبائح السلامة</w:t>
       </w:r>
       <w:r>
         <w:rPr>
+          <w:rtl/>
+          <w:cs/>
           <w:lang w:val="ar_AE" w:bidi="ar_AE"/>
         </w:rPr>
       </w:r>
@@ -1076,6 +1308,8 @@
       </w:pPr>
       <w:r>
         <w:rPr>
+          <w:rtl/>
+          <w:cs/>
           <w:lang w:val="ar_AE" w:bidi="ar_AE"/>
         </w:rPr>
         <w:t>حقائق:</w:t>
@@ -1087,11 +1321,15 @@
       </w:pPr>
       <w:r>
         <w:rPr>
-          <w:lang w:val="ar_AE" w:bidi="ar_AE"/>
-        </w:rPr>
-      </w:r>
-      <w:r>
-        <w:rPr>
+          <w:rtl/>
+          <w:cs/>
+          <w:lang w:val="ar_AE" w:bidi="ar_AE"/>
+        </w:rPr>
+      </w:r>
+      <w:r>
+        <w:rPr>
+          <w:rtl/>
+          <w:cs/>
           <w:lang w:val="ar_AE" w:bidi="ar_AE"/>
         </w:rPr>
         <w:t>كانت "ذبائح السلامة" أحد انواع الذبائح العديدة التي أمر الله بني إسرائيل بتقديمها. يُطلق عليه أحيانًا "ذبائح الشكر" أو "ذبائح الشركة".</w:t>
@@ -1106,11 +1344,15 @@
       </w:pPr>
       <w:r>
         <w:rPr>
-          <w:lang w:val="ar_AE" w:bidi="ar_AE"/>
-        </w:rPr>
-      </w:r>
-      <w:r>
-        <w:rPr>
+          <w:rtl/>
+          <w:cs/>
+          <w:lang w:val="ar_AE" w:bidi="ar_AE"/>
+        </w:rPr>
+      </w:r>
+      <w:r>
+        <w:rPr>
+          <w:rtl/>
+          <w:cs/>
           <w:lang w:val="ar_AE" w:bidi="ar_AE"/>
         </w:rPr>
         <w:t>تتضمن هذه الذبيحة التضحية بحيوان بلا عيوب، ورش دم الحيوان على المذبح، وحرق شحم الحيوان، بالإضافة إلى باقي الحيوان بشكل منفصل.</w:t>
@@ -1125,11 +1367,15 @@
       </w:pPr>
       <w:r>
         <w:rPr>
-          <w:lang w:val="ar_AE" w:bidi="ar_AE"/>
-        </w:rPr>
-      </w:r>
-      <w:r>
-        <w:rPr>
+          <w:rtl/>
+          <w:cs/>
+          <w:lang w:val="ar_AE" w:bidi="ar_AE"/>
+        </w:rPr>
+      </w:r>
+      <w:r>
+        <w:rPr>
+          <w:rtl/>
+          <w:cs/>
           <w:lang w:val="ar_AE" w:bidi="ar_AE"/>
         </w:rPr>
         <w:t>يُضاف إلى هذه الذبيحة قربان من خبز الفطير بلا خميرة والخبز المخمّر، الذي كان يُحرق فوق ذبيحة المحرقة.</w:t>
@@ -1144,11 +1390,15 @@
       </w:pPr>
       <w:r>
         <w:rPr>
-          <w:lang w:val="ar_AE" w:bidi="ar_AE"/>
-        </w:rPr>
-      </w:r>
-      <w:r>
-        <w:rPr>
+          <w:rtl/>
+          <w:cs/>
+          <w:lang w:val="ar_AE" w:bidi="ar_AE"/>
+        </w:rPr>
+      </w:r>
+      <w:r>
+        <w:rPr>
+          <w:rtl/>
+          <w:cs/>
           <w:lang w:val="ar_AE" w:bidi="ar_AE"/>
         </w:rPr>
         <w:t>كان يُسمح للكاهن ومن قدّم الذبيحة بالمشاركة في أكل الطعام المقدم.</w:t>
@@ -1163,11 +1413,15 @@
       </w:pPr>
       <w:r>
         <w:rPr>
-          <w:lang w:val="ar_AE" w:bidi="ar_AE"/>
-        </w:rPr>
-      </w:r>
-      <w:r>
-        <w:rPr>
+          <w:rtl/>
+          <w:cs/>
+          <w:lang w:val="ar_AE" w:bidi="ar_AE"/>
+        </w:rPr>
+      </w:r>
+      <w:r>
+        <w:rPr>
+          <w:rtl/>
+          <w:cs/>
           <w:lang w:val="ar_AE" w:bidi="ar_AE"/>
         </w:rPr>
         <w:t>ترمز هذه الذبيحة إلى شركة الله مع شعبه.</w:t>
@@ -1179,95 +1433,127 @@
       </w:pPr>
       <w:r>
         <w:rPr>
-          <w:lang w:val="ar_AE" w:bidi="ar_AE"/>
-        </w:rPr>
-      </w:r>
-      <w:r>
-        <w:rPr>
+          <w:rtl/>
+          <w:cs/>
+          <w:lang w:val="ar_AE" w:bidi="ar_AE"/>
+        </w:rPr>
+      </w:r>
+      <w:r>
+        <w:rPr>
+          <w:rtl/>
+          <w:cs/>
           <w:lang w:val="ar_AE" w:bidi="ar_AE"/>
         </w:rPr>
         <w:t xml:space="preserve">(انظر أيضًا: </w:t>
       </w:r>
       <w:r>
         <w:rPr>
+          <w:rtl/>
+          <w:cs/>
           <w:lang w:val="ar_AE" w:bidi="ar_AE"/>
         </w:rPr>
         <w:t>ذبيحة المحرقة</w:t>
       </w:r>
       <w:r>
         <w:rPr>
+          <w:rtl/>
+          <w:cs/>
           <w:lang w:val="ar_AE" w:bidi="ar_AE"/>
         </w:rPr>
         <w:t xml:space="preserve">، </w:t>
       </w:r>
       <w:r>
         <w:rPr>
+          <w:rtl/>
+          <w:cs/>
           <w:lang w:val="ar_AE" w:bidi="ar_AE"/>
         </w:rPr>
         <w:t>الشركة</w:t>
       </w:r>
       <w:r>
         <w:rPr>
+          <w:rtl/>
+          <w:cs/>
           <w:lang w:val="ar_AE" w:bidi="ar_AE"/>
         </w:rPr>
         <w:t xml:space="preserve">، </w:t>
       </w:r>
       <w:r>
         <w:rPr>
+          <w:rtl/>
+          <w:cs/>
           <w:lang w:val="ar_AE" w:bidi="ar_AE"/>
         </w:rPr>
         <w:t>ذبيحة الشركة</w:t>
       </w:r>
       <w:r>
         <w:rPr>
+          <w:rtl/>
+          <w:cs/>
           <w:lang w:val="ar_AE" w:bidi="ar_AE"/>
         </w:rPr>
         <w:t xml:space="preserve">، </w:t>
       </w:r>
       <w:r>
         <w:rPr>
+          <w:rtl/>
+          <w:cs/>
           <w:lang w:val="ar_AE" w:bidi="ar_AE"/>
         </w:rPr>
         <w:t>تقدمة الحبوب</w:t>
       </w:r>
       <w:r>
         <w:rPr>
+          <w:rtl/>
+          <w:cs/>
           <w:lang w:val="ar_AE" w:bidi="ar_AE"/>
         </w:rPr>
         <w:t xml:space="preserve">، </w:t>
       </w:r>
       <w:r>
         <w:rPr>
+          <w:rtl/>
+          <w:cs/>
           <w:lang w:val="ar_AE" w:bidi="ar_AE"/>
         </w:rPr>
         <w:t>الكاهن</w:t>
       </w:r>
       <w:r>
         <w:rPr>
+          <w:rtl/>
+          <w:cs/>
           <w:lang w:val="ar_AE" w:bidi="ar_AE"/>
         </w:rPr>
         <w:t xml:space="preserve">، </w:t>
       </w:r>
       <w:r>
         <w:rPr>
+          <w:rtl/>
+          <w:cs/>
           <w:lang w:val="ar_AE" w:bidi="ar_AE"/>
         </w:rPr>
         <w:t>الذبيحة</w:t>
       </w:r>
       <w:r>
         <w:rPr>
+          <w:rtl/>
+          <w:cs/>
           <w:lang w:val="ar_AE" w:bidi="ar_AE"/>
         </w:rPr>
         <w:t xml:space="preserve">، </w:t>
       </w:r>
       <w:r>
         <w:rPr>
+          <w:rtl/>
+          <w:cs/>
           <w:lang w:val="ar_AE" w:bidi="ar_AE"/>
         </w:rPr>
         <w:t>خبز الفطير</w:t>
       </w:r>
       <w:r>
         <w:rPr>
+          <w:rtl/>
+          <w:cs/>
           <w:lang w:val="ar_AE" w:bidi="ar_AE"/>
         </w:rPr>
         <w:t>)</w:t>
@@ -1280,6 +1566,8 @@
       </w:pPr>
       <w:r>
         <w:rPr>
+          <w:rtl/>
+          <w:cs/>
           <w:lang w:val="ar_AE" w:bidi="ar_AE"/>
         </w:rPr>
         <w:t>شواهد الكتاب المقدس:</w:t>
@@ -1294,12 +1582,16 @@
       </w:pPr>
       <w:r>
         <w:rPr>
+          <w:rtl/>
+          <w:cs/>
           <w:lang w:val="ar_AE" w:bidi="ar_AE"/>
         </w:rPr>
       </w:r>
       <w:hyperlink r:id="rId24">
         <w:r>
           <w:rPr>
+            <w:rtl/>
+            <w:cs/>
             <w:lang w:val="ar_AE" w:bidi="ar_AE"/>
           </w:rPr>
           <w:rPr>
@@ -1319,12 +1611,16 @@
       </w:pPr>
       <w:r>
         <w:rPr>
+          <w:rtl/>
+          <w:cs/>
           <w:lang w:val="ar_AE" w:bidi="ar_AE"/>
         </w:rPr>
       </w:r>
       <w:hyperlink r:id="rId25">
         <w:r>
           <w:rPr>
+            <w:rtl/>
+            <w:cs/>
             <w:lang w:val="ar_AE" w:bidi="ar_AE"/>
           </w:rPr>
           <w:rPr>
@@ -1344,12 +1640,16 @@
       </w:pPr>
       <w:r>
         <w:rPr>
+          <w:rtl/>
+          <w:cs/>
           <w:lang w:val="ar_AE" w:bidi="ar_AE"/>
         </w:rPr>
       </w:r>
       <w:hyperlink r:id="rId26">
         <w:r>
           <w:rPr>
+            <w:rtl/>
+            <w:cs/>
             <w:lang w:val="ar_AE" w:bidi="ar_AE"/>
           </w:rPr>
           <w:rPr>
@@ -1369,12 +1669,16 @@
       </w:pPr>
       <w:r>
         <w:rPr>
+          <w:rtl/>
+          <w:cs/>
           <w:lang w:val="ar_AE" w:bidi="ar_AE"/>
         </w:rPr>
       </w:r>
       <w:hyperlink r:id="rId27">
         <w:r>
           <w:rPr>
+            <w:rtl/>
+            <w:cs/>
             <w:lang w:val="ar_AE" w:bidi="ar_AE"/>
           </w:rPr>
           <w:rPr>
@@ -1394,12 +1698,16 @@
       </w:pPr>
       <w:r>
         <w:rPr>
+          <w:rtl/>
+          <w:cs/>
           <w:lang w:val="ar_AE" w:bidi="ar_AE"/>
         </w:rPr>
       </w:r>
       <w:hyperlink r:id="rId28">
         <w:r>
           <w:rPr>
+            <w:rtl/>
+            <w:cs/>
             <w:lang w:val="ar_AE" w:bidi="ar_AE"/>
           </w:rPr>
           <w:rPr>
@@ -1417,6 +1725,8 @@
       </w:pPr>
       <w:r>
         <w:rPr>
+          <w:rtl/>
+          <w:cs/>
           <w:lang w:val="ar_AE" w:bidi="ar_AE"/>
         </w:rPr>
         <w:t>بيانات الكلمة:</w:t>
@@ -1431,32 +1741,42 @@
       </w:pPr>
       <w:r>
         <w:rPr>
-          <w:lang w:val="ar_AE" w:bidi="ar_AE"/>
-        </w:rPr>
-      </w:r>
-      <w:r>
-        <w:rPr>
+          <w:rtl/>
+          <w:cs/>
+          <w:lang w:val="ar_AE" w:bidi="ar_AE"/>
+        </w:rPr>
+      </w:r>
+      <w:r>
+        <w:rPr>
+          <w:rtl/>
+          <w:cs/>
           <w:lang w:val="ar_AE" w:bidi="ar_AE"/>
         </w:rPr>
         <w:t>سترونغ: H8002</w:t>
       </w:r>
       <w:r>
         <w:rPr>
-          <w:lang w:val="ar_AE" w:bidi="ar_AE"/>
-        </w:rPr>
-      </w:r>
-      <w:r>
-        <w:rPr>
-          <w:lang w:val="ar_AE" w:bidi="ar_AE"/>
-        </w:rPr>
-      </w:r>
-    </w:p>
-    <w:p>
-      <w:pPr>
-        <w:bidi/>
-      </w:pPr>
-      <w:r>
-        <w:rPr>
+          <w:rtl/>
+          <w:cs/>
+          <w:lang w:val="ar_AE" w:bidi="ar_AE"/>
+        </w:rPr>
+      </w:r>
+      <w:r>
+        <w:rPr>
+          <w:rtl/>
+          <w:cs/>
+          <w:lang w:val="ar_AE" w:bidi="ar_AE"/>
+        </w:rPr>
+      </w:r>
+    </w:p>
+    <w:p>
+      <w:pPr>
+        <w:bidi/>
+      </w:pPr>
+      <w:r>
+        <w:rPr>
+          <w:rtl/>
+          <w:cs/>
           <w:lang w:val="ar_AE" w:bidi="ar_AE"/>
         </w:rPr>
       </w:r>
@@ -1468,12 +1788,16 @@
       </w:pPr>
       <w:r>
         <w:rPr>
+          <w:rtl/>
+          <w:cs/>
           <w:lang w:val="ar_AE" w:bidi="ar_AE"/>
         </w:rPr>
         <w:t>ذبح</w:t>
       </w:r>
       <w:r>
         <w:rPr>
+          <w:rtl/>
+          <w:cs/>
           <w:lang w:val="ar_AE" w:bidi="ar_AE"/>
         </w:rPr>
       </w:r>
@@ -1485,6 +1809,8 @@
       </w:pPr>
       <w:r>
         <w:rPr>
+          <w:rtl/>
+          <w:cs/>
           <w:lang w:val="ar_AE" w:bidi="ar_AE"/>
         </w:rPr>
         <w:t>التعريف:</w:t>
@@ -1496,11 +1822,15 @@
       </w:pPr>
       <w:r>
         <w:rPr>
-          <w:lang w:val="ar_AE" w:bidi="ar_AE"/>
-        </w:rPr>
-      </w:r>
-      <w:r>
-        <w:rPr>
+          <w:rtl/>
+          <w:cs/>
+          <w:lang w:val="ar_AE" w:bidi="ar_AE"/>
+        </w:rPr>
+      </w:r>
+      <w:r>
+        <w:rPr>
+          <w:rtl/>
+          <w:cs/>
           <w:lang w:val="ar_AE" w:bidi="ar_AE"/>
         </w:rPr>
         <w:t>يشير مصطلح "الذبح" إلى قتل عدد كبير من الحيوانات أو الناس، أو إلى القتل بطريقة عنيفة. كما يمكن أن يشير أيضًا إلى قتل حيوان بغرض أكله. ويُطلق على عملية الذبح أيضًا "الذبح".</w:t>
@@ -1515,11 +1845,15 @@
       </w:pPr>
       <w:r>
         <w:rPr>
-          <w:lang w:val="ar_AE" w:bidi="ar_AE"/>
-        </w:rPr>
-      </w:r>
-      <w:r>
-        <w:rPr>
+          <w:rtl/>
+          <w:cs/>
+          <w:lang w:val="ar_AE" w:bidi="ar_AE"/>
+        </w:rPr>
+      </w:r>
+      <w:r>
+        <w:rPr>
+          <w:rtl/>
+          <w:cs/>
           <w:lang w:val="ar_AE" w:bidi="ar_AE"/>
         </w:rPr>
         <w:t>عندما استقبل إبراهيم ثلاثة زوار في خيمته في البرية، أمر خدَّامه بذبح وطهي عِجل لضيوفه.</w:t>
@@ -1534,11 +1868,15 @@
       </w:pPr>
       <w:r>
         <w:rPr>
-          <w:lang w:val="ar_AE" w:bidi="ar_AE"/>
-        </w:rPr>
-      </w:r>
-      <w:r>
-        <w:rPr>
+          <w:rtl/>
+          <w:cs/>
+          <w:lang w:val="ar_AE" w:bidi="ar_AE"/>
+        </w:rPr>
+      </w:r>
+      <w:r>
+        <w:rPr>
+          <w:rtl/>
+          <w:cs/>
           <w:lang w:val="ar_AE" w:bidi="ar_AE"/>
         </w:rPr>
         <w:t>تنبأ النبي حزقيال بأن الله سيرسل ملاكه ليذبح كل من لا يتبع كلمته.</w:t>
@@ -1553,11 +1891,15 @@
       </w:pPr>
       <w:r>
         <w:rPr>
-          <w:lang w:val="ar_AE" w:bidi="ar_AE"/>
-        </w:rPr>
-      </w:r>
-      <w:r>
-        <w:rPr>
+          <w:rtl/>
+          <w:cs/>
+          <w:lang w:val="ar_AE" w:bidi="ar_AE"/>
+        </w:rPr>
+      </w:r>
+      <w:r>
+        <w:rPr>
+          <w:rtl/>
+          <w:cs/>
           <w:lang w:val="ar_AE" w:bidi="ar_AE"/>
         </w:rPr>
         <w:t>يسجل سفر صموئيل الأول مذبحة عظيمة قُتل فيها 30,000 إسرائيلي على يد أعدائهم بسبب عصيانهم لله.</w:t>
@@ -1572,11 +1914,15 @@
       </w:pPr>
       <w:r>
         <w:rPr>
-          <w:lang w:val="ar_AE" w:bidi="ar_AE"/>
-        </w:rPr>
-      </w:r>
-      <w:r>
-        <w:rPr>
+          <w:rtl/>
+          <w:cs/>
+          <w:lang w:val="ar_AE" w:bidi="ar_AE"/>
+        </w:rPr>
+      </w:r>
+      <w:r>
+        <w:rPr>
+          <w:rtl/>
+          <w:cs/>
           <w:lang w:val="ar_AE" w:bidi="ar_AE"/>
         </w:rPr>
         <w:t>يمكن ترجمة "أسلحة الذبح" إلى "أسلحة للقتل".</w:t>
@@ -1591,11 +1937,15 @@
       </w:pPr>
       <w:r>
         <w:rPr>
-          <w:lang w:val="ar_AE" w:bidi="ar_AE"/>
-        </w:rPr>
-      </w:r>
-      <w:r>
-        <w:rPr>
+          <w:rtl/>
+          <w:cs/>
+          <w:lang w:val="ar_AE" w:bidi="ar_AE"/>
+        </w:rPr>
+      </w:r>
+      <w:r>
+        <w:rPr>
+          <w:rtl/>
+          <w:cs/>
           <w:lang w:val="ar_AE" w:bidi="ar_AE"/>
         </w:rPr>
         <w:t>ويمكن ترجمة التعبير "كان الذبح عظيمًا جدًا" إلى "تم قتل عددًا كبيرًا" أو "كان عدد الوفيات كبيرًا جدًا" أو "مات عدد رهيب من الناس".</w:t>
@@ -1610,11 +1960,15 @@
       </w:pPr>
       <w:r>
         <w:rPr>
-          <w:lang w:val="ar_AE" w:bidi="ar_AE"/>
-        </w:rPr>
-      </w:r>
-      <w:r>
-        <w:rPr>
+          <w:rtl/>
+          <w:cs/>
+          <w:lang w:val="ar_AE" w:bidi="ar_AE"/>
+        </w:rPr>
+      </w:r>
+      <w:r>
+        <w:rPr>
+          <w:rtl/>
+          <w:cs/>
           <w:lang w:val="ar_AE" w:bidi="ar_AE"/>
         </w:rPr>
         <w:t>طرق أخرى لترجمة "الذبح" يمكن أن تشمل "قتل" أو "ذبح" أو "القتل".</w:t>
@@ -1626,83 +1980,111 @@
       </w:pPr>
       <w:r>
         <w:rPr>
-          <w:lang w:val="ar_AE" w:bidi="ar_AE"/>
-        </w:rPr>
-      </w:r>
-      <w:r>
-        <w:rPr>
+          <w:rtl/>
+          <w:cs/>
+          <w:lang w:val="ar_AE" w:bidi="ar_AE"/>
+        </w:rPr>
+      </w:r>
+      <w:r>
+        <w:rPr>
+          <w:rtl/>
+          <w:cs/>
           <w:lang w:val="ar_AE" w:bidi="ar_AE"/>
         </w:rPr>
         <w:t xml:space="preserve">(انظر أيضًا: </w:t>
       </w:r>
       <w:r>
         <w:rPr>
+          <w:rtl/>
+          <w:cs/>
           <w:lang w:val="ar_AE" w:bidi="ar_AE"/>
         </w:rPr>
         <w:t>ملاك</w:t>
       </w:r>
       <w:r>
         <w:rPr>
+          <w:rtl/>
+          <w:cs/>
           <w:lang w:val="ar_AE" w:bidi="ar_AE"/>
         </w:rPr>
         <w:t xml:space="preserve">, </w:t>
       </w:r>
       <w:r>
         <w:rPr>
+          <w:rtl/>
+          <w:cs/>
           <w:lang w:val="ar_AE" w:bidi="ar_AE"/>
         </w:rPr>
         <w:t>بقرة</w:t>
       </w:r>
       <w:r>
         <w:rPr>
+          <w:rtl/>
+          <w:cs/>
           <w:lang w:val="ar_AE" w:bidi="ar_AE"/>
         </w:rPr>
         <w:t xml:space="preserve">, </w:t>
       </w:r>
       <w:r>
         <w:rPr>
+          <w:rtl/>
+          <w:cs/>
           <w:lang w:val="ar_AE" w:bidi="ar_AE"/>
         </w:rPr>
         <w:t>عصيان</w:t>
       </w:r>
       <w:r>
         <w:rPr>
+          <w:rtl/>
+          <w:cs/>
           <w:lang w:val="ar_AE" w:bidi="ar_AE"/>
         </w:rPr>
         <w:t xml:space="preserve">, </w:t>
       </w:r>
       <w:r>
         <w:rPr>
+          <w:rtl/>
+          <w:cs/>
           <w:lang w:val="ar_AE" w:bidi="ar_AE"/>
         </w:rPr>
         <w:t>حزقيال</w:t>
       </w:r>
       <w:r>
         <w:rPr>
+          <w:rtl/>
+          <w:cs/>
           <w:lang w:val="ar_AE" w:bidi="ar_AE"/>
         </w:rPr>
         <w:t xml:space="preserve">, </w:t>
       </w:r>
       <w:r>
         <w:rPr>
+          <w:rtl/>
+          <w:cs/>
           <w:lang w:val="ar_AE" w:bidi="ar_AE"/>
         </w:rPr>
         <w:t>خادم(عبد)</w:t>
       </w:r>
       <w:r>
         <w:rPr>
+          <w:rtl/>
+          <w:cs/>
           <w:lang w:val="ar_AE" w:bidi="ar_AE"/>
         </w:rPr>
         <w:t xml:space="preserve">, </w:t>
       </w:r>
       <w:r>
         <w:rPr>
+          <w:rtl/>
+          <w:cs/>
           <w:lang w:val="ar_AE" w:bidi="ar_AE"/>
         </w:rPr>
         <w:t>ذبح</w:t>
       </w:r>
       <w:r>
         <w:rPr>
+          <w:rtl/>
+          <w:cs/>
           <w:lang w:val="ar_AE" w:bidi="ar_AE"/>
         </w:rPr>
         <w:t>)</w:t>
@@ -1715,6 +2097,8 @@
       </w:pPr>
       <w:r>
         <w:rPr>
+          <w:rtl/>
+          <w:cs/>
           <w:lang w:val="ar_AE" w:bidi="ar_AE"/>
         </w:rPr>
         <w:t>مراجع الكتاب المقدس:</w:t>
@@ -1729,12 +2113,16 @@
       </w:pPr>
       <w:r>
         <w:rPr>
+          <w:rtl/>
+          <w:cs/>
           <w:lang w:val="ar_AE" w:bidi="ar_AE"/>
         </w:rPr>
       </w:r>
       <w:hyperlink r:id="rId29">
         <w:r>
           <w:rPr>
+            <w:rtl/>
+            <w:cs/>
             <w:lang w:val="ar_AE" w:bidi="ar_AE"/>
           </w:rPr>
           <w:rPr>
@@ -1754,12 +2142,16 @@
       </w:pPr>
       <w:r>
         <w:rPr>
+          <w:rtl/>
+          <w:cs/>
           <w:lang w:val="ar_AE" w:bidi="ar_AE"/>
         </w:rPr>
       </w:r>
       <w:hyperlink r:id="rId30">
         <w:r>
           <w:rPr>
+            <w:rtl/>
+            <w:cs/>
             <w:lang w:val="ar_AE" w:bidi="ar_AE"/>
           </w:rPr>
           <w:rPr>
@@ -1779,12 +2171,16 @@
       </w:pPr>
       <w:r>
         <w:rPr>
+          <w:rtl/>
+          <w:cs/>
           <w:lang w:val="ar_AE" w:bidi="ar_AE"/>
         </w:rPr>
       </w:r>
       <w:hyperlink r:id="rId31">
         <w:r>
           <w:rPr>
+            <w:rtl/>
+            <w:cs/>
             <w:lang w:val="ar_AE" w:bidi="ar_AE"/>
           </w:rPr>
           <w:rPr>
@@ -1804,12 +2200,16 @@
       </w:pPr>
       <w:r>
         <w:rPr>
+          <w:rtl/>
+          <w:cs/>
           <w:lang w:val="ar_AE" w:bidi="ar_AE"/>
         </w:rPr>
       </w:r>
       <w:hyperlink r:id="rId32">
         <w:r>
           <w:rPr>
+            <w:rtl/>
+            <w:cs/>
             <w:lang w:val="ar_AE" w:bidi="ar_AE"/>
           </w:rPr>
           <w:rPr>
@@ -1827,6 +2227,8 @@
       </w:pPr>
       <w:r>
         <w:rPr>
+          <w:rtl/>
+          <w:cs/>
           <w:lang w:val="ar_AE" w:bidi="ar_AE"/>
         </w:rPr>
         <w:t>بيانات الكلمة:</w:t>
@@ -1841,32 +2243,42 @@
       </w:pPr>
       <w:r>
         <w:rPr>
-          <w:lang w:val="ar_AE" w:bidi="ar_AE"/>
-        </w:rPr>
-      </w:r>
-      <w:r>
-        <w:rPr>
+          <w:rtl/>
+          <w:cs/>
+          <w:lang w:val="ar_AE" w:bidi="ar_AE"/>
+        </w:rPr>
+      </w:r>
+      <w:r>
+        <w:rPr>
+          <w:rtl/>
+          <w:cs/>
           <w:lang w:val="ar_AE" w:bidi="ar_AE"/>
         </w:rPr>
         <w:t>سترونج: H2026, H2027, H2028, H2076, H2491, H2873, H2874, H2878, H4046, H4293, H4347, H4660, H5221, H6993, H7524, H7819, H7821, G28710, G49670, G49690</w:t>
       </w:r>
       <w:r>
         <w:rPr>
-          <w:lang w:val="ar_AE" w:bidi="ar_AE"/>
-        </w:rPr>
-      </w:r>
-      <w:r>
-        <w:rPr>
-          <w:lang w:val="ar_AE" w:bidi="ar_AE"/>
-        </w:rPr>
-      </w:r>
-    </w:p>
-    <w:p>
-      <w:pPr>
-        <w:bidi/>
-      </w:pPr>
-      <w:r>
-        <w:rPr>
+          <w:rtl/>
+          <w:cs/>
+          <w:lang w:val="ar_AE" w:bidi="ar_AE"/>
+        </w:rPr>
+      </w:r>
+      <w:r>
+        <w:rPr>
+          <w:rtl/>
+          <w:cs/>
+          <w:lang w:val="ar_AE" w:bidi="ar_AE"/>
+        </w:rPr>
+      </w:r>
+    </w:p>
+    <w:p>
+      <w:pPr>
+        <w:bidi/>
+      </w:pPr>
+      <w:r>
+        <w:rPr>
+          <w:rtl/>
+          <w:cs/>
           <w:lang w:val="ar_AE" w:bidi="ar_AE"/>
         </w:rPr>
       </w:r>
@@ -1878,12 +2290,16 @@
       </w:pPr>
       <w:r>
         <w:rPr>
+          <w:rtl/>
+          <w:cs/>
           <w:lang w:val="ar_AE" w:bidi="ar_AE"/>
         </w:rPr>
         <w:t>ذبيحة</w:t>
       </w:r>
       <w:r>
         <w:rPr>
+          <w:rtl/>
+          <w:cs/>
           <w:lang w:val="ar_AE" w:bidi="ar_AE"/>
         </w:rPr>
       </w:r>
@@ -1895,6 +2311,8 @@
       </w:pPr>
       <w:r>
         <w:rPr>
+          <w:rtl/>
+          <w:cs/>
           <w:lang w:val="ar_AE" w:bidi="ar_AE"/>
         </w:rPr>
         <w:t>تعريف:</w:t>
@@ -1906,11 +2324,15 @@
       </w:pPr>
       <w:r>
         <w:rPr>
-          <w:lang w:val="ar_AE" w:bidi="ar_AE"/>
-        </w:rPr>
-      </w:r>
-      <w:r>
-        <w:rPr>
+          <w:rtl/>
+          <w:cs/>
+          <w:lang w:val="ar_AE" w:bidi="ar_AE"/>
+        </w:rPr>
+      </w:r>
+      <w:r>
+        <w:rPr>
+          <w:rtl/>
+          <w:cs/>
           <w:lang w:val="ar_AE" w:bidi="ar_AE"/>
         </w:rPr>
         <w:t>في الكتاب المقدس، تشير كلمة "الذبيحة" و"التقدمة" إلى عطايا خاصة تُقدَّم إلى الله كفعل عبادةٍ له. كان الناس يقدِّمون ذبائح للآلهة الزائفة أيضًا.</w:t>
@@ -1923,6 +2345,8 @@
       </w:pPr>
       <w:r>
         <w:rPr>
+          <w:rtl/>
+          <w:cs/>
           <w:lang w:val="ar_AE" w:bidi="ar_AE"/>
         </w:rPr>
         <w:t>ذبيحة</w:t>
@@ -1937,11 +2361,15 @@
       </w:pPr>
       <w:r>
         <w:rPr>
-          <w:lang w:val="ar_AE" w:bidi="ar_AE"/>
-        </w:rPr>
-      </w:r>
-      <w:r>
-        <w:rPr>
+          <w:rtl/>
+          <w:cs/>
+          <w:lang w:val="ar_AE" w:bidi="ar_AE"/>
+        </w:rPr>
+      </w:r>
+      <w:r>
+        <w:rPr>
+          <w:rtl/>
+          <w:cs/>
           <w:lang w:val="ar_AE" w:bidi="ar_AE"/>
         </w:rPr>
         <w:t>الذبائح التي كانت تقدَّم إلى الله كانت تنطوي في المعتاد على ذبح حيوان.</w:t>
@@ -1956,11 +2384,15 @@
       </w:pPr>
       <w:r>
         <w:rPr>
-          <w:lang w:val="ar_AE" w:bidi="ar_AE"/>
-        </w:rPr>
-      </w:r>
-      <w:r>
-        <w:rPr>
+          <w:rtl/>
+          <w:cs/>
+          <w:lang w:val="ar_AE" w:bidi="ar_AE"/>
+        </w:rPr>
+      </w:r>
+      <w:r>
+        <w:rPr>
+          <w:rtl/>
+          <w:cs/>
           <w:lang w:val="ar_AE" w:bidi="ar_AE"/>
         </w:rPr>
         <w:t>فقط ذبيحة يسوع، ابن الله الكامل الذي بلا خطية، هي التي يمكنها أن تطهِّر الناس تمامًا من الخطية. لم تكن الذبائح الحيوانية قادرة على فعل ذلك على الإطلاق.</w:t>
@@ -1973,6 +2405,8 @@
       </w:pPr>
       <w:r>
         <w:rPr>
+          <w:rtl/>
+          <w:cs/>
           <w:lang w:val="ar_AE" w:bidi="ar_AE"/>
         </w:rPr>
         <w:t>تقدمة</w:t>
@@ -1987,11 +2421,15 @@
       </w:pPr>
       <w:r>
         <w:rPr>
-          <w:lang w:val="ar_AE" w:bidi="ar_AE"/>
-        </w:rPr>
-      </w:r>
-      <w:r>
-        <w:rPr>
+          <w:rtl/>
+          <w:cs/>
+          <w:lang w:val="ar_AE" w:bidi="ar_AE"/>
+        </w:rPr>
+      </w:r>
+      <w:r>
+        <w:rPr>
+          <w:rtl/>
+          <w:cs/>
           <w:lang w:val="ar_AE" w:bidi="ar_AE"/>
         </w:rPr>
         <w:t>كلمة "تقدمة" تشير بوجه عام إلى أي شيء يقدَّم أو يُعطَى. تشير كلمة "ذبيحة" إلى شيء يقدَّم أو يُفعَل بتكلفة كبيرة على مقدِّمها.</w:t>
@@ -2006,11 +2444,15 @@
       </w:pPr>
       <w:r>
         <w:rPr>
-          <w:lang w:val="ar_AE" w:bidi="ar_AE"/>
-        </w:rPr>
-      </w:r>
-      <w:r>
-        <w:rPr>
+          <w:rtl/>
+          <w:cs/>
+          <w:lang w:val="ar_AE" w:bidi="ar_AE"/>
+        </w:rPr>
+      </w:r>
+      <w:r>
+        <w:rPr>
+          <w:rtl/>
+          <w:cs/>
           <w:lang w:val="ar_AE" w:bidi="ar_AE"/>
         </w:rPr>
         <w:t>كانت التقدمات التي تقرَّب إلى الله عبارة عن أشياء محدَّدة أمر الله بني إسرائيل بتقديمها للتعبير عن تكريسهم وطاعتهم له.</w:t>
@@ -2025,11 +2467,15 @@
       </w:pPr>
       <w:r>
         <w:rPr>
-          <w:lang w:val="ar_AE" w:bidi="ar_AE"/>
-        </w:rPr>
-      </w:r>
-      <w:r>
-        <w:rPr>
+          <w:rtl/>
+          <w:cs/>
+          <w:lang w:val="ar_AE" w:bidi="ar_AE"/>
+        </w:rPr>
+      </w:r>
+      <w:r>
+        <w:rPr>
+          <w:rtl/>
+          <w:cs/>
           <w:lang w:val="ar_AE" w:bidi="ar_AE"/>
         </w:rPr>
         <w:t>كانت أسماء التقدمات المختلفة، مثل "المحرقة" و"السلامة" تشير إلى نوع التقدَّمة التي كانت تُقدَّم.</w:t>
@@ -2042,6 +2488,8 @@
       </w:pPr>
       <w:r>
         <w:rPr>
+          <w:rtl/>
+          <w:cs/>
           <w:lang w:val="ar_AE" w:bidi="ar_AE"/>
         </w:rPr>
         <w:t>اقتراحات للترجمة</w:t>
@@ -2056,11 +2504,15 @@
       </w:pPr>
       <w:r>
         <w:rPr>
-          <w:lang w:val="ar_AE" w:bidi="ar_AE"/>
-        </w:rPr>
-      </w:r>
-      <w:r>
-        <w:rPr>
+          <w:rtl/>
+          <w:cs/>
+          <w:lang w:val="ar_AE" w:bidi="ar_AE"/>
+        </w:rPr>
+      </w:r>
+      <w:r>
+        <w:rPr>
+          <w:rtl/>
+          <w:cs/>
           <w:lang w:val="ar_AE" w:bidi="ar_AE"/>
         </w:rPr>
         <w:t>يمكن ترجمة كلمة "تقدمة" أيضًا إلى "عطية لله" أو "شيء يُعطى لله" أو "شيء ذو قيمة يُقدَّم إلى الله".</w:t>
@@ -2075,11 +2527,15 @@
       </w:pPr>
       <w:r>
         <w:rPr>
-          <w:lang w:val="ar_AE" w:bidi="ar_AE"/>
-        </w:rPr>
-      </w:r>
-      <w:r>
-        <w:rPr>
+          <w:rtl/>
+          <w:cs/>
+          <w:lang w:val="ar_AE" w:bidi="ar_AE"/>
+        </w:rPr>
+      </w:r>
+      <w:r>
+        <w:rPr>
+          <w:rtl/>
+          <w:cs/>
           <w:lang w:val="ar_AE" w:bidi="ar_AE"/>
         </w:rPr>
         <w:t>بحسب السياق، يمكن ترجمة كلمة "ذبيحة" أيضًا إلى "شيء ذي قيمة يقدَّم كعبادة"، أو "حيوان خاص يُذبَح ويُقدَّم إلى الله".</w:t>
@@ -2094,11 +2550,15 @@
       </w:pPr>
       <w:r>
         <w:rPr>
-          <w:lang w:val="ar_AE" w:bidi="ar_AE"/>
-        </w:rPr>
-      </w:r>
-      <w:r>
-        <w:rPr>
+          <w:rtl/>
+          <w:cs/>
+          <w:lang w:val="ar_AE" w:bidi="ar_AE"/>
+        </w:rPr>
+      </w:r>
+      <w:r>
+        <w:rPr>
+          <w:rtl/>
+          <w:cs/>
           <w:lang w:val="ar_AE" w:bidi="ar_AE"/>
         </w:rPr>
         <w:t>يمكن ترجمة الفعل "to sacrifice " إلى "التخلي عن شيء ذي قيمة" أو "ذبح حيوان وتقديمه لله".</w:t>
@@ -2113,23 +2573,31 @@
       </w:pPr>
       <w:r>
         <w:rPr>
-          <w:lang w:val="ar_AE" w:bidi="ar_AE"/>
-        </w:rPr>
-      </w:r>
-      <w:r>
-        <w:rPr>
+          <w:rtl/>
+          <w:cs/>
+          <w:lang w:val="ar_AE" w:bidi="ar_AE"/>
+        </w:rPr>
+      </w:r>
+      <w:r>
+        <w:rPr>
+          <w:rtl/>
+          <w:cs/>
           <w:lang w:val="ar_AE" w:bidi="ar_AE"/>
         </w:rPr>
         <w:t>يمكن ترجمة عبارة "</w:t>
       </w:r>
       <w:r>
         <w:rPr>
+          <w:rtl/>
+          <w:cs/>
           <w:lang w:val="ar_AE" w:bidi="ar_AE"/>
         </w:rPr>
         <w:t>تُقَدِّمُوا أَجْسَادَكُمْ ذَبِيحَةً حَيَّةً</w:t>
       </w:r>
       <w:r>
         <w:rPr>
+          <w:rtl/>
+          <w:cs/>
           <w:lang w:val="ar_AE" w:bidi="ar_AE"/>
         </w:rPr>
         <w:t>" إلى "فيما تعيشون حياتكم، قدِّموا أنفسكم بالكامل لله، تمامًا كما يقدَّم حيوان ذبيحةً على المذبح."</w:t>
@@ -2141,107 +2609,143 @@
       </w:pPr>
       <w:r>
         <w:rPr>
-          <w:lang w:val="ar_AE" w:bidi="ar_AE"/>
-        </w:rPr>
-      </w:r>
-      <w:r>
-        <w:rPr>
+          <w:rtl/>
+          <w:cs/>
+          <w:lang w:val="ar_AE" w:bidi="ar_AE"/>
+        </w:rPr>
+      </w:r>
+      <w:r>
+        <w:rPr>
+          <w:rtl/>
+          <w:cs/>
           <w:lang w:val="ar_AE" w:bidi="ar_AE"/>
         </w:rPr>
         <w:t xml:space="preserve">(انظر أيضًا: </w:t>
       </w:r>
       <w:r>
         <w:rPr>
+          <w:rtl/>
+          <w:cs/>
           <w:lang w:val="ar_AE" w:bidi="ar_AE"/>
         </w:rPr>
         <w:t>مذبح</w:t>
       </w:r>
       <w:r>
         <w:rPr>
+          <w:rtl/>
+          <w:cs/>
           <w:lang w:val="ar_AE" w:bidi="ar_AE"/>
         </w:rPr>
         <w:t>، ذبيحة ال</w:t>
       </w:r>
       <w:r>
         <w:rPr>
+          <w:rtl/>
+          <w:cs/>
           <w:lang w:val="ar_AE" w:bidi="ar_AE"/>
         </w:rPr>
         <w:t>محرقة</w:t>
       </w:r>
       <w:r>
         <w:rPr>
+          <w:rtl/>
+          <w:cs/>
           <w:lang w:val="ar_AE" w:bidi="ar_AE"/>
         </w:rPr>
         <w:t xml:space="preserve">، </w:t>
       </w:r>
       <w:r>
         <w:rPr>
+          <w:rtl/>
+          <w:cs/>
           <w:lang w:val="ar_AE" w:bidi="ar_AE"/>
         </w:rPr>
         <w:t>تقدمة السكيب،</w:t>
       </w:r>
       <w:r>
         <w:rPr>
+          <w:rtl/>
+          <w:cs/>
           <w:lang w:val="ar_AE" w:bidi="ar_AE"/>
         </w:rPr>
         <w:t xml:space="preserve"> </w:t>
       </w:r>
       <w:r>
         <w:rPr>
+          <w:rtl/>
+          <w:cs/>
           <w:lang w:val="ar_AE" w:bidi="ar_AE"/>
         </w:rPr>
         <w:t>إله زائف</w:t>
       </w:r>
       <w:r>
         <w:rPr>
+          <w:rtl/>
+          <w:cs/>
           <w:lang w:val="ar_AE" w:bidi="ar_AE"/>
         </w:rPr>
         <w:t xml:space="preserve">، </w:t>
       </w:r>
       <w:r>
         <w:rPr>
+          <w:rtl/>
+          <w:cs/>
           <w:lang w:val="ar_AE" w:bidi="ar_AE"/>
         </w:rPr>
         <w:t>ذبيحة السلامة</w:t>
       </w:r>
       <w:r>
         <w:rPr>
+          <w:rtl/>
+          <w:cs/>
           <w:lang w:val="ar_AE" w:bidi="ar_AE"/>
         </w:rPr>
         <w:t xml:space="preserve">، </w:t>
       </w:r>
       <w:r>
         <w:rPr>
+          <w:rtl/>
+          <w:cs/>
           <w:lang w:val="ar_AE" w:bidi="ar_AE"/>
         </w:rPr>
         <w:t>النافلة</w:t>
       </w:r>
       <w:r>
         <w:rPr>
+          <w:rtl/>
+          <w:cs/>
           <w:lang w:val="ar_AE" w:bidi="ar_AE"/>
         </w:rPr>
         <w:t xml:space="preserve">، الكاهن، </w:t>
       </w:r>
       <w:r>
         <w:rPr>
+          <w:rtl/>
+          <w:cs/>
           <w:lang w:val="ar_AE" w:bidi="ar_AE"/>
         </w:rPr>
         <w:t>ذبيحة الخطية</w:t>
       </w:r>
       <w:r>
         <w:rPr>
+          <w:rtl/>
+          <w:cs/>
           <w:lang w:val="ar_AE" w:bidi="ar_AE"/>
         </w:rPr>
         <w:t>، ال</w:t>
       </w:r>
       <w:r>
         <w:rPr>
+          <w:rtl/>
+          <w:cs/>
           <w:lang w:val="ar_AE" w:bidi="ar_AE"/>
         </w:rPr>
         <w:t>عبادة</w:t>
       </w:r>
       <w:r>
         <w:rPr>
+          <w:rtl/>
+          <w:cs/>
           <w:lang w:val="ar_AE" w:bidi="ar_AE"/>
         </w:rPr>
         <w:t>)</w:t>
@@ -2254,6 +2758,8 @@
       </w:pPr>
       <w:r>
         <w:rPr>
+          <w:rtl/>
+          <w:cs/>
           <w:lang w:val="ar_AE" w:bidi="ar_AE"/>
         </w:rPr>
         <w:t>النصوص الكتابية:</w:t>
@@ -2268,12 +2774,16 @@
       </w:pPr>
       <w:r>
         <w:rPr>
+          <w:rtl/>
+          <w:cs/>
           <w:lang w:val="ar_AE" w:bidi="ar_AE"/>
         </w:rPr>
       </w:r>
       <w:hyperlink r:id="rId33">
         <w:r>
           <w:rPr>
+            <w:rtl/>
+            <w:cs/>
             <w:lang w:val="ar_AE" w:bidi="ar_AE"/>
           </w:rPr>
           <w:rPr>
@@ -2293,12 +2803,16 @@
       </w:pPr>
       <w:r>
         <w:rPr>
+          <w:rtl/>
+          <w:cs/>
           <w:lang w:val="ar_AE" w:bidi="ar_AE"/>
         </w:rPr>
       </w:r>
       <w:hyperlink r:id="rId34">
         <w:r>
           <w:rPr>
+            <w:rtl/>
+            <w:cs/>
             <w:lang w:val="ar_AE" w:bidi="ar_AE"/>
           </w:rPr>
           <w:rPr>
@@ -2318,12 +2832,16 @@
       </w:pPr>
       <w:r>
         <w:rPr>
+          <w:rtl/>
+          <w:cs/>
           <w:lang w:val="ar_AE" w:bidi="ar_AE"/>
         </w:rPr>
       </w:r>
       <w:hyperlink r:id="rId35">
         <w:r>
           <w:rPr>
+            <w:rtl/>
+            <w:cs/>
             <w:lang w:val="ar_AE" w:bidi="ar_AE"/>
           </w:rPr>
           <w:rPr>
@@ -2343,12 +2861,16 @@
       </w:pPr>
       <w:r>
         <w:rPr>
+          <w:rtl/>
+          <w:cs/>
           <w:lang w:val="ar_AE" w:bidi="ar_AE"/>
         </w:rPr>
       </w:r>
       <w:hyperlink r:id="rId36">
         <w:r>
           <w:rPr>
+            <w:rtl/>
+            <w:cs/>
             <w:lang w:val="ar_AE" w:bidi="ar_AE"/>
           </w:rPr>
           <w:rPr>
@@ -2368,12 +2890,16 @@
       </w:pPr>
       <w:r>
         <w:rPr>
+          <w:rtl/>
+          <w:cs/>
           <w:lang w:val="ar_AE" w:bidi="ar_AE"/>
         </w:rPr>
       </w:r>
       <w:hyperlink r:id="rId37">
         <w:r>
           <w:rPr>
+            <w:rtl/>
+            <w:cs/>
             <w:lang w:val="ar_AE" w:bidi="ar_AE"/>
           </w:rPr>
           <w:rPr>
@@ -2393,12 +2919,16 @@
       </w:pPr>
       <w:r>
         <w:rPr>
+          <w:rtl/>
+          <w:cs/>
           <w:lang w:val="ar_AE" w:bidi="ar_AE"/>
         </w:rPr>
       </w:r>
       <w:hyperlink r:id="rId38">
         <w:r>
           <w:rPr>
+            <w:rtl/>
+            <w:cs/>
             <w:lang w:val="ar_AE" w:bidi="ar_AE"/>
           </w:rPr>
           <w:rPr>
@@ -2418,12 +2948,16 @@
       </w:pPr>
       <w:r>
         <w:rPr>
+          <w:rtl/>
+          <w:cs/>
           <w:lang w:val="ar_AE" w:bidi="ar_AE"/>
         </w:rPr>
       </w:r>
       <w:hyperlink r:id="rId39">
         <w:r>
           <w:rPr>
+            <w:rtl/>
+            <w:cs/>
             <w:lang w:val="ar_AE" w:bidi="ar_AE"/>
           </w:rPr>
           <w:rPr>
@@ -2443,12 +2977,16 @@
       </w:pPr>
       <w:r>
         <w:rPr>
+          <w:rtl/>
+          <w:cs/>
           <w:lang w:val="ar_AE" w:bidi="ar_AE"/>
         </w:rPr>
       </w:r>
       <w:hyperlink r:id="rId40">
         <w:r>
           <w:rPr>
+            <w:rtl/>
+            <w:cs/>
             <w:lang w:val="ar_AE" w:bidi="ar_AE"/>
           </w:rPr>
           <w:rPr>
@@ -2466,6 +3004,8 @@
       </w:pPr>
       <w:r>
         <w:rPr>
+          <w:rtl/>
+          <w:cs/>
           <w:lang w:val="ar_AE" w:bidi="ar_AE"/>
         </w:rPr>
         <w:t>أمثلة من قصص الكتاب المقدس:</w:t>
@@ -2480,18 +3020,24 @@
       </w:pPr>
       <w:r>
         <w:rPr>
+          <w:rtl/>
+          <w:cs/>
           <w:lang w:val="ar_AE" w:bidi="ar_AE"/>
         </w:rPr>
       </w:r>
       <w:r>
         <w:rPr>
           <w:b/>
+          <w:rtl/>
+          <w:cs/>
           <w:lang w:val="ar_AE" w:bidi="ar_AE"/>
         </w:rPr>
         <w:t>3 :14</w:t>
       </w:r>
       <w:r>
         <w:rPr>
+          <w:rtl/>
+          <w:cs/>
           <w:lang w:val="ar_AE" w:bidi="ar_AE"/>
         </w:rPr>
         <w:t xml:space="preserve"> بعدما نزل نوح من الفلك، بنى مذبحًا، و</w:t>
@@ -2499,12 +3045,16 @@
       <w:r>
         <w:rPr>
           <w:b/>
+          <w:rtl/>
+          <w:cs/>
           <w:lang w:val="ar_AE" w:bidi="ar_AE"/>
         </w:rPr>
         <w:t xml:space="preserve">ذبح </w:t>
       </w:r>
       <w:r>
         <w:rPr>
+          <w:rtl/>
+          <w:cs/>
           <w:lang w:val="ar_AE" w:bidi="ar_AE"/>
         </w:rPr>
         <w:t xml:space="preserve">عليه بعضًا من كل أنواع الحيوانات التي كان مسموحًا باستخدامها </w:t>
@@ -2512,12 +3062,16 @@
       <w:r>
         <w:rPr>
           <w:b/>
+          <w:rtl/>
+          <w:cs/>
           <w:lang w:val="ar_AE" w:bidi="ar_AE"/>
         </w:rPr>
         <w:t>ذبيحةً</w:t>
       </w:r>
       <w:r>
         <w:rPr>
+          <w:rtl/>
+          <w:cs/>
           <w:lang w:val="ar_AE" w:bidi="ar_AE"/>
         </w:rPr>
         <w:t xml:space="preserve">. تنسَّم الله رائحة الرضا على </w:t>
@@ -2525,12 +3079,16 @@
       <w:r>
         <w:rPr>
           <w:b/>
+          <w:rtl/>
+          <w:cs/>
           <w:lang w:val="ar_AE" w:bidi="ar_AE"/>
         </w:rPr>
         <w:t>الذبيحة</w:t>
       </w:r>
       <w:r>
         <w:rPr>
+          <w:rtl/>
+          <w:cs/>
           <w:lang w:val="ar_AE" w:bidi="ar_AE"/>
         </w:rPr>
         <w:t>، وبارك نوح وعائلته.</w:t>
@@ -2545,18 +3103,24 @@
       </w:pPr>
       <w:r>
         <w:rPr>
+          <w:rtl/>
+          <w:cs/>
           <w:lang w:val="ar_AE" w:bidi="ar_AE"/>
         </w:rPr>
       </w:r>
       <w:r>
         <w:rPr>
           <w:b/>
+          <w:rtl/>
+          <w:cs/>
           <w:lang w:val="ar_AE" w:bidi="ar_AE"/>
         </w:rPr>
         <w:t>5: 6</w:t>
       </w:r>
       <w:r>
         <w:rPr>
+          <w:rtl/>
+          <w:cs/>
           <w:lang w:val="ar_AE" w:bidi="ar_AE"/>
         </w:rPr>
         <w:t xml:space="preserve"> "خذ إسحاق، ابنك وحيدك، وقدِّمه </w:t>
@@ -2564,12 +3128,16 @@
       <w:r>
         <w:rPr>
           <w:b/>
+          <w:rtl/>
+          <w:cs/>
           <w:lang w:val="ar_AE" w:bidi="ar_AE"/>
         </w:rPr>
         <w:t xml:space="preserve">ذبيحةً </w:t>
       </w:r>
       <w:r>
         <w:rPr>
+          <w:rtl/>
+          <w:cs/>
           <w:lang w:val="ar_AE" w:bidi="ar_AE"/>
         </w:rPr>
         <w:t xml:space="preserve">لي". مرة أخرى، أطاع إبراهيم الله واستعد لتقديم ابنه </w:t>
@@ -2577,12 +3145,16 @@
       <w:r>
         <w:rPr>
           <w:b/>
+          <w:rtl/>
+          <w:cs/>
           <w:lang w:val="ar_AE" w:bidi="ar_AE"/>
         </w:rPr>
         <w:t>ذبيحةً</w:t>
       </w:r>
       <w:r>
         <w:rPr>
+          <w:rtl/>
+          <w:cs/>
           <w:lang w:val="ar_AE" w:bidi="ar_AE"/>
         </w:rPr>
         <w:t>.</w:t>
@@ -2597,18 +3169,24 @@
       </w:pPr>
       <w:r>
         <w:rPr>
+          <w:rtl/>
+          <w:cs/>
           <w:lang w:val="ar_AE" w:bidi="ar_AE"/>
         </w:rPr>
       </w:r>
       <w:r>
         <w:rPr>
           <w:b/>
+          <w:rtl/>
+          <w:cs/>
           <w:lang w:val="ar_AE" w:bidi="ar_AE"/>
         </w:rPr>
         <w:t>5 :9</w:t>
       </w:r>
       <w:r>
         <w:rPr>
+          <w:rtl/>
+          <w:cs/>
           <w:lang w:val="ar_AE" w:bidi="ar_AE"/>
         </w:rPr>
         <w:t xml:space="preserve"> دبَّر الله كبشًا، ليكون هو </w:t>
@@ -2616,12 +3194,16 @@
       <w:r>
         <w:rPr>
           <w:b/>
+          <w:rtl/>
+          <w:cs/>
           <w:lang w:val="ar_AE" w:bidi="ar_AE"/>
         </w:rPr>
         <w:t>الذبيحة</w:t>
       </w:r>
       <w:r>
         <w:rPr>
+          <w:rtl/>
+          <w:cs/>
           <w:lang w:val="ar_AE" w:bidi="ar_AE"/>
         </w:rPr>
         <w:t xml:space="preserve"> بدلاً من إسحاق.</w:t>
@@ -2636,18 +3218,24 @@
       </w:pPr>
       <w:r>
         <w:rPr>
+          <w:rtl/>
+          <w:cs/>
           <w:lang w:val="ar_AE" w:bidi="ar_AE"/>
         </w:rPr>
       </w:r>
       <w:r>
         <w:rPr>
           <w:b/>
+          <w:rtl/>
+          <w:cs/>
           <w:lang w:val="ar_AE" w:bidi="ar_AE"/>
         </w:rPr>
         <w:t>13 :9</w:t>
       </w:r>
       <w:r>
         <w:rPr>
+          <w:rtl/>
+          <w:cs/>
           <w:lang w:val="ar_AE" w:bidi="ar_AE"/>
         </w:rPr>
         <w:t xml:space="preserve"> كل من يعصى شريعة الله كان مسموحًا له أن يأتي بحيوانٍ إلى خيمة الاجتماع </w:t>
@@ -2655,12 +3243,16 @@
       <w:r>
         <w:rPr>
           <w:b/>
+          <w:rtl/>
+          <w:cs/>
           <w:lang w:val="ar_AE" w:bidi="ar_AE"/>
         </w:rPr>
         <w:t>ذبيحةً</w:t>
       </w:r>
       <w:r>
         <w:rPr>
+          <w:rtl/>
+          <w:cs/>
           <w:lang w:val="ar_AE" w:bidi="ar_AE"/>
         </w:rPr>
         <w:t xml:space="preserve"> لله. كان الكاهن يذبح الحيوان ويحرقه على المذبح. وكان دم الحيوان الذي </w:t>
@@ -2668,12 +3260,16 @@
       <w:r>
         <w:rPr>
           <w:b/>
+          <w:rtl/>
+          <w:cs/>
           <w:lang w:val="ar_AE" w:bidi="ar_AE"/>
         </w:rPr>
         <w:t xml:space="preserve">ذُبِح </w:t>
       </w:r>
       <w:r>
         <w:rPr>
+          <w:rtl/>
+          <w:cs/>
           <w:lang w:val="ar_AE" w:bidi="ar_AE"/>
         </w:rPr>
         <w:t>يغطي خطية الشخص ويجعله طاهرًا في نظر الله.</w:t>
@@ -2688,18 +3284,24 @@
       </w:pPr>
       <w:r>
         <w:rPr>
+          <w:rtl/>
+          <w:cs/>
           <w:lang w:val="ar_AE" w:bidi="ar_AE"/>
         </w:rPr>
       </w:r>
       <w:r>
         <w:rPr>
           <w:b/>
+          <w:rtl/>
+          <w:cs/>
           <w:lang w:val="ar_AE" w:bidi="ar_AE"/>
         </w:rPr>
         <w:t>17: 6</w:t>
       </w:r>
       <w:r>
         <w:rPr>
+          <w:rtl/>
+          <w:cs/>
           <w:lang w:val="ar_AE" w:bidi="ar_AE"/>
         </w:rPr>
         <w:t xml:space="preserve"> أراد داود أن يبني هيكلًا يمكن فيه لجميع بني إسرائيل أن يعبدوا الله، ويقدِّموا له </w:t>
@@ -2707,12 +3309,16 @@
       <w:r>
         <w:rPr>
           <w:b/>
+          <w:rtl/>
+          <w:cs/>
           <w:lang w:val="ar_AE" w:bidi="ar_AE"/>
         </w:rPr>
         <w:t>الذبائح</w:t>
       </w:r>
       <w:r>
         <w:rPr>
+          <w:rtl/>
+          <w:cs/>
           <w:lang w:val="ar_AE" w:bidi="ar_AE"/>
         </w:rPr>
         <w:t>.</w:t>
@@ -2727,18 +3333,24 @@
       </w:pPr>
       <w:r>
         <w:rPr>
+          <w:rtl/>
+          <w:cs/>
           <w:lang w:val="ar_AE" w:bidi="ar_AE"/>
         </w:rPr>
       </w:r>
       <w:r>
         <w:rPr>
           <w:b/>
+          <w:rtl/>
+          <w:cs/>
           <w:lang w:val="ar_AE" w:bidi="ar_AE"/>
         </w:rPr>
         <w:t>48 :6</w:t>
       </w:r>
       <w:r>
         <w:rPr>
+          <w:rtl/>
+          <w:cs/>
           <w:lang w:val="ar_AE" w:bidi="ar_AE"/>
         </w:rPr>
         <w:t xml:space="preserve"> يسوع هو رئيس الكهنة الأعظم. وعلى خلاف الكهنة الآخرين، قدَّم يسوع نفسه، وكان هو </w:t>
@@ -2746,12 +3358,16 @@
       <w:r>
         <w:rPr>
           <w:b/>
+          <w:rtl/>
+          <w:cs/>
           <w:lang w:val="ar_AE" w:bidi="ar_AE"/>
         </w:rPr>
         <w:t xml:space="preserve">الذبيحة </w:t>
       </w:r>
       <w:r>
         <w:rPr>
+          <w:rtl/>
+          <w:cs/>
           <w:lang w:val="ar_AE" w:bidi="ar_AE"/>
         </w:rPr>
         <w:t>الوحيدة التي أمكنها أن ترفع خطايا جميع البشر في كلِّ العالم.</w:t>
@@ -2766,18 +3382,24 @@
       </w:pPr>
       <w:r>
         <w:rPr>
+          <w:rtl/>
+          <w:cs/>
           <w:lang w:val="ar_AE" w:bidi="ar_AE"/>
         </w:rPr>
       </w:r>
       <w:r>
         <w:rPr>
           <w:b/>
+          <w:rtl/>
+          <w:cs/>
           <w:lang w:val="ar_AE" w:bidi="ar_AE"/>
         </w:rPr>
         <w:t>48 :8</w:t>
       </w:r>
       <w:r>
         <w:rPr>
+          <w:rtl/>
+          <w:cs/>
           <w:lang w:val="ar_AE" w:bidi="ar_AE"/>
         </w:rPr>
         <w:t xml:space="preserve"> لكن الله دبَّر يسوع، حمل الله، ليكون </w:t>
@@ -2785,12 +3407,16 @@
       <w:r>
         <w:rPr>
           <w:b/>
+          <w:rtl/>
+          <w:cs/>
           <w:lang w:val="ar_AE" w:bidi="ar_AE"/>
         </w:rPr>
         <w:t>ذبيحةً</w:t>
       </w:r>
       <w:r>
         <w:rPr>
+          <w:rtl/>
+          <w:cs/>
           <w:lang w:val="ar_AE" w:bidi="ar_AE"/>
         </w:rPr>
         <w:t>، وليموت بدلاً منا.</w:t>
@@ -2805,18 +3431,24 @@
       </w:pPr>
       <w:r>
         <w:rPr>
+          <w:rtl/>
+          <w:cs/>
           <w:lang w:val="ar_AE" w:bidi="ar_AE"/>
         </w:rPr>
       </w:r>
       <w:r>
         <w:rPr>
           <w:b/>
+          <w:rtl/>
+          <w:cs/>
           <w:lang w:val="ar_AE" w:bidi="ar_AE"/>
         </w:rPr>
         <w:t>49 :11</w:t>
       </w:r>
       <w:r>
         <w:rPr>
+          <w:rtl/>
+          <w:cs/>
           <w:lang w:val="ar_AE" w:bidi="ar_AE"/>
         </w:rPr>
         <w:t xml:space="preserve"> لأن يسوع </w:t>
@@ -2824,12 +3456,16 @@
       <w:r>
         <w:rPr>
           <w:b/>
+          <w:rtl/>
+          <w:cs/>
           <w:lang w:val="ar_AE" w:bidi="ar_AE"/>
         </w:rPr>
         <w:t>قدَّم نفسه ذبيحةً</w:t>
       </w:r>
       <w:r>
         <w:rPr>
+          <w:rtl/>
+          <w:cs/>
           <w:lang w:val="ar_AE" w:bidi="ar_AE"/>
         </w:rPr>
         <w:t>، صار بإمكان الله أن يغفر أيَّ خطية، مهما كانت بشاعتها.</w:t>
@@ -2842,6 +3478,8 @@
       </w:pPr>
       <w:r>
         <w:rPr>
+          <w:rtl/>
+          <w:cs/>
           <w:lang w:val="ar_AE" w:bidi="ar_AE"/>
         </w:rPr>
         <w:t>بيانات الكلمة:</w:t>
@@ -2856,32 +3494,42 @@
       </w:pPr>
       <w:r>
         <w:rPr>
-          <w:lang w:val="ar_AE" w:bidi="ar_AE"/>
-        </w:rPr>
-      </w:r>
-      <w:r>
-        <w:rPr>
+          <w:rtl/>
+          <w:cs/>
+          <w:lang w:val="ar_AE" w:bidi="ar_AE"/>
+        </w:rPr>
+      </w:r>
+      <w:r>
+        <w:rPr>
+          <w:rtl/>
+          <w:cs/>
           <w:lang w:val="ar_AE" w:bidi="ar_AE"/>
         </w:rPr>
         <w:t>سترونج: H0801، H0817، H0819، H1685، H1890، H1974، H2076، H2077، H2281، H2282، H2398، H2401، H2402، H2403، H2409، H3632، H4394، H4503، H4504، H5066، H5068، H5071، H5257، H5258، H5261، H5262، H5927، H5928، H5930، H6453، H6944، H6999، H7133، H7311، H8002، H8426، H8548، H8573، H8641، G02660، G03340، G10490، G14350، G14940، G23780، G23800، G36460، G43760، G54850</w:t>
       </w:r>
       <w:r>
         <w:rPr>
-          <w:lang w:val="ar_AE" w:bidi="ar_AE"/>
-        </w:rPr>
-      </w:r>
-      <w:r>
-        <w:rPr>
-          <w:lang w:val="ar_AE" w:bidi="ar_AE"/>
-        </w:rPr>
-      </w:r>
-    </w:p>
-    <w:p>
-      <w:pPr>
-        <w:bidi/>
-      </w:pPr>
-      <w:r>
-        <w:rPr>
+          <w:rtl/>
+          <w:cs/>
+          <w:lang w:val="ar_AE" w:bidi="ar_AE"/>
+        </w:rPr>
+      </w:r>
+      <w:r>
+        <w:rPr>
+          <w:rtl/>
+          <w:cs/>
+          <w:lang w:val="ar_AE" w:bidi="ar_AE"/>
+        </w:rPr>
+      </w:r>
+    </w:p>
+    <w:p>
+      <w:pPr>
+        <w:bidi/>
+      </w:pPr>
+      <w:r>
+        <w:rPr>
+          <w:rtl/>
+          <w:cs/>
           <w:lang w:val="ar_AE" w:bidi="ar_AE"/>
         </w:rPr>
       </w:r>
@@ -2893,12 +3541,16 @@
       </w:pPr>
       <w:r>
         <w:rPr>
+          <w:rtl/>
+          <w:cs/>
           <w:lang w:val="ar_AE" w:bidi="ar_AE"/>
         </w:rPr>
         <w:t>ذبيحة الإثم</w:t>
       </w:r>
       <w:r>
         <w:rPr>
+          <w:rtl/>
+          <w:cs/>
           <w:lang w:val="ar_AE" w:bidi="ar_AE"/>
         </w:rPr>
       </w:r>
@@ -2910,6 +3562,8 @@
       </w:pPr>
       <w:r>
         <w:rPr>
+          <w:rtl/>
+          <w:cs/>
           <w:lang w:val="ar_AE" w:bidi="ar_AE"/>
         </w:rPr>
         <w:t>التعريف:</w:t>
@@ -2921,11 +3575,15 @@
       </w:pPr>
       <w:r>
         <w:rPr>
-          <w:lang w:val="ar_AE" w:bidi="ar_AE"/>
-        </w:rPr>
-      </w:r>
-      <w:r>
-        <w:rPr>
+          <w:rtl/>
+          <w:cs/>
+          <w:lang w:val="ar_AE" w:bidi="ar_AE"/>
+        </w:rPr>
+      </w:r>
+      <w:r>
+        <w:rPr>
+          <w:rtl/>
+          <w:cs/>
           <w:lang w:val="ar_AE" w:bidi="ar_AE"/>
         </w:rPr>
         <w:t>كانت ذبيحة الإثم ذبيحة أو تضحية كان الله يطلب من الإسرائيلي أن يقدمها إذا ارتكب خطأً دون قصد، مثل عدم احترام الله أو إتلاف ممتلكات شخص آخر.</w:t>
@@ -2940,11 +3598,15 @@
       </w:pPr>
       <w:r>
         <w:rPr>
-          <w:lang w:val="ar_AE" w:bidi="ar_AE"/>
-        </w:rPr>
-      </w:r>
-      <w:r>
-        <w:rPr>
+          <w:rtl/>
+          <w:cs/>
+          <w:lang w:val="ar_AE" w:bidi="ar_AE"/>
+        </w:rPr>
+      </w:r>
+      <w:r>
+        <w:rPr>
+          <w:rtl/>
+          <w:cs/>
           <w:lang w:val="ar_AE" w:bidi="ar_AE"/>
         </w:rPr>
         <w:t>تضمنت هذه الذبيحة التضحية بحيوان ودفع غرامة مالية من الفضة أو الذهب.</w:t>
@@ -2959,11 +3621,15 @@
       </w:pPr>
       <w:r>
         <w:rPr>
-          <w:lang w:val="ar_AE" w:bidi="ar_AE"/>
-        </w:rPr>
-      </w:r>
-      <w:r>
-        <w:rPr>
+          <w:rtl/>
+          <w:cs/>
+          <w:lang w:val="ar_AE" w:bidi="ar_AE"/>
+        </w:rPr>
+      </w:r>
+      <w:r>
+        <w:rPr>
+          <w:rtl/>
+          <w:cs/>
           <w:lang w:val="ar_AE" w:bidi="ar_AE"/>
         </w:rPr>
         <w:t>وبالإضافة إلى ذلك، كان الشخص المخطئ مسؤولاً عن دفع ثمن أي ضرر حدث.</w:t>
@@ -2975,59 +3641,79 @@
       </w:pPr>
       <w:r>
         <w:rPr>
-          <w:lang w:val="ar_AE" w:bidi="ar_AE"/>
-        </w:rPr>
-      </w:r>
-      <w:r>
-        <w:rPr>
+          <w:rtl/>
+          <w:cs/>
+          <w:lang w:val="ar_AE" w:bidi="ar_AE"/>
+        </w:rPr>
+      </w:r>
+      <w:r>
+        <w:rPr>
+          <w:rtl/>
+          <w:cs/>
           <w:lang w:val="ar_AE" w:bidi="ar_AE"/>
         </w:rPr>
         <w:t xml:space="preserve">(انظر أيضًا: </w:t>
       </w:r>
       <w:r>
         <w:rPr>
+          <w:rtl/>
+          <w:cs/>
           <w:lang w:val="ar_AE" w:bidi="ar_AE"/>
         </w:rPr>
         <w:t>ذبيحة المحرقة</w:t>
       </w:r>
       <w:r>
         <w:rPr>
+          <w:rtl/>
+          <w:cs/>
           <w:lang w:val="ar_AE" w:bidi="ar_AE"/>
         </w:rPr>
         <w:t xml:space="preserve">، </w:t>
       </w:r>
       <w:r>
         <w:rPr>
+          <w:rtl/>
+          <w:cs/>
           <w:lang w:val="ar_AE" w:bidi="ar_AE"/>
         </w:rPr>
         <w:t>قربان تقدمة</w:t>
       </w:r>
       <w:r>
         <w:rPr>
+          <w:rtl/>
+          <w:cs/>
           <w:lang w:val="ar_AE" w:bidi="ar_AE"/>
         </w:rPr>
         <w:t xml:space="preserve">، </w:t>
       </w:r>
       <w:r>
         <w:rPr>
+          <w:rtl/>
+          <w:cs/>
           <w:lang w:val="ar_AE" w:bidi="ar_AE"/>
         </w:rPr>
         <w:t>التضحية</w:t>
       </w:r>
       <w:r>
         <w:rPr>
+          <w:rtl/>
+          <w:cs/>
           <w:lang w:val="ar_AE" w:bidi="ar_AE"/>
         </w:rPr>
         <w:t xml:space="preserve">، </w:t>
       </w:r>
       <w:r>
         <w:rPr>
+          <w:rtl/>
+          <w:cs/>
           <w:lang w:val="ar_AE" w:bidi="ar_AE"/>
         </w:rPr>
         <w:t>ذبيحة الخطية</w:t>
       </w:r>
       <w:r>
         <w:rPr>
+          <w:rtl/>
+          <w:cs/>
           <w:lang w:val="ar_AE" w:bidi="ar_AE"/>
         </w:rPr>
         <w:t>)</w:t>
@@ -3040,6 +3726,8 @@
       </w:pPr>
       <w:r>
         <w:rPr>
+          <w:rtl/>
+          <w:cs/>
           <w:lang w:val="ar_AE" w:bidi="ar_AE"/>
         </w:rPr>
         <w:t>مراجع الكتاب المقدس:</w:t>
@@ -3054,12 +3742,16 @@
       </w:pPr>
       <w:r>
         <w:rPr>
+          <w:rtl/>
+          <w:cs/>
           <w:lang w:val="ar_AE" w:bidi="ar_AE"/>
         </w:rPr>
       </w:r>
       <w:hyperlink r:id="rId41">
         <w:r>
           <w:rPr>
+            <w:rtl/>
+            <w:cs/>
             <w:lang w:val="ar_AE" w:bidi="ar_AE"/>
           </w:rPr>
           <w:rPr>
@@ -3079,12 +3771,16 @@
       </w:pPr>
       <w:r>
         <w:rPr>
+          <w:rtl/>
+          <w:cs/>
           <w:lang w:val="ar_AE" w:bidi="ar_AE"/>
         </w:rPr>
       </w:r>
       <w:hyperlink r:id="rId42">
         <w:r>
           <w:rPr>
+            <w:rtl/>
+            <w:cs/>
             <w:lang w:val="ar_AE" w:bidi="ar_AE"/>
           </w:rPr>
           <w:rPr>
@@ -3104,12 +3800,16 @@
       </w:pPr>
       <w:r>
         <w:rPr>
+          <w:rtl/>
+          <w:cs/>
           <w:lang w:val="ar_AE" w:bidi="ar_AE"/>
         </w:rPr>
       </w:r>
       <w:hyperlink r:id="rId43">
         <w:r>
           <w:rPr>
+            <w:rtl/>
+            <w:cs/>
             <w:lang w:val="ar_AE" w:bidi="ar_AE"/>
           </w:rPr>
           <w:rPr>
@@ -3129,12 +3829,16 @@
       </w:pPr>
       <w:r>
         <w:rPr>
+          <w:rtl/>
+          <w:cs/>
           <w:lang w:val="ar_AE" w:bidi="ar_AE"/>
         </w:rPr>
       </w:r>
       <w:hyperlink r:id="rId44">
         <w:r>
           <w:rPr>
+            <w:rtl/>
+            <w:cs/>
             <w:lang w:val="ar_AE" w:bidi="ar_AE"/>
           </w:rPr>
           <w:rPr>
@@ -3152,6 +3856,8 @@
       </w:pPr>
       <w:r>
         <w:rPr>
+          <w:rtl/>
+          <w:cs/>
           <w:lang w:val="ar_AE" w:bidi="ar_AE"/>
         </w:rPr>
         <w:t>بيانات الكلمة:</w:t>
@@ -3166,32 +3872,42 @@
       </w:pPr>
       <w:r>
         <w:rPr>
-          <w:lang w:val="ar_AE" w:bidi="ar_AE"/>
-        </w:rPr>
-      </w:r>
-      <w:r>
-        <w:rPr>
+          <w:rtl/>
+          <w:cs/>
+          <w:lang w:val="ar_AE" w:bidi="ar_AE"/>
+        </w:rPr>
+      </w:r>
+      <w:r>
+        <w:rPr>
+          <w:rtl/>
+          <w:cs/>
           <w:lang w:val="ar_AE" w:bidi="ar_AE"/>
         </w:rPr>
         <w:t>سترونج: H0817</w:t>
       </w:r>
       <w:r>
         <w:rPr>
-          <w:lang w:val="ar_AE" w:bidi="ar_AE"/>
-        </w:rPr>
-      </w:r>
-      <w:r>
-        <w:rPr>
-          <w:lang w:val="ar_AE" w:bidi="ar_AE"/>
-        </w:rPr>
-      </w:r>
-    </w:p>
-    <w:p>
-      <w:pPr>
-        <w:bidi/>
-      </w:pPr>
-      <w:r>
-        <w:rPr>
+          <w:rtl/>
+          <w:cs/>
+          <w:lang w:val="ar_AE" w:bidi="ar_AE"/>
+        </w:rPr>
+      </w:r>
+      <w:r>
+        <w:rPr>
+          <w:rtl/>
+          <w:cs/>
+          <w:lang w:val="ar_AE" w:bidi="ar_AE"/>
+        </w:rPr>
+      </w:r>
+    </w:p>
+    <w:p>
+      <w:pPr>
+        <w:bidi/>
+      </w:pPr>
+      <w:r>
+        <w:rPr>
+          <w:rtl/>
+          <w:cs/>
           <w:lang w:val="ar_AE" w:bidi="ar_AE"/>
         </w:rPr>
       </w:r>
@@ -3203,12 +3919,16 @@
       </w:pPr>
       <w:r>
         <w:rPr>
+          <w:rtl/>
+          <w:cs/>
           <w:lang w:val="ar_AE" w:bidi="ar_AE"/>
         </w:rPr>
         <w:t>ذبيحة الخطيئة</w:t>
       </w:r>
       <w:r>
         <w:rPr>
+          <w:rtl/>
+          <w:cs/>
           <w:lang w:val="ar_AE" w:bidi="ar_AE"/>
         </w:rPr>
       </w:r>
@@ -3220,6 +3940,8 @@
       </w:pPr>
       <w:r>
         <w:rPr>
+          <w:rtl/>
+          <w:cs/>
           <w:lang w:val="ar_AE" w:bidi="ar_AE"/>
         </w:rPr>
         <w:t>التعريف:</w:t>
@@ -3231,11 +3953,15 @@
       </w:pPr>
       <w:r>
         <w:rPr>
-          <w:lang w:val="ar_AE" w:bidi="ar_AE"/>
-        </w:rPr>
-      </w:r>
-      <w:r>
-        <w:rPr>
+          <w:rtl/>
+          <w:cs/>
+          <w:lang w:val="ar_AE" w:bidi="ar_AE"/>
+        </w:rPr>
+      </w:r>
+      <w:r>
+        <w:rPr>
+          <w:rtl/>
+          <w:cs/>
           <w:lang w:val="ar_AE" w:bidi="ar_AE"/>
         </w:rPr>
         <w:t>كانت "ذبيحة الخطية" واحدة من عدة ذبائح طلبها الله من بني إسرائيل ليقدموها.</w:t>
@@ -3250,11 +3976,15 @@
       </w:pPr>
       <w:r>
         <w:rPr>
-          <w:lang w:val="ar_AE" w:bidi="ar_AE"/>
-        </w:rPr>
-      </w:r>
-      <w:r>
-        <w:rPr>
+          <w:rtl/>
+          <w:cs/>
+          <w:lang w:val="ar_AE" w:bidi="ar_AE"/>
+        </w:rPr>
+      </w:r>
+      <w:r>
+        <w:rPr>
+          <w:rtl/>
+          <w:cs/>
           <w:lang w:val="ar_AE" w:bidi="ar_AE"/>
         </w:rPr>
         <w:t>تضمنت هذه الذبيحة التضحية بثور، وحرق دمه وشحمه على المذبح، وأخذ بقية جسم الحيوان وحرقه على الأرض خارج مخيم بني إسرائيل.</w:t>
@@ -3269,11 +3999,15 @@
       </w:pPr>
       <w:r>
         <w:rPr>
-          <w:lang w:val="ar_AE" w:bidi="ar_AE"/>
-        </w:rPr>
-      </w:r>
-      <w:r>
-        <w:rPr>
+          <w:rtl/>
+          <w:cs/>
+          <w:lang w:val="ar_AE" w:bidi="ar_AE"/>
+        </w:rPr>
+      </w:r>
+      <w:r>
+        <w:rPr>
+          <w:rtl/>
+          <w:cs/>
           <w:lang w:val="ar_AE" w:bidi="ar_AE"/>
         </w:rPr>
         <w:t xml:space="preserve"> الحرق الكامل لهذه الذبيحة الحيوانية يظهر مدى قداسة الله ومدى فظاعة الخطية.</w:t>
@@ -3288,11 +4022,15 @@
       </w:pPr>
       <w:r>
         <w:rPr>
-          <w:lang w:val="ar_AE" w:bidi="ar_AE"/>
-        </w:rPr>
-      </w:r>
-      <w:r>
-        <w:rPr>
+          <w:rtl/>
+          <w:cs/>
+          <w:lang w:val="ar_AE" w:bidi="ar_AE"/>
+        </w:rPr>
+      </w:r>
+      <w:r>
+        <w:rPr>
+          <w:rtl/>
+          <w:cs/>
           <w:lang w:val="ar_AE" w:bidi="ar_AE"/>
         </w:rPr>
         <w:t>يعلمنا الكتاب المقدس إنه من أجل أن يكون هناك تطهير من الخطية، يجب أن يُسفك الدم لدفع ثمن الخطية التي ارتكبت.</w:t>
@@ -3307,11 +4045,15 @@
       </w:pPr>
       <w:r>
         <w:rPr>
-          <w:lang w:val="ar_AE" w:bidi="ar_AE"/>
-        </w:rPr>
-      </w:r>
-      <w:r>
-        <w:rPr>
+          <w:rtl/>
+          <w:cs/>
+          <w:lang w:val="ar_AE" w:bidi="ar_AE"/>
+        </w:rPr>
+      </w:r>
+      <w:r>
+        <w:rPr>
+          <w:rtl/>
+          <w:cs/>
           <w:lang w:val="ar_AE" w:bidi="ar_AE"/>
         </w:rPr>
         <w:t>لم تكن الذبائح الحيوانية قادرة على تحقيق مغفرة دائمة للخطية.</w:t>
@@ -3326,11 +4068,15 @@
       </w:pPr>
       <w:r>
         <w:rPr>
-          <w:lang w:val="ar_AE" w:bidi="ar_AE"/>
-        </w:rPr>
-      </w:r>
-      <w:r>
-        <w:rPr>
+          <w:rtl/>
+          <w:cs/>
+          <w:lang w:val="ar_AE" w:bidi="ar_AE"/>
+        </w:rPr>
+      </w:r>
+      <w:r>
+        <w:rPr>
+          <w:rtl/>
+          <w:cs/>
           <w:lang w:val="ar_AE" w:bidi="ar_AE"/>
         </w:rPr>
         <w:t>ولكن موت الرب يسوع على الصليب دفع عقوبة الخطية، إلى الأبد. كان هو الذبيحة الكاملة للخطية.</w:t>
@@ -3342,71 +4088,95 @@
       </w:pPr>
       <w:r>
         <w:rPr>
-          <w:lang w:val="ar_AE" w:bidi="ar_AE"/>
-        </w:rPr>
-      </w:r>
-      <w:r>
-        <w:rPr>
+          <w:rtl/>
+          <w:cs/>
+          <w:lang w:val="ar_AE" w:bidi="ar_AE"/>
+        </w:rPr>
+      </w:r>
+      <w:r>
+        <w:rPr>
+          <w:rtl/>
+          <w:cs/>
           <w:lang w:val="ar_AE" w:bidi="ar_AE"/>
         </w:rPr>
         <w:t xml:space="preserve">(انظر أيضًا: </w:t>
       </w:r>
       <w:r>
         <w:rPr>
+          <w:rtl/>
+          <w:cs/>
           <w:lang w:val="ar_AE" w:bidi="ar_AE"/>
         </w:rPr>
         <w:t>مذبح</w:t>
       </w:r>
       <w:r>
         <w:rPr>
+          <w:rtl/>
+          <w:cs/>
           <w:lang w:val="ar_AE" w:bidi="ar_AE"/>
         </w:rPr>
         <w:t xml:space="preserve">, </w:t>
       </w:r>
       <w:r>
         <w:rPr>
+          <w:rtl/>
+          <w:cs/>
           <w:lang w:val="ar_AE" w:bidi="ar_AE"/>
         </w:rPr>
         <w:t>بقرة</w:t>
       </w:r>
       <w:r>
         <w:rPr>
+          <w:rtl/>
+          <w:cs/>
           <w:lang w:val="ar_AE" w:bidi="ar_AE"/>
         </w:rPr>
         <w:t xml:space="preserve">, </w:t>
       </w:r>
       <w:r>
         <w:rPr>
+          <w:rtl/>
+          <w:cs/>
           <w:lang w:val="ar_AE" w:bidi="ar_AE"/>
         </w:rPr>
         <w:t>غفر</w:t>
       </w:r>
       <w:r>
         <w:rPr>
+          <w:rtl/>
+          <w:cs/>
           <w:lang w:val="ar_AE" w:bidi="ar_AE"/>
         </w:rPr>
         <w:t xml:space="preserve">, </w:t>
       </w:r>
       <w:r>
         <w:rPr>
+          <w:rtl/>
+          <w:cs/>
           <w:lang w:val="ar_AE" w:bidi="ar_AE"/>
         </w:rPr>
         <w:t>ذبيحة</w:t>
       </w:r>
       <w:r>
         <w:rPr>
+          <w:rtl/>
+          <w:cs/>
           <w:lang w:val="ar_AE" w:bidi="ar_AE"/>
         </w:rPr>
         <w:t xml:space="preserve">, </w:t>
       </w:r>
       <w:r>
         <w:rPr>
+          <w:rtl/>
+          <w:cs/>
           <w:lang w:val="ar_AE" w:bidi="ar_AE"/>
         </w:rPr>
         <w:t>خطيئة</w:t>
       </w:r>
       <w:r>
         <w:rPr>
+          <w:rtl/>
+          <w:cs/>
           <w:lang w:val="ar_AE" w:bidi="ar_AE"/>
         </w:rPr>
         <w:t>)</w:t>
@@ -3419,6 +4189,8 @@
       </w:pPr>
       <w:r>
         <w:rPr>
+          <w:rtl/>
+          <w:cs/>
           <w:lang w:val="ar_AE" w:bidi="ar_AE"/>
         </w:rPr>
         <w:t>شواهد الكتاب المقدس:</w:t>
@@ -3433,12 +4205,16 @@
       </w:pPr>
       <w:r>
         <w:rPr>
+          <w:rtl/>
+          <w:cs/>
           <w:lang w:val="ar_AE" w:bidi="ar_AE"/>
         </w:rPr>
       </w:r>
       <w:hyperlink r:id="rId45">
         <w:r>
           <w:rPr>
+            <w:rtl/>
+            <w:cs/>
             <w:lang w:val="ar_AE" w:bidi="ar_AE"/>
           </w:rPr>
           <w:rPr>
@@ -3458,12 +4234,16 @@
       </w:pPr>
       <w:r>
         <w:rPr>
+          <w:rtl/>
+          <w:cs/>
           <w:lang w:val="ar_AE" w:bidi="ar_AE"/>
         </w:rPr>
       </w:r>
       <w:hyperlink r:id="rId46">
         <w:r>
           <w:rPr>
+            <w:rtl/>
+            <w:cs/>
             <w:lang w:val="ar_AE" w:bidi="ar_AE"/>
           </w:rPr>
           <w:rPr>
@@ -3483,12 +4263,16 @@
       </w:pPr>
       <w:r>
         <w:rPr>
+          <w:rtl/>
+          <w:cs/>
           <w:lang w:val="ar_AE" w:bidi="ar_AE"/>
         </w:rPr>
       </w:r>
       <w:hyperlink r:id="rId47">
         <w:r>
           <w:rPr>
+            <w:rtl/>
+            <w:cs/>
             <w:lang w:val="ar_AE" w:bidi="ar_AE"/>
           </w:rPr>
           <w:rPr>
@@ -3508,12 +4292,16 @@
       </w:pPr>
       <w:r>
         <w:rPr>
+          <w:rtl/>
+          <w:cs/>
           <w:lang w:val="ar_AE" w:bidi="ar_AE"/>
         </w:rPr>
       </w:r>
       <w:hyperlink r:id="rId48">
         <w:r>
           <w:rPr>
+            <w:rtl/>
+            <w:cs/>
             <w:lang w:val="ar_AE" w:bidi="ar_AE"/>
           </w:rPr>
           <w:rPr>
@@ -3533,12 +4321,16 @@
       </w:pPr>
       <w:r>
         <w:rPr>
+          <w:rtl/>
+          <w:cs/>
           <w:lang w:val="ar_AE" w:bidi="ar_AE"/>
         </w:rPr>
       </w:r>
       <w:hyperlink r:id="rId49">
         <w:r>
           <w:rPr>
+            <w:rtl/>
+            <w:cs/>
             <w:lang w:val="ar_AE" w:bidi="ar_AE"/>
           </w:rPr>
           <w:rPr>
@@ -3556,6 +4348,8 @@
       </w:pPr>
       <w:r>
         <w:rPr>
+          <w:rtl/>
+          <w:cs/>
           <w:lang w:val="ar_AE" w:bidi="ar_AE"/>
         </w:rPr>
         <w:t>بيانات الكلمة:</w:t>
@@ -3570,32 +4364,42 @@
       </w:pPr>
       <w:r>
         <w:rPr>
-          <w:lang w:val="ar_AE" w:bidi="ar_AE"/>
-        </w:rPr>
-      </w:r>
-      <w:r>
-        <w:rPr>
+          <w:rtl/>
+          <w:cs/>
+          <w:lang w:val="ar_AE" w:bidi="ar_AE"/>
+        </w:rPr>
+      </w:r>
+      <w:r>
+        <w:rPr>
+          <w:rtl/>
+          <w:cs/>
           <w:lang w:val="ar_AE" w:bidi="ar_AE"/>
         </w:rPr>
         <w:t>سترونغ: H2401, H2402, H2398, H2403</w:t>
       </w:r>
       <w:r>
         <w:rPr>
-          <w:lang w:val="ar_AE" w:bidi="ar_AE"/>
-        </w:rPr>
-      </w:r>
-      <w:r>
-        <w:rPr>
-          <w:lang w:val="ar_AE" w:bidi="ar_AE"/>
-        </w:rPr>
-      </w:r>
-    </w:p>
-    <w:p>
-      <w:pPr>
-        <w:bidi/>
-      </w:pPr>
-      <w:r>
-        <w:rPr>
+          <w:rtl/>
+          <w:cs/>
+          <w:lang w:val="ar_AE" w:bidi="ar_AE"/>
+        </w:rPr>
+      </w:r>
+      <w:r>
+        <w:rPr>
+          <w:rtl/>
+          <w:cs/>
+          <w:lang w:val="ar_AE" w:bidi="ar_AE"/>
+        </w:rPr>
+      </w:r>
+    </w:p>
+    <w:p>
+      <w:pPr>
+        <w:bidi/>
+      </w:pPr>
+      <w:r>
+        <w:rPr>
+          <w:rtl/>
+          <w:cs/>
           <w:lang w:val="ar_AE" w:bidi="ar_AE"/>
         </w:rPr>
       </w:r>
@@ -3607,12 +4411,16 @@
       </w:pPr>
       <w:r>
         <w:rPr>
+          <w:rtl/>
+          <w:cs/>
           <w:lang w:val="ar_AE" w:bidi="ar_AE"/>
         </w:rPr>
         <w:t>ذبيحة السلامة</w:t>
       </w:r>
       <w:r>
         <w:rPr>
+          <w:rtl/>
+          <w:cs/>
           <w:lang w:val="ar_AE" w:bidi="ar_AE"/>
         </w:rPr>
       </w:r>
@@ -3624,6 +4432,8 @@
       </w:pPr>
       <w:r>
         <w:rPr>
+          <w:rtl/>
+          <w:cs/>
           <w:lang w:val="ar_AE" w:bidi="ar_AE"/>
         </w:rPr>
         <w:t>حقائق:</w:t>
@@ -3635,11 +4445,15 @@
       </w:pPr>
       <w:r>
         <w:rPr>
-          <w:lang w:val="ar_AE" w:bidi="ar_AE"/>
-        </w:rPr>
-      </w:r>
-      <w:r>
-        <w:rPr>
+          <w:rtl/>
+          <w:cs/>
+          <w:lang w:val="ar_AE" w:bidi="ar_AE"/>
+        </w:rPr>
+      </w:r>
+      <w:r>
+        <w:rPr>
+          <w:rtl/>
+          <w:cs/>
           <w:lang w:val="ar_AE" w:bidi="ar_AE"/>
         </w:rPr>
         <w:t>في العهد القديم، كانت "ذبيحة السلامة" نوعًا من الذبائح التي كانت تُقدَّم لأسباب مختلفة، مثل شكر الله أو الوفاء بنذر.</w:t>
@@ -3654,11 +4468,15 @@
       </w:pPr>
       <w:r>
         <w:rPr>
-          <w:lang w:val="ar_AE" w:bidi="ar_AE"/>
-        </w:rPr>
-      </w:r>
-      <w:r>
-        <w:rPr>
+          <w:rtl/>
+          <w:cs/>
+          <w:lang w:val="ar_AE" w:bidi="ar_AE"/>
+        </w:rPr>
+      </w:r>
+      <w:r>
+        <w:rPr>
+          <w:rtl/>
+          <w:cs/>
           <w:lang w:val="ar_AE" w:bidi="ar_AE"/>
         </w:rPr>
         <w:t>كانت هذه التقدمة تتطلب ذبح حيوان ذكرًا أو أنثى. اختلف هذا عن ذبيحة المحرقة التي كانت تتطلب حيوانًا ذكرًا.</w:t>
@@ -3673,11 +4491,15 @@
       </w:pPr>
       <w:r>
         <w:rPr>
-          <w:lang w:val="ar_AE" w:bidi="ar_AE"/>
-        </w:rPr>
-      </w:r>
-      <w:r>
-        <w:rPr>
+          <w:rtl/>
+          <w:cs/>
+          <w:lang w:val="ar_AE" w:bidi="ar_AE"/>
+        </w:rPr>
+      </w:r>
+      <w:r>
+        <w:rPr>
+          <w:rtl/>
+          <w:cs/>
           <w:lang w:val="ar_AE" w:bidi="ar_AE"/>
         </w:rPr>
         <w:t>بعد تقديم جزء من الذبيحة لله، يشارك الشخص الذي قدم ذبيحة السلامة اللحم مع الكهنة وبقية الإسرائيليين.</w:t>
@@ -3692,11 +4514,15 @@
       </w:pPr>
       <w:r>
         <w:rPr>
-          <w:lang w:val="ar_AE" w:bidi="ar_AE"/>
-        </w:rPr>
-      </w:r>
-      <w:r>
-        <w:rPr>
+          <w:rtl/>
+          <w:cs/>
+          <w:lang w:val="ar_AE" w:bidi="ar_AE"/>
+        </w:rPr>
+      </w:r>
+      <w:r>
+        <w:rPr>
+          <w:rtl/>
+          <w:cs/>
           <w:lang w:val="ar_AE" w:bidi="ar_AE"/>
         </w:rPr>
         <w:t>ثمة وجبة كانت مرتبطة بهذه التقدمة تشمل خبزًا دون خميرة.</w:t>
@@ -3711,11 +4537,15 @@
       </w:pPr>
       <w:r>
         <w:rPr>
-          <w:lang w:val="ar_AE" w:bidi="ar_AE"/>
-        </w:rPr>
-      </w:r>
-      <w:r>
-        <w:rPr>
+          <w:rtl/>
+          <w:cs/>
+          <w:lang w:val="ar_AE" w:bidi="ar_AE"/>
+        </w:rPr>
+      </w:r>
+      <w:r>
+        <w:rPr>
+          <w:rtl/>
+          <w:cs/>
           <w:lang w:val="ar_AE" w:bidi="ar_AE"/>
         </w:rPr>
         <w:t>تُسمى أحيانًا "تقدمة السلامة".</w:t>
@@ -3727,119 +4557,159 @@
       </w:pPr>
       <w:r>
         <w:rPr>
-          <w:lang w:val="ar_AE" w:bidi="ar_AE"/>
-        </w:rPr>
-      </w:r>
-      <w:r>
-        <w:rPr>
+          <w:rtl/>
+          <w:cs/>
+          <w:lang w:val="ar_AE" w:bidi="ar_AE"/>
+        </w:rPr>
+      </w:r>
+      <w:r>
+        <w:rPr>
+          <w:rtl/>
+          <w:cs/>
           <w:lang w:val="ar_AE" w:bidi="ar_AE"/>
         </w:rPr>
         <w:t xml:space="preserve">(انظر أيضًا: ذبيحة </w:t>
       </w:r>
       <w:r>
         <w:rPr>
+          <w:rtl/>
+          <w:cs/>
           <w:lang w:val="ar_AE" w:bidi="ar_AE"/>
         </w:rPr>
         <w:t>المحرقة</w:t>
       </w:r>
       <w:r>
         <w:rPr>
+          <w:rtl/>
+          <w:cs/>
           <w:lang w:val="ar_AE" w:bidi="ar_AE"/>
         </w:rPr>
         <w:t xml:space="preserve">, </w:t>
       </w:r>
       <w:r>
         <w:rPr>
+          <w:rtl/>
+          <w:cs/>
           <w:lang w:val="ar_AE" w:bidi="ar_AE"/>
         </w:rPr>
         <w:t>الوفاء</w:t>
       </w:r>
       <w:r>
         <w:rPr>
+          <w:rtl/>
+          <w:cs/>
           <w:lang w:val="ar_AE" w:bidi="ar_AE"/>
         </w:rPr>
         <w:t xml:space="preserve">, </w:t>
       </w:r>
       <w:r>
         <w:rPr>
+          <w:rtl/>
+          <w:cs/>
           <w:lang w:val="ar_AE" w:bidi="ar_AE"/>
         </w:rPr>
         <w:t>تقدمة القربان</w:t>
       </w:r>
       <w:r>
         <w:rPr>
+          <w:rtl/>
+          <w:cs/>
           <w:lang w:val="ar_AE" w:bidi="ar_AE"/>
         </w:rPr>
         <w:t xml:space="preserve">, </w:t>
       </w:r>
       <w:r>
         <w:rPr>
+          <w:rtl/>
+          <w:cs/>
           <w:lang w:val="ar_AE" w:bidi="ar_AE"/>
         </w:rPr>
         <w:t>ذبيحة أثم</w:t>
       </w:r>
       <w:r>
         <w:rPr>
+          <w:rtl/>
+          <w:cs/>
           <w:lang w:val="ar_AE" w:bidi="ar_AE"/>
         </w:rPr>
         <w:t xml:space="preserve">, </w:t>
       </w:r>
       <w:r>
         <w:rPr>
+          <w:rtl/>
+          <w:cs/>
           <w:lang w:val="ar_AE" w:bidi="ar_AE"/>
         </w:rPr>
         <w:t>ذبيحة السلامة</w:t>
       </w:r>
       <w:r>
         <w:rPr>
+          <w:rtl/>
+          <w:cs/>
           <w:lang w:val="ar_AE" w:bidi="ar_AE"/>
         </w:rPr>
         <w:t xml:space="preserve">, </w:t>
       </w:r>
       <w:r>
         <w:rPr>
+          <w:rtl/>
+          <w:cs/>
           <w:lang w:val="ar_AE" w:bidi="ar_AE"/>
         </w:rPr>
         <w:t>الكاهن</w:t>
       </w:r>
       <w:r>
         <w:rPr>
+          <w:rtl/>
+          <w:cs/>
           <w:lang w:val="ar_AE" w:bidi="ar_AE"/>
         </w:rPr>
         <w:t xml:space="preserve">, </w:t>
       </w:r>
       <w:r>
         <w:rPr>
+          <w:rtl/>
+          <w:cs/>
           <w:lang w:val="ar_AE" w:bidi="ar_AE"/>
         </w:rPr>
         <w:t>الذبيحة</w:t>
       </w:r>
       <w:r>
         <w:rPr>
+          <w:rtl/>
+          <w:cs/>
           <w:lang w:val="ar_AE" w:bidi="ar_AE"/>
         </w:rPr>
         <w:t xml:space="preserve">, </w:t>
       </w:r>
       <w:r>
         <w:rPr>
+          <w:rtl/>
+          <w:cs/>
           <w:lang w:val="ar_AE" w:bidi="ar_AE"/>
         </w:rPr>
         <w:t>الخبز غير المُختمر</w:t>
       </w:r>
       <w:r>
         <w:rPr>
+          <w:rtl/>
+          <w:cs/>
           <w:lang w:val="ar_AE" w:bidi="ar_AE"/>
         </w:rPr>
         <w:t xml:space="preserve">, </w:t>
       </w:r>
       <w:r>
         <w:rPr>
+          <w:rtl/>
+          <w:cs/>
           <w:lang w:val="ar_AE" w:bidi="ar_AE"/>
         </w:rPr>
         <w:t>النذر</w:t>
       </w:r>
       <w:r>
         <w:rPr>
+          <w:rtl/>
+          <w:cs/>
           <w:lang w:val="ar_AE" w:bidi="ar_AE"/>
         </w:rPr>
         <w:t>)</w:t>
@@ -3852,6 +4722,8 @@
       </w:pPr>
       <w:r>
         <w:rPr>
+          <w:rtl/>
+          <w:cs/>
           <w:lang w:val="ar_AE" w:bidi="ar_AE"/>
         </w:rPr>
         <w:t>مراجع الكتاب المقدس:</w:t>
@@ -3866,12 +4738,16 @@
       </w:pPr>
       <w:r>
         <w:rPr>
+          <w:rtl/>
+          <w:cs/>
           <w:lang w:val="ar_AE" w:bidi="ar_AE"/>
         </w:rPr>
       </w:r>
       <w:hyperlink r:id="rId50">
         <w:r>
           <w:rPr>
+            <w:rtl/>
+            <w:cs/>
             <w:lang w:val="ar_AE" w:bidi="ar_AE"/>
           </w:rPr>
           <w:rPr>
@@ -3891,12 +4767,16 @@
       </w:pPr>
       <w:r>
         <w:rPr>
+          <w:rtl/>
+          <w:cs/>
           <w:lang w:val="ar_AE" w:bidi="ar_AE"/>
         </w:rPr>
       </w:r>
       <w:hyperlink r:id="rId51">
         <w:r>
           <w:rPr>
+            <w:rtl/>
+            <w:cs/>
             <w:lang w:val="ar_AE" w:bidi="ar_AE"/>
           </w:rPr>
           <w:rPr>
@@ -3916,12 +4796,16 @@
       </w:pPr>
       <w:r>
         <w:rPr>
+          <w:rtl/>
+          <w:cs/>
           <w:lang w:val="ar_AE" w:bidi="ar_AE"/>
         </w:rPr>
       </w:r>
       <w:hyperlink r:id="rId52">
         <w:r>
           <w:rPr>
+            <w:rtl/>
+            <w:cs/>
             <w:lang w:val="ar_AE" w:bidi="ar_AE"/>
           </w:rPr>
           <w:rPr>
@@ -3941,12 +4825,16 @@
       </w:pPr>
       <w:r>
         <w:rPr>
+          <w:rtl/>
+          <w:cs/>
           <w:lang w:val="ar_AE" w:bidi="ar_AE"/>
         </w:rPr>
       </w:r>
       <w:hyperlink r:id="rId53">
         <w:r>
           <w:rPr>
+            <w:rtl/>
+            <w:cs/>
             <w:lang w:val="ar_AE" w:bidi="ar_AE"/>
           </w:rPr>
           <w:rPr>
@@ -3966,12 +4854,16 @@
       </w:pPr>
       <w:r>
         <w:rPr>
+          <w:rtl/>
+          <w:cs/>
           <w:lang w:val="ar_AE" w:bidi="ar_AE"/>
         </w:rPr>
       </w:r>
       <w:hyperlink r:id="rId54">
         <w:r>
           <w:rPr>
+            <w:rtl/>
+            <w:cs/>
             <w:lang w:val="ar_AE" w:bidi="ar_AE"/>
           </w:rPr>
           <w:rPr>
@@ -3989,6 +4881,8 @@
       </w:pPr>
       <w:r>
         <w:rPr>
+          <w:rtl/>
+          <w:cs/>
           <w:lang w:val="ar_AE" w:bidi="ar_AE"/>
         </w:rPr>
         <w:t>بيانات الكلمة:</w:t>
@@ -4003,32 +4897,42 @@
       </w:pPr>
       <w:r>
         <w:rPr>
-          <w:lang w:val="ar_AE" w:bidi="ar_AE"/>
-        </w:rPr>
-      </w:r>
-      <w:r>
-        <w:rPr>
+          <w:rtl/>
+          <w:cs/>
+          <w:lang w:val="ar_AE" w:bidi="ar_AE"/>
+        </w:rPr>
+      </w:r>
+      <w:r>
+        <w:rPr>
+          <w:rtl/>
+          <w:cs/>
           <w:lang w:val="ar_AE" w:bidi="ar_AE"/>
         </w:rPr>
         <w:t>قاموس سترونغ: H8002</w:t>
       </w:r>
       <w:r>
         <w:rPr>
-          <w:lang w:val="ar_AE" w:bidi="ar_AE"/>
-        </w:rPr>
-      </w:r>
-      <w:r>
-        <w:rPr>
-          <w:lang w:val="ar_AE" w:bidi="ar_AE"/>
-        </w:rPr>
-      </w:r>
-    </w:p>
-    <w:p>
-      <w:pPr>
-        <w:bidi/>
-      </w:pPr>
-      <w:r>
-        <w:rPr>
+          <w:rtl/>
+          <w:cs/>
+          <w:lang w:val="ar_AE" w:bidi="ar_AE"/>
+        </w:rPr>
+      </w:r>
+      <w:r>
+        <w:rPr>
+          <w:rtl/>
+          <w:cs/>
+          <w:lang w:val="ar_AE" w:bidi="ar_AE"/>
+        </w:rPr>
+      </w:r>
+    </w:p>
+    <w:p>
+      <w:pPr>
+        <w:bidi/>
+      </w:pPr>
+      <w:r>
+        <w:rPr>
+          <w:rtl/>
+          <w:cs/>
           <w:lang w:val="ar_AE" w:bidi="ar_AE"/>
         </w:rPr>
       </w:r>
@@ -4040,12 +4944,16 @@
       </w:pPr>
       <w:r>
         <w:rPr>
+          <w:rtl/>
+          <w:cs/>
           <w:lang w:val="ar_AE" w:bidi="ar_AE"/>
         </w:rPr>
         <w:t>ذكي</w:t>
       </w:r>
       <w:r>
         <w:rPr>
+          <w:rtl/>
+          <w:cs/>
           <w:lang w:val="ar_AE" w:bidi="ar_AE"/>
         </w:rPr>
       </w:r>
@@ -4057,6 +4965,8 @@
       </w:pPr>
       <w:r>
         <w:rPr>
+          <w:rtl/>
+          <w:cs/>
           <w:lang w:val="ar_AE" w:bidi="ar_AE"/>
         </w:rPr>
         <w:t>التعريف:</w:t>
@@ -4068,11 +4978,15 @@
       </w:pPr>
       <w:r>
         <w:rPr>
-          <w:lang w:val="ar_AE" w:bidi="ar_AE"/>
-        </w:rPr>
-      </w:r>
-      <w:r>
-        <w:rPr>
+          <w:rtl/>
+          <w:cs/>
+          <w:lang w:val="ar_AE" w:bidi="ar_AE"/>
+        </w:rPr>
+      </w:r>
+      <w:r>
+        <w:rPr>
+          <w:rtl/>
+          <w:cs/>
           <w:lang w:val="ar_AE" w:bidi="ar_AE"/>
         </w:rPr>
         <w:t>يصف مصطلح ”ذكي“ الشخص الذي يتصف بالدهاء والفطنة، خاصة في الأمور العملية.</w:t>
@@ -4087,11 +5001,15 @@
       </w:pPr>
       <w:r>
         <w:rPr>
-          <w:lang w:val="ar_AE" w:bidi="ar_AE"/>
-        </w:rPr>
-      </w:r>
-      <w:r>
-        <w:rPr>
+          <w:rtl/>
+          <w:cs/>
+          <w:lang w:val="ar_AE" w:bidi="ar_AE"/>
+        </w:rPr>
+      </w:r>
+      <w:r>
+        <w:rPr>
+          <w:rtl/>
+          <w:cs/>
           <w:lang w:val="ar_AE" w:bidi="ar_AE"/>
         </w:rPr>
         <w:t>غالبًا ما يكون لمصطلح ”ذكي“ معنى سلبي جزئيًا لأنه عادةً ما ينطوي أيضًا على الأنانية.</w:t>
@@ -4106,11 +5024,15 @@
       </w:pPr>
       <w:r>
         <w:rPr>
-          <w:lang w:val="ar_AE" w:bidi="ar_AE"/>
-        </w:rPr>
-      </w:r>
-      <w:r>
-        <w:rPr>
+          <w:rtl/>
+          <w:cs/>
+          <w:lang w:val="ar_AE" w:bidi="ar_AE"/>
+        </w:rPr>
+      </w:r>
+      <w:r>
+        <w:rPr>
+          <w:rtl/>
+          <w:cs/>
           <w:lang w:val="ar_AE" w:bidi="ar_AE"/>
         </w:rPr>
         <w:t>عادةً ما يركز الشخص الذكي على مساعدة نفسه وليس الآخرين.</w:t>
@@ -4125,11 +5047,15 @@
       </w:pPr>
       <w:r>
         <w:rPr>
-          <w:lang w:val="ar_AE" w:bidi="ar_AE"/>
-        </w:rPr>
-      </w:r>
-      <w:r>
-        <w:rPr>
+          <w:rtl/>
+          <w:cs/>
+          <w:lang w:val="ar_AE" w:bidi="ar_AE"/>
+        </w:rPr>
+      </w:r>
+      <w:r>
+        <w:rPr>
+          <w:rtl/>
+          <w:cs/>
           <w:lang w:val="ar_AE" w:bidi="ar_AE"/>
         </w:rPr>
         <w:t>طرق أخرى لترجمة هذا المصطلح يمكن أن تشمل "ماكر" أو "حاذق" أو "ذكي" أو "ماهر"، اعتمادًا على السياق.</w:t>
@@ -4142,6 +5068,8 @@
       </w:pPr>
       <w:r>
         <w:rPr>
+          <w:rtl/>
+          <w:cs/>
           <w:lang w:val="ar_AE" w:bidi="ar_AE"/>
         </w:rPr>
         <w:t>مراجع الكتاب المقدس:</w:t>
@@ -4154,6 +5082,8 @@
       </w:pPr>
       <w:r>
         <w:rPr>
+          <w:rtl/>
+          <w:cs/>
           <w:lang w:val="ar_AE" w:bidi="ar_AE"/>
         </w:rPr>
         <w:t>بيانات الكلمة:</w:t>
@@ -4168,32 +5098,42 @@
       </w:pPr>
       <w:r>
         <w:rPr>
-          <w:lang w:val="ar_AE" w:bidi="ar_AE"/>
-        </w:rPr>
-      </w:r>
-      <w:r>
-        <w:rPr>
+          <w:rtl/>
+          <w:cs/>
+          <w:lang w:val="ar_AE" w:bidi="ar_AE"/>
+        </w:rPr>
+      </w:r>
+      <w:r>
+        <w:rPr>
+          <w:rtl/>
+          <w:cs/>
           <w:lang w:val="ar_AE" w:bidi="ar_AE"/>
         </w:rPr>
         <w:t>سترونج: H2450, H6175, G54290</w:t>
       </w:r>
       <w:r>
         <w:rPr>
-          <w:lang w:val="ar_AE" w:bidi="ar_AE"/>
-        </w:rPr>
-      </w:r>
-      <w:r>
-        <w:rPr>
-          <w:lang w:val="ar_AE" w:bidi="ar_AE"/>
-        </w:rPr>
-      </w:r>
-    </w:p>
-    <w:p>
-      <w:pPr>
-        <w:bidi/>
-      </w:pPr>
-      <w:r>
-        <w:rPr>
+          <w:rtl/>
+          <w:cs/>
+          <w:lang w:val="ar_AE" w:bidi="ar_AE"/>
+        </w:rPr>
+      </w:r>
+      <w:r>
+        <w:rPr>
+          <w:rtl/>
+          <w:cs/>
+          <w:lang w:val="ar_AE" w:bidi="ar_AE"/>
+        </w:rPr>
+      </w:r>
+    </w:p>
+    <w:p>
+      <w:pPr>
+        <w:bidi/>
+      </w:pPr>
+      <w:r>
+        <w:rPr>
+          <w:rtl/>
+          <w:cs/>
           <w:lang w:val="ar_AE" w:bidi="ar_AE"/>
         </w:rPr>
       </w:r>
@@ -4205,12 +5145,16 @@
       </w:pPr>
       <w:r>
         <w:rPr>
+          <w:rtl/>
+          <w:cs/>
           <w:lang w:val="ar_AE" w:bidi="ar_AE"/>
         </w:rPr>
         <w:t>ذَكِي</w:t>
       </w:r>
       <w:r>
         <w:rPr>
+          <w:rtl/>
+          <w:cs/>
           <w:lang w:val="ar_AE" w:bidi="ar_AE"/>
         </w:rPr>
       </w:r>
@@ -4222,6 +5166,8 @@
       </w:pPr>
       <w:r>
         <w:rPr>
+          <w:rtl/>
+          <w:cs/>
           <w:lang w:val="ar_AE" w:bidi="ar_AE"/>
         </w:rPr>
         <w:t>حقائق:</w:t>
@@ -4233,11 +5179,15 @@
       </w:pPr>
       <w:r>
         <w:rPr>
-          <w:lang w:val="ar_AE" w:bidi="ar_AE"/>
-        </w:rPr>
-      </w:r>
-      <w:r>
-        <w:rPr>
+          <w:rtl/>
+          <w:cs/>
+          <w:lang w:val="ar_AE" w:bidi="ar_AE"/>
+        </w:rPr>
+      </w:r>
+      <w:r>
+        <w:rPr>
+          <w:rtl/>
+          <w:cs/>
           <w:lang w:val="ar_AE" w:bidi="ar_AE"/>
         </w:rPr>
         <w:t>مصطلح "ذَكِي" يصف الشخص الذي يفكر بتدقيقٍ في أفعاله وتصرفاته ويتخذ قرارات حكيمة.</w:t>
@@ -4252,11 +5202,15 @@
       </w:pPr>
       <w:r>
         <w:rPr>
-          <w:lang w:val="ar_AE" w:bidi="ar_AE"/>
-        </w:rPr>
-      </w:r>
-      <w:r>
-        <w:rPr>
+          <w:rtl/>
+          <w:cs/>
+          <w:lang w:val="ar_AE" w:bidi="ar_AE"/>
+        </w:rPr>
+      </w:r>
+      <w:r>
+        <w:rPr>
+          <w:rtl/>
+          <w:cs/>
           <w:lang w:val="ar_AE" w:bidi="ar_AE"/>
         </w:rPr>
         <w:t>غالبًا ما يشير "الذَكَاء" إلى القدرة على اتخاذ قرارات حكيمة بشأن الأمور العمليّة والماديّة، مثل إدارة المال أو الممتلكات.</w:t>
@@ -4271,11 +5225,15 @@
       </w:pPr>
       <w:r>
         <w:rPr>
-          <w:lang w:val="ar_AE" w:bidi="ar_AE"/>
-        </w:rPr>
-      </w:r>
-      <w:r>
-        <w:rPr>
+          <w:rtl/>
+          <w:cs/>
+          <w:lang w:val="ar_AE" w:bidi="ar_AE"/>
+        </w:rPr>
+      </w:r>
+      <w:r>
+        <w:rPr>
+          <w:rtl/>
+          <w:cs/>
           <w:lang w:val="ar_AE" w:bidi="ar_AE"/>
         </w:rPr>
         <w:t>مع أنّ "الذَكَاء" و"الحكمة" يتشابهان في المعنى، فأن "الحكمة" غالبًا ما تكون أعمّ وأشمل، وتركز على الأمور الروحيّة أو الأخلاقيّة.</w:t>
@@ -4290,11 +5248,15 @@
       </w:pPr>
       <w:r>
         <w:rPr>
-          <w:lang w:val="ar_AE" w:bidi="ar_AE"/>
-        </w:rPr>
-      </w:r>
-      <w:r>
-        <w:rPr>
+          <w:rtl/>
+          <w:cs/>
+          <w:lang w:val="ar_AE" w:bidi="ar_AE"/>
+        </w:rPr>
+      </w:r>
+      <w:r>
+        <w:rPr>
+          <w:rtl/>
+          <w:cs/>
           <w:lang w:val="ar_AE" w:bidi="ar_AE"/>
         </w:rPr>
         <w:t xml:space="preserve"> يمكن أيضًا تَرْجَمَة "ذَكِي"وفقا للسياق، إلى "فَطِن" أو "حَذِر" أو "حكيم".</w:t>
@@ -4306,41 +5268,55 @@
       </w:pPr>
       <w:r>
         <w:rPr>
-          <w:lang w:val="ar_AE" w:bidi="ar_AE"/>
-        </w:rPr>
-      </w:r>
-      <w:r>
-        <w:rPr>
+          <w:rtl/>
+          <w:cs/>
+          <w:lang w:val="ar_AE" w:bidi="ar_AE"/>
+        </w:rPr>
+      </w:r>
+      <w:r>
+        <w:rPr>
+          <w:rtl/>
+          <w:cs/>
           <w:lang w:val="ar_AE" w:bidi="ar_AE"/>
         </w:rPr>
         <w:t xml:space="preserve">(انظر أيضًا: </w:t>
       </w:r>
       <w:r>
         <w:rPr>
+          <w:rtl/>
+          <w:cs/>
           <w:lang w:val="ar_AE" w:bidi="ar_AE"/>
         </w:rPr>
         <w:t>فَطِن،</w:t>
       </w:r>
       <w:r>
         <w:rPr>
+          <w:rtl/>
+          <w:cs/>
           <w:lang w:val="ar_AE" w:bidi="ar_AE"/>
         </w:rPr>
         <w:t xml:space="preserve"> </w:t>
       </w:r>
       <w:r>
         <w:rPr>
+          <w:rtl/>
+          <w:cs/>
           <w:lang w:val="ar_AE" w:bidi="ar_AE"/>
         </w:rPr>
         <w:t xml:space="preserve">روح، </w:t>
       </w:r>
       <w:r>
         <w:rPr>
+          <w:rtl/>
+          <w:cs/>
           <w:lang w:val="ar_AE" w:bidi="ar_AE"/>
         </w:rPr>
         <w:t>حكيم</w:t>
       </w:r>
       <w:r>
         <w:rPr>
+          <w:rtl/>
+          <w:cs/>
           <w:lang w:val="ar_AE" w:bidi="ar_AE"/>
         </w:rPr>
         <w:t>)</w:t>
@@ -4353,6 +5329,8 @@
       </w:pPr>
       <w:r>
         <w:rPr>
+          <w:rtl/>
+          <w:cs/>
           <w:lang w:val="ar_AE" w:bidi="ar_AE"/>
         </w:rPr>
         <w:t>مراجع الكتاب المقدس:</w:t>
@@ -4367,12 +5345,16 @@
       </w:pPr>
       <w:r>
         <w:rPr>
+          <w:rtl/>
+          <w:cs/>
           <w:lang w:val="ar_AE" w:bidi="ar_AE"/>
         </w:rPr>
       </w:r>
       <w:hyperlink r:id="rId55">
         <w:r>
           <w:rPr>
+            <w:rtl/>
+            <w:cs/>
             <w:lang w:val="ar_AE" w:bidi="ar_AE"/>
           </w:rPr>
           <w:rPr>
@@ -4392,12 +5374,16 @@
       </w:pPr>
       <w:r>
         <w:rPr>
+          <w:rtl/>
+          <w:cs/>
           <w:lang w:val="ar_AE" w:bidi="ar_AE"/>
         </w:rPr>
       </w:r>
       <w:hyperlink r:id="rId56">
         <w:r>
           <w:rPr>
+            <w:rtl/>
+            <w:cs/>
             <w:lang w:val="ar_AE" w:bidi="ar_AE"/>
           </w:rPr>
           <w:rPr>
@@ -4417,12 +5403,16 @@
       </w:pPr>
       <w:r>
         <w:rPr>
+          <w:rtl/>
+          <w:cs/>
           <w:lang w:val="ar_AE" w:bidi="ar_AE"/>
         </w:rPr>
       </w:r>
       <w:hyperlink r:id="rId57">
         <w:r>
           <w:rPr>
+            <w:rtl/>
+            <w:cs/>
             <w:lang w:val="ar_AE" w:bidi="ar_AE"/>
           </w:rPr>
           <w:rPr>
@@ -4440,6 +5430,8 @@
       </w:pPr>
       <w:r>
         <w:rPr>
+          <w:rtl/>
+          <w:cs/>
           <w:lang w:val="ar_AE" w:bidi="ar_AE"/>
         </w:rPr>
         <w:t>بيانات الكلمة:</w:t>
@@ -4454,32 +5446,42 @@
       </w:pPr>
       <w:r>
         <w:rPr>
-          <w:lang w:val="ar_AE" w:bidi="ar_AE"/>
-        </w:rPr>
-      </w:r>
-      <w:r>
-        <w:rPr>
+          <w:rtl/>
+          <w:cs/>
+          <w:lang w:val="ar_AE" w:bidi="ar_AE"/>
+        </w:rPr>
+      </w:r>
+      <w:r>
+        <w:rPr>
+          <w:rtl/>
+          <w:cs/>
           <w:lang w:val="ar_AE" w:bidi="ar_AE"/>
         </w:rPr>
         <w:t>سترونغ: H0995, H5843, H6175, H6191, H6195, H7919, H7922</w:t>
       </w:r>
       <w:r>
         <w:rPr>
-          <w:lang w:val="ar_AE" w:bidi="ar_AE"/>
-        </w:rPr>
-      </w:r>
-      <w:r>
-        <w:rPr>
-          <w:lang w:val="ar_AE" w:bidi="ar_AE"/>
-        </w:rPr>
-      </w:r>
-    </w:p>
-    <w:p>
-      <w:pPr>
-        <w:bidi/>
-      </w:pPr>
-      <w:r>
-        <w:rPr>
+          <w:rtl/>
+          <w:cs/>
+          <w:lang w:val="ar_AE" w:bidi="ar_AE"/>
+        </w:rPr>
+      </w:r>
+      <w:r>
+        <w:rPr>
+          <w:rtl/>
+          <w:cs/>
+          <w:lang w:val="ar_AE" w:bidi="ar_AE"/>
+        </w:rPr>
+      </w:r>
+    </w:p>
+    <w:p>
+      <w:pPr>
+        <w:bidi/>
+      </w:pPr>
+      <w:r>
+        <w:rPr>
+          <w:rtl/>
+          <w:cs/>
           <w:lang w:val="ar_AE" w:bidi="ar_AE"/>
         </w:rPr>
       </w:r>
@@ -4491,12 +5493,16 @@
       </w:pPr>
       <w:r>
         <w:rPr>
+          <w:rtl/>
+          <w:cs/>
           <w:lang w:val="ar_AE" w:bidi="ar_AE"/>
         </w:rPr>
         <w:t>ذنب</w:t>
       </w:r>
       <w:r>
         <w:rPr>
+          <w:rtl/>
+          <w:cs/>
           <w:lang w:val="ar_AE" w:bidi="ar_AE"/>
         </w:rPr>
       </w:r>
@@ -4508,6 +5514,8 @@
       </w:pPr>
       <w:r>
         <w:rPr>
+          <w:rtl/>
+          <w:cs/>
           <w:lang w:val="ar_AE" w:bidi="ar_AE"/>
         </w:rPr>
         <w:t>التعريف:</w:t>
@@ -4519,11 +5527,15 @@
       </w:pPr>
       <w:r>
         <w:rPr>
-          <w:lang w:val="ar_AE" w:bidi="ar_AE"/>
-        </w:rPr>
-      </w:r>
-      <w:r>
-        <w:rPr>
+          <w:rtl/>
+          <w:cs/>
+          <w:lang w:val="ar_AE" w:bidi="ar_AE"/>
+        </w:rPr>
+      </w:r>
+      <w:r>
+        <w:rPr>
+          <w:rtl/>
+          <w:cs/>
           <w:lang w:val="ar_AE" w:bidi="ar_AE"/>
         </w:rPr>
         <w:t>يشير مصطلح "الذنب" إلى حقيقة ارتكاب خطية أو جريمة.</w:t>
@@ -4538,11 +5550,15 @@
       </w:pPr>
       <w:r>
         <w:rPr>
-          <w:lang w:val="ar_AE" w:bidi="ar_AE"/>
-        </w:rPr>
-      </w:r>
-      <w:r>
-        <w:rPr>
+          <w:rtl/>
+          <w:cs/>
+          <w:lang w:val="ar_AE" w:bidi="ar_AE"/>
+        </w:rPr>
+      </w:r>
+      <w:r>
+        <w:rPr>
+          <w:rtl/>
+          <w:cs/>
           <w:lang w:val="ar_AE" w:bidi="ar_AE"/>
         </w:rPr>
         <w:t>أن "تكون مذنبًا" يعني أنك قد فعلت شيئًا خاطئًا أخلاقيًا، أي أنك عصيت الله.</w:t>
@@ -4557,11 +5573,15 @@
       </w:pPr>
       <w:r>
         <w:rPr>
-          <w:lang w:val="ar_AE" w:bidi="ar_AE"/>
-        </w:rPr>
-      </w:r>
-      <w:r>
-        <w:rPr>
+          <w:rtl/>
+          <w:cs/>
+          <w:lang w:val="ar_AE" w:bidi="ar_AE"/>
+        </w:rPr>
+      </w:r>
+      <w:r>
+        <w:rPr>
+          <w:rtl/>
+          <w:cs/>
           <w:lang w:val="ar_AE" w:bidi="ar_AE"/>
         </w:rPr>
         <w:t>كما أن عكس "المذنب" هو "البريء".</w:t>
@@ -4574,6 +5594,8 @@
       </w:pPr>
       <w:r>
         <w:rPr>
+          <w:rtl/>
+          <w:cs/>
           <w:lang w:val="ar_AE" w:bidi="ar_AE"/>
         </w:rPr>
         <w:t>اقتراحات الترجمة:</w:t>
@@ -4588,11 +5610,15 @@
       </w:pPr>
       <w:r>
         <w:rPr>
-          <w:lang w:val="ar_AE" w:bidi="ar_AE"/>
-        </w:rPr>
-      </w:r>
-      <w:r>
-        <w:rPr>
+          <w:rtl/>
+          <w:cs/>
+          <w:lang w:val="ar_AE" w:bidi="ar_AE"/>
+        </w:rPr>
+      </w:r>
+      <w:r>
+        <w:rPr>
+          <w:rtl/>
+          <w:cs/>
           <w:lang w:val="ar_AE" w:bidi="ar_AE"/>
         </w:rPr>
         <w:t>قد تترجم بعض اللغات "الذنب" إلى "ثقل الخطية" أو "احتساب الخطايا".</w:t>
@@ -4607,11 +5633,15 @@
       </w:pPr>
       <w:r>
         <w:rPr>
-          <w:lang w:val="ar_AE" w:bidi="ar_AE"/>
-        </w:rPr>
-      </w:r>
-      <w:r>
-        <w:rPr>
+          <w:rtl/>
+          <w:cs/>
+          <w:lang w:val="ar_AE" w:bidi="ar_AE"/>
+        </w:rPr>
+      </w:r>
+      <w:r>
+        <w:rPr>
+          <w:rtl/>
+          <w:cs/>
           <w:lang w:val="ar_AE" w:bidi="ar_AE"/>
         </w:rPr>
         <w:t>طرق ترجمة "أن تكون مذنبًا" يمكن أن تشمل كلمة أو عبارة تعني "أن تكون مخطئًا" أو "قد فعلت شيئًا خاطئًا أخلاقيًا" أو "قد ارتكبت خطية".</w:t>
@@ -4623,59 +5653,79 @@
       </w:pPr>
       <w:r>
         <w:rPr>
-          <w:lang w:val="ar_AE" w:bidi="ar_AE"/>
-        </w:rPr>
-      </w:r>
-      <w:r>
-        <w:rPr>
+          <w:rtl/>
+          <w:cs/>
+          <w:lang w:val="ar_AE" w:bidi="ar_AE"/>
+        </w:rPr>
+      </w:r>
+      <w:r>
+        <w:rPr>
+          <w:rtl/>
+          <w:cs/>
           <w:lang w:val="ar_AE" w:bidi="ar_AE"/>
         </w:rPr>
         <w:t xml:space="preserve">(انظر أيضًا: </w:t>
       </w:r>
       <w:r>
         <w:rPr>
+          <w:rtl/>
+          <w:cs/>
           <w:lang w:val="ar_AE" w:bidi="ar_AE"/>
         </w:rPr>
         <w:t>بريء</w:t>
       </w:r>
       <w:r>
         <w:rPr>
+          <w:rtl/>
+          <w:cs/>
           <w:lang w:val="ar_AE" w:bidi="ar_AE"/>
         </w:rPr>
         <w:t xml:space="preserve">، </w:t>
       </w:r>
       <w:r>
         <w:rPr>
+          <w:rtl/>
+          <w:cs/>
           <w:lang w:val="ar_AE" w:bidi="ar_AE"/>
         </w:rPr>
         <w:t>الإثم</w:t>
       </w:r>
       <w:r>
         <w:rPr>
+          <w:rtl/>
+          <w:cs/>
           <w:lang w:val="ar_AE" w:bidi="ar_AE"/>
         </w:rPr>
         <w:t xml:space="preserve">، </w:t>
       </w:r>
       <w:r>
         <w:rPr>
+          <w:rtl/>
+          <w:cs/>
           <w:lang w:val="ar_AE" w:bidi="ar_AE"/>
         </w:rPr>
         <w:t>العقاب</w:t>
       </w:r>
       <w:r>
         <w:rPr>
+          <w:rtl/>
+          <w:cs/>
           <w:lang w:val="ar_AE" w:bidi="ar_AE"/>
         </w:rPr>
         <w:t xml:space="preserve">، </w:t>
       </w:r>
       <w:r>
         <w:rPr>
+          <w:rtl/>
+          <w:cs/>
           <w:lang w:val="ar_AE" w:bidi="ar_AE"/>
         </w:rPr>
         <w:t>الخطية</w:t>
       </w:r>
       <w:r>
         <w:rPr>
+          <w:rtl/>
+          <w:cs/>
           <w:lang w:val="ar_AE" w:bidi="ar_AE"/>
         </w:rPr>
         <w:t>)</w:t>
@@ -4688,6 +5738,8 @@
       </w:pPr>
       <w:r>
         <w:rPr>
+          <w:rtl/>
+          <w:cs/>
           <w:lang w:val="ar_AE" w:bidi="ar_AE"/>
         </w:rPr>
         <w:t>مراجع الكتاب المقدس:</w:t>
@@ -4702,12 +5754,16 @@
       </w:pPr>
       <w:r>
         <w:rPr>
+          <w:rtl/>
+          <w:cs/>
           <w:lang w:val="ar_AE" w:bidi="ar_AE"/>
         </w:rPr>
       </w:r>
       <w:hyperlink r:id="rId58">
         <w:r>
           <w:rPr>
+            <w:rtl/>
+            <w:cs/>
             <w:lang w:val="ar_AE" w:bidi="ar_AE"/>
           </w:rPr>
           <w:rPr>
@@ -4727,12 +5783,16 @@
       </w:pPr>
       <w:r>
         <w:rPr>
+          <w:rtl/>
+          <w:cs/>
           <w:lang w:val="ar_AE" w:bidi="ar_AE"/>
         </w:rPr>
       </w:r>
       <w:hyperlink r:id="rId59">
         <w:r>
           <w:rPr>
+            <w:rtl/>
+            <w:cs/>
             <w:lang w:val="ar_AE" w:bidi="ar_AE"/>
           </w:rPr>
           <w:rPr>
@@ -4752,12 +5812,16 @@
       </w:pPr>
       <w:r>
         <w:rPr>
+          <w:rtl/>
+          <w:cs/>
           <w:lang w:val="ar_AE" w:bidi="ar_AE"/>
         </w:rPr>
       </w:r>
       <w:hyperlink r:id="rId60">
         <w:r>
           <w:rPr>
+            <w:rtl/>
+            <w:cs/>
             <w:lang w:val="ar_AE" w:bidi="ar_AE"/>
           </w:rPr>
           <w:rPr>
@@ -4777,12 +5841,16 @@
       </w:pPr>
       <w:r>
         <w:rPr>
+          <w:rtl/>
+          <w:cs/>
           <w:lang w:val="ar_AE" w:bidi="ar_AE"/>
         </w:rPr>
       </w:r>
       <w:hyperlink r:id="rId61">
         <w:r>
           <w:rPr>
+            <w:rtl/>
+            <w:cs/>
             <w:lang w:val="ar_AE" w:bidi="ar_AE"/>
           </w:rPr>
           <w:rPr>
@@ -4802,12 +5870,16 @@
       </w:pPr>
       <w:r>
         <w:rPr>
+          <w:rtl/>
+          <w:cs/>
           <w:lang w:val="ar_AE" w:bidi="ar_AE"/>
         </w:rPr>
       </w:r>
       <w:hyperlink r:id="rId62">
         <w:r>
           <w:rPr>
+            <w:rtl/>
+            <w:cs/>
             <w:lang w:val="ar_AE" w:bidi="ar_AE"/>
           </w:rPr>
           <w:rPr>
@@ -4825,6 +5897,8 @@
       </w:pPr>
       <w:r>
         <w:rPr>
+          <w:rtl/>
+          <w:cs/>
           <w:lang w:val="ar_AE" w:bidi="ar_AE"/>
         </w:rPr>
         <w:t>أمثلة من قصص الكتاب المقدس:</w:t>
@@ -4839,18 +5913,24 @@
       </w:pPr>
       <w:r>
         <w:rPr>
+          <w:rtl/>
+          <w:cs/>
           <w:lang w:val="ar_AE" w:bidi="ar_AE"/>
         </w:rPr>
       </w:r>
       <w:r>
         <w:rPr>
           <w:b/>
+          <w:rtl/>
+          <w:cs/>
           <w:lang w:val="ar_AE" w:bidi="ar_AE"/>
         </w:rPr>
         <w:t>39: 2</w:t>
       </w:r>
       <w:r>
         <w:rPr>
+          <w:rtl/>
+          <w:cs/>
           <w:lang w:val="ar_AE" w:bidi="ar_AE"/>
         </w:rPr>
         <w:t xml:space="preserve"> أحضروا العديد من الشهود الذين شهدوا زورًا عليه (يسوع). ومع ذلك، لم تتفق شهاداتهم مع بعضها البعض، لذلك لم يتمكن القادة اليهود من إثبات أنه </w:t>
@@ -4858,12 +5938,16 @@
       <w:r>
         <w:rPr>
           <w:b/>
+          <w:rtl/>
+          <w:cs/>
           <w:lang w:val="ar_AE" w:bidi="ar_AE"/>
         </w:rPr>
         <w:t>مذنب</w:t>
       </w:r>
       <w:r>
         <w:rPr>
+          <w:rtl/>
+          <w:cs/>
           <w:lang w:val="ar_AE" w:bidi="ar_AE"/>
         </w:rPr>
         <w:t xml:space="preserve"> بأي شيء.</w:t>
@@ -4878,18 +5962,24 @@
       </w:pPr>
       <w:r>
         <w:rPr>
+          <w:rtl/>
+          <w:cs/>
           <w:lang w:val="ar_AE" w:bidi="ar_AE"/>
         </w:rPr>
       </w:r>
       <w:r>
         <w:rPr>
           <w:b/>
+          <w:rtl/>
+          <w:cs/>
           <w:lang w:val="ar_AE" w:bidi="ar_AE"/>
         </w:rPr>
         <w:t>39: 11</w:t>
       </w:r>
       <w:r>
         <w:rPr>
+          <w:rtl/>
+          <w:cs/>
           <w:lang w:val="ar_AE" w:bidi="ar_AE"/>
         </w:rPr>
         <w:t xml:space="preserve"> بعد التحدث مع يسوع، خرج بيلاطس إلى الجمع وقال، "لا أجد </w:t>
@@ -4897,12 +5987,16 @@
       <w:r>
         <w:rPr>
           <w:b/>
+          <w:rtl/>
+          <w:cs/>
           <w:lang w:val="ar_AE" w:bidi="ar_AE"/>
         </w:rPr>
         <w:t>ذنبًا (علة)</w:t>
       </w:r>
       <w:r>
         <w:rPr>
+          <w:rtl/>
+          <w:cs/>
           <w:lang w:val="ar_AE" w:bidi="ar_AE"/>
         </w:rPr>
         <w:t xml:space="preserve"> في هذا الرجل." لكن القادة اليهود والجمع صرخوا، "اصلبه!" فرد بيلاطس، "إنه ليس </w:t>
@@ -4910,12 +6004,16 @@
       <w:r>
         <w:rPr>
           <w:b/>
+          <w:rtl/>
+          <w:cs/>
           <w:lang w:val="ar_AE" w:bidi="ar_AE"/>
         </w:rPr>
         <w:t>مذنبًا ولم يعمل أي شر</w:t>
       </w:r>
       <w:r>
         <w:rPr>
+          <w:rtl/>
+          <w:cs/>
           <w:lang w:val="ar_AE" w:bidi="ar_AE"/>
         </w:rPr>
         <w:t xml:space="preserve">." لكنهم صرخوا بصوت أعلى. ثم قال بيلاطس للمرة الثالثة، "إنه ليس </w:t>
@@ -4923,12 +6021,16 @@
       <w:r>
         <w:rPr>
           <w:b/>
+          <w:rtl/>
+          <w:cs/>
           <w:lang w:val="ar_AE" w:bidi="ar_AE"/>
         </w:rPr>
         <w:t>مذنبًا</w:t>
       </w:r>
       <w:r>
         <w:rPr>
+          <w:rtl/>
+          <w:cs/>
           <w:lang w:val="ar_AE" w:bidi="ar_AE"/>
         </w:rPr>
         <w:t>!"</w:t>
@@ -4943,18 +6045,24 @@
       </w:pPr>
       <w:r>
         <w:rPr>
+          <w:rtl/>
+          <w:cs/>
           <w:lang w:val="ar_AE" w:bidi="ar_AE"/>
         </w:rPr>
       </w:r>
       <w:r>
         <w:rPr>
           <w:b/>
+          <w:rtl/>
+          <w:cs/>
           <w:lang w:val="ar_AE" w:bidi="ar_AE"/>
         </w:rPr>
         <w:t>40: 4</w:t>
       </w:r>
       <w:r>
         <w:rPr>
+          <w:rtl/>
+          <w:cs/>
           <w:lang w:val="ar_AE" w:bidi="ar_AE"/>
         </w:rPr>
         <w:t xml:space="preserve"> لقد صُلب يسوع بين لصين. وهزأ أحدهم من يسوع، لكن الآخر قال، "أولا تخاف الله؟ نحن </w:t>
@@ -4962,12 +6070,16 @@
       <w:r>
         <w:rPr>
           <w:b/>
+          <w:rtl/>
+          <w:cs/>
           <w:lang w:val="ar_AE" w:bidi="ar_AE"/>
         </w:rPr>
         <w:t>مذنبون</w:t>
       </w:r>
       <w:r>
         <w:rPr>
+          <w:rtl/>
+          <w:cs/>
           <w:lang w:val="ar_AE" w:bidi="ar_AE"/>
         </w:rPr>
         <w:t>، لكن هذا الرجل بريء."</w:t>
@@ -4982,18 +6094,24 @@
       </w:pPr>
       <w:r>
         <w:rPr>
+          <w:rtl/>
+          <w:cs/>
           <w:lang w:val="ar_AE" w:bidi="ar_AE"/>
         </w:rPr>
       </w:r>
       <w:r>
         <w:rPr>
           <w:b/>
+          <w:rtl/>
+          <w:cs/>
           <w:lang w:val="ar_AE" w:bidi="ar_AE"/>
         </w:rPr>
         <w:t>49: 10</w:t>
       </w:r>
       <w:r>
         <w:rPr>
+          <w:rtl/>
+          <w:cs/>
           <w:lang w:val="ar_AE" w:bidi="ar_AE"/>
         </w:rPr>
         <w:t xml:space="preserve"> بسبب خطيتك، فأنت </w:t>
@@ -5001,12 +6119,16 @@
       <w:r>
         <w:rPr>
           <w:b/>
+          <w:rtl/>
+          <w:cs/>
           <w:lang w:val="ar_AE" w:bidi="ar_AE"/>
         </w:rPr>
         <w:t>مذنب</w:t>
       </w:r>
       <w:r>
         <w:rPr>
+          <w:rtl/>
+          <w:cs/>
           <w:lang w:val="ar_AE" w:bidi="ar_AE"/>
         </w:rPr>
         <w:t xml:space="preserve"> وتستحق الموت.</w:t>
@@ -5019,6 +6141,8 @@
       </w:pPr>
       <w:r>
         <w:rPr>
+          <w:rtl/>
+          <w:cs/>
           <w:lang w:val="ar_AE" w:bidi="ar_AE"/>
         </w:rPr>
         <w:t>بيانات الكلمة:</w:t>
@@ -5033,32 +6157,42 @@
       </w:pPr>
       <w:r>
         <w:rPr>
-          <w:lang w:val="ar_AE" w:bidi="ar_AE"/>
-        </w:rPr>
-      </w:r>
-      <w:r>
-        <w:rPr>
+          <w:rtl/>
+          <w:cs/>
+          <w:lang w:val="ar_AE" w:bidi="ar_AE"/>
+        </w:rPr>
+      </w:r>
+      <w:r>
+        <w:rPr>
+          <w:rtl/>
+          <w:cs/>
           <w:lang w:val="ar_AE" w:bidi="ar_AE"/>
         </w:rPr>
         <w:t>سترونج: H0816، H0817، H0818، H5352، H5355، H7563، G03380، G17770، G37840، G52670</w:t>
       </w:r>
       <w:r>
         <w:rPr>
-          <w:lang w:val="ar_AE" w:bidi="ar_AE"/>
-        </w:rPr>
-      </w:r>
-      <w:r>
-        <w:rPr>
-          <w:lang w:val="ar_AE" w:bidi="ar_AE"/>
-        </w:rPr>
-      </w:r>
-    </w:p>
-    <w:p>
-      <w:pPr>
-        <w:bidi/>
-      </w:pPr>
-      <w:r>
-        <w:rPr>
+          <w:rtl/>
+          <w:cs/>
+          <w:lang w:val="ar_AE" w:bidi="ar_AE"/>
+        </w:rPr>
+      </w:r>
+      <w:r>
+        <w:rPr>
+          <w:rtl/>
+          <w:cs/>
+          <w:lang w:val="ar_AE" w:bidi="ar_AE"/>
+        </w:rPr>
+      </w:r>
+    </w:p>
+    <w:p>
+      <w:pPr>
+        <w:bidi/>
+      </w:pPr>
+      <w:r>
+        <w:rPr>
+          <w:rtl/>
+          <w:cs/>
           <w:lang w:val="ar_AE" w:bidi="ar_AE"/>
         </w:rPr>
       </w:r>
@@ -5070,12 +6204,16 @@
       </w:pPr>
       <w:r>
         <w:rPr>
+          <w:rtl/>
+          <w:cs/>
           <w:lang w:val="ar_AE" w:bidi="ar_AE"/>
         </w:rPr>
         <w:t>ذهب</w:t>
       </w:r>
       <w:r>
         <w:rPr>
+          <w:rtl/>
+          <w:cs/>
           <w:lang w:val="ar_AE" w:bidi="ar_AE"/>
         </w:rPr>
       </w:r>
@@ -5087,6 +6225,8 @@
       </w:pPr>
       <w:r>
         <w:rPr>
+          <w:rtl/>
+          <w:cs/>
           <w:lang w:val="ar_AE" w:bidi="ar_AE"/>
         </w:rPr>
         <w:t>التعريف:</w:t>
@@ -5098,11 +6238,15 @@
       </w:pPr>
       <w:r>
         <w:rPr>
-          <w:lang w:val="ar_AE" w:bidi="ar_AE"/>
-        </w:rPr>
-      </w:r>
-      <w:r>
-        <w:rPr>
+          <w:rtl/>
+          <w:cs/>
+          <w:lang w:val="ar_AE" w:bidi="ar_AE"/>
+        </w:rPr>
+      </w:r>
+      <w:r>
+        <w:rPr>
+          <w:rtl/>
+          <w:cs/>
           <w:lang w:val="ar_AE" w:bidi="ar_AE"/>
         </w:rPr>
         <w:t>الذهب هو معدن أصفر عالي الجودة كان يستخدم في صنع المجوهرات والأشياء الدينية. ولقد كان المعدن الأكثر قيمة في العصور القديمة.</w:t>
@@ -5117,11 +6261,15 @@
       </w:pPr>
       <w:r>
         <w:rPr>
-          <w:lang w:val="ar_AE" w:bidi="ar_AE"/>
-        </w:rPr>
-      </w:r>
-      <w:r>
-        <w:rPr>
+          <w:rtl/>
+          <w:cs/>
+          <w:lang w:val="ar_AE" w:bidi="ar_AE"/>
+        </w:rPr>
+      </w:r>
+      <w:r>
+        <w:rPr>
+          <w:rtl/>
+          <w:cs/>
           <w:lang w:val="ar_AE" w:bidi="ar_AE"/>
         </w:rPr>
         <w:t>في أزمنة الكتاب المقدس، كان يتم صنع أنواع مختلفة من الأشياء من الذهب الخالص أو كانت تُغطَّي بطبقة رقيقة من الذهب.</w:t>
@@ -5136,11 +6284,15 @@
       </w:pPr>
       <w:r>
         <w:rPr>
-          <w:lang w:val="ar_AE" w:bidi="ar_AE"/>
-        </w:rPr>
-      </w:r>
-      <w:r>
-        <w:rPr>
+          <w:rtl/>
+          <w:cs/>
+          <w:lang w:val="ar_AE" w:bidi="ar_AE"/>
+        </w:rPr>
+      </w:r>
+      <w:r>
+        <w:rPr>
+          <w:rtl/>
+          <w:cs/>
           <w:lang w:val="ar_AE" w:bidi="ar_AE"/>
         </w:rPr>
         <w:t>شملت هذه الأشياء الأقراط والمجوهرات الأخرى، والأصنام، والمذابح، والأشياء الأخرى المستخدمة في خيمة الاجتماع أو الهيكل، مثل تابوت العهد.</w:t>
@@ -5155,11 +6307,15 @@
       </w:pPr>
       <w:r>
         <w:rPr>
-          <w:lang w:val="ar_AE" w:bidi="ar_AE"/>
-        </w:rPr>
-      </w:r>
-      <w:r>
-        <w:rPr>
+          <w:rtl/>
+          <w:cs/>
+          <w:lang w:val="ar_AE" w:bidi="ar_AE"/>
+        </w:rPr>
+      </w:r>
+      <w:r>
+        <w:rPr>
+          <w:rtl/>
+          <w:cs/>
           <w:lang w:val="ar_AE" w:bidi="ar_AE"/>
         </w:rPr>
         <w:t>في أزمنة العهد القديم، كان الذهب يستخدم كوسيلة للتبادل في الشراء والبيع. وكان يوزن على ميزان لتحديد قيمته.</w:t>
@@ -5174,11 +6330,15 @@
       </w:pPr>
       <w:r>
         <w:rPr>
-          <w:lang w:val="ar_AE" w:bidi="ar_AE"/>
-        </w:rPr>
-      </w:r>
-      <w:r>
-        <w:rPr>
+          <w:rtl/>
+          <w:cs/>
+          <w:lang w:val="ar_AE" w:bidi="ar_AE"/>
+        </w:rPr>
+      </w:r>
+      <w:r>
+        <w:rPr>
+          <w:rtl/>
+          <w:cs/>
           <w:lang w:val="ar_AE" w:bidi="ar_AE"/>
         </w:rPr>
         <w:t>لاحقًا، تم استخدام الذهب والمعادن الأخرى مثل الفضة لصنع العملات لاستخدامها في الشراء والبيع.</w:t>
@@ -5193,11 +6353,15 @@
       </w:pPr>
       <w:r>
         <w:rPr>
-          <w:lang w:val="ar_AE" w:bidi="ar_AE"/>
-        </w:rPr>
-      </w:r>
-      <w:r>
-        <w:rPr>
+          <w:rtl/>
+          <w:cs/>
+          <w:lang w:val="ar_AE" w:bidi="ar_AE"/>
+        </w:rPr>
+      </w:r>
+      <w:r>
+        <w:rPr>
+          <w:rtl/>
+          <w:cs/>
           <w:lang w:val="ar_AE" w:bidi="ar_AE"/>
         </w:rPr>
         <w:t>عند الإشارة إلى شيء ليس من الذهب الخالص، ولكن فقط مغطى بطبقة رقيقة من الذهب، يمكن استخدام مصطلح "ذهبي" أو "مغطى بالذهب" أو "مُغشَّي بالذهب".</w:t>
@@ -5212,11 +6376,15 @@
       </w:pPr>
       <w:r>
         <w:rPr>
-          <w:lang w:val="ar_AE" w:bidi="ar_AE"/>
-        </w:rPr>
-      </w:r>
-      <w:r>
-        <w:rPr>
+          <w:rtl/>
+          <w:cs/>
+          <w:lang w:val="ar_AE" w:bidi="ar_AE"/>
+        </w:rPr>
+      </w:r>
+      <w:r>
+        <w:rPr>
+          <w:rtl/>
+          <w:cs/>
           <w:lang w:val="ar_AE" w:bidi="ar_AE"/>
         </w:rPr>
         <w:t>أحيانًا يتم وصف شيء بأنه "بلون الذهب"، مما يعني أنه يحمل اللون الأصفر للذهب، ولكنه قد لا يكون مصنوعًا من الذهب فعليًا.</w:t>
@@ -5228,83 +6396,111 @@
       </w:pPr>
       <w:r>
         <w:rPr>
-          <w:lang w:val="ar_AE" w:bidi="ar_AE"/>
-        </w:rPr>
-      </w:r>
-      <w:r>
-        <w:rPr>
+          <w:rtl/>
+          <w:cs/>
+          <w:lang w:val="ar_AE" w:bidi="ar_AE"/>
+        </w:rPr>
+      </w:r>
+      <w:r>
+        <w:rPr>
+          <w:rtl/>
+          <w:cs/>
           <w:lang w:val="ar_AE" w:bidi="ar_AE"/>
         </w:rPr>
         <w:t xml:space="preserve">(انظر أيضًا: </w:t>
       </w:r>
       <w:r>
         <w:rPr>
+          <w:rtl/>
+          <w:cs/>
           <w:lang w:val="ar_AE" w:bidi="ar_AE"/>
         </w:rPr>
         <w:t>مذبح</w:t>
       </w:r>
       <w:r>
         <w:rPr>
+          <w:rtl/>
+          <w:cs/>
           <w:lang w:val="ar_AE" w:bidi="ar_AE"/>
         </w:rPr>
         <w:t xml:space="preserve">, </w:t>
       </w:r>
       <w:r>
         <w:rPr>
+          <w:rtl/>
+          <w:cs/>
           <w:lang w:val="ar_AE" w:bidi="ar_AE"/>
         </w:rPr>
         <w:t>تابوت العهد</w:t>
       </w:r>
       <w:r>
         <w:rPr>
+          <w:rtl/>
+          <w:cs/>
           <w:lang w:val="ar_AE" w:bidi="ar_AE"/>
         </w:rPr>
         <w:t xml:space="preserve">, </w:t>
       </w:r>
       <w:r>
         <w:rPr>
+          <w:rtl/>
+          <w:cs/>
           <w:lang w:val="ar_AE" w:bidi="ar_AE"/>
         </w:rPr>
         <w:t>إله زائف</w:t>
       </w:r>
       <w:r>
         <w:rPr>
+          <w:rtl/>
+          <w:cs/>
           <w:lang w:val="ar_AE" w:bidi="ar_AE"/>
         </w:rPr>
         <w:t xml:space="preserve">, </w:t>
       </w:r>
       <w:r>
         <w:rPr>
+          <w:rtl/>
+          <w:cs/>
           <w:lang w:val="ar_AE" w:bidi="ar_AE"/>
         </w:rPr>
         <w:t>فضة</w:t>
       </w:r>
       <w:r>
         <w:rPr>
+          <w:rtl/>
+          <w:cs/>
           <w:lang w:val="ar_AE" w:bidi="ar_AE"/>
         </w:rPr>
         <w:t xml:space="preserve">, </w:t>
       </w:r>
       <w:r>
         <w:rPr>
+          <w:rtl/>
+          <w:cs/>
           <w:lang w:val="ar_AE" w:bidi="ar_AE"/>
         </w:rPr>
         <w:t>خيمة الاجتماع</w:t>
       </w:r>
       <w:r>
         <w:rPr>
+          <w:rtl/>
+          <w:cs/>
           <w:lang w:val="ar_AE" w:bidi="ar_AE"/>
         </w:rPr>
         <w:t xml:space="preserve">, </w:t>
       </w:r>
       <w:r>
         <w:rPr>
+          <w:rtl/>
+          <w:cs/>
           <w:lang w:val="ar_AE" w:bidi="ar_AE"/>
         </w:rPr>
         <w:t>هيكل</w:t>
       </w:r>
       <w:r>
         <w:rPr>
+          <w:rtl/>
+          <w:cs/>
           <w:lang w:val="ar_AE" w:bidi="ar_AE"/>
         </w:rPr>
         <w:t>)</w:t>
@@ -5317,6 +6513,8 @@
       </w:pPr>
       <w:r>
         <w:rPr>
+          <w:rtl/>
+          <w:cs/>
           <w:lang w:val="ar_AE" w:bidi="ar_AE"/>
         </w:rPr>
         <w:t>مراجع الكتاب المقدس:</w:t>
@@ -5331,12 +6529,16 @@
       </w:pPr>
       <w:r>
         <w:rPr>
+          <w:rtl/>
+          <w:cs/>
           <w:lang w:val="ar_AE" w:bidi="ar_AE"/>
         </w:rPr>
       </w:r>
       <w:hyperlink r:id="rId63">
         <w:r>
           <w:rPr>
+            <w:rtl/>
+            <w:cs/>
             <w:lang w:val="ar_AE" w:bidi="ar_AE"/>
           </w:rPr>
           <w:rPr>
@@ -5356,12 +6558,16 @@
       </w:pPr>
       <w:r>
         <w:rPr>
+          <w:rtl/>
+          <w:cs/>
           <w:lang w:val="ar_AE" w:bidi="ar_AE"/>
         </w:rPr>
       </w:r>
       <w:hyperlink r:id="rId64">
         <w:r>
           <w:rPr>
+            <w:rtl/>
+            <w:cs/>
             <w:lang w:val="ar_AE" w:bidi="ar_AE"/>
           </w:rPr>
           <w:rPr>
@@ -5381,12 +6587,16 @@
       </w:pPr>
       <w:r>
         <w:rPr>
+          <w:rtl/>
+          <w:cs/>
           <w:lang w:val="ar_AE" w:bidi="ar_AE"/>
         </w:rPr>
       </w:r>
       <w:hyperlink r:id="rId65">
         <w:r>
           <w:rPr>
+            <w:rtl/>
+            <w:cs/>
             <w:lang w:val="ar_AE" w:bidi="ar_AE"/>
           </w:rPr>
           <w:rPr>
@@ -5406,12 +6616,16 @@
       </w:pPr>
       <w:r>
         <w:rPr>
+          <w:rtl/>
+          <w:cs/>
           <w:lang w:val="ar_AE" w:bidi="ar_AE"/>
         </w:rPr>
       </w:r>
       <w:hyperlink r:id="rId66">
         <w:r>
           <w:rPr>
+            <w:rtl/>
+            <w:cs/>
             <w:lang w:val="ar_AE" w:bidi="ar_AE"/>
           </w:rPr>
           <w:rPr>
@@ -5431,12 +6645,16 @@
       </w:pPr>
       <w:r>
         <w:rPr>
+          <w:rtl/>
+          <w:cs/>
           <w:lang w:val="ar_AE" w:bidi="ar_AE"/>
         </w:rPr>
       </w:r>
       <w:hyperlink r:id="rId67">
         <w:r>
           <w:rPr>
+            <w:rtl/>
+            <w:cs/>
             <w:lang w:val="ar_AE" w:bidi="ar_AE"/>
           </w:rPr>
           <w:rPr>
@@ -5454,6 +6672,8 @@
       </w:pPr>
       <w:r>
         <w:rPr>
+          <w:rtl/>
+          <w:cs/>
           <w:lang w:val="ar_AE" w:bidi="ar_AE"/>
         </w:rPr>
         <w:t>بيانات الكلمة:</w:t>
@@ -5468,22 +6688,30 @@
       </w:pPr>
       <w:r>
         <w:rPr>
-          <w:lang w:val="ar_AE" w:bidi="ar_AE"/>
-        </w:rPr>
-      </w:r>
-      <w:r>
-        <w:rPr>
+          <w:rtl/>
+          <w:cs/>
+          <w:lang w:val="ar_AE" w:bidi="ar_AE"/>
+        </w:rPr>
+      </w:r>
+      <w:r>
+        <w:rPr>
+          <w:rtl/>
+          <w:cs/>
           <w:lang w:val="ar_AE" w:bidi="ar_AE"/>
         </w:rPr>
         <w:t>سترونج: H1220, H1722, H2091, H2742, H3800, H5458, H6884, H6885, G55520, G55530, G55540, G55570</w:t>
       </w:r>
       <w:r>
         <w:rPr>
-          <w:lang w:val="ar_AE" w:bidi="ar_AE"/>
-        </w:rPr>
-      </w:r>
-      <w:r>
-        <w:rPr>
+          <w:rtl/>
+          <w:cs/>
+          <w:lang w:val="ar_AE" w:bidi="ar_AE"/>
+        </w:rPr>
+      </w:r>
+      <w:r>
+        <w:rPr>
+          <w:rtl/>
+          <w:cs/>
           <w:lang w:val="ar_AE" w:bidi="ar_AE"/>
         </w:rPr>
       </w:r>

--- a/arb/docx/009.content.docx
+++ b/arb/docx/009.content.docx
@@ -544,136 +544,106 @@
           <w:lang w:val="ar_AE" w:bidi="ar_AE"/>
         </w:rPr>
       </w:r>
-      <w:hyperlink r:id="rId13">
-        <w:r>
-          <w:rPr>
-            <w:rtl/>
-            <w:cs/>
-            <w:lang w:val="ar_AE" w:bidi="ar_AE"/>
-          </w:rPr>
-          <w:rPr>
-            <w:color w:val="0000EE"/>
-            <w:u w:val="single"/>
-          </w:rPr>
-          <w:t>أخبار الأيام الأول29:6</w:t>
-        </w:r>
-      </w:hyperlink>
-    </w:p>
-    <w:p>
-      <w:pPr>
-        <w:pStyle w:val="ListBullet"/>
-        <w:bidi/>
-        <w:spacing w:line="240" w:lineRule="auto"/>
-        <w:ind w:left="720"/>
-      </w:pPr>
-      <w:r>
-        <w:rPr>
-          <w:rtl/>
-          <w:cs/>
-          <w:lang w:val="ar_AE" w:bidi="ar_AE"/>
-        </w:rPr>
-      </w:r>
-      <w:hyperlink r:id="rId14">
-        <w:r>
-          <w:rPr>
-            <w:rtl/>
-            <w:cs/>
-            <w:lang w:val="ar_AE" w:bidi="ar_AE"/>
-          </w:rPr>
-          <w:rPr>
-            <w:color w:val="0000EE"/>
-            <w:u w:val="single"/>
-          </w:rPr>
-          <w:t>أخبار الأيام الثاني 35:7–9</w:t>
-        </w:r>
-      </w:hyperlink>
-    </w:p>
-    <w:p>
-      <w:pPr>
-        <w:pStyle w:val="ListBullet"/>
-        <w:bidi/>
-        <w:spacing w:line="240" w:lineRule="auto"/>
-        <w:ind w:left="720"/>
-      </w:pPr>
-      <w:r>
-        <w:rPr>
-          <w:rtl/>
-          <w:cs/>
-          <w:lang w:val="ar_AE" w:bidi="ar_AE"/>
-        </w:rPr>
-      </w:r>
-      <w:hyperlink r:id="rId15">
-        <w:r>
-          <w:rPr>
-            <w:rtl/>
-            <w:cs/>
-            <w:lang w:val="ar_AE" w:bidi="ar_AE"/>
-          </w:rPr>
-          <w:rPr>
-            <w:color w:val="0000EE"/>
-            <w:u w:val="single"/>
-          </w:rPr>
-          <w:t>تثنية 12:17</w:t>
-        </w:r>
-      </w:hyperlink>
-    </w:p>
-    <w:p>
-      <w:pPr>
-        <w:pStyle w:val="ListBullet"/>
-        <w:bidi/>
-        <w:spacing w:line="240" w:lineRule="auto"/>
-        <w:ind w:left="720"/>
-      </w:pPr>
-      <w:r>
-        <w:rPr>
-          <w:rtl/>
-          <w:cs/>
-          <w:lang w:val="ar_AE" w:bidi="ar_AE"/>
-        </w:rPr>
-      </w:r>
-      <w:hyperlink r:id="rId16">
-        <w:r>
-          <w:rPr>
-            <w:rtl/>
-            <w:cs/>
-            <w:lang w:val="ar_AE" w:bidi="ar_AE"/>
-          </w:rPr>
-          <w:rPr>
-            <w:color w:val="0000EE"/>
-            <w:u w:val="single"/>
-          </w:rPr>
-          <w:t>خروج 36:2–4</w:t>
-        </w:r>
-      </w:hyperlink>
-    </w:p>
-    <w:p>
-      <w:pPr>
-        <w:pStyle w:val="ListBullet"/>
-        <w:bidi/>
-        <w:spacing w:line="240" w:lineRule="auto"/>
-        <w:ind w:left="720"/>
-      </w:pPr>
-      <w:r>
-        <w:rPr>
-          <w:rtl/>
-          <w:cs/>
-          <w:lang w:val="ar_AE" w:bidi="ar_AE"/>
-        </w:rPr>
-      </w:r>
-      <w:hyperlink r:id="rId17">
-        <w:r>
-          <w:rPr>
-            <w:rtl/>
-            <w:cs/>
-            <w:lang w:val="ar_AE" w:bidi="ar_AE"/>
-          </w:rPr>
-          <w:rPr>
-            <w:color w:val="0000EE"/>
-            <w:u w:val="single"/>
-          </w:rPr>
-          <w:t>لاويين 7:15–16</w:t>
-        </w:r>
-      </w:hyperlink>
+      <w:r>
+        <w:rPr>
+          <w:rtl/>
+          <w:cs/>
+          <w:lang w:val="ar_AE" w:bidi="ar_AE"/>
+        </w:rPr>
+        <w:t>أخبار الأيام الأول29:6</w:t>
+      </w:r>
+    </w:p>
+    <w:p>
+      <w:pPr>
+        <w:pStyle w:val="ListBullet"/>
+        <w:bidi/>
+        <w:spacing w:line="240" w:lineRule="auto"/>
+        <w:ind w:left="720"/>
+      </w:pPr>
+      <w:r>
+        <w:rPr>
+          <w:rtl/>
+          <w:cs/>
+          <w:lang w:val="ar_AE" w:bidi="ar_AE"/>
+        </w:rPr>
+      </w:r>
+      <w:r>
+        <w:rPr>
+          <w:rtl/>
+          <w:cs/>
+          <w:lang w:val="ar_AE" w:bidi="ar_AE"/>
+        </w:rPr>
+        <w:t>أخبار الأيام الثاني 35:7–9</w:t>
+      </w:r>
+    </w:p>
+    <w:p>
+      <w:pPr>
+        <w:pStyle w:val="ListBullet"/>
+        <w:bidi/>
+        <w:spacing w:line="240" w:lineRule="auto"/>
+        <w:ind w:left="720"/>
+      </w:pPr>
+      <w:r>
+        <w:rPr>
+          <w:rtl/>
+          <w:cs/>
+          <w:lang w:val="ar_AE" w:bidi="ar_AE"/>
+        </w:rPr>
+      </w:r>
+      <w:r>
+        <w:rPr>
+          <w:rtl/>
+          <w:cs/>
+          <w:lang w:val="ar_AE" w:bidi="ar_AE"/>
+        </w:rPr>
+        <w:t>تثنية 12:17</w:t>
+      </w:r>
+    </w:p>
+    <w:p>
+      <w:pPr>
+        <w:pStyle w:val="ListBullet"/>
+        <w:bidi/>
+        <w:spacing w:line="240" w:lineRule="auto"/>
+        <w:ind w:left="720"/>
+      </w:pPr>
+      <w:r>
+        <w:rPr>
+          <w:rtl/>
+          <w:cs/>
+          <w:lang w:val="ar_AE" w:bidi="ar_AE"/>
+        </w:rPr>
+      </w:r>
+      <w:r>
+        <w:rPr>
+          <w:rtl/>
+          <w:cs/>
+          <w:lang w:val="ar_AE" w:bidi="ar_AE"/>
+        </w:rPr>
+        <w:t>خروج 36:2–4</w:t>
+      </w:r>
+    </w:p>
+    <w:p>
+      <w:pPr>
+        <w:pStyle w:val="ListBullet"/>
+        <w:bidi/>
+        <w:spacing w:line="240" w:lineRule="auto"/>
+        <w:ind w:left="720"/>
+      </w:pPr>
+      <w:r>
+        <w:rPr>
+          <w:rtl/>
+          <w:cs/>
+          <w:lang w:val="ar_AE" w:bidi="ar_AE"/>
+        </w:rPr>
+      </w:r>
+      <w:r>
+        <w:rPr>
+          <w:rtl/>
+          <w:cs/>
+          <w:lang w:val="ar_AE" w:bidi="ar_AE"/>
+        </w:rPr>
+        <w:t>لاويين 7:15–16</w:t>
+      </w:r>
     </w:p>
     <w:p>
       <w:pPr>
@@ -1057,165 +1027,129 @@
           <w:lang w:val="ar_AE" w:bidi="ar_AE"/>
         </w:rPr>
       </w:r>
-      <w:hyperlink r:id="rId18">
-        <w:r>
-          <w:rPr>
-            <w:rtl/>
-            <w:cs/>
-            <w:lang w:val="ar_AE" w:bidi="ar_AE"/>
-          </w:rPr>
-          <w:rPr>
-            <w:color w:val="0000EE"/>
-            <w:u w:val="single"/>
-          </w:rPr>
-          <w:t>أعمال الرسل 20:29</w:t>
-        </w:r>
-      </w:hyperlink>
-    </w:p>
-    <w:p>
-      <w:pPr>
-        <w:pStyle w:val="ListBullet"/>
-        <w:bidi/>
-        <w:spacing w:line="240" w:lineRule="auto"/>
-        <w:ind w:left="720"/>
-      </w:pPr>
-      <w:r>
-        <w:rPr>
-          <w:rtl/>
-          <w:cs/>
-          <w:lang w:val="ar_AE" w:bidi="ar_AE"/>
-        </w:rPr>
-      </w:r>
-      <w:hyperlink r:id="rId19">
-        <w:r>
-          <w:rPr>
-            <w:rtl/>
-            <w:cs/>
-            <w:lang w:val="ar_AE" w:bidi="ar_AE"/>
-          </w:rPr>
-          <w:rPr>
-            <w:color w:val="0000EE"/>
-            <w:u w:val="single"/>
-          </w:rPr>
-          <w:t>إشعياء 11:7</w:t>
-        </w:r>
-      </w:hyperlink>
-    </w:p>
-    <w:p>
-      <w:pPr>
-        <w:pStyle w:val="ListBullet"/>
-        <w:bidi/>
-        <w:spacing w:line="240" w:lineRule="auto"/>
-        <w:ind w:left="720"/>
-      </w:pPr>
-      <w:r>
-        <w:rPr>
-          <w:rtl/>
-          <w:cs/>
-          <w:lang w:val="ar_AE" w:bidi="ar_AE"/>
-        </w:rPr>
-      </w:r>
-      <w:hyperlink r:id="rId20">
-        <w:r>
-          <w:rPr>
-            <w:rtl/>
-            <w:cs/>
-            <w:lang w:val="ar_AE" w:bidi="ar_AE"/>
-          </w:rPr>
-          <w:rPr>
-            <w:color w:val="0000EE"/>
-            <w:u w:val="single"/>
-          </w:rPr>
-          <w:t>يوحنا 10:11–13</w:t>
-        </w:r>
-      </w:hyperlink>
-    </w:p>
-    <w:p>
-      <w:pPr>
-        <w:pStyle w:val="ListBullet"/>
-        <w:bidi/>
-        <w:spacing w:line="240" w:lineRule="auto"/>
-        <w:ind w:left="720"/>
-      </w:pPr>
-      <w:r>
-        <w:rPr>
-          <w:rtl/>
-          <w:cs/>
-          <w:lang w:val="ar_AE" w:bidi="ar_AE"/>
-        </w:rPr>
-      </w:r>
-      <w:hyperlink r:id="rId21">
-        <w:r>
-          <w:rPr>
-            <w:rtl/>
-            <w:cs/>
-            <w:lang w:val="ar_AE" w:bidi="ar_AE"/>
-          </w:rPr>
-          <w:rPr>
-            <w:color w:val="0000EE"/>
-            <w:u w:val="single"/>
-          </w:rPr>
-          <w:t>لوقا 10:3</w:t>
-        </w:r>
-      </w:hyperlink>
-    </w:p>
-    <w:p>
-      <w:pPr>
-        <w:pStyle w:val="ListBullet"/>
-        <w:bidi/>
-        <w:spacing w:line="240" w:lineRule="auto"/>
-        <w:ind w:left="720"/>
-      </w:pPr>
-      <w:r>
-        <w:rPr>
-          <w:rtl/>
-          <w:cs/>
-          <w:lang w:val="ar_AE" w:bidi="ar_AE"/>
-        </w:rPr>
-      </w:r>
-      <w:hyperlink r:id="rId22">
-        <w:r>
-          <w:rPr>
-            <w:rtl/>
-            <w:cs/>
-            <w:lang w:val="ar_AE" w:bidi="ar_AE"/>
-          </w:rPr>
-          <w:rPr>
-            <w:color w:val="0000EE"/>
-            <w:u w:val="single"/>
-          </w:rPr>
-          <w:t>متى 7:15</w:t>
-        </w:r>
-      </w:hyperlink>
-    </w:p>
-    <w:p>
-      <w:pPr>
-        <w:pStyle w:val="ListBullet"/>
-        <w:bidi/>
-        <w:spacing w:line="240" w:lineRule="auto"/>
-        <w:ind w:left="720"/>
-      </w:pPr>
-      <w:r>
-        <w:rPr>
-          <w:rtl/>
-          <w:cs/>
-          <w:lang w:val="ar_AE" w:bidi="ar_AE"/>
-        </w:rPr>
-      </w:r>
-      <w:hyperlink r:id="rId23">
-        <w:r>
-          <w:rPr>
-            <w:rtl/>
-            <w:cs/>
-            <w:lang w:val="ar_AE" w:bidi="ar_AE"/>
-          </w:rPr>
-          <w:rPr>
-            <w:color w:val="0000EE"/>
-            <w:u w:val="single"/>
-          </w:rPr>
-          <w:t>صفنيا 3:3</w:t>
-        </w:r>
-      </w:hyperlink>
+      <w:r>
+        <w:rPr>
+          <w:rtl/>
+          <w:cs/>
+          <w:lang w:val="ar_AE" w:bidi="ar_AE"/>
+        </w:rPr>
+        <w:t>أعمال الرسل 20:29</w:t>
+      </w:r>
+    </w:p>
+    <w:p>
+      <w:pPr>
+        <w:pStyle w:val="ListBullet"/>
+        <w:bidi/>
+        <w:spacing w:line="240" w:lineRule="auto"/>
+        <w:ind w:left="720"/>
+      </w:pPr>
+      <w:r>
+        <w:rPr>
+          <w:rtl/>
+          <w:cs/>
+          <w:lang w:val="ar_AE" w:bidi="ar_AE"/>
+        </w:rPr>
+      </w:r>
+      <w:r>
+        <w:rPr>
+          <w:rtl/>
+          <w:cs/>
+          <w:lang w:val="ar_AE" w:bidi="ar_AE"/>
+        </w:rPr>
+        <w:t>إشعياء 11:7</w:t>
+      </w:r>
+    </w:p>
+    <w:p>
+      <w:pPr>
+        <w:pStyle w:val="ListBullet"/>
+        <w:bidi/>
+        <w:spacing w:line="240" w:lineRule="auto"/>
+        <w:ind w:left="720"/>
+      </w:pPr>
+      <w:r>
+        <w:rPr>
+          <w:rtl/>
+          <w:cs/>
+          <w:lang w:val="ar_AE" w:bidi="ar_AE"/>
+        </w:rPr>
+      </w:r>
+      <w:r>
+        <w:rPr>
+          <w:rtl/>
+          <w:cs/>
+          <w:lang w:val="ar_AE" w:bidi="ar_AE"/>
+        </w:rPr>
+        <w:t>يوحنا 10:11–13</w:t>
+      </w:r>
+    </w:p>
+    <w:p>
+      <w:pPr>
+        <w:pStyle w:val="ListBullet"/>
+        <w:bidi/>
+        <w:spacing w:line="240" w:lineRule="auto"/>
+        <w:ind w:left="720"/>
+      </w:pPr>
+      <w:r>
+        <w:rPr>
+          <w:rtl/>
+          <w:cs/>
+          <w:lang w:val="ar_AE" w:bidi="ar_AE"/>
+        </w:rPr>
+      </w:r>
+      <w:r>
+        <w:rPr>
+          <w:rtl/>
+          <w:cs/>
+          <w:lang w:val="ar_AE" w:bidi="ar_AE"/>
+        </w:rPr>
+        <w:t>لوقا 10:3</w:t>
+      </w:r>
+    </w:p>
+    <w:p>
+      <w:pPr>
+        <w:pStyle w:val="ListBullet"/>
+        <w:bidi/>
+        <w:spacing w:line="240" w:lineRule="auto"/>
+        <w:ind w:left="720"/>
+      </w:pPr>
+      <w:r>
+        <w:rPr>
+          <w:rtl/>
+          <w:cs/>
+          <w:lang w:val="ar_AE" w:bidi="ar_AE"/>
+        </w:rPr>
+      </w:r>
+      <w:r>
+        <w:rPr>
+          <w:rtl/>
+          <w:cs/>
+          <w:lang w:val="ar_AE" w:bidi="ar_AE"/>
+        </w:rPr>
+        <w:t>متى 7:15</w:t>
+      </w:r>
+    </w:p>
+    <w:p>
+      <w:pPr>
+        <w:pStyle w:val="ListBullet"/>
+        <w:bidi/>
+        <w:spacing w:line="240" w:lineRule="auto"/>
+        <w:ind w:left="720"/>
+      </w:pPr>
+      <w:r>
+        <w:rPr>
+          <w:rtl/>
+          <w:cs/>
+          <w:lang w:val="ar_AE" w:bidi="ar_AE"/>
+        </w:rPr>
+      </w:r>
+      <w:r>
+        <w:rPr>
+          <w:rtl/>
+          <w:cs/>
+          <w:lang w:val="ar_AE" w:bidi="ar_AE"/>
+        </w:rPr>
+        <w:t>صفنيا 3:3</w:t>
+      </w:r>
     </w:p>
     <w:p>
       <w:pPr>
@@ -1587,136 +1521,106 @@
           <w:lang w:val="ar_AE" w:bidi="ar_AE"/>
         </w:rPr>
       </w:r>
-      <w:hyperlink r:id="rId24">
-        <w:r>
-          <w:rPr>
-            <w:rtl/>
-            <w:cs/>
-            <w:lang w:val="ar_AE" w:bidi="ar_AE"/>
-          </w:rPr>
-          <w:rPr>
-            <w:color w:val="0000EE"/>
-            <w:u w:val="single"/>
-          </w:rPr>
-          <w:t>1 صموئيل 13:8–10</w:t>
-        </w:r>
-      </w:hyperlink>
-    </w:p>
-    <w:p>
-      <w:pPr>
-        <w:pStyle w:val="ListBullet"/>
-        <w:bidi/>
-        <w:spacing w:line="240" w:lineRule="auto"/>
-        <w:ind w:left="720"/>
-      </w:pPr>
-      <w:r>
-        <w:rPr>
-          <w:rtl/>
-          <w:cs/>
-          <w:lang w:val="ar_AE" w:bidi="ar_AE"/>
-        </w:rPr>
-      </w:r>
-      <w:hyperlink r:id="rId25">
-        <w:r>
-          <w:rPr>
-            <w:rtl/>
-            <w:cs/>
-            <w:lang w:val="ar_AE" w:bidi="ar_AE"/>
-          </w:rPr>
-          <w:rPr>
-            <w:color w:val="0000EE"/>
-            <w:u w:val="single"/>
-          </w:rPr>
-          <w:t>حزقيال 45:16–17</w:t>
-        </w:r>
-      </w:hyperlink>
-    </w:p>
-    <w:p>
-      <w:pPr>
-        <w:pStyle w:val="ListBullet"/>
-        <w:bidi/>
-        <w:spacing w:line="240" w:lineRule="auto"/>
-        <w:ind w:left="720"/>
-      </w:pPr>
-      <w:r>
-        <w:rPr>
-          <w:rtl/>
-          <w:cs/>
-          <w:lang w:val="ar_AE" w:bidi="ar_AE"/>
-        </w:rPr>
-      </w:r>
-      <w:hyperlink r:id="rId26">
-        <w:r>
-          <w:rPr>
-            <w:rtl/>
-            <w:cs/>
-            <w:lang w:val="ar_AE" w:bidi="ar_AE"/>
-          </w:rPr>
-          <w:rPr>
-            <w:color w:val="0000EE"/>
-            <w:u w:val="single"/>
-          </w:rPr>
-          <w:t>يشوع 8:30–32</w:t>
-        </w:r>
-      </w:hyperlink>
-    </w:p>
-    <w:p>
-      <w:pPr>
-        <w:pStyle w:val="ListBullet"/>
-        <w:bidi/>
-        <w:spacing w:line="240" w:lineRule="auto"/>
-        <w:ind w:left="720"/>
-      </w:pPr>
-      <w:r>
-        <w:rPr>
-          <w:rtl/>
-          <w:cs/>
-          <w:lang w:val="ar_AE" w:bidi="ar_AE"/>
-        </w:rPr>
-      </w:r>
-      <w:hyperlink r:id="rId27">
-        <w:r>
-          <w:rPr>
-            <w:rtl/>
-            <w:cs/>
-            <w:lang w:val="ar_AE" w:bidi="ar_AE"/>
-          </w:rPr>
-          <w:rPr>
-            <w:color w:val="0000EE"/>
-            <w:u w:val="single"/>
-          </w:rPr>
-          <w:t>لاويين 9:3–5</w:t>
-        </w:r>
-      </w:hyperlink>
-    </w:p>
-    <w:p>
-      <w:pPr>
-        <w:pStyle w:val="ListBullet"/>
-        <w:bidi/>
-        <w:spacing w:line="240" w:lineRule="auto"/>
-        <w:ind w:left="720"/>
-      </w:pPr>
-      <w:r>
-        <w:rPr>
-          <w:rtl/>
-          <w:cs/>
-          <w:lang w:val="ar_AE" w:bidi="ar_AE"/>
-        </w:rPr>
-      </w:r>
-      <w:hyperlink r:id="rId28">
-        <w:r>
-          <w:rPr>
-            <w:rtl/>
-            <w:cs/>
-            <w:lang w:val="ar_AE" w:bidi="ar_AE"/>
-          </w:rPr>
-          <w:rPr>
-            <w:color w:val="0000EE"/>
-            <w:u w:val="single"/>
-          </w:rPr>
-          <w:t>أمثال 7:13–15</w:t>
-        </w:r>
-      </w:hyperlink>
+      <w:r>
+        <w:rPr>
+          <w:rtl/>
+          <w:cs/>
+          <w:lang w:val="ar_AE" w:bidi="ar_AE"/>
+        </w:rPr>
+        <w:t>1 صموئيل 13:8–10</w:t>
+      </w:r>
+    </w:p>
+    <w:p>
+      <w:pPr>
+        <w:pStyle w:val="ListBullet"/>
+        <w:bidi/>
+        <w:spacing w:line="240" w:lineRule="auto"/>
+        <w:ind w:left="720"/>
+      </w:pPr>
+      <w:r>
+        <w:rPr>
+          <w:rtl/>
+          <w:cs/>
+          <w:lang w:val="ar_AE" w:bidi="ar_AE"/>
+        </w:rPr>
+      </w:r>
+      <w:r>
+        <w:rPr>
+          <w:rtl/>
+          <w:cs/>
+          <w:lang w:val="ar_AE" w:bidi="ar_AE"/>
+        </w:rPr>
+        <w:t>حزقيال 45:16–17</w:t>
+      </w:r>
+    </w:p>
+    <w:p>
+      <w:pPr>
+        <w:pStyle w:val="ListBullet"/>
+        <w:bidi/>
+        <w:spacing w:line="240" w:lineRule="auto"/>
+        <w:ind w:left="720"/>
+      </w:pPr>
+      <w:r>
+        <w:rPr>
+          <w:rtl/>
+          <w:cs/>
+          <w:lang w:val="ar_AE" w:bidi="ar_AE"/>
+        </w:rPr>
+      </w:r>
+      <w:r>
+        <w:rPr>
+          <w:rtl/>
+          <w:cs/>
+          <w:lang w:val="ar_AE" w:bidi="ar_AE"/>
+        </w:rPr>
+        <w:t>يشوع 8:30–32</w:t>
+      </w:r>
+    </w:p>
+    <w:p>
+      <w:pPr>
+        <w:pStyle w:val="ListBullet"/>
+        <w:bidi/>
+        <w:spacing w:line="240" w:lineRule="auto"/>
+        <w:ind w:left="720"/>
+      </w:pPr>
+      <w:r>
+        <w:rPr>
+          <w:rtl/>
+          <w:cs/>
+          <w:lang w:val="ar_AE" w:bidi="ar_AE"/>
+        </w:rPr>
+      </w:r>
+      <w:r>
+        <w:rPr>
+          <w:rtl/>
+          <w:cs/>
+          <w:lang w:val="ar_AE" w:bidi="ar_AE"/>
+        </w:rPr>
+        <w:t>لاويين 9:3–5</w:t>
+      </w:r>
+    </w:p>
+    <w:p>
+      <w:pPr>
+        <w:pStyle w:val="ListBullet"/>
+        <w:bidi/>
+        <w:spacing w:line="240" w:lineRule="auto"/>
+        <w:ind w:left="720"/>
+      </w:pPr>
+      <w:r>
+        <w:rPr>
+          <w:rtl/>
+          <w:cs/>
+          <w:lang w:val="ar_AE" w:bidi="ar_AE"/>
+        </w:rPr>
+      </w:r>
+      <w:r>
+        <w:rPr>
+          <w:rtl/>
+          <w:cs/>
+          <w:lang w:val="ar_AE" w:bidi="ar_AE"/>
+        </w:rPr>
+        <w:t>أمثال 7:13–15</w:t>
+      </w:r>
     </w:p>
     <w:p>
       <w:pPr>
@@ -2118,107 +2022,83 @@
           <w:lang w:val="ar_AE" w:bidi="ar_AE"/>
         </w:rPr>
       </w:r>
-      <w:hyperlink r:id="rId29">
-        <w:r>
-          <w:rPr>
-            <w:rtl/>
-            <w:cs/>
-            <w:lang w:val="ar_AE" w:bidi="ar_AE"/>
-          </w:rPr>
-          <w:rPr>
-            <w:color w:val="0000EE"/>
-            <w:u w:val="single"/>
-          </w:rPr>
-          <w:t>حزقيال 21: 10–11</w:t>
-        </w:r>
-      </w:hyperlink>
-    </w:p>
-    <w:p>
-      <w:pPr>
-        <w:pStyle w:val="ListBullet"/>
-        <w:bidi/>
-        <w:spacing w:line="240" w:lineRule="auto"/>
-        <w:ind w:left="720"/>
-      </w:pPr>
-      <w:r>
-        <w:rPr>
-          <w:rtl/>
-          <w:cs/>
-          <w:lang w:val="ar_AE" w:bidi="ar_AE"/>
-        </w:rPr>
-      </w:r>
-      <w:hyperlink r:id="rId30">
-        <w:r>
-          <w:rPr>
-            <w:rtl/>
-            <w:cs/>
-            <w:lang w:val="ar_AE" w:bidi="ar_AE"/>
-          </w:rPr>
-          <w:rPr>
-            <w:color w:val="0000EE"/>
-            <w:u w:val="single"/>
-          </w:rPr>
-          <w:t>عبرانيين 7: 1</w:t>
-        </w:r>
-      </w:hyperlink>
-    </w:p>
-    <w:p>
-      <w:pPr>
-        <w:pStyle w:val="ListBullet"/>
-        <w:bidi/>
-        <w:spacing w:line="240" w:lineRule="auto"/>
-        <w:ind w:left="720"/>
-      </w:pPr>
-      <w:r>
-        <w:rPr>
-          <w:rtl/>
-          <w:cs/>
-          <w:lang w:val="ar_AE" w:bidi="ar_AE"/>
-        </w:rPr>
-      </w:r>
-      <w:hyperlink r:id="rId31">
-        <w:r>
-          <w:rPr>
-            <w:rtl/>
-            <w:cs/>
-            <w:lang w:val="ar_AE" w:bidi="ar_AE"/>
-          </w:rPr>
-          <w:rPr>
-            <w:color w:val="0000EE"/>
-            <w:u w:val="single"/>
-          </w:rPr>
-          <w:t>إشعياء 34: 2</w:t>
-        </w:r>
-      </w:hyperlink>
-    </w:p>
-    <w:p>
-      <w:pPr>
-        <w:pStyle w:val="ListBullet"/>
-        <w:bidi/>
-        <w:spacing w:line="240" w:lineRule="auto"/>
-        <w:ind w:left="720"/>
-      </w:pPr>
-      <w:r>
-        <w:rPr>
-          <w:rtl/>
-          <w:cs/>
-          <w:lang w:val="ar_AE" w:bidi="ar_AE"/>
-        </w:rPr>
-      </w:r>
-      <w:hyperlink r:id="rId32">
-        <w:r>
-          <w:rPr>
-            <w:rtl/>
-            <w:cs/>
-            <w:lang w:val="ar_AE" w:bidi="ar_AE"/>
-          </w:rPr>
-          <w:rPr>
-            <w:color w:val="0000EE"/>
-            <w:u w:val="single"/>
-          </w:rPr>
-          <w:t>إرميا 25: 34</w:t>
-        </w:r>
-      </w:hyperlink>
+      <w:r>
+        <w:rPr>
+          <w:rtl/>
+          <w:cs/>
+          <w:lang w:val="ar_AE" w:bidi="ar_AE"/>
+        </w:rPr>
+        <w:t>حزقيال 21: 10–11</w:t>
+      </w:r>
+    </w:p>
+    <w:p>
+      <w:pPr>
+        <w:pStyle w:val="ListBullet"/>
+        <w:bidi/>
+        <w:spacing w:line="240" w:lineRule="auto"/>
+        <w:ind w:left="720"/>
+      </w:pPr>
+      <w:r>
+        <w:rPr>
+          <w:rtl/>
+          <w:cs/>
+          <w:lang w:val="ar_AE" w:bidi="ar_AE"/>
+        </w:rPr>
+      </w:r>
+      <w:r>
+        <w:rPr>
+          <w:rtl/>
+          <w:cs/>
+          <w:lang w:val="ar_AE" w:bidi="ar_AE"/>
+        </w:rPr>
+        <w:t>عبرانيين 7: 1</w:t>
+      </w:r>
+    </w:p>
+    <w:p>
+      <w:pPr>
+        <w:pStyle w:val="ListBullet"/>
+        <w:bidi/>
+        <w:spacing w:line="240" w:lineRule="auto"/>
+        <w:ind w:left="720"/>
+      </w:pPr>
+      <w:r>
+        <w:rPr>
+          <w:rtl/>
+          <w:cs/>
+          <w:lang w:val="ar_AE" w:bidi="ar_AE"/>
+        </w:rPr>
+      </w:r>
+      <w:r>
+        <w:rPr>
+          <w:rtl/>
+          <w:cs/>
+          <w:lang w:val="ar_AE" w:bidi="ar_AE"/>
+        </w:rPr>
+        <w:t>إشعياء 34: 2</w:t>
+      </w:r>
+    </w:p>
+    <w:p>
+      <w:pPr>
+        <w:pStyle w:val="ListBullet"/>
+        <w:bidi/>
+        <w:spacing w:line="240" w:lineRule="auto"/>
+        <w:ind w:left="720"/>
+      </w:pPr>
+      <w:r>
+        <w:rPr>
+          <w:rtl/>
+          <w:cs/>
+          <w:lang w:val="ar_AE" w:bidi="ar_AE"/>
+        </w:rPr>
+      </w:r>
+      <w:r>
+        <w:rPr>
+          <w:rtl/>
+          <w:cs/>
+          <w:lang w:val="ar_AE" w:bidi="ar_AE"/>
+        </w:rPr>
+        <w:t>إرميا 25: 34</w:t>
+      </w:r>
     </w:p>
     <w:p>
       <w:pPr>
@@ -2779,223 +2659,175 @@
           <w:lang w:val="ar_AE" w:bidi="ar_AE"/>
         </w:rPr>
       </w:r>
-      <w:hyperlink r:id="rId33">
-        <w:r>
-          <w:rPr>
-            <w:rtl/>
-            <w:cs/>
-            <w:lang w:val="ar_AE" w:bidi="ar_AE"/>
-          </w:rPr>
-          <w:rPr>
-            <w:color w:val="0000EE"/>
-            <w:u w:val="single"/>
-          </w:rPr>
-          <w:t>2تيموثاوس 4 :6</w:t>
-        </w:r>
-      </w:hyperlink>
-    </w:p>
-    <w:p>
-      <w:pPr>
-        <w:pStyle w:val="ListBullet"/>
-        <w:bidi/>
-        <w:spacing w:line="240" w:lineRule="auto"/>
-        <w:ind w:left="720"/>
-      </w:pPr>
-      <w:r>
-        <w:rPr>
-          <w:rtl/>
-          <w:cs/>
-          <w:lang w:val="ar_AE" w:bidi="ar_AE"/>
-        </w:rPr>
-      </w:r>
-      <w:hyperlink r:id="rId34">
-        <w:r>
-          <w:rPr>
-            <w:rtl/>
-            <w:cs/>
-            <w:lang w:val="ar_AE" w:bidi="ar_AE"/>
-          </w:rPr>
-          <w:rPr>
-            <w:color w:val="0000EE"/>
-            <w:u w:val="single"/>
-          </w:rPr>
-          <w:t>أعمال الرسل 7: 42</w:t>
-        </w:r>
-      </w:hyperlink>
-    </w:p>
-    <w:p>
-      <w:pPr>
-        <w:pStyle w:val="ListBullet"/>
-        <w:bidi/>
-        <w:spacing w:line="240" w:lineRule="auto"/>
-        <w:ind w:left="720"/>
-      </w:pPr>
-      <w:r>
-        <w:rPr>
-          <w:rtl/>
-          <w:cs/>
-          <w:lang w:val="ar_AE" w:bidi="ar_AE"/>
-        </w:rPr>
-      </w:r>
-      <w:hyperlink r:id="rId35">
-        <w:r>
-          <w:rPr>
-            <w:rtl/>
-            <w:cs/>
-            <w:lang w:val="ar_AE" w:bidi="ar_AE"/>
-          </w:rPr>
-          <w:rPr>
-            <w:color w:val="0000EE"/>
-            <w:u w:val="single"/>
-          </w:rPr>
-          <w:t>أعمال الرسل 21 :25</w:t>
-        </w:r>
-      </w:hyperlink>
-    </w:p>
-    <w:p>
-      <w:pPr>
-        <w:pStyle w:val="ListBullet"/>
-        <w:bidi/>
-        <w:spacing w:line="240" w:lineRule="auto"/>
-        <w:ind w:left="720"/>
-      </w:pPr>
-      <w:r>
-        <w:rPr>
-          <w:rtl/>
-          <w:cs/>
-          <w:lang w:val="ar_AE" w:bidi="ar_AE"/>
-        </w:rPr>
-      </w:r>
-      <w:hyperlink r:id="rId36">
-        <w:r>
-          <w:rPr>
-            <w:rtl/>
-            <w:cs/>
-            <w:lang w:val="ar_AE" w:bidi="ar_AE"/>
-          </w:rPr>
-          <w:rPr>
-            <w:color w:val="0000EE"/>
-            <w:u w:val="single"/>
-          </w:rPr>
-          <w:t>تكوين 4: 3–5</w:t>
-        </w:r>
-      </w:hyperlink>
-    </w:p>
-    <w:p>
-      <w:pPr>
-        <w:pStyle w:val="ListBullet"/>
-        <w:bidi/>
-        <w:spacing w:line="240" w:lineRule="auto"/>
-        <w:ind w:left="720"/>
-      </w:pPr>
-      <w:r>
-        <w:rPr>
-          <w:rtl/>
-          <w:cs/>
-          <w:lang w:val="ar_AE" w:bidi="ar_AE"/>
-        </w:rPr>
-      </w:r>
-      <w:hyperlink r:id="rId37">
-        <w:r>
-          <w:rPr>
-            <w:rtl/>
-            <w:cs/>
-            <w:lang w:val="ar_AE" w:bidi="ar_AE"/>
-          </w:rPr>
-          <w:rPr>
-            <w:color w:val="0000EE"/>
-            <w:u w:val="single"/>
-          </w:rPr>
-          <w:t>يعقوب 2: 21–24</w:t>
-        </w:r>
-      </w:hyperlink>
-    </w:p>
-    <w:p>
-      <w:pPr>
-        <w:pStyle w:val="ListBullet"/>
-        <w:bidi/>
-        <w:spacing w:line="240" w:lineRule="auto"/>
-        <w:ind w:left="720"/>
-      </w:pPr>
-      <w:r>
-        <w:rPr>
-          <w:rtl/>
-          <w:cs/>
-          <w:lang w:val="ar_AE" w:bidi="ar_AE"/>
-        </w:rPr>
-      </w:r>
-      <w:hyperlink r:id="rId38">
-        <w:r>
-          <w:rPr>
-            <w:rtl/>
-            <w:cs/>
-            <w:lang w:val="ar_AE" w:bidi="ar_AE"/>
-          </w:rPr>
-          <w:rPr>
-            <w:color w:val="0000EE"/>
-            <w:u w:val="single"/>
-          </w:rPr>
-          <w:t>مرقس 1: 43–44</w:t>
-        </w:r>
-      </w:hyperlink>
-    </w:p>
-    <w:p>
-      <w:pPr>
-        <w:pStyle w:val="ListBullet"/>
-        <w:bidi/>
-        <w:spacing w:line="240" w:lineRule="auto"/>
-        <w:ind w:left="720"/>
-      </w:pPr>
-      <w:r>
-        <w:rPr>
-          <w:rtl/>
-          <w:cs/>
-          <w:lang w:val="ar_AE" w:bidi="ar_AE"/>
-        </w:rPr>
-      </w:r>
-      <w:hyperlink r:id="rId39">
-        <w:r>
-          <w:rPr>
-            <w:rtl/>
-            <w:cs/>
-            <w:lang w:val="ar_AE" w:bidi="ar_AE"/>
-          </w:rPr>
-          <w:rPr>
-            <w:color w:val="0000EE"/>
-            <w:u w:val="single"/>
-          </w:rPr>
-          <w:t>مرقس 14 :12</w:t>
-        </w:r>
-      </w:hyperlink>
-    </w:p>
-    <w:p>
-      <w:pPr>
-        <w:pStyle w:val="ListBullet"/>
-        <w:bidi/>
-        <w:spacing w:line="240" w:lineRule="auto"/>
-        <w:ind w:left="720"/>
-      </w:pPr>
-      <w:r>
-        <w:rPr>
-          <w:rtl/>
-          <w:cs/>
-          <w:lang w:val="ar_AE" w:bidi="ar_AE"/>
-        </w:rPr>
-      </w:r>
-      <w:hyperlink r:id="rId40">
-        <w:r>
-          <w:rPr>
-            <w:rtl/>
-            <w:cs/>
-            <w:lang w:val="ar_AE" w:bidi="ar_AE"/>
-          </w:rPr>
-          <w:rPr>
-            <w:color w:val="0000EE"/>
-            <w:u w:val="single"/>
-          </w:rPr>
-          <w:t>متى 5 :23</w:t>
-        </w:r>
-      </w:hyperlink>
+      <w:r>
+        <w:rPr>
+          <w:rtl/>
+          <w:cs/>
+          <w:lang w:val="ar_AE" w:bidi="ar_AE"/>
+        </w:rPr>
+        <w:t>2تيموثاوس 4 :6</w:t>
+      </w:r>
+    </w:p>
+    <w:p>
+      <w:pPr>
+        <w:pStyle w:val="ListBullet"/>
+        <w:bidi/>
+        <w:spacing w:line="240" w:lineRule="auto"/>
+        <w:ind w:left="720"/>
+      </w:pPr>
+      <w:r>
+        <w:rPr>
+          <w:rtl/>
+          <w:cs/>
+          <w:lang w:val="ar_AE" w:bidi="ar_AE"/>
+        </w:rPr>
+      </w:r>
+      <w:r>
+        <w:rPr>
+          <w:rtl/>
+          <w:cs/>
+          <w:lang w:val="ar_AE" w:bidi="ar_AE"/>
+        </w:rPr>
+        <w:t>أعمال الرسل 7: 42</w:t>
+      </w:r>
+    </w:p>
+    <w:p>
+      <w:pPr>
+        <w:pStyle w:val="ListBullet"/>
+        <w:bidi/>
+        <w:spacing w:line="240" w:lineRule="auto"/>
+        <w:ind w:left="720"/>
+      </w:pPr>
+      <w:r>
+        <w:rPr>
+          <w:rtl/>
+          <w:cs/>
+          <w:lang w:val="ar_AE" w:bidi="ar_AE"/>
+        </w:rPr>
+      </w:r>
+      <w:r>
+        <w:rPr>
+          <w:rtl/>
+          <w:cs/>
+          <w:lang w:val="ar_AE" w:bidi="ar_AE"/>
+        </w:rPr>
+        <w:t>أعمال الرسل 21 :25</w:t>
+      </w:r>
+    </w:p>
+    <w:p>
+      <w:pPr>
+        <w:pStyle w:val="ListBullet"/>
+        <w:bidi/>
+        <w:spacing w:line="240" w:lineRule="auto"/>
+        <w:ind w:left="720"/>
+      </w:pPr>
+      <w:r>
+        <w:rPr>
+          <w:rtl/>
+          <w:cs/>
+          <w:lang w:val="ar_AE" w:bidi="ar_AE"/>
+        </w:rPr>
+      </w:r>
+      <w:r>
+        <w:rPr>
+          <w:rtl/>
+          <w:cs/>
+          <w:lang w:val="ar_AE" w:bidi="ar_AE"/>
+        </w:rPr>
+        <w:t>تكوين 4: 3–5</w:t>
+      </w:r>
+    </w:p>
+    <w:p>
+      <w:pPr>
+        <w:pStyle w:val="ListBullet"/>
+        <w:bidi/>
+        <w:spacing w:line="240" w:lineRule="auto"/>
+        <w:ind w:left="720"/>
+      </w:pPr>
+      <w:r>
+        <w:rPr>
+          <w:rtl/>
+          <w:cs/>
+          <w:lang w:val="ar_AE" w:bidi="ar_AE"/>
+        </w:rPr>
+      </w:r>
+      <w:r>
+        <w:rPr>
+          <w:rtl/>
+          <w:cs/>
+          <w:lang w:val="ar_AE" w:bidi="ar_AE"/>
+        </w:rPr>
+        <w:t>يعقوب 2: 21–24</w:t>
+      </w:r>
+    </w:p>
+    <w:p>
+      <w:pPr>
+        <w:pStyle w:val="ListBullet"/>
+        <w:bidi/>
+        <w:spacing w:line="240" w:lineRule="auto"/>
+        <w:ind w:left="720"/>
+      </w:pPr>
+      <w:r>
+        <w:rPr>
+          <w:rtl/>
+          <w:cs/>
+          <w:lang w:val="ar_AE" w:bidi="ar_AE"/>
+        </w:rPr>
+      </w:r>
+      <w:r>
+        <w:rPr>
+          <w:rtl/>
+          <w:cs/>
+          <w:lang w:val="ar_AE" w:bidi="ar_AE"/>
+        </w:rPr>
+        <w:t>مرقس 1: 43–44</w:t>
+      </w:r>
+    </w:p>
+    <w:p>
+      <w:pPr>
+        <w:pStyle w:val="ListBullet"/>
+        <w:bidi/>
+        <w:spacing w:line="240" w:lineRule="auto"/>
+        <w:ind w:left="720"/>
+      </w:pPr>
+      <w:r>
+        <w:rPr>
+          <w:rtl/>
+          <w:cs/>
+          <w:lang w:val="ar_AE" w:bidi="ar_AE"/>
+        </w:rPr>
+      </w:r>
+      <w:r>
+        <w:rPr>
+          <w:rtl/>
+          <w:cs/>
+          <w:lang w:val="ar_AE" w:bidi="ar_AE"/>
+        </w:rPr>
+        <w:t>مرقس 14 :12</w:t>
+      </w:r>
+    </w:p>
+    <w:p>
+      <w:pPr>
+        <w:pStyle w:val="ListBullet"/>
+        <w:bidi/>
+        <w:spacing w:line="240" w:lineRule="auto"/>
+        <w:ind w:left="720"/>
+      </w:pPr>
+      <w:r>
+        <w:rPr>
+          <w:rtl/>
+          <w:cs/>
+          <w:lang w:val="ar_AE" w:bidi="ar_AE"/>
+        </w:rPr>
+      </w:r>
+      <w:r>
+        <w:rPr>
+          <w:rtl/>
+          <w:cs/>
+          <w:lang w:val="ar_AE" w:bidi="ar_AE"/>
+        </w:rPr>
+        <w:t>متى 5 :23</w:t>
+      </w:r>
     </w:p>
     <w:p>
       <w:pPr>
@@ -3747,107 +3579,83 @@
           <w:lang w:val="ar_AE" w:bidi="ar_AE"/>
         </w:rPr>
       </w:r>
-      <w:hyperlink r:id="rId41">
-        <w:r>
-          <w:rPr>
-            <w:rtl/>
-            <w:cs/>
-            <w:lang w:val="ar_AE" w:bidi="ar_AE"/>
-          </w:rPr>
-          <w:rPr>
-            <w:color w:val="0000EE"/>
-            <w:u w:val="single"/>
-          </w:rPr>
-          <w:t>1 صموئيل 6: 3</w:t>
-        </w:r>
-      </w:hyperlink>
-    </w:p>
-    <w:p>
-      <w:pPr>
-        <w:pStyle w:val="ListBullet"/>
-        <w:bidi/>
-        <w:spacing w:line="240" w:lineRule="auto"/>
-        <w:ind w:left="720"/>
-      </w:pPr>
-      <w:r>
-        <w:rPr>
-          <w:rtl/>
-          <w:cs/>
-          <w:lang w:val="ar_AE" w:bidi="ar_AE"/>
-        </w:rPr>
-      </w:r>
-      <w:hyperlink r:id="rId42">
-        <w:r>
-          <w:rPr>
-            <w:rtl/>
-            <w:cs/>
-            <w:lang w:val="ar_AE" w:bidi="ar_AE"/>
-          </w:rPr>
-          <w:rPr>
-            <w:color w:val="0000EE"/>
-            <w:u w:val="single"/>
-          </w:rPr>
-          <w:t>2 ملوك 12: 16</w:t>
-        </w:r>
-      </w:hyperlink>
-    </w:p>
-    <w:p>
-      <w:pPr>
-        <w:pStyle w:val="ListBullet"/>
-        <w:bidi/>
-        <w:spacing w:line="240" w:lineRule="auto"/>
-        <w:ind w:left="720"/>
-      </w:pPr>
-      <w:r>
-        <w:rPr>
-          <w:rtl/>
-          <w:cs/>
-          <w:lang w:val="ar_AE" w:bidi="ar_AE"/>
-        </w:rPr>
-      </w:r>
-      <w:hyperlink r:id="rId43">
-        <w:r>
-          <w:rPr>
-            <w:rtl/>
-            <w:cs/>
-            <w:lang w:val="ar_AE" w:bidi="ar_AE"/>
-          </w:rPr>
-          <w:rPr>
-            <w:color w:val="0000EE"/>
-            <w:u w:val="single"/>
-          </w:rPr>
-          <w:t>لاويين 5: 5–6</w:t>
-        </w:r>
-      </w:hyperlink>
-    </w:p>
-    <w:p>
-      <w:pPr>
-        <w:pStyle w:val="ListBullet"/>
-        <w:bidi/>
-        <w:spacing w:line="240" w:lineRule="auto"/>
-        <w:ind w:left="720"/>
-      </w:pPr>
-      <w:r>
-        <w:rPr>
-          <w:rtl/>
-          <w:cs/>
-          <w:lang w:val="ar_AE" w:bidi="ar_AE"/>
-        </w:rPr>
-      </w:r>
-      <w:hyperlink r:id="rId44">
-        <w:r>
-          <w:rPr>
-            <w:rtl/>
-            <w:cs/>
-            <w:lang w:val="ar_AE" w:bidi="ar_AE"/>
-          </w:rPr>
-          <w:rPr>
-            <w:color w:val="0000EE"/>
-            <w:u w:val="single"/>
-          </w:rPr>
-          <w:t>عدد 6: 12</w:t>
-        </w:r>
-      </w:hyperlink>
+      <w:r>
+        <w:rPr>
+          <w:rtl/>
+          <w:cs/>
+          <w:lang w:val="ar_AE" w:bidi="ar_AE"/>
+        </w:rPr>
+        <w:t>1 صموئيل 6: 3</w:t>
+      </w:r>
+    </w:p>
+    <w:p>
+      <w:pPr>
+        <w:pStyle w:val="ListBullet"/>
+        <w:bidi/>
+        <w:spacing w:line="240" w:lineRule="auto"/>
+        <w:ind w:left="720"/>
+      </w:pPr>
+      <w:r>
+        <w:rPr>
+          <w:rtl/>
+          <w:cs/>
+          <w:lang w:val="ar_AE" w:bidi="ar_AE"/>
+        </w:rPr>
+      </w:r>
+      <w:r>
+        <w:rPr>
+          <w:rtl/>
+          <w:cs/>
+          <w:lang w:val="ar_AE" w:bidi="ar_AE"/>
+        </w:rPr>
+        <w:t>2 ملوك 12: 16</w:t>
+      </w:r>
+    </w:p>
+    <w:p>
+      <w:pPr>
+        <w:pStyle w:val="ListBullet"/>
+        <w:bidi/>
+        <w:spacing w:line="240" w:lineRule="auto"/>
+        <w:ind w:left="720"/>
+      </w:pPr>
+      <w:r>
+        <w:rPr>
+          <w:rtl/>
+          <w:cs/>
+          <w:lang w:val="ar_AE" w:bidi="ar_AE"/>
+        </w:rPr>
+      </w:r>
+      <w:r>
+        <w:rPr>
+          <w:rtl/>
+          <w:cs/>
+          <w:lang w:val="ar_AE" w:bidi="ar_AE"/>
+        </w:rPr>
+        <w:t>لاويين 5: 5–6</w:t>
+      </w:r>
+    </w:p>
+    <w:p>
+      <w:pPr>
+        <w:pStyle w:val="ListBullet"/>
+        <w:bidi/>
+        <w:spacing w:line="240" w:lineRule="auto"/>
+        <w:ind w:left="720"/>
+      </w:pPr>
+      <w:r>
+        <w:rPr>
+          <w:rtl/>
+          <w:cs/>
+          <w:lang w:val="ar_AE" w:bidi="ar_AE"/>
+        </w:rPr>
+      </w:r>
+      <w:r>
+        <w:rPr>
+          <w:rtl/>
+          <w:cs/>
+          <w:lang w:val="ar_AE" w:bidi="ar_AE"/>
+        </w:rPr>
+        <w:t>عدد 6: 12</w:t>
+      </w:r>
     </w:p>
     <w:p>
       <w:pPr>
@@ -4210,136 +4018,106 @@
           <w:lang w:val="ar_AE" w:bidi="ar_AE"/>
         </w:rPr>
       </w:r>
-      <w:hyperlink r:id="rId45">
-        <w:r>
-          <w:rPr>
-            <w:rtl/>
-            <w:cs/>
-            <w:lang w:val="ar_AE" w:bidi="ar_AE"/>
-          </w:rPr>
-          <w:rPr>
-            <w:color w:val="0000EE"/>
-            <w:u w:val="single"/>
-          </w:rPr>
-          <w:t>2 أخبار الأيام 29:20–21</w:t>
-        </w:r>
-      </w:hyperlink>
-    </w:p>
-    <w:p>
-      <w:pPr>
-        <w:pStyle w:val="ListBullet"/>
-        <w:bidi/>
-        <w:spacing w:line="240" w:lineRule="auto"/>
-        <w:ind w:left="720"/>
-      </w:pPr>
-      <w:r>
-        <w:rPr>
-          <w:rtl/>
-          <w:cs/>
-          <w:lang w:val="ar_AE" w:bidi="ar_AE"/>
-        </w:rPr>
-      </w:r>
-      <w:hyperlink r:id="rId46">
-        <w:r>
-          <w:rPr>
-            <w:rtl/>
-            <w:cs/>
-            <w:lang w:val="ar_AE" w:bidi="ar_AE"/>
-          </w:rPr>
-          <w:rPr>
-            <w:color w:val="0000EE"/>
-            <w:u w:val="single"/>
-          </w:rPr>
-          <w:t>خروج 29:35–37</w:t>
-        </w:r>
-      </w:hyperlink>
-    </w:p>
-    <w:p>
-      <w:pPr>
-        <w:pStyle w:val="ListBullet"/>
-        <w:bidi/>
-        <w:spacing w:line="240" w:lineRule="auto"/>
-        <w:ind w:left="720"/>
-      </w:pPr>
-      <w:r>
-        <w:rPr>
-          <w:rtl/>
-          <w:cs/>
-          <w:lang w:val="ar_AE" w:bidi="ar_AE"/>
-        </w:rPr>
-      </w:r>
-      <w:hyperlink r:id="rId47">
-        <w:r>
-          <w:rPr>
-            <w:rtl/>
-            <w:cs/>
-            <w:lang w:val="ar_AE" w:bidi="ar_AE"/>
-          </w:rPr>
-          <w:rPr>
-            <w:color w:val="0000EE"/>
-            <w:u w:val="single"/>
-          </w:rPr>
-          <w:t>حزقيال 44:25–27</w:t>
-        </w:r>
-      </w:hyperlink>
-    </w:p>
-    <w:p>
-      <w:pPr>
-        <w:pStyle w:val="ListBullet"/>
-        <w:bidi/>
-        <w:spacing w:line="240" w:lineRule="auto"/>
-        <w:ind w:left="720"/>
-      </w:pPr>
-      <w:r>
-        <w:rPr>
-          <w:rtl/>
-          <w:cs/>
-          <w:lang w:val="ar_AE" w:bidi="ar_AE"/>
-        </w:rPr>
-      </w:r>
-      <w:hyperlink r:id="rId48">
-        <w:r>
-          <w:rPr>
-            <w:rtl/>
-            <w:cs/>
-            <w:lang w:val="ar_AE" w:bidi="ar_AE"/>
-          </w:rPr>
-          <w:rPr>
-            <w:color w:val="0000EE"/>
-            <w:u w:val="single"/>
-          </w:rPr>
-          <w:t>لاويين 5:11</w:t>
-        </w:r>
-      </w:hyperlink>
-    </w:p>
-    <w:p>
-      <w:pPr>
-        <w:pStyle w:val="ListBullet"/>
-        <w:bidi/>
-        <w:spacing w:line="240" w:lineRule="auto"/>
-        <w:ind w:left="720"/>
-      </w:pPr>
-      <w:r>
-        <w:rPr>
-          <w:rtl/>
-          <w:cs/>
-          <w:lang w:val="ar_AE" w:bidi="ar_AE"/>
-        </w:rPr>
-      </w:r>
-      <w:hyperlink r:id="rId49">
-        <w:r>
-          <w:rPr>
-            <w:rtl/>
-            <w:cs/>
-            <w:lang w:val="ar_AE" w:bidi="ar_AE"/>
-          </w:rPr>
-          <w:rPr>
-            <w:color w:val="0000EE"/>
-            <w:u w:val="single"/>
-          </w:rPr>
-          <w:t>عدد 7:15–17</w:t>
-        </w:r>
-      </w:hyperlink>
+      <w:r>
+        <w:rPr>
+          <w:rtl/>
+          <w:cs/>
+          <w:lang w:val="ar_AE" w:bidi="ar_AE"/>
+        </w:rPr>
+        <w:t>2 أخبار الأيام 29:20–21</w:t>
+      </w:r>
+    </w:p>
+    <w:p>
+      <w:pPr>
+        <w:pStyle w:val="ListBullet"/>
+        <w:bidi/>
+        <w:spacing w:line="240" w:lineRule="auto"/>
+        <w:ind w:left="720"/>
+      </w:pPr>
+      <w:r>
+        <w:rPr>
+          <w:rtl/>
+          <w:cs/>
+          <w:lang w:val="ar_AE" w:bidi="ar_AE"/>
+        </w:rPr>
+      </w:r>
+      <w:r>
+        <w:rPr>
+          <w:rtl/>
+          <w:cs/>
+          <w:lang w:val="ar_AE" w:bidi="ar_AE"/>
+        </w:rPr>
+        <w:t>خروج 29:35–37</w:t>
+      </w:r>
+    </w:p>
+    <w:p>
+      <w:pPr>
+        <w:pStyle w:val="ListBullet"/>
+        <w:bidi/>
+        <w:spacing w:line="240" w:lineRule="auto"/>
+        <w:ind w:left="720"/>
+      </w:pPr>
+      <w:r>
+        <w:rPr>
+          <w:rtl/>
+          <w:cs/>
+          <w:lang w:val="ar_AE" w:bidi="ar_AE"/>
+        </w:rPr>
+      </w:r>
+      <w:r>
+        <w:rPr>
+          <w:rtl/>
+          <w:cs/>
+          <w:lang w:val="ar_AE" w:bidi="ar_AE"/>
+        </w:rPr>
+        <w:t>حزقيال 44:25–27</w:t>
+      </w:r>
+    </w:p>
+    <w:p>
+      <w:pPr>
+        <w:pStyle w:val="ListBullet"/>
+        <w:bidi/>
+        <w:spacing w:line="240" w:lineRule="auto"/>
+        <w:ind w:left="720"/>
+      </w:pPr>
+      <w:r>
+        <w:rPr>
+          <w:rtl/>
+          <w:cs/>
+          <w:lang w:val="ar_AE" w:bidi="ar_AE"/>
+        </w:rPr>
+      </w:r>
+      <w:r>
+        <w:rPr>
+          <w:rtl/>
+          <w:cs/>
+          <w:lang w:val="ar_AE" w:bidi="ar_AE"/>
+        </w:rPr>
+        <w:t>لاويين 5:11</w:t>
+      </w:r>
+    </w:p>
+    <w:p>
+      <w:pPr>
+        <w:pStyle w:val="ListBullet"/>
+        <w:bidi/>
+        <w:spacing w:line="240" w:lineRule="auto"/>
+        <w:ind w:left="720"/>
+      </w:pPr>
+      <w:r>
+        <w:rPr>
+          <w:rtl/>
+          <w:cs/>
+          <w:lang w:val="ar_AE" w:bidi="ar_AE"/>
+        </w:rPr>
+      </w:r>
+      <w:r>
+        <w:rPr>
+          <w:rtl/>
+          <w:cs/>
+          <w:lang w:val="ar_AE" w:bidi="ar_AE"/>
+        </w:rPr>
+        <w:t>عدد 7:15–17</w:t>
+      </w:r>
     </w:p>
     <w:p>
       <w:pPr>
@@ -4743,136 +4521,106 @@
           <w:lang w:val="ar_AE" w:bidi="ar_AE"/>
         </w:rPr>
       </w:r>
-      <w:hyperlink r:id="rId50">
-        <w:r>
-          <w:rPr>
-            <w:rtl/>
-            <w:cs/>
-            <w:lang w:val="ar_AE" w:bidi="ar_AE"/>
-          </w:rPr>
-          <w:rPr>
-            <w:color w:val="0000EE"/>
-            <w:u w:val="single"/>
-          </w:rPr>
-          <w:t>1 أخبار الأيام 21:25–27</w:t>
-        </w:r>
-      </w:hyperlink>
-    </w:p>
-    <w:p>
-      <w:pPr>
-        <w:pStyle w:val="ListBullet"/>
-        <w:bidi/>
-        <w:spacing w:line="240" w:lineRule="auto"/>
-        <w:ind w:left="720"/>
-      </w:pPr>
-      <w:r>
-        <w:rPr>
-          <w:rtl/>
-          <w:cs/>
-          <w:lang w:val="ar_AE" w:bidi="ar_AE"/>
-        </w:rPr>
-      </w:r>
-      <w:hyperlink r:id="rId51">
-        <w:r>
-          <w:rPr>
-            <w:rtl/>
-            <w:cs/>
-            <w:lang w:val="ar_AE" w:bidi="ar_AE"/>
-          </w:rPr>
-          <w:rPr>
-            <w:color w:val="0000EE"/>
-            <w:u w:val="single"/>
-          </w:rPr>
-          <w:t>2 أخبار الأيام 29:35</w:t>
-        </w:r>
-      </w:hyperlink>
-    </w:p>
-    <w:p>
-      <w:pPr>
-        <w:pStyle w:val="ListBullet"/>
-        <w:bidi/>
-        <w:spacing w:line="240" w:lineRule="auto"/>
-        <w:ind w:left="720"/>
-      </w:pPr>
-      <w:r>
-        <w:rPr>
-          <w:rtl/>
-          <w:cs/>
-          <w:lang w:val="ar_AE" w:bidi="ar_AE"/>
-        </w:rPr>
-      </w:r>
-      <w:hyperlink r:id="rId52">
-        <w:r>
-          <w:rPr>
-            <w:rtl/>
-            <w:cs/>
-            <w:lang w:val="ar_AE" w:bidi="ar_AE"/>
-          </w:rPr>
-          <w:rPr>
-            <w:color w:val="0000EE"/>
-            <w:u w:val="single"/>
-          </w:rPr>
-          <w:t>خروج 24:5–6</w:t>
-        </w:r>
-      </w:hyperlink>
-    </w:p>
-    <w:p>
-      <w:pPr>
-        <w:pStyle w:val="ListBullet"/>
-        <w:bidi/>
-        <w:spacing w:line="240" w:lineRule="auto"/>
-        <w:ind w:left="720"/>
-      </w:pPr>
-      <w:r>
-        <w:rPr>
-          <w:rtl/>
-          <w:cs/>
-          <w:lang w:val="ar_AE" w:bidi="ar_AE"/>
-        </w:rPr>
-      </w:r>
-      <w:hyperlink r:id="rId53">
-        <w:r>
-          <w:rPr>
-            <w:rtl/>
-            <w:cs/>
-            <w:lang w:val="ar_AE" w:bidi="ar_AE"/>
-          </w:rPr>
-          <w:rPr>
-            <w:color w:val="0000EE"/>
-            <w:u w:val="single"/>
-          </w:rPr>
-          <w:t>لاويين 3:3–5</w:t>
-        </w:r>
-      </w:hyperlink>
-    </w:p>
-    <w:p>
-      <w:pPr>
-        <w:pStyle w:val="ListBullet"/>
-        <w:bidi/>
-        <w:spacing w:line="240" w:lineRule="auto"/>
-        <w:ind w:left="720"/>
-      </w:pPr>
-      <w:r>
-        <w:rPr>
-          <w:rtl/>
-          <w:cs/>
-          <w:lang w:val="ar_AE" w:bidi="ar_AE"/>
-        </w:rPr>
-      </w:r>
-      <w:hyperlink r:id="rId54">
-        <w:r>
-          <w:rPr>
-            <w:rtl/>
-            <w:cs/>
-            <w:lang w:val="ar_AE" w:bidi="ar_AE"/>
-          </w:rPr>
-          <w:rPr>
-            <w:color w:val="0000EE"/>
-            <w:u w:val="single"/>
-          </w:rPr>
-          <w:t>عدد 6:13–15</w:t>
-        </w:r>
-      </w:hyperlink>
+      <w:r>
+        <w:rPr>
+          <w:rtl/>
+          <w:cs/>
+          <w:lang w:val="ar_AE" w:bidi="ar_AE"/>
+        </w:rPr>
+        <w:t>1 أخبار الأيام 21:25–27</w:t>
+      </w:r>
+    </w:p>
+    <w:p>
+      <w:pPr>
+        <w:pStyle w:val="ListBullet"/>
+        <w:bidi/>
+        <w:spacing w:line="240" w:lineRule="auto"/>
+        <w:ind w:left="720"/>
+      </w:pPr>
+      <w:r>
+        <w:rPr>
+          <w:rtl/>
+          <w:cs/>
+          <w:lang w:val="ar_AE" w:bidi="ar_AE"/>
+        </w:rPr>
+      </w:r>
+      <w:r>
+        <w:rPr>
+          <w:rtl/>
+          <w:cs/>
+          <w:lang w:val="ar_AE" w:bidi="ar_AE"/>
+        </w:rPr>
+        <w:t>2 أخبار الأيام 29:35</w:t>
+      </w:r>
+    </w:p>
+    <w:p>
+      <w:pPr>
+        <w:pStyle w:val="ListBullet"/>
+        <w:bidi/>
+        <w:spacing w:line="240" w:lineRule="auto"/>
+        <w:ind w:left="720"/>
+      </w:pPr>
+      <w:r>
+        <w:rPr>
+          <w:rtl/>
+          <w:cs/>
+          <w:lang w:val="ar_AE" w:bidi="ar_AE"/>
+        </w:rPr>
+      </w:r>
+      <w:r>
+        <w:rPr>
+          <w:rtl/>
+          <w:cs/>
+          <w:lang w:val="ar_AE" w:bidi="ar_AE"/>
+        </w:rPr>
+        <w:t>خروج 24:5–6</w:t>
+      </w:r>
+    </w:p>
+    <w:p>
+      <w:pPr>
+        <w:pStyle w:val="ListBullet"/>
+        <w:bidi/>
+        <w:spacing w:line="240" w:lineRule="auto"/>
+        <w:ind w:left="720"/>
+      </w:pPr>
+      <w:r>
+        <w:rPr>
+          <w:rtl/>
+          <w:cs/>
+          <w:lang w:val="ar_AE" w:bidi="ar_AE"/>
+        </w:rPr>
+      </w:r>
+      <w:r>
+        <w:rPr>
+          <w:rtl/>
+          <w:cs/>
+          <w:lang w:val="ar_AE" w:bidi="ar_AE"/>
+        </w:rPr>
+        <w:t>لاويين 3:3–5</w:t>
+      </w:r>
+    </w:p>
+    <w:p>
+      <w:pPr>
+        <w:pStyle w:val="ListBullet"/>
+        <w:bidi/>
+        <w:spacing w:line="240" w:lineRule="auto"/>
+        <w:ind w:left="720"/>
+      </w:pPr>
+      <w:r>
+        <w:rPr>
+          <w:rtl/>
+          <w:cs/>
+          <w:lang w:val="ar_AE" w:bidi="ar_AE"/>
+        </w:rPr>
+      </w:r>
+      <w:r>
+        <w:rPr>
+          <w:rtl/>
+          <w:cs/>
+          <w:lang w:val="ar_AE" w:bidi="ar_AE"/>
+        </w:rPr>
+        <w:t>عدد 6:13–15</w:t>
+      </w:r>
     </w:p>
     <w:p>
       <w:pPr>
@@ -5350,78 +5098,60 @@
           <w:lang w:val="ar_AE" w:bidi="ar_AE"/>
         </w:rPr>
       </w:r>
-      <w:hyperlink r:id="rId55">
-        <w:r>
-          <w:rPr>
-            <w:rtl/>
-            <w:cs/>
-            <w:lang w:val="ar_AE" w:bidi="ar_AE"/>
-          </w:rPr>
-          <w:rPr>
-            <w:color w:val="0000EE"/>
-            <w:u w:val="single"/>
-          </w:rPr>
-          <w:t>أمثال 8: 4–5</w:t>
-        </w:r>
-      </w:hyperlink>
-    </w:p>
-    <w:p>
-      <w:pPr>
-        <w:pStyle w:val="ListBullet"/>
-        <w:bidi/>
-        <w:spacing w:line="240" w:lineRule="auto"/>
-        <w:ind w:left="720"/>
-      </w:pPr>
-      <w:r>
-        <w:rPr>
-          <w:rtl/>
-          <w:cs/>
-          <w:lang w:val="ar_AE" w:bidi="ar_AE"/>
-        </w:rPr>
-      </w:r>
-      <w:hyperlink r:id="rId56">
-        <w:r>
-          <w:rPr>
-            <w:rtl/>
-            <w:cs/>
-            <w:lang w:val="ar_AE" w:bidi="ar_AE"/>
-          </w:rPr>
-          <w:rPr>
-            <w:color w:val="0000EE"/>
-            <w:u w:val="single"/>
-          </w:rPr>
-          <w:t>أمثال 12: 23–24</w:t>
-        </w:r>
-      </w:hyperlink>
-    </w:p>
-    <w:p>
-      <w:pPr>
-        <w:pStyle w:val="ListBullet"/>
-        <w:bidi/>
-        <w:spacing w:line="240" w:lineRule="auto"/>
-        <w:ind w:left="720"/>
-      </w:pPr>
-      <w:r>
-        <w:rPr>
-          <w:rtl/>
-          <w:cs/>
-          <w:lang w:val="ar_AE" w:bidi="ar_AE"/>
-        </w:rPr>
-      </w:r>
-      <w:hyperlink r:id="rId57">
-        <w:r>
-          <w:rPr>
-            <w:rtl/>
-            <w:cs/>
-            <w:lang w:val="ar_AE" w:bidi="ar_AE"/>
-          </w:rPr>
-          <w:rPr>
-            <w:color w:val="0000EE"/>
-            <w:u w:val="single"/>
-          </w:rPr>
-          <w:t>أمثال 27: 12</w:t>
-        </w:r>
-      </w:hyperlink>
+      <w:r>
+        <w:rPr>
+          <w:rtl/>
+          <w:cs/>
+          <w:lang w:val="ar_AE" w:bidi="ar_AE"/>
+        </w:rPr>
+        <w:t>أمثال 8: 4–5</w:t>
+      </w:r>
+    </w:p>
+    <w:p>
+      <w:pPr>
+        <w:pStyle w:val="ListBullet"/>
+        <w:bidi/>
+        <w:spacing w:line="240" w:lineRule="auto"/>
+        <w:ind w:left="720"/>
+      </w:pPr>
+      <w:r>
+        <w:rPr>
+          <w:rtl/>
+          <w:cs/>
+          <w:lang w:val="ar_AE" w:bidi="ar_AE"/>
+        </w:rPr>
+      </w:r>
+      <w:r>
+        <w:rPr>
+          <w:rtl/>
+          <w:cs/>
+          <w:lang w:val="ar_AE" w:bidi="ar_AE"/>
+        </w:rPr>
+        <w:t>أمثال 12: 23–24</w:t>
+      </w:r>
+    </w:p>
+    <w:p>
+      <w:pPr>
+        <w:pStyle w:val="ListBullet"/>
+        <w:bidi/>
+        <w:spacing w:line="240" w:lineRule="auto"/>
+        <w:ind w:left="720"/>
+      </w:pPr>
+      <w:r>
+        <w:rPr>
+          <w:rtl/>
+          <w:cs/>
+          <w:lang w:val="ar_AE" w:bidi="ar_AE"/>
+        </w:rPr>
+      </w:r>
+      <w:r>
+        <w:rPr>
+          <w:rtl/>
+          <w:cs/>
+          <w:lang w:val="ar_AE" w:bidi="ar_AE"/>
+        </w:rPr>
+        <w:t>أمثال 27: 12</w:t>
+      </w:r>
     </w:p>
     <w:p>
       <w:pPr>
@@ -5759,136 +5489,106 @@
           <w:lang w:val="ar_AE" w:bidi="ar_AE"/>
         </w:rPr>
       </w:r>
-      <w:hyperlink r:id="rId58">
-        <w:r>
-          <w:rPr>
-            <w:rtl/>
-            <w:cs/>
-            <w:lang w:val="ar_AE" w:bidi="ar_AE"/>
-          </w:rPr>
-          <w:rPr>
-            <w:color w:val="0000EE"/>
-            <w:u w:val="single"/>
-          </w:rPr>
-          <w:t>خروج 28: 36–38</w:t>
-        </w:r>
-      </w:hyperlink>
-    </w:p>
-    <w:p>
-      <w:pPr>
-        <w:pStyle w:val="ListBullet"/>
-        <w:bidi/>
-        <w:spacing w:line="240" w:lineRule="auto"/>
-        <w:ind w:left="720"/>
-      </w:pPr>
-      <w:r>
-        <w:rPr>
-          <w:rtl/>
-          <w:cs/>
-          <w:lang w:val="ar_AE" w:bidi="ar_AE"/>
-        </w:rPr>
-      </w:r>
-      <w:hyperlink r:id="rId59">
-        <w:r>
-          <w:rPr>
-            <w:rtl/>
-            <w:cs/>
-            <w:lang w:val="ar_AE" w:bidi="ar_AE"/>
-          </w:rPr>
-          <w:rPr>
-            <w:color w:val="0000EE"/>
-            <w:u w:val="single"/>
-          </w:rPr>
-          <w:t>إشعياء 6: 7</w:t>
-        </w:r>
-      </w:hyperlink>
-    </w:p>
-    <w:p>
-      <w:pPr>
-        <w:pStyle w:val="ListBullet"/>
-        <w:bidi/>
-        <w:spacing w:line="240" w:lineRule="auto"/>
-        <w:ind w:left="720"/>
-      </w:pPr>
-      <w:r>
-        <w:rPr>
-          <w:rtl/>
-          <w:cs/>
-          <w:lang w:val="ar_AE" w:bidi="ar_AE"/>
-        </w:rPr>
-      </w:r>
-      <w:hyperlink r:id="rId60">
-        <w:r>
-          <w:rPr>
-            <w:rtl/>
-            <w:cs/>
-            <w:lang w:val="ar_AE" w:bidi="ar_AE"/>
-          </w:rPr>
-          <w:rPr>
-            <w:color w:val="0000EE"/>
-            <w:u w:val="single"/>
-          </w:rPr>
-          <w:t>يعقوب 2: 10–11</w:t>
-        </w:r>
-      </w:hyperlink>
-    </w:p>
-    <w:p>
-      <w:pPr>
-        <w:pStyle w:val="ListBullet"/>
-        <w:bidi/>
-        <w:spacing w:line="240" w:lineRule="auto"/>
-        <w:ind w:left="720"/>
-      </w:pPr>
-      <w:r>
-        <w:rPr>
-          <w:rtl/>
-          <w:cs/>
-          <w:lang w:val="ar_AE" w:bidi="ar_AE"/>
-        </w:rPr>
-      </w:r>
-      <w:hyperlink r:id="rId61">
-        <w:r>
-          <w:rPr>
-            <w:rtl/>
-            <w:cs/>
-            <w:lang w:val="ar_AE" w:bidi="ar_AE"/>
-          </w:rPr>
-          <w:rPr>
-            <w:color w:val="0000EE"/>
-            <w:u w:val="single"/>
-          </w:rPr>
-          <w:t>يوحنا 19: 4</w:t>
-        </w:r>
-      </w:hyperlink>
-    </w:p>
-    <w:p>
-      <w:pPr>
-        <w:pStyle w:val="ListBullet"/>
-        <w:bidi/>
-        <w:spacing w:line="240" w:lineRule="auto"/>
-        <w:ind w:left="720"/>
-      </w:pPr>
-      <w:r>
-        <w:rPr>
-          <w:rtl/>
-          <w:cs/>
-          <w:lang w:val="ar_AE" w:bidi="ar_AE"/>
-        </w:rPr>
-      </w:r>
-      <w:hyperlink r:id="rId62">
-        <w:r>
-          <w:rPr>
-            <w:rtl/>
-            <w:cs/>
-            <w:lang w:val="ar_AE" w:bidi="ar_AE"/>
-          </w:rPr>
-          <w:rPr>
-            <w:color w:val="0000EE"/>
-            <w:u w:val="single"/>
-          </w:rPr>
-          <w:t>يونان 1: 14</w:t>
-        </w:r>
-      </w:hyperlink>
+      <w:r>
+        <w:rPr>
+          <w:rtl/>
+          <w:cs/>
+          <w:lang w:val="ar_AE" w:bidi="ar_AE"/>
+        </w:rPr>
+        <w:t>خروج 28: 36–38</w:t>
+      </w:r>
+    </w:p>
+    <w:p>
+      <w:pPr>
+        <w:pStyle w:val="ListBullet"/>
+        <w:bidi/>
+        <w:spacing w:line="240" w:lineRule="auto"/>
+        <w:ind w:left="720"/>
+      </w:pPr>
+      <w:r>
+        <w:rPr>
+          <w:rtl/>
+          <w:cs/>
+          <w:lang w:val="ar_AE" w:bidi="ar_AE"/>
+        </w:rPr>
+      </w:r>
+      <w:r>
+        <w:rPr>
+          <w:rtl/>
+          <w:cs/>
+          <w:lang w:val="ar_AE" w:bidi="ar_AE"/>
+        </w:rPr>
+        <w:t>إشعياء 6: 7</w:t>
+      </w:r>
+    </w:p>
+    <w:p>
+      <w:pPr>
+        <w:pStyle w:val="ListBullet"/>
+        <w:bidi/>
+        <w:spacing w:line="240" w:lineRule="auto"/>
+        <w:ind w:left="720"/>
+      </w:pPr>
+      <w:r>
+        <w:rPr>
+          <w:rtl/>
+          <w:cs/>
+          <w:lang w:val="ar_AE" w:bidi="ar_AE"/>
+        </w:rPr>
+      </w:r>
+      <w:r>
+        <w:rPr>
+          <w:rtl/>
+          <w:cs/>
+          <w:lang w:val="ar_AE" w:bidi="ar_AE"/>
+        </w:rPr>
+        <w:t>يعقوب 2: 10–11</w:t>
+      </w:r>
+    </w:p>
+    <w:p>
+      <w:pPr>
+        <w:pStyle w:val="ListBullet"/>
+        <w:bidi/>
+        <w:spacing w:line="240" w:lineRule="auto"/>
+        <w:ind w:left="720"/>
+      </w:pPr>
+      <w:r>
+        <w:rPr>
+          <w:rtl/>
+          <w:cs/>
+          <w:lang w:val="ar_AE" w:bidi="ar_AE"/>
+        </w:rPr>
+      </w:r>
+      <w:r>
+        <w:rPr>
+          <w:rtl/>
+          <w:cs/>
+          <w:lang w:val="ar_AE" w:bidi="ar_AE"/>
+        </w:rPr>
+        <w:t>يوحنا 19: 4</w:t>
+      </w:r>
+    </w:p>
+    <w:p>
+      <w:pPr>
+        <w:pStyle w:val="ListBullet"/>
+        <w:bidi/>
+        <w:spacing w:line="240" w:lineRule="auto"/>
+        <w:ind w:left="720"/>
+      </w:pPr>
+      <w:r>
+        <w:rPr>
+          <w:rtl/>
+          <w:cs/>
+          <w:lang w:val="ar_AE" w:bidi="ar_AE"/>
+        </w:rPr>
+      </w:r>
+      <w:r>
+        <w:rPr>
+          <w:rtl/>
+          <w:cs/>
+          <w:lang w:val="ar_AE" w:bidi="ar_AE"/>
+        </w:rPr>
+        <w:t>يونان 1: 14</w:t>
+      </w:r>
     </w:p>
     <w:p>
       <w:pPr>
@@ -6534,136 +6234,106 @@
           <w:lang w:val="ar_AE" w:bidi="ar_AE"/>
         </w:rPr>
       </w:r>
-      <w:hyperlink r:id="rId63">
-        <w:r>
-          <w:rPr>
-            <w:rtl/>
-            <w:cs/>
-            <w:lang w:val="ar_AE" w:bidi="ar_AE"/>
-          </w:rPr>
-          <w:rPr>
-            <w:color w:val="0000EE"/>
-            <w:u w:val="single"/>
-          </w:rPr>
-          <w:t>1 بطرس 1: 7</w:t>
-        </w:r>
-      </w:hyperlink>
-    </w:p>
-    <w:p>
-      <w:pPr>
-        <w:pStyle w:val="ListBullet"/>
-        <w:bidi/>
-        <w:spacing w:line="240" w:lineRule="auto"/>
-        <w:ind w:left="720"/>
-      </w:pPr>
-      <w:r>
-        <w:rPr>
-          <w:rtl/>
-          <w:cs/>
-          <w:lang w:val="ar_AE" w:bidi="ar_AE"/>
-        </w:rPr>
-      </w:r>
-      <w:hyperlink r:id="rId64">
-        <w:r>
-          <w:rPr>
-            <w:rtl/>
-            <w:cs/>
-            <w:lang w:val="ar_AE" w:bidi="ar_AE"/>
-          </w:rPr>
-          <w:rPr>
-            <w:color w:val="0000EE"/>
-            <w:u w:val="single"/>
-          </w:rPr>
-          <w:t>1 تيموثاوس 2: 8–10</w:t>
-        </w:r>
-      </w:hyperlink>
-    </w:p>
-    <w:p>
-      <w:pPr>
-        <w:pStyle w:val="ListBullet"/>
-        <w:bidi/>
-        <w:spacing w:line="240" w:lineRule="auto"/>
-        <w:ind w:left="720"/>
-      </w:pPr>
-      <w:r>
-        <w:rPr>
-          <w:rtl/>
-          <w:cs/>
-          <w:lang w:val="ar_AE" w:bidi="ar_AE"/>
-        </w:rPr>
-      </w:r>
-      <w:hyperlink r:id="rId65">
-        <w:r>
-          <w:rPr>
-            <w:rtl/>
-            <w:cs/>
-            <w:lang w:val="ar_AE" w:bidi="ar_AE"/>
-          </w:rPr>
-          <w:rPr>
-            <w:color w:val="0000EE"/>
-            <w:u w:val="single"/>
-          </w:rPr>
-          <w:t>2 أخبار الأيام 1: 15</w:t>
-        </w:r>
-      </w:hyperlink>
-    </w:p>
-    <w:p>
-      <w:pPr>
-        <w:pStyle w:val="ListBullet"/>
-        <w:bidi/>
-        <w:spacing w:line="240" w:lineRule="auto"/>
-        <w:ind w:left="720"/>
-      </w:pPr>
-      <w:r>
-        <w:rPr>
-          <w:rtl/>
-          <w:cs/>
-          <w:lang w:val="ar_AE" w:bidi="ar_AE"/>
-        </w:rPr>
-      </w:r>
-      <w:hyperlink r:id="rId66">
-        <w:r>
-          <w:rPr>
-            <w:rtl/>
-            <w:cs/>
-            <w:lang w:val="ar_AE" w:bidi="ar_AE"/>
-          </w:rPr>
-          <w:rPr>
-            <w:color w:val="0000EE"/>
-            <w:u w:val="single"/>
-          </w:rPr>
-          <w:t>أعمال الرسل 3: 6</w:t>
-        </w:r>
-      </w:hyperlink>
-    </w:p>
-    <w:p>
-      <w:pPr>
-        <w:pStyle w:val="ListBullet"/>
-        <w:bidi/>
-        <w:spacing w:line="240" w:lineRule="auto"/>
-        <w:ind w:left="720"/>
-      </w:pPr>
-      <w:r>
-        <w:rPr>
-          <w:rtl/>
-          <w:cs/>
-          <w:lang w:val="ar_AE" w:bidi="ar_AE"/>
-        </w:rPr>
-      </w:r>
-      <w:hyperlink r:id="rId67">
-        <w:r>
-          <w:rPr>
-            <w:rtl/>
-            <w:cs/>
-            <w:lang w:val="ar_AE" w:bidi="ar_AE"/>
-          </w:rPr>
-          <w:rPr>
-            <w:color w:val="0000EE"/>
-            <w:u w:val="single"/>
-          </w:rPr>
-          <w:t>دانيآل 2: 32</w:t>
-        </w:r>
-      </w:hyperlink>
+      <w:r>
+        <w:rPr>
+          <w:rtl/>
+          <w:cs/>
+          <w:lang w:val="ar_AE" w:bidi="ar_AE"/>
+        </w:rPr>
+        <w:t>1 بطرس 1: 7</w:t>
+      </w:r>
+    </w:p>
+    <w:p>
+      <w:pPr>
+        <w:pStyle w:val="ListBullet"/>
+        <w:bidi/>
+        <w:spacing w:line="240" w:lineRule="auto"/>
+        <w:ind w:left="720"/>
+      </w:pPr>
+      <w:r>
+        <w:rPr>
+          <w:rtl/>
+          <w:cs/>
+          <w:lang w:val="ar_AE" w:bidi="ar_AE"/>
+        </w:rPr>
+      </w:r>
+      <w:r>
+        <w:rPr>
+          <w:rtl/>
+          <w:cs/>
+          <w:lang w:val="ar_AE" w:bidi="ar_AE"/>
+        </w:rPr>
+        <w:t>1 تيموثاوس 2: 8–10</w:t>
+      </w:r>
+    </w:p>
+    <w:p>
+      <w:pPr>
+        <w:pStyle w:val="ListBullet"/>
+        <w:bidi/>
+        <w:spacing w:line="240" w:lineRule="auto"/>
+        <w:ind w:left="720"/>
+      </w:pPr>
+      <w:r>
+        <w:rPr>
+          <w:rtl/>
+          <w:cs/>
+          <w:lang w:val="ar_AE" w:bidi="ar_AE"/>
+        </w:rPr>
+      </w:r>
+      <w:r>
+        <w:rPr>
+          <w:rtl/>
+          <w:cs/>
+          <w:lang w:val="ar_AE" w:bidi="ar_AE"/>
+        </w:rPr>
+        <w:t>2 أخبار الأيام 1: 15</w:t>
+      </w:r>
+    </w:p>
+    <w:p>
+      <w:pPr>
+        <w:pStyle w:val="ListBullet"/>
+        <w:bidi/>
+        <w:spacing w:line="240" w:lineRule="auto"/>
+        <w:ind w:left="720"/>
+      </w:pPr>
+      <w:r>
+        <w:rPr>
+          <w:rtl/>
+          <w:cs/>
+          <w:lang w:val="ar_AE" w:bidi="ar_AE"/>
+        </w:rPr>
+      </w:r>
+      <w:r>
+        <w:rPr>
+          <w:rtl/>
+          <w:cs/>
+          <w:lang w:val="ar_AE" w:bidi="ar_AE"/>
+        </w:rPr>
+        <w:t>أعمال الرسل 3: 6</w:t>
+      </w:r>
+    </w:p>
+    <w:p>
+      <w:pPr>
+        <w:pStyle w:val="ListBullet"/>
+        <w:bidi/>
+        <w:spacing w:line="240" w:lineRule="auto"/>
+        <w:ind w:left="720"/>
+      </w:pPr>
+      <w:r>
+        <w:rPr>
+          <w:rtl/>
+          <w:cs/>
+          <w:lang w:val="ar_AE" w:bidi="ar_AE"/>
+        </w:rPr>
+      </w:r>
+      <w:r>
+        <w:rPr>
+          <w:rtl/>
+          <w:cs/>
+          <w:lang w:val="ar_AE" w:bidi="ar_AE"/>
+        </w:rPr>
+        <w:t>دانيآل 2: 32</w:t>
+      </w:r>
     </w:p>
     <w:p>
       <w:pPr>

--- a/arb/docx/009.content.docx
+++ b/arb/docx/009.content.docx
@@ -980,6 +980,921 @@
           <w:cs/>
           <w:lang w:val="ar_AE" w:bidi="ar_AE"/>
         </w:rPr>
+        <w:t>, تعليم)</w:t>
+      </w:r>
+    </w:p>
+    <w:p>
+      <w:pPr>
+        <w:pStyle w:val="Heading3"/>
+        <w:bidi/>
+      </w:pPr>
+      <w:r>
+        <w:rPr>
+          <w:rtl/>
+          <w:cs/>
+          <w:lang w:val="ar_AE" w:bidi="ar_AE"/>
+        </w:rPr>
+        <w:t>نصوص كتابية:</w:t>
+      </w:r>
+    </w:p>
+    <w:p>
+      <w:pPr>
+        <w:pStyle w:val="ListBullet"/>
+        <w:bidi/>
+        <w:spacing w:line="240" w:lineRule="auto"/>
+        <w:ind w:left="720"/>
+      </w:pPr>
+      <w:r>
+        <w:rPr>
+          <w:rtl/>
+          <w:cs/>
+          <w:lang w:val="ar_AE" w:bidi="ar_AE"/>
+        </w:rPr>
+      </w:r>
+      <w:r>
+        <w:rPr>
+          <w:rtl/>
+          <w:cs/>
+          <w:lang w:val="ar_AE" w:bidi="ar_AE"/>
+        </w:rPr>
+        <w:t>أعمال الرسل 20:29</w:t>
+      </w:r>
+    </w:p>
+    <w:p>
+      <w:pPr>
+        <w:pStyle w:val="ListBullet"/>
+        <w:bidi/>
+        <w:spacing w:line="240" w:lineRule="auto"/>
+        <w:ind w:left="720"/>
+      </w:pPr>
+      <w:r>
+        <w:rPr>
+          <w:rtl/>
+          <w:cs/>
+          <w:lang w:val="ar_AE" w:bidi="ar_AE"/>
+        </w:rPr>
+      </w:r>
+      <w:r>
+        <w:rPr>
+          <w:rtl/>
+          <w:cs/>
+          <w:lang w:val="ar_AE" w:bidi="ar_AE"/>
+        </w:rPr>
+        <w:t>إشعياء 11:7</w:t>
+      </w:r>
+    </w:p>
+    <w:p>
+      <w:pPr>
+        <w:pStyle w:val="ListBullet"/>
+        <w:bidi/>
+        <w:spacing w:line="240" w:lineRule="auto"/>
+        <w:ind w:left="720"/>
+      </w:pPr>
+      <w:r>
+        <w:rPr>
+          <w:rtl/>
+          <w:cs/>
+          <w:lang w:val="ar_AE" w:bidi="ar_AE"/>
+        </w:rPr>
+      </w:r>
+      <w:r>
+        <w:rPr>
+          <w:rtl/>
+          <w:cs/>
+          <w:lang w:val="ar_AE" w:bidi="ar_AE"/>
+        </w:rPr>
+        <w:t>يوحنا 10:11–13</w:t>
+      </w:r>
+    </w:p>
+    <w:p>
+      <w:pPr>
+        <w:pStyle w:val="ListBullet"/>
+        <w:bidi/>
+        <w:spacing w:line="240" w:lineRule="auto"/>
+        <w:ind w:left="720"/>
+      </w:pPr>
+      <w:r>
+        <w:rPr>
+          <w:rtl/>
+          <w:cs/>
+          <w:lang w:val="ar_AE" w:bidi="ar_AE"/>
+        </w:rPr>
+      </w:r>
+      <w:r>
+        <w:rPr>
+          <w:rtl/>
+          <w:cs/>
+          <w:lang w:val="ar_AE" w:bidi="ar_AE"/>
+        </w:rPr>
+        <w:t>لوقا 10:3</w:t>
+      </w:r>
+    </w:p>
+    <w:p>
+      <w:pPr>
+        <w:pStyle w:val="ListBullet"/>
+        <w:bidi/>
+        <w:spacing w:line="240" w:lineRule="auto"/>
+        <w:ind w:left="720"/>
+      </w:pPr>
+      <w:r>
+        <w:rPr>
+          <w:rtl/>
+          <w:cs/>
+          <w:lang w:val="ar_AE" w:bidi="ar_AE"/>
+        </w:rPr>
+      </w:r>
+      <w:r>
+        <w:rPr>
+          <w:rtl/>
+          <w:cs/>
+          <w:lang w:val="ar_AE" w:bidi="ar_AE"/>
+        </w:rPr>
+        <w:t>متى 7:15</w:t>
+      </w:r>
+    </w:p>
+    <w:p>
+      <w:pPr>
+        <w:pStyle w:val="ListBullet"/>
+        <w:bidi/>
+        <w:spacing w:line="240" w:lineRule="auto"/>
+        <w:ind w:left="720"/>
+      </w:pPr>
+      <w:r>
+        <w:rPr>
+          <w:rtl/>
+          <w:cs/>
+          <w:lang w:val="ar_AE" w:bidi="ar_AE"/>
+        </w:rPr>
+      </w:r>
+      <w:r>
+        <w:rPr>
+          <w:rtl/>
+          <w:cs/>
+          <w:lang w:val="ar_AE" w:bidi="ar_AE"/>
+        </w:rPr>
+        <w:t>صفنيا 3:3</w:t>
+      </w:r>
+    </w:p>
+    <w:p>
+      <w:pPr>
+        <w:pStyle w:val="Heading3"/>
+        <w:bidi/>
+      </w:pPr>
+      <w:r>
+        <w:rPr>
+          <w:rtl/>
+          <w:cs/>
+          <w:lang w:val="ar_AE" w:bidi="ar_AE"/>
+        </w:rPr>
+        <w:t>بيانات الكلمة:</w:t>
+      </w:r>
+    </w:p>
+    <w:p>
+      <w:pPr>
+        <w:pStyle w:val="ListBullet"/>
+        <w:bidi/>
+        <w:spacing w:line="240" w:lineRule="auto"/>
+        <w:ind w:left="720"/>
+      </w:pPr>
+      <w:r>
+        <w:rPr>
+          <w:rtl/>
+          <w:cs/>
+          <w:lang w:val="ar_AE" w:bidi="ar_AE"/>
+        </w:rPr>
+      </w:r>
+      <w:r>
+        <w:rPr>
+          <w:rtl/>
+          <w:cs/>
+          <w:lang w:val="ar_AE" w:bidi="ar_AE"/>
+        </w:rPr>
+        <w:t>سترونج: H2061, H3611, G30740</w:t>
+      </w:r>
+      <w:r>
+        <w:rPr>
+          <w:rtl/>
+          <w:cs/>
+          <w:lang w:val="ar_AE" w:bidi="ar_AE"/>
+        </w:rPr>
+      </w:r>
+      <w:r>
+        <w:rPr>
+          <w:rtl/>
+          <w:cs/>
+          <w:lang w:val="ar_AE" w:bidi="ar_AE"/>
+        </w:rPr>
+      </w:r>
+    </w:p>
+    <w:p>
+      <w:pPr>
+        <w:bidi/>
+      </w:pPr>
+      <w:r>
+        <w:rPr>
+          <w:rtl/>
+          <w:cs/>
+          <w:lang w:val="ar_AE" w:bidi="ar_AE"/>
+        </w:rPr>
+      </w:r>
+    </w:p>
+    <w:p>
+      <w:pPr>
+        <w:pStyle w:val="Heading2"/>
+        <w:bidi/>
+      </w:pPr>
+      <w:r>
+        <w:rPr>
+          <w:rtl/>
+          <w:cs/>
+          <w:lang w:val="ar_AE" w:bidi="ar_AE"/>
+        </w:rPr>
+        <w:t>ذبائح السلامة</w:t>
+      </w:r>
+      <w:r>
+        <w:rPr>
+          <w:rtl/>
+          <w:cs/>
+          <w:lang w:val="ar_AE" w:bidi="ar_AE"/>
+        </w:rPr>
+      </w:r>
+    </w:p>
+    <w:p>
+      <w:pPr>
+        <w:pStyle w:val="Heading3"/>
+        <w:bidi/>
+      </w:pPr>
+      <w:r>
+        <w:rPr>
+          <w:rtl/>
+          <w:cs/>
+          <w:lang w:val="ar_AE" w:bidi="ar_AE"/>
+        </w:rPr>
+        <w:t>حقائق:</w:t>
+      </w:r>
+    </w:p>
+    <w:p>
+      <w:pPr>
+        <w:bidi/>
+      </w:pPr>
+      <w:r>
+        <w:rPr>
+          <w:rtl/>
+          <w:cs/>
+          <w:lang w:val="ar_AE" w:bidi="ar_AE"/>
+        </w:rPr>
+      </w:r>
+      <w:r>
+        <w:rPr>
+          <w:rtl/>
+          <w:cs/>
+          <w:lang w:val="ar_AE" w:bidi="ar_AE"/>
+        </w:rPr>
+        <w:t>كانت "ذبائح السلامة" أحد انواع الذبائح العديدة التي أمر الله بني إسرائيل بتقديمها. يُطلق عليه أحيانًا "ذبائح الشكر" أو "ذبائح الشركة".</w:t>
+      </w:r>
+    </w:p>
+    <w:p>
+      <w:pPr>
+        <w:pStyle w:val="ListBullet"/>
+        <w:bidi/>
+        <w:spacing w:line="240" w:lineRule="auto"/>
+        <w:ind w:left="720"/>
+      </w:pPr>
+      <w:r>
+        <w:rPr>
+          <w:rtl/>
+          <w:cs/>
+          <w:lang w:val="ar_AE" w:bidi="ar_AE"/>
+        </w:rPr>
+      </w:r>
+      <w:r>
+        <w:rPr>
+          <w:rtl/>
+          <w:cs/>
+          <w:lang w:val="ar_AE" w:bidi="ar_AE"/>
+        </w:rPr>
+        <w:t>تتضمن هذه الذبيحة التضحية بحيوان بلا عيوب، ورش دم الحيوان على المذبح، وحرق شحم الحيوان، بالإضافة إلى باقي الحيوان بشكل منفصل.</w:t>
+      </w:r>
+    </w:p>
+    <w:p>
+      <w:pPr>
+        <w:pStyle w:val="ListBullet"/>
+        <w:bidi/>
+        <w:spacing w:line="240" w:lineRule="auto"/>
+        <w:ind w:left="720"/>
+      </w:pPr>
+      <w:r>
+        <w:rPr>
+          <w:rtl/>
+          <w:cs/>
+          <w:lang w:val="ar_AE" w:bidi="ar_AE"/>
+        </w:rPr>
+      </w:r>
+      <w:r>
+        <w:rPr>
+          <w:rtl/>
+          <w:cs/>
+          <w:lang w:val="ar_AE" w:bidi="ar_AE"/>
+        </w:rPr>
+        <w:t>يُضاف إلى هذه الذبيحة قربان من خبز الفطير بلا خميرة والخبز المخمّر، الذي كان يُحرق فوق ذبيحة المحرقة.</w:t>
+      </w:r>
+    </w:p>
+    <w:p>
+      <w:pPr>
+        <w:pStyle w:val="ListBullet"/>
+        <w:bidi/>
+        <w:spacing w:line="240" w:lineRule="auto"/>
+        <w:ind w:left="720"/>
+      </w:pPr>
+      <w:r>
+        <w:rPr>
+          <w:rtl/>
+          <w:cs/>
+          <w:lang w:val="ar_AE" w:bidi="ar_AE"/>
+        </w:rPr>
+      </w:r>
+      <w:r>
+        <w:rPr>
+          <w:rtl/>
+          <w:cs/>
+          <w:lang w:val="ar_AE" w:bidi="ar_AE"/>
+        </w:rPr>
+        <w:t>كان يُسمح للكاهن ومن قدّم الذبيحة بالمشاركة في أكل الطعام المقدم.</w:t>
+      </w:r>
+    </w:p>
+    <w:p>
+      <w:pPr>
+        <w:pStyle w:val="ListBullet"/>
+        <w:bidi/>
+        <w:spacing w:line="240" w:lineRule="auto"/>
+        <w:ind w:left="720"/>
+      </w:pPr>
+      <w:r>
+        <w:rPr>
+          <w:rtl/>
+          <w:cs/>
+          <w:lang w:val="ar_AE" w:bidi="ar_AE"/>
+        </w:rPr>
+      </w:r>
+      <w:r>
+        <w:rPr>
+          <w:rtl/>
+          <w:cs/>
+          <w:lang w:val="ar_AE" w:bidi="ar_AE"/>
+        </w:rPr>
+        <w:t>ترمز هذه الذبيحة إلى شركة الله مع شعبه.</w:t>
+      </w:r>
+    </w:p>
+    <w:p>
+      <w:pPr>
+        <w:bidi/>
+      </w:pPr>
+      <w:r>
+        <w:rPr>
+          <w:rtl/>
+          <w:cs/>
+          <w:lang w:val="ar_AE" w:bidi="ar_AE"/>
+        </w:rPr>
+      </w:r>
+      <w:r>
+        <w:rPr>
+          <w:rtl/>
+          <w:cs/>
+          <w:lang w:val="ar_AE" w:bidi="ar_AE"/>
+        </w:rPr>
+        <w:t xml:space="preserve">(انظر أيضًا: </w:t>
+      </w:r>
+      <w:r>
+        <w:rPr>
+          <w:rtl/>
+          <w:cs/>
+          <w:lang w:val="ar_AE" w:bidi="ar_AE"/>
+        </w:rPr>
+        <w:t>ذبيحة المحرقة</w:t>
+      </w:r>
+      <w:r>
+        <w:rPr>
+          <w:rtl/>
+          <w:cs/>
+          <w:lang w:val="ar_AE" w:bidi="ar_AE"/>
+        </w:rPr>
+        <w:t xml:space="preserve">، </w:t>
+      </w:r>
+      <w:r>
+        <w:rPr>
+          <w:rtl/>
+          <w:cs/>
+          <w:lang w:val="ar_AE" w:bidi="ar_AE"/>
+        </w:rPr>
+        <w:t>الشركة</w:t>
+      </w:r>
+      <w:r>
+        <w:rPr>
+          <w:rtl/>
+          <w:cs/>
+          <w:lang w:val="ar_AE" w:bidi="ar_AE"/>
+        </w:rPr>
+        <w:t xml:space="preserve">، </w:t>
+      </w:r>
+      <w:r>
+        <w:rPr>
+          <w:rtl/>
+          <w:cs/>
+          <w:lang w:val="ar_AE" w:bidi="ar_AE"/>
+        </w:rPr>
+        <w:t>ذبيحة الشركة</w:t>
+      </w:r>
+      <w:r>
+        <w:rPr>
+          <w:rtl/>
+          <w:cs/>
+          <w:lang w:val="ar_AE" w:bidi="ar_AE"/>
+        </w:rPr>
+        <w:t xml:space="preserve">، </w:t>
+      </w:r>
+      <w:r>
+        <w:rPr>
+          <w:rtl/>
+          <w:cs/>
+          <w:lang w:val="ar_AE" w:bidi="ar_AE"/>
+        </w:rPr>
+        <w:t>تقدمة الحبوب</w:t>
+      </w:r>
+      <w:r>
+        <w:rPr>
+          <w:rtl/>
+          <w:cs/>
+          <w:lang w:val="ar_AE" w:bidi="ar_AE"/>
+        </w:rPr>
+        <w:t xml:space="preserve">، </w:t>
+      </w:r>
+      <w:r>
+        <w:rPr>
+          <w:rtl/>
+          <w:cs/>
+          <w:lang w:val="ar_AE" w:bidi="ar_AE"/>
+        </w:rPr>
+        <w:t>الكاهن</w:t>
+      </w:r>
+      <w:r>
+        <w:rPr>
+          <w:rtl/>
+          <w:cs/>
+          <w:lang w:val="ar_AE" w:bidi="ar_AE"/>
+        </w:rPr>
+        <w:t xml:space="preserve">، </w:t>
+      </w:r>
+      <w:r>
+        <w:rPr>
+          <w:rtl/>
+          <w:cs/>
+          <w:lang w:val="ar_AE" w:bidi="ar_AE"/>
+        </w:rPr>
+        <w:t>الذبيحة</w:t>
+      </w:r>
+      <w:r>
+        <w:rPr>
+          <w:rtl/>
+          <w:cs/>
+          <w:lang w:val="ar_AE" w:bidi="ar_AE"/>
+        </w:rPr>
+        <w:t xml:space="preserve">، </w:t>
+      </w:r>
+      <w:r>
+        <w:rPr>
+          <w:rtl/>
+          <w:cs/>
+          <w:lang w:val="ar_AE" w:bidi="ar_AE"/>
+        </w:rPr>
+        <w:t>خبز الفطير</w:t>
+      </w:r>
+      <w:r>
+        <w:rPr>
+          <w:rtl/>
+          <w:cs/>
+          <w:lang w:val="ar_AE" w:bidi="ar_AE"/>
+        </w:rPr>
+        <w:t>)</w:t>
+      </w:r>
+    </w:p>
+    <w:p>
+      <w:pPr>
+        <w:pStyle w:val="Heading3"/>
+        <w:bidi/>
+      </w:pPr>
+      <w:r>
+        <w:rPr>
+          <w:rtl/>
+          <w:cs/>
+          <w:lang w:val="ar_AE" w:bidi="ar_AE"/>
+        </w:rPr>
+        <w:t>شواهد الكتاب المقدس:</w:t>
+      </w:r>
+    </w:p>
+    <w:p>
+      <w:pPr>
+        <w:pStyle w:val="ListBullet"/>
+        <w:bidi/>
+        <w:spacing w:line="240" w:lineRule="auto"/>
+        <w:ind w:left="720"/>
+      </w:pPr>
+      <w:r>
+        <w:rPr>
+          <w:rtl/>
+          <w:cs/>
+          <w:lang w:val="ar_AE" w:bidi="ar_AE"/>
+        </w:rPr>
+      </w:r>
+      <w:r>
+        <w:rPr>
+          <w:rtl/>
+          <w:cs/>
+          <w:lang w:val="ar_AE" w:bidi="ar_AE"/>
+        </w:rPr>
+        <w:t>1 صموئيل 13:8–10</w:t>
+      </w:r>
+    </w:p>
+    <w:p>
+      <w:pPr>
+        <w:pStyle w:val="ListBullet"/>
+        <w:bidi/>
+        <w:spacing w:line="240" w:lineRule="auto"/>
+        <w:ind w:left="720"/>
+      </w:pPr>
+      <w:r>
+        <w:rPr>
+          <w:rtl/>
+          <w:cs/>
+          <w:lang w:val="ar_AE" w:bidi="ar_AE"/>
+        </w:rPr>
+      </w:r>
+      <w:r>
+        <w:rPr>
+          <w:rtl/>
+          <w:cs/>
+          <w:lang w:val="ar_AE" w:bidi="ar_AE"/>
+        </w:rPr>
+        <w:t>حزقيال 45:16–17</w:t>
+      </w:r>
+    </w:p>
+    <w:p>
+      <w:pPr>
+        <w:pStyle w:val="ListBullet"/>
+        <w:bidi/>
+        <w:spacing w:line="240" w:lineRule="auto"/>
+        <w:ind w:left="720"/>
+      </w:pPr>
+      <w:r>
+        <w:rPr>
+          <w:rtl/>
+          <w:cs/>
+          <w:lang w:val="ar_AE" w:bidi="ar_AE"/>
+        </w:rPr>
+      </w:r>
+      <w:r>
+        <w:rPr>
+          <w:rtl/>
+          <w:cs/>
+          <w:lang w:val="ar_AE" w:bidi="ar_AE"/>
+        </w:rPr>
+        <w:t>يشوع 8:30–32</w:t>
+      </w:r>
+    </w:p>
+    <w:p>
+      <w:pPr>
+        <w:pStyle w:val="ListBullet"/>
+        <w:bidi/>
+        <w:spacing w:line="240" w:lineRule="auto"/>
+        <w:ind w:left="720"/>
+      </w:pPr>
+      <w:r>
+        <w:rPr>
+          <w:rtl/>
+          <w:cs/>
+          <w:lang w:val="ar_AE" w:bidi="ar_AE"/>
+        </w:rPr>
+      </w:r>
+      <w:r>
+        <w:rPr>
+          <w:rtl/>
+          <w:cs/>
+          <w:lang w:val="ar_AE" w:bidi="ar_AE"/>
+        </w:rPr>
+        <w:t>لاويين 9:3–5</w:t>
+      </w:r>
+    </w:p>
+    <w:p>
+      <w:pPr>
+        <w:pStyle w:val="ListBullet"/>
+        <w:bidi/>
+        <w:spacing w:line="240" w:lineRule="auto"/>
+        <w:ind w:left="720"/>
+      </w:pPr>
+      <w:r>
+        <w:rPr>
+          <w:rtl/>
+          <w:cs/>
+          <w:lang w:val="ar_AE" w:bidi="ar_AE"/>
+        </w:rPr>
+      </w:r>
+      <w:r>
+        <w:rPr>
+          <w:rtl/>
+          <w:cs/>
+          <w:lang w:val="ar_AE" w:bidi="ar_AE"/>
+        </w:rPr>
+        <w:t>أمثال 7:13–15</w:t>
+      </w:r>
+    </w:p>
+    <w:p>
+      <w:pPr>
+        <w:pStyle w:val="Heading3"/>
+        <w:bidi/>
+      </w:pPr>
+      <w:r>
+        <w:rPr>
+          <w:rtl/>
+          <w:cs/>
+          <w:lang w:val="ar_AE" w:bidi="ar_AE"/>
+        </w:rPr>
+        <w:t>بيانات الكلمة:</w:t>
+      </w:r>
+    </w:p>
+    <w:p>
+      <w:pPr>
+        <w:pStyle w:val="ListBullet"/>
+        <w:bidi/>
+        <w:spacing w:line="240" w:lineRule="auto"/>
+        <w:ind w:left="720"/>
+      </w:pPr>
+      <w:r>
+        <w:rPr>
+          <w:rtl/>
+          <w:cs/>
+          <w:lang w:val="ar_AE" w:bidi="ar_AE"/>
+        </w:rPr>
+      </w:r>
+      <w:r>
+        <w:rPr>
+          <w:rtl/>
+          <w:cs/>
+          <w:lang w:val="ar_AE" w:bidi="ar_AE"/>
+        </w:rPr>
+        <w:t>سترونغ: H8002</w:t>
+      </w:r>
+      <w:r>
+        <w:rPr>
+          <w:rtl/>
+          <w:cs/>
+          <w:lang w:val="ar_AE" w:bidi="ar_AE"/>
+        </w:rPr>
+      </w:r>
+      <w:r>
+        <w:rPr>
+          <w:rtl/>
+          <w:cs/>
+          <w:lang w:val="ar_AE" w:bidi="ar_AE"/>
+        </w:rPr>
+      </w:r>
+    </w:p>
+    <w:p>
+      <w:pPr>
+        <w:bidi/>
+      </w:pPr>
+      <w:r>
+        <w:rPr>
+          <w:rtl/>
+          <w:cs/>
+          <w:lang w:val="ar_AE" w:bidi="ar_AE"/>
+        </w:rPr>
+      </w:r>
+    </w:p>
+    <w:p>
+      <w:pPr>
+        <w:pStyle w:val="Heading2"/>
+        <w:bidi/>
+      </w:pPr>
+      <w:r>
+        <w:rPr>
+          <w:rtl/>
+          <w:cs/>
+          <w:lang w:val="ar_AE" w:bidi="ar_AE"/>
+        </w:rPr>
+        <w:t>ذبح</w:t>
+      </w:r>
+      <w:r>
+        <w:rPr>
+          <w:rtl/>
+          <w:cs/>
+          <w:lang w:val="ar_AE" w:bidi="ar_AE"/>
+        </w:rPr>
+      </w:r>
+    </w:p>
+    <w:p>
+      <w:pPr>
+        <w:pStyle w:val="Heading3"/>
+        <w:bidi/>
+      </w:pPr>
+      <w:r>
+        <w:rPr>
+          <w:rtl/>
+          <w:cs/>
+          <w:lang w:val="ar_AE" w:bidi="ar_AE"/>
+        </w:rPr>
+        <w:t>التعريف:</w:t>
+      </w:r>
+    </w:p>
+    <w:p>
+      <w:pPr>
+        <w:bidi/>
+      </w:pPr>
+      <w:r>
+        <w:rPr>
+          <w:rtl/>
+          <w:cs/>
+          <w:lang w:val="ar_AE" w:bidi="ar_AE"/>
+        </w:rPr>
+      </w:r>
+      <w:r>
+        <w:rPr>
+          <w:rtl/>
+          <w:cs/>
+          <w:lang w:val="ar_AE" w:bidi="ar_AE"/>
+        </w:rPr>
+        <w:t>يشير مصطلح "الذبح" إلى قتل عدد كبير من الحيوانات أو الناس، أو إلى القتل بطريقة عنيفة. كما يمكن أن يشير أيضًا إلى قتل حيوان بغرض أكله. ويُطلق على عملية الذبح أيضًا "الذبح".</w:t>
+      </w:r>
+    </w:p>
+    <w:p>
+      <w:pPr>
+        <w:pStyle w:val="ListBullet"/>
+        <w:bidi/>
+        <w:spacing w:line="240" w:lineRule="auto"/>
+        <w:ind w:left="720"/>
+      </w:pPr>
+      <w:r>
+        <w:rPr>
+          <w:rtl/>
+          <w:cs/>
+          <w:lang w:val="ar_AE" w:bidi="ar_AE"/>
+        </w:rPr>
+      </w:r>
+      <w:r>
+        <w:rPr>
+          <w:rtl/>
+          <w:cs/>
+          <w:lang w:val="ar_AE" w:bidi="ar_AE"/>
+        </w:rPr>
+        <w:t>عندما استقبل إبراهيم ثلاثة زوار في خيمته في البرية، أمر خدَّامه بذبح وطهي عِجل لضيوفه.</w:t>
+      </w:r>
+    </w:p>
+    <w:p>
+      <w:pPr>
+        <w:pStyle w:val="ListBullet"/>
+        <w:bidi/>
+        <w:spacing w:line="240" w:lineRule="auto"/>
+        <w:ind w:left="720"/>
+      </w:pPr>
+      <w:r>
+        <w:rPr>
+          <w:rtl/>
+          <w:cs/>
+          <w:lang w:val="ar_AE" w:bidi="ar_AE"/>
+        </w:rPr>
+      </w:r>
+      <w:r>
+        <w:rPr>
+          <w:rtl/>
+          <w:cs/>
+          <w:lang w:val="ar_AE" w:bidi="ar_AE"/>
+        </w:rPr>
+        <w:t>تنبأ النبي حزقيال بأن الله سيرسل ملاكه ليذبح كل من لا يتبع كلمته.</w:t>
+      </w:r>
+    </w:p>
+    <w:p>
+      <w:pPr>
+        <w:pStyle w:val="ListBullet"/>
+        <w:bidi/>
+        <w:spacing w:line="240" w:lineRule="auto"/>
+        <w:ind w:left="720"/>
+      </w:pPr>
+      <w:r>
+        <w:rPr>
+          <w:rtl/>
+          <w:cs/>
+          <w:lang w:val="ar_AE" w:bidi="ar_AE"/>
+        </w:rPr>
+      </w:r>
+      <w:r>
+        <w:rPr>
+          <w:rtl/>
+          <w:cs/>
+          <w:lang w:val="ar_AE" w:bidi="ar_AE"/>
+        </w:rPr>
+        <w:t>يسجل سفر صموئيل الأول مذبحة عظيمة قُتل فيها 30,000 إسرائيلي على يد أعدائهم بسبب عصيانهم لله.</w:t>
+      </w:r>
+    </w:p>
+    <w:p>
+      <w:pPr>
+        <w:pStyle w:val="ListBullet"/>
+        <w:bidi/>
+        <w:spacing w:line="240" w:lineRule="auto"/>
+        <w:ind w:left="720"/>
+      </w:pPr>
+      <w:r>
+        <w:rPr>
+          <w:rtl/>
+          <w:cs/>
+          <w:lang w:val="ar_AE" w:bidi="ar_AE"/>
+        </w:rPr>
+      </w:r>
+      <w:r>
+        <w:rPr>
+          <w:rtl/>
+          <w:cs/>
+          <w:lang w:val="ar_AE" w:bidi="ar_AE"/>
+        </w:rPr>
+        <w:t>يمكن ترجمة "أسلحة الذبح" إلى "أسلحة للقتل".</w:t>
+      </w:r>
+    </w:p>
+    <w:p>
+      <w:pPr>
+        <w:pStyle w:val="ListBullet"/>
+        <w:bidi/>
+        <w:spacing w:line="240" w:lineRule="auto"/>
+        <w:ind w:left="720"/>
+      </w:pPr>
+      <w:r>
+        <w:rPr>
+          <w:rtl/>
+          <w:cs/>
+          <w:lang w:val="ar_AE" w:bidi="ar_AE"/>
+        </w:rPr>
+      </w:r>
+      <w:r>
+        <w:rPr>
+          <w:rtl/>
+          <w:cs/>
+          <w:lang w:val="ar_AE" w:bidi="ar_AE"/>
+        </w:rPr>
+        <w:t>ويمكن ترجمة التعبير "كان الذبح عظيمًا جدًا" إلى "تم قتل عددًا كبيرًا" أو "كان عدد الوفيات كبيرًا جدًا" أو "مات عدد رهيب من الناس".</w:t>
+      </w:r>
+    </w:p>
+    <w:p>
+      <w:pPr>
+        <w:pStyle w:val="ListBullet"/>
+        <w:bidi/>
+        <w:spacing w:line="240" w:lineRule="auto"/>
+        <w:ind w:left="720"/>
+      </w:pPr>
+      <w:r>
+        <w:rPr>
+          <w:rtl/>
+          <w:cs/>
+          <w:lang w:val="ar_AE" w:bidi="ar_AE"/>
+        </w:rPr>
+      </w:r>
+      <w:r>
+        <w:rPr>
+          <w:rtl/>
+          <w:cs/>
+          <w:lang w:val="ar_AE" w:bidi="ar_AE"/>
+        </w:rPr>
+        <w:t>طرق أخرى لترجمة "الذبح" يمكن أن تشمل "قتل" أو "ذبح" أو "القتل".</w:t>
+      </w:r>
+    </w:p>
+    <w:p>
+      <w:pPr>
+        <w:bidi/>
+      </w:pPr>
+      <w:r>
+        <w:rPr>
+          <w:rtl/>
+          <w:cs/>
+          <w:lang w:val="ar_AE" w:bidi="ar_AE"/>
+        </w:rPr>
+      </w:r>
+      <w:r>
+        <w:rPr>
+          <w:rtl/>
+          <w:cs/>
+          <w:lang w:val="ar_AE" w:bidi="ar_AE"/>
+        </w:rPr>
+        <w:t xml:space="preserve">(انظر أيضًا: </w:t>
+      </w:r>
+      <w:r>
+        <w:rPr>
+          <w:rtl/>
+          <w:cs/>
+          <w:lang w:val="ar_AE" w:bidi="ar_AE"/>
+        </w:rPr>
+        <w:t>ملاك</w:t>
+      </w:r>
+      <w:r>
+        <w:rPr>
+          <w:rtl/>
+          <w:cs/>
+          <w:lang w:val="ar_AE" w:bidi="ar_AE"/>
+        </w:rPr>
         <w:t xml:space="preserve">, </w:t>
       </w:r>
       <w:r>
@@ -988,7 +1903,676 @@
           <w:cs/>
           <w:lang w:val="ar_AE" w:bidi="ar_AE"/>
         </w:rPr>
-        <w:t>تعليم</w:t>
+        <w:t>بقرة</w:t>
+      </w:r>
+      <w:r>
+        <w:rPr>
+          <w:rtl/>
+          <w:cs/>
+          <w:lang w:val="ar_AE" w:bidi="ar_AE"/>
+        </w:rPr>
+        <w:t xml:space="preserve">, عصيان, </w:t>
+      </w:r>
+      <w:r>
+        <w:rPr>
+          <w:rtl/>
+          <w:cs/>
+          <w:lang w:val="ar_AE" w:bidi="ar_AE"/>
+        </w:rPr>
+        <w:t>حزقيال</w:t>
+      </w:r>
+      <w:r>
+        <w:rPr>
+          <w:rtl/>
+          <w:cs/>
+          <w:lang w:val="ar_AE" w:bidi="ar_AE"/>
+        </w:rPr>
+        <w:t xml:space="preserve">, </w:t>
+      </w:r>
+      <w:r>
+        <w:rPr>
+          <w:rtl/>
+          <w:cs/>
+          <w:lang w:val="ar_AE" w:bidi="ar_AE"/>
+        </w:rPr>
+        <w:t>خادم(عبد)</w:t>
+      </w:r>
+      <w:r>
+        <w:rPr>
+          <w:rtl/>
+          <w:cs/>
+          <w:lang w:val="ar_AE" w:bidi="ar_AE"/>
+        </w:rPr>
+        <w:t>, ذبح)</w:t>
+      </w:r>
+    </w:p>
+    <w:p>
+      <w:pPr>
+        <w:pStyle w:val="Heading3"/>
+        <w:bidi/>
+      </w:pPr>
+      <w:r>
+        <w:rPr>
+          <w:rtl/>
+          <w:cs/>
+          <w:lang w:val="ar_AE" w:bidi="ar_AE"/>
+        </w:rPr>
+        <w:t>مراجع الكتاب المقدس:</w:t>
+      </w:r>
+    </w:p>
+    <w:p>
+      <w:pPr>
+        <w:pStyle w:val="ListBullet"/>
+        <w:bidi/>
+        <w:spacing w:line="240" w:lineRule="auto"/>
+        <w:ind w:left="720"/>
+      </w:pPr>
+      <w:r>
+        <w:rPr>
+          <w:rtl/>
+          <w:cs/>
+          <w:lang w:val="ar_AE" w:bidi="ar_AE"/>
+        </w:rPr>
+      </w:r>
+      <w:r>
+        <w:rPr>
+          <w:rtl/>
+          <w:cs/>
+          <w:lang w:val="ar_AE" w:bidi="ar_AE"/>
+        </w:rPr>
+        <w:t>حزقيال 21: 10–11</w:t>
+      </w:r>
+    </w:p>
+    <w:p>
+      <w:pPr>
+        <w:pStyle w:val="ListBullet"/>
+        <w:bidi/>
+        <w:spacing w:line="240" w:lineRule="auto"/>
+        <w:ind w:left="720"/>
+      </w:pPr>
+      <w:r>
+        <w:rPr>
+          <w:rtl/>
+          <w:cs/>
+          <w:lang w:val="ar_AE" w:bidi="ar_AE"/>
+        </w:rPr>
+      </w:r>
+      <w:r>
+        <w:rPr>
+          <w:rtl/>
+          <w:cs/>
+          <w:lang w:val="ar_AE" w:bidi="ar_AE"/>
+        </w:rPr>
+        <w:t>عبرانيين 7: 1</w:t>
+      </w:r>
+    </w:p>
+    <w:p>
+      <w:pPr>
+        <w:pStyle w:val="ListBullet"/>
+        <w:bidi/>
+        <w:spacing w:line="240" w:lineRule="auto"/>
+        <w:ind w:left="720"/>
+      </w:pPr>
+      <w:r>
+        <w:rPr>
+          <w:rtl/>
+          <w:cs/>
+          <w:lang w:val="ar_AE" w:bidi="ar_AE"/>
+        </w:rPr>
+      </w:r>
+      <w:r>
+        <w:rPr>
+          <w:rtl/>
+          <w:cs/>
+          <w:lang w:val="ar_AE" w:bidi="ar_AE"/>
+        </w:rPr>
+        <w:t>إشعياء 34: 2</w:t>
+      </w:r>
+    </w:p>
+    <w:p>
+      <w:pPr>
+        <w:pStyle w:val="ListBullet"/>
+        <w:bidi/>
+        <w:spacing w:line="240" w:lineRule="auto"/>
+        <w:ind w:left="720"/>
+      </w:pPr>
+      <w:r>
+        <w:rPr>
+          <w:rtl/>
+          <w:cs/>
+          <w:lang w:val="ar_AE" w:bidi="ar_AE"/>
+        </w:rPr>
+      </w:r>
+      <w:r>
+        <w:rPr>
+          <w:rtl/>
+          <w:cs/>
+          <w:lang w:val="ar_AE" w:bidi="ar_AE"/>
+        </w:rPr>
+        <w:t>إرميا 25: 34</w:t>
+      </w:r>
+    </w:p>
+    <w:p>
+      <w:pPr>
+        <w:pStyle w:val="Heading3"/>
+        <w:bidi/>
+      </w:pPr>
+      <w:r>
+        <w:rPr>
+          <w:rtl/>
+          <w:cs/>
+          <w:lang w:val="ar_AE" w:bidi="ar_AE"/>
+        </w:rPr>
+        <w:t>بيانات الكلمة:</w:t>
+      </w:r>
+    </w:p>
+    <w:p>
+      <w:pPr>
+        <w:pStyle w:val="ListBullet"/>
+        <w:bidi/>
+        <w:spacing w:line="240" w:lineRule="auto"/>
+        <w:ind w:left="720"/>
+      </w:pPr>
+      <w:r>
+        <w:rPr>
+          <w:rtl/>
+          <w:cs/>
+          <w:lang w:val="ar_AE" w:bidi="ar_AE"/>
+        </w:rPr>
+      </w:r>
+      <w:r>
+        <w:rPr>
+          <w:rtl/>
+          <w:cs/>
+          <w:lang w:val="ar_AE" w:bidi="ar_AE"/>
+        </w:rPr>
+        <w:t>سترونج: H2026, H2027, H2028, H2076, H2491, H2873, H2874, H2878, H4046, H4293, H4347, H4660, H5221, H6993, H7524, H7819, H7821, G28710, G49670, G49690</w:t>
+      </w:r>
+      <w:r>
+        <w:rPr>
+          <w:rtl/>
+          <w:cs/>
+          <w:lang w:val="ar_AE" w:bidi="ar_AE"/>
+        </w:rPr>
+      </w:r>
+      <w:r>
+        <w:rPr>
+          <w:rtl/>
+          <w:cs/>
+          <w:lang w:val="ar_AE" w:bidi="ar_AE"/>
+        </w:rPr>
+      </w:r>
+    </w:p>
+    <w:p>
+      <w:pPr>
+        <w:bidi/>
+      </w:pPr>
+      <w:r>
+        <w:rPr>
+          <w:rtl/>
+          <w:cs/>
+          <w:lang w:val="ar_AE" w:bidi="ar_AE"/>
+        </w:rPr>
+      </w:r>
+    </w:p>
+    <w:p>
+      <w:pPr>
+        <w:pStyle w:val="Heading2"/>
+        <w:bidi/>
+      </w:pPr>
+      <w:r>
+        <w:rPr>
+          <w:rtl/>
+          <w:cs/>
+          <w:lang w:val="ar_AE" w:bidi="ar_AE"/>
+        </w:rPr>
+        <w:t>ذبيحة</w:t>
+      </w:r>
+      <w:r>
+        <w:rPr>
+          <w:rtl/>
+          <w:cs/>
+          <w:lang w:val="ar_AE" w:bidi="ar_AE"/>
+        </w:rPr>
+      </w:r>
+    </w:p>
+    <w:p>
+      <w:pPr>
+        <w:pStyle w:val="Heading3"/>
+        <w:bidi/>
+      </w:pPr>
+      <w:r>
+        <w:rPr>
+          <w:rtl/>
+          <w:cs/>
+          <w:lang w:val="ar_AE" w:bidi="ar_AE"/>
+        </w:rPr>
+        <w:t>تعريف:</w:t>
+      </w:r>
+    </w:p>
+    <w:p>
+      <w:pPr>
+        <w:bidi/>
+      </w:pPr>
+      <w:r>
+        <w:rPr>
+          <w:rtl/>
+          <w:cs/>
+          <w:lang w:val="ar_AE" w:bidi="ar_AE"/>
+        </w:rPr>
+      </w:r>
+      <w:r>
+        <w:rPr>
+          <w:rtl/>
+          <w:cs/>
+          <w:lang w:val="ar_AE" w:bidi="ar_AE"/>
+        </w:rPr>
+        <w:t>في الكتاب المقدس، تشير كلمة "الذبيحة" و"التقدمة" إلى عطايا خاصة تُقدَّم إلى الله كفعل عبادةٍ له. كان الناس يقدِّمون ذبائح للآلهة الزائفة أيضًا.</w:t>
+      </w:r>
+    </w:p>
+    <w:p>
+      <w:pPr>
+        <w:pStyle w:val="Heading3"/>
+        <w:bidi/>
+      </w:pPr>
+      <w:r>
+        <w:rPr>
+          <w:rtl/>
+          <w:cs/>
+          <w:lang w:val="ar_AE" w:bidi="ar_AE"/>
+        </w:rPr>
+        <w:t>ذبيحة</w:t>
+      </w:r>
+    </w:p>
+    <w:p>
+      <w:pPr>
+        <w:pStyle w:val="ListBullet"/>
+        <w:bidi/>
+        <w:spacing w:line="240" w:lineRule="auto"/>
+        <w:ind w:left="720"/>
+      </w:pPr>
+      <w:r>
+        <w:rPr>
+          <w:rtl/>
+          <w:cs/>
+          <w:lang w:val="ar_AE" w:bidi="ar_AE"/>
+        </w:rPr>
+      </w:r>
+      <w:r>
+        <w:rPr>
+          <w:rtl/>
+          <w:cs/>
+          <w:lang w:val="ar_AE" w:bidi="ar_AE"/>
+        </w:rPr>
+        <w:t>الذبائح التي كانت تقدَّم إلى الله كانت تنطوي في المعتاد على ذبح حيوان.</w:t>
+      </w:r>
+    </w:p>
+    <w:p>
+      <w:pPr>
+        <w:pStyle w:val="ListBullet"/>
+        <w:bidi/>
+        <w:spacing w:line="240" w:lineRule="auto"/>
+        <w:ind w:left="720"/>
+      </w:pPr>
+      <w:r>
+        <w:rPr>
+          <w:rtl/>
+          <w:cs/>
+          <w:lang w:val="ar_AE" w:bidi="ar_AE"/>
+        </w:rPr>
+      </w:r>
+      <w:r>
+        <w:rPr>
+          <w:rtl/>
+          <w:cs/>
+          <w:lang w:val="ar_AE" w:bidi="ar_AE"/>
+        </w:rPr>
+        <w:t>فقط ذبيحة يسوع، ابن الله الكامل الذي بلا خطية، هي التي يمكنها أن تطهِّر الناس تمامًا من الخطية. لم تكن الذبائح الحيوانية قادرة على فعل ذلك على الإطلاق.</w:t>
+      </w:r>
+    </w:p>
+    <w:p>
+      <w:pPr>
+        <w:pStyle w:val="Heading3"/>
+        <w:bidi/>
+      </w:pPr>
+      <w:r>
+        <w:rPr>
+          <w:rtl/>
+          <w:cs/>
+          <w:lang w:val="ar_AE" w:bidi="ar_AE"/>
+        </w:rPr>
+        <w:t>تقدمة</w:t>
+      </w:r>
+    </w:p>
+    <w:p>
+      <w:pPr>
+        <w:pStyle w:val="ListBullet"/>
+        <w:bidi/>
+        <w:spacing w:line="240" w:lineRule="auto"/>
+        <w:ind w:left="720"/>
+      </w:pPr>
+      <w:r>
+        <w:rPr>
+          <w:rtl/>
+          <w:cs/>
+          <w:lang w:val="ar_AE" w:bidi="ar_AE"/>
+        </w:rPr>
+      </w:r>
+      <w:r>
+        <w:rPr>
+          <w:rtl/>
+          <w:cs/>
+          <w:lang w:val="ar_AE" w:bidi="ar_AE"/>
+        </w:rPr>
+        <w:t>كلمة "تقدمة" تشير بوجه عام إلى أي شيء يقدَّم أو يُعطَى. تشير كلمة "ذبيحة" إلى شيء يقدَّم أو يُفعَل بتكلفة كبيرة على مقدِّمها.</w:t>
+      </w:r>
+    </w:p>
+    <w:p>
+      <w:pPr>
+        <w:pStyle w:val="ListBullet"/>
+        <w:bidi/>
+        <w:spacing w:line="240" w:lineRule="auto"/>
+        <w:ind w:left="720"/>
+      </w:pPr>
+      <w:r>
+        <w:rPr>
+          <w:rtl/>
+          <w:cs/>
+          <w:lang w:val="ar_AE" w:bidi="ar_AE"/>
+        </w:rPr>
+      </w:r>
+      <w:r>
+        <w:rPr>
+          <w:rtl/>
+          <w:cs/>
+          <w:lang w:val="ar_AE" w:bidi="ar_AE"/>
+        </w:rPr>
+        <w:t>كانت التقدمات التي تقرَّب إلى الله عبارة عن أشياء محدَّدة أمر الله بني إسرائيل بتقديمها للتعبير عن تكريسهم وطاعتهم له.</w:t>
+      </w:r>
+    </w:p>
+    <w:p>
+      <w:pPr>
+        <w:pStyle w:val="ListBullet"/>
+        <w:bidi/>
+        <w:spacing w:line="240" w:lineRule="auto"/>
+        <w:ind w:left="720"/>
+      </w:pPr>
+      <w:r>
+        <w:rPr>
+          <w:rtl/>
+          <w:cs/>
+          <w:lang w:val="ar_AE" w:bidi="ar_AE"/>
+        </w:rPr>
+      </w:r>
+      <w:r>
+        <w:rPr>
+          <w:rtl/>
+          <w:cs/>
+          <w:lang w:val="ar_AE" w:bidi="ar_AE"/>
+        </w:rPr>
+        <w:t>كانت أسماء التقدمات المختلفة، مثل "المحرقة" و"السلامة" تشير إلى نوع التقدَّمة التي كانت تُقدَّم.</w:t>
+      </w:r>
+    </w:p>
+    <w:p>
+      <w:pPr>
+        <w:pStyle w:val="Heading3"/>
+        <w:bidi/>
+      </w:pPr>
+      <w:r>
+        <w:rPr>
+          <w:rtl/>
+          <w:cs/>
+          <w:lang w:val="ar_AE" w:bidi="ar_AE"/>
+        </w:rPr>
+        <w:t>اقتراحات للترجمة</w:t>
+      </w:r>
+    </w:p>
+    <w:p>
+      <w:pPr>
+        <w:pStyle w:val="ListBullet"/>
+        <w:bidi/>
+        <w:spacing w:line="240" w:lineRule="auto"/>
+        <w:ind w:left="720"/>
+      </w:pPr>
+      <w:r>
+        <w:rPr>
+          <w:rtl/>
+          <w:cs/>
+          <w:lang w:val="ar_AE" w:bidi="ar_AE"/>
+        </w:rPr>
+      </w:r>
+      <w:r>
+        <w:rPr>
+          <w:rtl/>
+          <w:cs/>
+          <w:lang w:val="ar_AE" w:bidi="ar_AE"/>
+        </w:rPr>
+        <w:t>يمكن ترجمة كلمة "تقدمة" أيضًا إلى "عطية لله" أو "شيء يُعطى لله" أو "شيء ذو قيمة يُقدَّم إلى الله".</w:t>
+      </w:r>
+    </w:p>
+    <w:p>
+      <w:pPr>
+        <w:pStyle w:val="ListBullet"/>
+        <w:bidi/>
+        <w:spacing w:line="240" w:lineRule="auto"/>
+        <w:ind w:left="720"/>
+      </w:pPr>
+      <w:r>
+        <w:rPr>
+          <w:rtl/>
+          <w:cs/>
+          <w:lang w:val="ar_AE" w:bidi="ar_AE"/>
+        </w:rPr>
+      </w:r>
+      <w:r>
+        <w:rPr>
+          <w:rtl/>
+          <w:cs/>
+          <w:lang w:val="ar_AE" w:bidi="ar_AE"/>
+        </w:rPr>
+        <w:t>بحسب السياق، يمكن ترجمة كلمة "ذبيحة" أيضًا إلى "شيء ذي قيمة يقدَّم كعبادة"، أو "حيوان خاص يُذبَح ويُقدَّم إلى الله".</w:t>
+      </w:r>
+    </w:p>
+    <w:p>
+      <w:pPr>
+        <w:pStyle w:val="ListBullet"/>
+        <w:bidi/>
+        <w:spacing w:line="240" w:lineRule="auto"/>
+        <w:ind w:left="720"/>
+      </w:pPr>
+      <w:r>
+        <w:rPr>
+          <w:rtl/>
+          <w:cs/>
+          <w:lang w:val="ar_AE" w:bidi="ar_AE"/>
+        </w:rPr>
+      </w:r>
+      <w:r>
+        <w:rPr>
+          <w:rtl/>
+          <w:cs/>
+          <w:lang w:val="ar_AE" w:bidi="ar_AE"/>
+        </w:rPr>
+        <w:t>يمكن ترجمة الفعل "to sacrifice " إلى "التخلي عن شيء ذي قيمة" أو "ذبح حيوان وتقديمه لله".</w:t>
+      </w:r>
+    </w:p>
+    <w:p>
+      <w:pPr>
+        <w:pStyle w:val="ListBullet"/>
+        <w:bidi/>
+        <w:spacing w:line="240" w:lineRule="auto"/>
+        <w:ind w:left="720"/>
+      </w:pPr>
+      <w:r>
+        <w:rPr>
+          <w:rtl/>
+          <w:cs/>
+          <w:lang w:val="ar_AE" w:bidi="ar_AE"/>
+        </w:rPr>
+      </w:r>
+      <w:r>
+        <w:rPr>
+          <w:rtl/>
+          <w:cs/>
+          <w:lang w:val="ar_AE" w:bidi="ar_AE"/>
+        </w:rPr>
+        <w:t>يمكن ترجمة عبارة "</w:t>
+      </w:r>
+      <w:r>
+        <w:rPr>
+          <w:rtl/>
+          <w:cs/>
+          <w:lang w:val="ar_AE" w:bidi="ar_AE"/>
+        </w:rPr>
+        <w:t>تُقَدِّمُوا أَجْسَادَكُمْ ذَبِيحَةً حَيَّةً</w:t>
+      </w:r>
+      <w:r>
+        <w:rPr>
+          <w:rtl/>
+          <w:cs/>
+          <w:lang w:val="ar_AE" w:bidi="ar_AE"/>
+        </w:rPr>
+        <w:t>" إلى "فيما تعيشون حياتكم، قدِّموا أنفسكم بالكامل لله، تمامًا كما يقدَّم حيوان ذبيحةً على المذبح."</w:t>
+      </w:r>
+    </w:p>
+    <w:p>
+      <w:pPr>
+        <w:bidi/>
+      </w:pPr>
+      <w:r>
+        <w:rPr>
+          <w:rtl/>
+          <w:cs/>
+          <w:lang w:val="ar_AE" w:bidi="ar_AE"/>
+        </w:rPr>
+      </w:r>
+      <w:r>
+        <w:rPr>
+          <w:rtl/>
+          <w:cs/>
+          <w:lang w:val="ar_AE" w:bidi="ar_AE"/>
+        </w:rPr>
+        <w:t xml:space="preserve">(انظر أيضًا: </w:t>
+      </w:r>
+      <w:r>
+        <w:rPr>
+          <w:rtl/>
+          <w:cs/>
+          <w:lang w:val="ar_AE" w:bidi="ar_AE"/>
+        </w:rPr>
+        <w:t>مذبح</w:t>
+      </w:r>
+      <w:r>
+        <w:rPr>
+          <w:rtl/>
+          <w:cs/>
+          <w:lang w:val="ar_AE" w:bidi="ar_AE"/>
+        </w:rPr>
+        <w:t>، ذبيحة ال</w:t>
+      </w:r>
+      <w:r>
+        <w:rPr>
+          <w:rtl/>
+          <w:cs/>
+          <w:lang w:val="ar_AE" w:bidi="ar_AE"/>
+        </w:rPr>
+        <w:t>محرقة</w:t>
+      </w:r>
+      <w:r>
+        <w:rPr>
+          <w:rtl/>
+          <w:cs/>
+          <w:lang w:val="ar_AE" w:bidi="ar_AE"/>
+        </w:rPr>
+        <w:t xml:space="preserve">، </w:t>
+      </w:r>
+      <w:r>
+        <w:rPr>
+          <w:rtl/>
+          <w:cs/>
+          <w:lang w:val="ar_AE" w:bidi="ar_AE"/>
+        </w:rPr>
+        <w:t>تقدمة السكيب،</w:t>
+      </w:r>
+      <w:r>
+        <w:rPr>
+          <w:rtl/>
+          <w:cs/>
+          <w:lang w:val="ar_AE" w:bidi="ar_AE"/>
+        </w:rPr>
+        <w:t xml:space="preserve"> </w:t>
+      </w:r>
+      <w:r>
+        <w:rPr>
+          <w:rtl/>
+          <w:cs/>
+          <w:lang w:val="ar_AE" w:bidi="ar_AE"/>
+        </w:rPr>
+        <w:t>إله زائف</w:t>
+      </w:r>
+      <w:r>
+        <w:rPr>
+          <w:rtl/>
+          <w:cs/>
+          <w:lang w:val="ar_AE" w:bidi="ar_AE"/>
+        </w:rPr>
+        <w:t xml:space="preserve">، </w:t>
+      </w:r>
+      <w:r>
+        <w:rPr>
+          <w:rtl/>
+          <w:cs/>
+          <w:lang w:val="ar_AE" w:bidi="ar_AE"/>
+        </w:rPr>
+        <w:t>ذبيحة السلامة</w:t>
+      </w:r>
+      <w:r>
+        <w:rPr>
+          <w:rtl/>
+          <w:cs/>
+          <w:lang w:val="ar_AE" w:bidi="ar_AE"/>
+        </w:rPr>
+        <w:t xml:space="preserve">، </w:t>
+      </w:r>
+      <w:r>
+        <w:rPr>
+          <w:rtl/>
+          <w:cs/>
+          <w:lang w:val="ar_AE" w:bidi="ar_AE"/>
+        </w:rPr>
+        <w:t>النافلة</w:t>
+      </w:r>
+      <w:r>
+        <w:rPr>
+          <w:rtl/>
+          <w:cs/>
+          <w:lang w:val="ar_AE" w:bidi="ar_AE"/>
+        </w:rPr>
+        <w:t xml:space="preserve">، الكاهن، </w:t>
+      </w:r>
+      <w:r>
+        <w:rPr>
+          <w:rtl/>
+          <w:cs/>
+          <w:lang w:val="ar_AE" w:bidi="ar_AE"/>
+        </w:rPr>
+        <w:t>ذبيحة الخطية</w:t>
+      </w:r>
+      <w:r>
+        <w:rPr>
+          <w:rtl/>
+          <w:cs/>
+          <w:lang w:val="ar_AE" w:bidi="ar_AE"/>
+        </w:rPr>
+        <w:t>، ال</w:t>
+      </w:r>
+      <w:r>
+        <w:rPr>
+          <w:rtl/>
+          <w:cs/>
+          <w:lang w:val="ar_AE" w:bidi="ar_AE"/>
+        </w:rPr>
+        <w:t>عبادة</w:t>
       </w:r>
       <w:r>
         <w:rPr>
@@ -1010,145 +2594,191 @@
           <w:cs/>
           <w:lang w:val="ar_AE" w:bidi="ar_AE"/>
         </w:rPr>
-        <w:t>نصوص كتابية:</w:t>
-      </w:r>
-    </w:p>
-    <w:p>
-      <w:pPr>
-        <w:pStyle w:val="ListBullet"/>
-        <w:bidi/>
-        <w:spacing w:line="240" w:lineRule="auto"/>
-        <w:ind w:left="720"/>
-      </w:pPr>
-      <w:r>
-        <w:rPr>
-          <w:rtl/>
-          <w:cs/>
-          <w:lang w:val="ar_AE" w:bidi="ar_AE"/>
-        </w:rPr>
-      </w:r>
-      <w:r>
-        <w:rPr>
-          <w:rtl/>
-          <w:cs/>
-          <w:lang w:val="ar_AE" w:bidi="ar_AE"/>
-        </w:rPr>
-        <w:t>أعمال الرسل 20:29</w:t>
-      </w:r>
-    </w:p>
-    <w:p>
-      <w:pPr>
-        <w:pStyle w:val="ListBullet"/>
-        <w:bidi/>
-        <w:spacing w:line="240" w:lineRule="auto"/>
-        <w:ind w:left="720"/>
-      </w:pPr>
-      <w:r>
-        <w:rPr>
-          <w:rtl/>
-          <w:cs/>
-          <w:lang w:val="ar_AE" w:bidi="ar_AE"/>
-        </w:rPr>
-      </w:r>
-      <w:r>
-        <w:rPr>
-          <w:rtl/>
-          <w:cs/>
-          <w:lang w:val="ar_AE" w:bidi="ar_AE"/>
-        </w:rPr>
-        <w:t>إشعياء 11:7</w:t>
-      </w:r>
-    </w:p>
-    <w:p>
-      <w:pPr>
-        <w:pStyle w:val="ListBullet"/>
-        <w:bidi/>
-        <w:spacing w:line="240" w:lineRule="auto"/>
-        <w:ind w:left="720"/>
-      </w:pPr>
-      <w:r>
-        <w:rPr>
-          <w:rtl/>
-          <w:cs/>
-          <w:lang w:val="ar_AE" w:bidi="ar_AE"/>
-        </w:rPr>
-      </w:r>
-      <w:r>
-        <w:rPr>
-          <w:rtl/>
-          <w:cs/>
-          <w:lang w:val="ar_AE" w:bidi="ar_AE"/>
-        </w:rPr>
-        <w:t>يوحنا 10:11–13</w:t>
-      </w:r>
-    </w:p>
-    <w:p>
-      <w:pPr>
-        <w:pStyle w:val="ListBullet"/>
-        <w:bidi/>
-        <w:spacing w:line="240" w:lineRule="auto"/>
-        <w:ind w:left="720"/>
-      </w:pPr>
-      <w:r>
-        <w:rPr>
-          <w:rtl/>
-          <w:cs/>
-          <w:lang w:val="ar_AE" w:bidi="ar_AE"/>
-        </w:rPr>
-      </w:r>
-      <w:r>
-        <w:rPr>
-          <w:rtl/>
-          <w:cs/>
-          <w:lang w:val="ar_AE" w:bidi="ar_AE"/>
-        </w:rPr>
-        <w:t>لوقا 10:3</w:t>
-      </w:r>
-    </w:p>
-    <w:p>
-      <w:pPr>
-        <w:pStyle w:val="ListBullet"/>
-        <w:bidi/>
-        <w:spacing w:line="240" w:lineRule="auto"/>
-        <w:ind w:left="720"/>
-      </w:pPr>
-      <w:r>
-        <w:rPr>
-          <w:rtl/>
-          <w:cs/>
-          <w:lang w:val="ar_AE" w:bidi="ar_AE"/>
-        </w:rPr>
-      </w:r>
-      <w:r>
-        <w:rPr>
-          <w:rtl/>
-          <w:cs/>
-          <w:lang w:val="ar_AE" w:bidi="ar_AE"/>
-        </w:rPr>
-        <w:t>متى 7:15</w:t>
-      </w:r>
-    </w:p>
-    <w:p>
-      <w:pPr>
-        <w:pStyle w:val="ListBullet"/>
-        <w:bidi/>
-        <w:spacing w:line="240" w:lineRule="auto"/>
-        <w:ind w:left="720"/>
-      </w:pPr>
-      <w:r>
-        <w:rPr>
-          <w:rtl/>
-          <w:cs/>
-          <w:lang w:val="ar_AE" w:bidi="ar_AE"/>
-        </w:rPr>
-      </w:r>
-      <w:r>
-        <w:rPr>
-          <w:rtl/>
-          <w:cs/>
-          <w:lang w:val="ar_AE" w:bidi="ar_AE"/>
-        </w:rPr>
-        <w:t>صفنيا 3:3</w:t>
+        <w:t>النصوص الكتابية:</w:t>
+      </w:r>
+    </w:p>
+    <w:p>
+      <w:pPr>
+        <w:pStyle w:val="ListBullet"/>
+        <w:bidi/>
+        <w:spacing w:line="240" w:lineRule="auto"/>
+        <w:ind w:left="720"/>
+      </w:pPr>
+      <w:r>
+        <w:rPr>
+          <w:rtl/>
+          <w:cs/>
+          <w:lang w:val="ar_AE" w:bidi="ar_AE"/>
+        </w:rPr>
+      </w:r>
+      <w:r>
+        <w:rPr>
+          <w:rtl/>
+          <w:cs/>
+          <w:lang w:val="ar_AE" w:bidi="ar_AE"/>
+        </w:rPr>
+        <w:t>2تيموثاوس 4 :6</w:t>
+      </w:r>
+    </w:p>
+    <w:p>
+      <w:pPr>
+        <w:pStyle w:val="ListBullet"/>
+        <w:bidi/>
+        <w:spacing w:line="240" w:lineRule="auto"/>
+        <w:ind w:left="720"/>
+      </w:pPr>
+      <w:r>
+        <w:rPr>
+          <w:rtl/>
+          <w:cs/>
+          <w:lang w:val="ar_AE" w:bidi="ar_AE"/>
+        </w:rPr>
+      </w:r>
+      <w:r>
+        <w:rPr>
+          <w:rtl/>
+          <w:cs/>
+          <w:lang w:val="ar_AE" w:bidi="ar_AE"/>
+        </w:rPr>
+        <w:t>أعمال الرسل 7: 42</w:t>
+      </w:r>
+    </w:p>
+    <w:p>
+      <w:pPr>
+        <w:pStyle w:val="ListBullet"/>
+        <w:bidi/>
+        <w:spacing w:line="240" w:lineRule="auto"/>
+        <w:ind w:left="720"/>
+      </w:pPr>
+      <w:r>
+        <w:rPr>
+          <w:rtl/>
+          <w:cs/>
+          <w:lang w:val="ar_AE" w:bidi="ar_AE"/>
+        </w:rPr>
+      </w:r>
+      <w:r>
+        <w:rPr>
+          <w:rtl/>
+          <w:cs/>
+          <w:lang w:val="ar_AE" w:bidi="ar_AE"/>
+        </w:rPr>
+        <w:t>أعمال الرسل 21 :25</w:t>
+      </w:r>
+    </w:p>
+    <w:p>
+      <w:pPr>
+        <w:pStyle w:val="ListBullet"/>
+        <w:bidi/>
+        <w:spacing w:line="240" w:lineRule="auto"/>
+        <w:ind w:left="720"/>
+      </w:pPr>
+      <w:r>
+        <w:rPr>
+          <w:rtl/>
+          <w:cs/>
+          <w:lang w:val="ar_AE" w:bidi="ar_AE"/>
+        </w:rPr>
+      </w:r>
+      <w:r>
+        <w:rPr>
+          <w:rtl/>
+          <w:cs/>
+          <w:lang w:val="ar_AE" w:bidi="ar_AE"/>
+        </w:rPr>
+        <w:t>تكوين 4: 3–5</w:t>
+      </w:r>
+    </w:p>
+    <w:p>
+      <w:pPr>
+        <w:pStyle w:val="ListBullet"/>
+        <w:bidi/>
+        <w:spacing w:line="240" w:lineRule="auto"/>
+        <w:ind w:left="720"/>
+      </w:pPr>
+      <w:r>
+        <w:rPr>
+          <w:rtl/>
+          <w:cs/>
+          <w:lang w:val="ar_AE" w:bidi="ar_AE"/>
+        </w:rPr>
+      </w:r>
+      <w:r>
+        <w:rPr>
+          <w:rtl/>
+          <w:cs/>
+          <w:lang w:val="ar_AE" w:bidi="ar_AE"/>
+        </w:rPr>
+        <w:t>يعقوب 2: 21–24</w:t>
+      </w:r>
+    </w:p>
+    <w:p>
+      <w:pPr>
+        <w:pStyle w:val="ListBullet"/>
+        <w:bidi/>
+        <w:spacing w:line="240" w:lineRule="auto"/>
+        <w:ind w:left="720"/>
+      </w:pPr>
+      <w:r>
+        <w:rPr>
+          <w:rtl/>
+          <w:cs/>
+          <w:lang w:val="ar_AE" w:bidi="ar_AE"/>
+        </w:rPr>
+      </w:r>
+      <w:r>
+        <w:rPr>
+          <w:rtl/>
+          <w:cs/>
+          <w:lang w:val="ar_AE" w:bidi="ar_AE"/>
+        </w:rPr>
+        <w:t>مرقس 1: 43–44</w:t>
+      </w:r>
+    </w:p>
+    <w:p>
+      <w:pPr>
+        <w:pStyle w:val="ListBullet"/>
+        <w:bidi/>
+        <w:spacing w:line="240" w:lineRule="auto"/>
+        <w:ind w:left="720"/>
+      </w:pPr>
+      <w:r>
+        <w:rPr>
+          <w:rtl/>
+          <w:cs/>
+          <w:lang w:val="ar_AE" w:bidi="ar_AE"/>
+        </w:rPr>
+      </w:r>
+      <w:r>
+        <w:rPr>
+          <w:rtl/>
+          <w:cs/>
+          <w:lang w:val="ar_AE" w:bidi="ar_AE"/>
+        </w:rPr>
+        <w:t>مرقس 14 :12</w:t>
+      </w:r>
+    </w:p>
+    <w:p>
+      <w:pPr>
+        <w:pStyle w:val="ListBullet"/>
+        <w:bidi/>
+        <w:spacing w:line="240" w:lineRule="auto"/>
+        <w:ind w:left="720"/>
+      </w:pPr>
+      <w:r>
+        <w:rPr>
+          <w:rtl/>
+          <w:cs/>
+          <w:lang w:val="ar_AE" w:bidi="ar_AE"/>
+        </w:rPr>
+      </w:r>
+      <w:r>
+        <w:rPr>
+          <w:rtl/>
+          <w:cs/>
+          <w:lang w:val="ar_AE" w:bidi="ar_AE"/>
+        </w:rPr>
+        <w:t>متى 5 :23</w:t>
       </w:r>
     </w:p>
     <w:p>
@@ -1162,6 +2792,480 @@
           <w:cs/>
           <w:lang w:val="ar_AE" w:bidi="ar_AE"/>
         </w:rPr>
+        <w:t>أمثلة من قصص الكتاب المقدس:</w:t>
+      </w:r>
+    </w:p>
+    <w:p>
+      <w:pPr>
+        <w:pStyle w:val="ListBullet"/>
+        <w:bidi/>
+        <w:spacing w:line="240" w:lineRule="auto"/>
+        <w:ind w:left="720"/>
+      </w:pPr>
+      <w:r>
+        <w:rPr>
+          <w:rtl/>
+          <w:cs/>
+          <w:lang w:val="ar_AE" w:bidi="ar_AE"/>
+        </w:rPr>
+      </w:r>
+      <w:r>
+        <w:rPr>
+          <w:b/>
+          <w:rtl/>
+          <w:cs/>
+          <w:lang w:val="ar_AE" w:bidi="ar_AE"/>
+        </w:rPr>
+        <w:t>3 :14</w:t>
+      </w:r>
+      <w:r>
+        <w:rPr>
+          <w:rtl/>
+          <w:cs/>
+          <w:lang w:val="ar_AE" w:bidi="ar_AE"/>
+        </w:rPr>
+        <w:t xml:space="preserve"> بعدما نزل نوح من الفلك، بنى مذبحًا، و</w:t>
+      </w:r>
+      <w:r>
+        <w:rPr>
+          <w:b/>
+          <w:rtl/>
+          <w:cs/>
+          <w:lang w:val="ar_AE" w:bidi="ar_AE"/>
+        </w:rPr>
+        <w:t xml:space="preserve">ذبح </w:t>
+      </w:r>
+      <w:r>
+        <w:rPr>
+          <w:rtl/>
+          <w:cs/>
+          <w:lang w:val="ar_AE" w:bidi="ar_AE"/>
+        </w:rPr>
+        <w:t xml:space="preserve">عليه بعضًا من كل أنواع الحيوانات التي كان مسموحًا باستخدامها </w:t>
+      </w:r>
+      <w:r>
+        <w:rPr>
+          <w:b/>
+          <w:rtl/>
+          <w:cs/>
+          <w:lang w:val="ar_AE" w:bidi="ar_AE"/>
+        </w:rPr>
+        <w:t>ذبيحةً</w:t>
+      </w:r>
+      <w:r>
+        <w:rPr>
+          <w:rtl/>
+          <w:cs/>
+          <w:lang w:val="ar_AE" w:bidi="ar_AE"/>
+        </w:rPr>
+        <w:t xml:space="preserve">. تنسَّم الله رائحة الرضا على </w:t>
+      </w:r>
+      <w:r>
+        <w:rPr>
+          <w:b/>
+          <w:rtl/>
+          <w:cs/>
+          <w:lang w:val="ar_AE" w:bidi="ar_AE"/>
+        </w:rPr>
+        <w:t>الذبيحة</w:t>
+      </w:r>
+      <w:r>
+        <w:rPr>
+          <w:rtl/>
+          <w:cs/>
+          <w:lang w:val="ar_AE" w:bidi="ar_AE"/>
+        </w:rPr>
+        <w:t>، وبارك نوح وعائلته.</w:t>
+      </w:r>
+    </w:p>
+    <w:p>
+      <w:pPr>
+        <w:pStyle w:val="ListBullet"/>
+        <w:bidi/>
+        <w:spacing w:line="240" w:lineRule="auto"/>
+        <w:ind w:left="720"/>
+      </w:pPr>
+      <w:r>
+        <w:rPr>
+          <w:rtl/>
+          <w:cs/>
+          <w:lang w:val="ar_AE" w:bidi="ar_AE"/>
+        </w:rPr>
+      </w:r>
+      <w:r>
+        <w:rPr>
+          <w:b/>
+          <w:rtl/>
+          <w:cs/>
+          <w:lang w:val="ar_AE" w:bidi="ar_AE"/>
+        </w:rPr>
+        <w:t>5: 6</w:t>
+      </w:r>
+      <w:r>
+        <w:rPr>
+          <w:rtl/>
+          <w:cs/>
+          <w:lang w:val="ar_AE" w:bidi="ar_AE"/>
+        </w:rPr>
+        <w:t xml:space="preserve"> "خذ إسحاق، ابنك وحيدك، وقدِّمه </w:t>
+      </w:r>
+      <w:r>
+        <w:rPr>
+          <w:b/>
+          <w:rtl/>
+          <w:cs/>
+          <w:lang w:val="ar_AE" w:bidi="ar_AE"/>
+        </w:rPr>
+        <w:t xml:space="preserve">ذبيحةً </w:t>
+      </w:r>
+      <w:r>
+        <w:rPr>
+          <w:rtl/>
+          <w:cs/>
+          <w:lang w:val="ar_AE" w:bidi="ar_AE"/>
+        </w:rPr>
+        <w:t xml:space="preserve">لي". مرة أخرى، أطاع إبراهيم الله واستعد لتقديم ابنه </w:t>
+      </w:r>
+      <w:r>
+        <w:rPr>
+          <w:b/>
+          <w:rtl/>
+          <w:cs/>
+          <w:lang w:val="ar_AE" w:bidi="ar_AE"/>
+        </w:rPr>
+        <w:t>ذبيحةً</w:t>
+      </w:r>
+      <w:r>
+        <w:rPr>
+          <w:rtl/>
+          <w:cs/>
+          <w:lang w:val="ar_AE" w:bidi="ar_AE"/>
+        </w:rPr>
+        <w:t>.</w:t>
+      </w:r>
+    </w:p>
+    <w:p>
+      <w:pPr>
+        <w:pStyle w:val="ListBullet"/>
+        <w:bidi/>
+        <w:spacing w:line="240" w:lineRule="auto"/>
+        <w:ind w:left="720"/>
+      </w:pPr>
+      <w:r>
+        <w:rPr>
+          <w:rtl/>
+          <w:cs/>
+          <w:lang w:val="ar_AE" w:bidi="ar_AE"/>
+        </w:rPr>
+      </w:r>
+      <w:r>
+        <w:rPr>
+          <w:b/>
+          <w:rtl/>
+          <w:cs/>
+          <w:lang w:val="ar_AE" w:bidi="ar_AE"/>
+        </w:rPr>
+        <w:t>5 :9</w:t>
+      </w:r>
+      <w:r>
+        <w:rPr>
+          <w:rtl/>
+          <w:cs/>
+          <w:lang w:val="ar_AE" w:bidi="ar_AE"/>
+        </w:rPr>
+        <w:t xml:space="preserve"> دبَّر الله كبشًا، ليكون هو </w:t>
+      </w:r>
+      <w:r>
+        <w:rPr>
+          <w:b/>
+          <w:rtl/>
+          <w:cs/>
+          <w:lang w:val="ar_AE" w:bidi="ar_AE"/>
+        </w:rPr>
+        <w:t>الذبيحة</w:t>
+      </w:r>
+      <w:r>
+        <w:rPr>
+          <w:rtl/>
+          <w:cs/>
+          <w:lang w:val="ar_AE" w:bidi="ar_AE"/>
+        </w:rPr>
+        <w:t xml:space="preserve"> بدلاً من إسحاق.</w:t>
+      </w:r>
+    </w:p>
+    <w:p>
+      <w:pPr>
+        <w:pStyle w:val="ListBullet"/>
+        <w:bidi/>
+        <w:spacing w:line="240" w:lineRule="auto"/>
+        <w:ind w:left="720"/>
+      </w:pPr>
+      <w:r>
+        <w:rPr>
+          <w:rtl/>
+          <w:cs/>
+          <w:lang w:val="ar_AE" w:bidi="ar_AE"/>
+        </w:rPr>
+      </w:r>
+      <w:r>
+        <w:rPr>
+          <w:b/>
+          <w:rtl/>
+          <w:cs/>
+          <w:lang w:val="ar_AE" w:bidi="ar_AE"/>
+        </w:rPr>
+        <w:t>13 :9</w:t>
+      </w:r>
+      <w:r>
+        <w:rPr>
+          <w:rtl/>
+          <w:cs/>
+          <w:lang w:val="ar_AE" w:bidi="ar_AE"/>
+        </w:rPr>
+        <w:t xml:space="preserve"> كل من يعصى شريعة الله كان مسموحًا له أن يأتي بحيوانٍ إلى خيمة الاجتماع </w:t>
+      </w:r>
+      <w:r>
+        <w:rPr>
+          <w:b/>
+          <w:rtl/>
+          <w:cs/>
+          <w:lang w:val="ar_AE" w:bidi="ar_AE"/>
+        </w:rPr>
+        <w:t>ذبيحةً</w:t>
+      </w:r>
+      <w:r>
+        <w:rPr>
+          <w:rtl/>
+          <w:cs/>
+          <w:lang w:val="ar_AE" w:bidi="ar_AE"/>
+        </w:rPr>
+        <w:t xml:space="preserve"> لله. كان الكاهن يذبح الحيوان ويحرقه على المذبح. وكان دم الحيوان الذي </w:t>
+      </w:r>
+      <w:r>
+        <w:rPr>
+          <w:b/>
+          <w:rtl/>
+          <w:cs/>
+          <w:lang w:val="ar_AE" w:bidi="ar_AE"/>
+        </w:rPr>
+        <w:t xml:space="preserve">ذُبِح </w:t>
+      </w:r>
+      <w:r>
+        <w:rPr>
+          <w:rtl/>
+          <w:cs/>
+          <w:lang w:val="ar_AE" w:bidi="ar_AE"/>
+        </w:rPr>
+        <w:t>يغطي خطية الشخص ويجعله طاهرًا في نظر الله.</w:t>
+      </w:r>
+    </w:p>
+    <w:p>
+      <w:pPr>
+        <w:pStyle w:val="ListBullet"/>
+        <w:bidi/>
+        <w:spacing w:line="240" w:lineRule="auto"/>
+        <w:ind w:left="720"/>
+      </w:pPr>
+      <w:r>
+        <w:rPr>
+          <w:rtl/>
+          <w:cs/>
+          <w:lang w:val="ar_AE" w:bidi="ar_AE"/>
+        </w:rPr>
+      </w:r>
+      <w:r>
+        <w:rPr>
+          <w:b/>
+          <w:rtl/>
+          <w:cs/>
+          <w:lang w:val="ar_AE" w:bidi="ar_AE"/>
+        </w:rPr>
+        <w:t>17: 6</w:t>
+      </w:r>
+      <w:r>
+        <w:rPr>
+          <w:rtl/>
+          <w:cs/>
+          <w:lang w:val="ar_AE" w:bidi="ar_AE"/>
+        </w:rPr>
+        <w:t xml:space="preserve"> أراد داود أن يبني هيكلًا يمكن فيه لجميع بني إسرائيل أن يعبدوا الله، ويقدِّموا له </w:t>
+      </w:r>
+      <w:r>
+        <w:rPr>
+          <w:b/>
+          <w:rtl/>
+          <w:cs/>
+          <w:lang w:val="ar_AE" w:bidi="ar_AE"/>
+        </w:rPr>
+        <w:t>الذبائح</w:t>
+      </w:r>
+      <w:r>
+        <w:rPr>
+          <w:rtl/>
+          <w:cs/>
+          <w:lang w:val="ar_AE" w:bidi="ar_AE"/>
+        </w:rPr>
+        <w:t>.</w:t>
+      </w:r>
+    </w:p>
+    <w:p>
+      <w:pPr>
+        <w:pStyle w:val="ListBullet"/>
+        <w:bidi/>
+        <w:spacing w:line="240" w:lineRule="auto"/>
+        <w:ind w:left="720"/>
+      </w:pPr>
+      <w:r>
+        <w:rPr>
+          <w:rtl/>
+          <w:cs/>
+          <w:lang w:val="ar_AE" w:bidi="ar_AE"/>
+        </w:rPr>
+      </w:r>
+      <w:r>
+        <w:rPr>
+          <w:b/>
+          <w:rtl/>
+          <w:cs/>
+          <w:lang w:val="ar_AE" w:bidi="ar_AE"/>
+        </w:rPr>
+        <w:t>48 :6</w:t>
+      </w:r>
+      <w:r>
+        <w:rPr>
+          <w:rtl/>
+          <w:cs/>
+          <w:lang w:val="ar_AE" w:bidi="ar_AE"/>
+        </w:rPr>
+        <w:t xml:space="preserve"> يسوع هو رئيس الكهنة الأعظم. وعلى خلاف الكهنة الآخرين، قدَّم يسوع نفسه، وكان هو </w:t>
+      </w:r>
+      <w:r>
+        <w:rPr>
+          <w:b/>
+          <w:rtl/>
+          <w:cs/>
+          <w:lang w:val="ar_AE" w:bidi="ar_AE"/>
+        </w:rPr>
+        <w:t xml:space="preserve">الذبيحة </w:t>
+      </w:r>
+      <w:r>
+        <w:rPr>
+          <w:rtl/>
+          <w:cs/>
+          <w:lang w:val="ar_AE" w:bidi="ar_AE"/>
+        </w:rPr>
+        <w:t>الوحيدة التي أمكنها أن ترفع خطايا جميع البشر في كلِّ العالم.</w:t>
+      </w:r>
+    </w:p>
+    <w:p>
+      <w:pPr>
+        <w:pStyle w:val="ListBullet"/>
+        <w:bidi/>
+        <w:spacing w:line="240" w:lineRule="auto"/>
+        <w:ind w:left="720"/>
+      </w:pPr>
+      <w:r>
+        <w:rPr>
+          <w:rtl/>
+          <w:cs/>
+          <w:lang w:val="ar_AE" w:bidi="ar_AE"/>
+        </w:rPr>
+      </w:r>
+      <w:r>
+        <w:rPr>
+          <w:b/>
+          <w:rtl/>
+          <w:cs/>
+          <w:lang w:val="ar_AE" w:bidi="ar_AE"/>
+        </w:rPr>
+        <w:t>48 :8</w:t>
+      </w:r>
+      <w:r>
+        <w:rPr>
+          <w:rtl/>
+          <w:cs/>
+          <w:lang w:val="ar_AE" w:bidi="ar_AE"/>
+        </w:rPr>
+        <w:t xml:space="preserve"> لكن الله دبَّر يسوع، حمل الله، ليكون </w:t>
+      </w:r>
+      <w:r>
+        <w:rPr>
+          <w:b/>
+          <w:rtl/>
+          <w:cs/>
+          <w:lang w:val="ar_AE" w:bidi="ar_AE"/>
+        </w:rPr>
+        <w:t>ذبيحةً</w:t>
+      </w:r>
+      <w:r>
+        <w:rPr>
+          <w:rtl/>
+          <w:cs/>
+          <w:lang w:val="ar_AE" w:bidi="ar_AE"/>
+        </w:rPr>
+        <w:t>، وليموت بدلاً منا.</w:t>
+      </w:r>
+    </w:p>
+    <w:p>
+      <w:pPr>
+        <w:pStyle w:val="ListBullet"/>
+        <w:bidi/>
+        <w:spacing w:line="240" w:lineRule="auto"/>
+        <w:ind w:left="720"/>
+      </w:pPr>
+      <w:r>
+        <w:rPr>
+          <w:rtl/>
+          <w:cs/>
+          <w:lang w:val="ar_AE" w:bidi="ar_AE"/>
+        </w:rPr>
+      </w:r>
+      <w:r>
+        <w:rPr>
+          <w:b/>
+          <w:rtl/>
+          <w:cs/>
+          <w:lang w:val="ar_AE" w:bidi="ar_AE"/>
+        </w:rPr>
+        <w:t>49 :11</w:t>
+      </w:r>
+      <w:r>
+        <w:rPr>
+          <w:rtl/>
+          <w:cs/>
+          <w:lang w:val="ar_AE" w:bidi="ar_AE"/>
+        </w:rPr>
+        <w:t xml:space="preserve"> لأن يسوع </w:t>
+      </w:r>
+      <w:r>
+        <w:rPr>
+          <w:b/>
+          <w:rtl/>
+          <w:cs/>
+          <w:lang w:val="ar_AE" w:bidi="ar_AE"/>
+        </w:rPr>
+        <w:t>قدَّم نفسه ذبيحةً</w:t>
+      </w:r>
+      <w:r>
+        <w:rPr>
+          <w:rtl/>
+          <w:cs/>
+          <w:lang w:val="ar_AE" w:bidi="ar_AE"/>
+        </w:rPr>
+        <w:t>، صار بإمكان الله أن يغفر أيَّ خطية، مهما كانت بشاعتها.</w:t>
+      </w:r>
+    </w:p>
+    <w:p>
+      <w:pPr>
+        <w:pStyle w:val="Heading3"/>
+        <w:bidi/>
+      </w:pPr>
+      <w:r>
+        <w:rPr>
+          <w:rtl/>
+          <w:cs/>
+          <w:lang w:val="ar_AE" w:bidi="ar_AE"/>
+        </w:rPr>
         <w:t>بيانات الكلمة:</w:t>
       </w:r>
     </w:p>
@@ -1185,7 +3289,7 @@
           <w:cs/>
           <w:lang w:val="ar_AE" w:bidi="ar_AE"/>
         </w:rPr>
-        <w:t>سترونج: H2061, H3611, G30740</w:t>
+        <w:t>سترونج: H0801، H0817، H0819، H1685، H1890، H1974، H2076، H2077، H2281، H2282، H2398، H2401، H2402، H2403، H2409، H3632، H4394، H4503، H4504، H5066، H5068، H5071، H5257، H5258، H5261، H5262، H5927، H5928، H5930، H6453، H6944، H6999، H7133، H7311، H8002، H8426، H8548، H8573، H8641، G02660، G03340، G10490، G14350، G14940، G23780، G23800، G36460، G43760، G54850</w:t>
       </w:r>
       <w:r>
         <w:rPr>
@@ -1225,7 +3329,7 @@
           <w:cs/>
           <w:lang w:val="ar_AE" w:bidi="ar_AE"/>
         </w:rPr>
-        <w:t>ذبائح السلامة</w:t>
+        <w:t>ذبيحة الإثم</w:t>
       </w:r>
       <w:r>
         <w:rPr>
@@ -1246,6 +3350,822 @@
           <w:cs/>
           <w:lang w:val="ar_AE" w:bidi="ar_AE"/>
         </w:rPr>
+        <w:t>التعريف:</w:t>
+      </w:r>
+    </w:p>
+    <w:p>
+      <w:pPr>
+        <w:bidi/>
+      </w:pPr>
+      <w:r>
+        <w:rPr>
+          <w:rtl/>
+          <w:cs/>
+          <w:lang w:val="ar_AE" w:bidi="ar_AE"/>
+        </w:rPr>
+      </w:r>
+      <w:r>
+        <w:rPr>
+          <w:rtl/>
+          <w:cs/>
+          <w:lang w:val="ar_AE" w:bidi="ar_AE"/>
+        </w:rPr>
+        <w:t>كانت ذبيحة الإثم ذبيحة أو تضحية كان الله يطلب من الإسرائيلي أن يقدمها إذا ارتكب خطأً دون قصد، مثل عدم احترام الله أو إتلاف ممتلكات شخص آخر.</w:t>
+      </w:r>
+    </w:p>
+    <w:p>
+      <w:pPr>
+        <w:pStyle w:val="ListBullet"/>
+        <w:bidi/>
+        <w:spacing w:line="240" w:lineRule="auto"/>
+        <w:ind w:left="720"/>
+      </w:pPr>
+      <w:r>
+        <w:rPr>
+          <w:rtl/>
+          <w:cs/>
+          <w:lang w:val="ar_AE" w:bidi="ar_AE"/>
+        </w:rPr>
+      </w:r>
+      <w:r>
+        <w:rPr>
+          <w:rtl/>
+          <w:cs/>
+          <w:lang w:val="ar_AE" w:bidi="ar_AE"/>
+        </w:rPr>
+        <w:t>تضمنت هذه الذبيحة التضحية بحيوان ودفع غرامة مالية من الفضة أو الذهب.</w:t>
+      </w:r>
+    </w:p>
+    <w:p>
+      <w:pPr>
+        <w:pStyle w:val="ListBullet"/>
+        <w:bidi/>
+        <w:spacing w:line="240" w:lineRule="auto"/>
+        <w:ind w:left="720"/>
+      </w:pPr>
+      <w:r>
+        <w:rPr>
+          <w:rtl/>
+          <w:cs/>
+          <w:lang w:val="ar_AE" w:bidi="ar_AE"/>
+        </w:rPr>
+      </w:r>
+      <w:r>
+        <w:rPr>
+          <w:rtl/>
+          <w:cs/>
+          <w:lang w:val="ar_AE" w:bidi="ar_AE"/>
+        </w:rPr>
+        <w:t>وبالإضافة إلى ذلك، كان الشخص المخطئ مسؤولاً عن دفع ثمن أي ضرر حدث.</w:t>
+      </w:r>
+    </w:p>
+    <w:p>
+      <w:pPr>
+        <w:bidi/>
+      </w:pPr>
+      <w:r>
+        <w:rPr>
+          <w:rtl/>
+          <w:cs/>
+          <w:lang w:val="ar_AE" w:bidi="ar_AE"/>
+        </w:rPr>
+      </w:r>
+      <w:r>
+        <w:rPr>
+          <w:rtl/>
+          <w:cs/>
+          <w:lang w:val="ar_AE" w:bidi="ar_AE"/>
+        </w:rPr>
+        <w:t xml:space="preserve">(انظر أيضًا: </w:t>
+      </w:r>
+      <w:r>
+        <w:rPr>
+          <w:rtl/>
+          <w:cs/>
+          <w:lang w:val="ar_AE" w:bidi="ar_AE"/>
+        </w:rPr>
+        <w:t>ذبيحة المحرقة</w:t>
+      </w:r>
+      <w:r>
+        <w:rPr>
+          <w:rtl/>
+          <w:cs/>
+          <w:lang w:val="ar_AE" w:bidi="ar_AE"/>
+        </w:rPr>
+        <w:t xml:space="preserve">، </w:t>
+      </w:r>
+      <w:r>
+        <w:rPr>
+          <w:rtl/>
+          <w:cs/>
+          <w:lang w:val="ar_AE" w:bidi="ar_AE"/>
+        </w:rPr>
+        <w:t>قربان تقدمة</w:t>
+      </w:r>
+      <w:r>
+        <w:rPr>
+          <w:rtl/>
+          <w:cs/>
+          <w:lang w:val="ar_AE" w:bidi="ar_AE"/>
+        </w:rPr>
+        <w:t xml:space="preserve">، </w:t>
+      </w:r>
+      <w:r>
+        <w:rPr>
+          <w:rtl/>
+          <w:cs/>
+          <w:lang w:val="ar_AE" w:bidi="ar_AE"/>
+        </w:rPr>
+        <w:t>التضحية</w:t>
+      </w:r>
+      <w:r>
+        <w:rPr>
+          <w:rtl/>
+          <w:cs/>
+          <w:lang w:val="ar_AE" w:bidi="ar_AE"/>
+        </w:rPr>
+        <w:t xml:space="preserve">، </w:t>
+      </w:r>
+      <w:r>
+        <w:rPr>
+          <w:rtl/>
+          <w:cs/>
+          <w:lang w:val="ar_AE" w:bidi="ar_AE"/>
+        </w:rPr>
+        <w:t>ذبيحة الخطية</w:t>
+      </w:r>
+      <w:r>
+        <w:rPr>
+          <w:rtl/>
+          <w:cs/>
+          <w:lang w:val="ar_AE" w:bidi="ar_AE"/>
+        </w:rPr>
+        <w:t>)</w:t>
+      </w:r>
+    </w:p>
+    <w:p>
+      <w:pPr>
+        <w:pStyle w:val="Heading3"/>
+        <w:bidi/>
+      </w:pPr>
+      <w:r>
+        <w:rPr>
+          <w:rtl/>
+          <w:cs/>
+          <w:lang w:val="ar_AE" w:bidi="ar_AE"/>
+        </w:rPr>
+        <w:t>مراجع الكتاب المقدس:</w:t>
+      </w:r>
+    </w:p>
+    <w:p>
+      <w:pPr>
+        <w:pStyle w:val="ListBullet"/>
+        <w:bidi/>
+        <w:spacing w:line="240" w:lineRule="auto"/>
+        <w:ind w:left="720"/>
+      </w:pPr>
+      <w:r>
+        <w:rPr>
+          <w:rtl/>
+          <w:cs/>
+          <w:lang w:val="ar_AE" w:bidi="ar_AE"/>
+        </w:rPr>
+      </w:r>
+      <w:r>
+        <w:rPr>
+          <w:rtl/>
+          <w:cs/>
+          <w:lang w:val="ar_AE" w:bidi="ar_AE"/>
+        </w:rPr>
+        <w:t>1 صموئيل 6: 3</w:t>
+      </w:r>
+    </w:p>
+    <w:p>
+      <w:pPr>
+        <w:pStyle w:val="ListBullet"/>
+        <w:bidi/>
+        <w:spacing w:line="240" w:lineRule="auto"/>
+        <w:ind w:left="720"/>
+      </w:pPr>
+      <w:r>
+        <w:rPr>
+          <w:rtl/>
+          <w:cs/>
+          <w:lang w:val="ar_AE" w:bidi="ar_AE"/>
+        </w:rPr>
+      </w:r>
+      <w:r>
+        <w:rPr>
+          <w:rtl/>
+          <w:cs/>
+          <w:lang w:val="ar_AE" w:bidi="ar_AE"/>
+        </w:rPr>
+        <w:t>2 ملوك 12: 16</w:t>
+      </w:r>
+    </w:p>
+    <w:p>
+      <w:pPr>
+        <w:pStyle w:val="ListBullet"/>
+        <w:bidi/>
+        <w:spacing w:line="240" w:lineRule="auto"/>
+        <w:ind w:left="720"/>
+      </w:pPr>
+      <w:r>
+        <w:rPr>
+          <w:rtl/>
+          <w:cs/>
+          <w:lang w:val="ar_AE" w:bidi="ar_AE"/>
+        </w:rPr>
+      </w:r>
+      <w:r>
+        <w:rPr>
+          <w:rtl/>
+          <w:cs/>
+          <w:lang w:val="ar_AE" w:bidi="ar_AE"/>
+        </w:rPr>
+        <w:t>لاويين 5: 5–6</w:t>
+      </w:r>
+    </w:p>
+    <w:p>
+      <w:pPr>
+        <w:pStyle w:val="ListBullet"/>
+        <w:bidi/>
+        <w:spacing w:line="240" w:lineRule="auto"/>
+        <w:ind w:left="720"/>
+      </w:pPr>
+      <w:r>
+        <w:rPr>
+          <w:rtl/>
+          <w:cs/>
+          <w:lang w:val="ar_AE" w:bidi="ar_AE"/>
+        </w:rPr>
+      </w:r>
+      <w:r>
+        <w:rPr>
+          <w:rtl/>
+          <w:cs/>
+          <w:lang w:val="ar_AE" w:bidi="ar_AE"/>
+        </w:rPr>
+        <w:t>عدد 6: 12</w:t>
+      </w:r>
+    </w:p>
+    <w:p>
+      <w:pPr>
+        <w:pStyle w:val="Heading3"/>
+        <w:bidi/>
+      </w:pPr>
+      <w:r>
+        <w:rPr>
+          <w:rtl/>
+          <w:cs/>
+          <w:lang w:val="ar_AE" w:bidi="ar_AE"/>
+        </w:rPr>
+        <w:t>بيانات الكلمة:</w:t>
+      </w:r>
+    </w:p>
+    <w:p>
+      <w:pPr>
+        <w:pStyle w:val="ListBullet"/>
+        <w:bidi/>
+        <w:spacing w:line="240" w:lineRule="auto"/>
+        <w:ind w:left="720"/>
+      </w:pPr>
+      <w:r>
+        <w:rPr>
+          <w:rtl/>
+          <w:cs/>
+          <w:lang w:val="ar_AE" w:bidi="ar_AE"/>
+        </w:rPr>
+      </w:r>
+      <w:r>
+        <w:rPr>
+          <w:rtl/>
+          <w:cs/>
+          <w:lang w:val="ar_AE" w:bidi="ar_AE"/>
+        </w:rPr>
+        <w:t>سترونج: H0817</w:t>
+      </w:r>
+      <w:r>
+        <w:rPr>
+          <w:rtl/>
+          <w:cs/>
+          <w:lang w:val="ar_AE" w:bidi="ar_AE"/>
+        </w:rPr>
+      </w:r>
+      <w:r>
+        <w:rPr>
+          <w:rtl/>
+          <w:cs/>
+          <w:lang w:val="ar_AE" w:bidi="ar_AE"/>
+        </w:rPr>
+      </w:r>
+    </w:p>
+    <w:p>
+      <w:pPr>
+        <w:bidi/>
+      </w:pPr>
+      <w:r>
+        <w:rPr>
+          <w:rtl/>
+          <w:cs/>
+          <w:lang w:val="ar_AE" w:bidi="ar_AE"/>
+        </w:rPr>
+      </w:r>
+    </w:p>
+    <w:p>
+      <w:pPr>
+        <w:pStyle w:val="Heading2"/>
+        <w:bidi/>
+      </w:pPr>
+      <w:r>
+        <w:rPr>
+          <w:rtl/>
+          <w:cs/>
+          <w:lang w:val="ar_AE" w:bidi="ar_AE"/>
+        </w:rPr>
+        <w:t>ذبيحة الخطيئة</w:t>
+      </w:r>
+      <w:r>
+        <w:rPr>
+          <w:rtl/>
+          <w:cs/>
+          <w:lang w:val="ar_AE" w:bidi="ar_AE"/>
+        </w:rPr>
+      </w:r>
+    </w:p>
+    <w:p>
+      <w:pPr>
+        <w:pStyle w:val="Heading3"/>
+        <w:bidi/>
+      </w:pPr>
+      <w:r>
+        <w:rPr>
+          <w:rtl/>
+          <w:cs/>
+          <w:lang w:val="ar_AE" w:bidi="ar_AE"/>
+        </w:rPr>
+        <w:t>التعريف:</w:t>
+      </w:r>
+    </w:p>
+    <w:p>
+      <w:pPr>
+        <w:bidi/>
+      </w:pPr>
+      <w:r>
+        <w:rPr>
+          <w:rtl/>
+          <w:cs/>
+          <w:lang w:val="ar_AE" w:bidi="ar_AE"/>
+        </w:rPr>
+      </w:r>
+      <w:r>
+        <w:rPr>
+          <w:rtl/>
+          <w:cs/>
+          <w:lang w:val="ar_AE" w:bidi="ar_AE"/>
+        </w:rPr>
+        <w:t>كانت "ذبيحة الخطية" واحدة من عدة ذبائح طلبها الله من بني إسرائيل ليقدموها.</w:t>
+      </w:r>
+    </w:p>
+    <w:p>
+      <w:pPr>
+        <w:pStyle w:val="ListBullet"/>
+        <w:bidi/>
+        <w:spacing w:line="240" w:lineRule="auto"/>
+        <w:ind w:left="720"/>
+      </w:pPr>
+      <w:r>
+        <w:rPr>
+          <w:rtl/>
+          <w:cs/>
+          <w:lang w:val="ar_AE" w:bidi="ar_AE"/>
+        </w:rPr>
+      </w:r>
+      <w:r>
+        <w:rPr>
+          <w:rtl/>
+          <w:cs/>
+          <w:lang w:val="ar_AE" w:bidi="ar_AE"/>
+        </w:rPr>
+        <w:t>تضمنت هذه الذبيحة التضحية بثور، وحرق دمه وشحمه على المذبح، وأخذ بقية جسم الحيوان وحرقه على الأرض خارج مخيم بني إسرائيل.</w:t>
+      </w:r>
+    </w:p>
+    <w:p>
+      <w:pPr>
+        <w:pStyle w:val="ListBullet"/>
+        <w:bidi/>
+        <w:spacing w:line="240" w:lineRule="auto"/>
+        <w:ind w:left="720"/>
+      </w:pPr>
+      <w:r>
+        <w:rPr>
+          <w:rtl/>
+          <w:cs/>
+          <w:lang w:val="ar_AE" w:bidi="ar_AE"/>
+        </w:rPr>
+      </w:r>
+      <w:r>
+        <w:rPr>
+          <w:rtl/>
+          <w:cs/>
+          <w:lang w:val="ar_AE" w:bidi="ar_AE"/>
+        </w:rPr>
+        <w:t xml:space="preserve"> الحرق الكامل لهذه الذبيحة الحيوانية يظهر مدى قداسة الله ومدى فظاعة الخطية.</w:t>
+      </w:r>
+    </w:p>
+    <w:p>
+      <w:pPr>
+        <w:pStyle w:val="ListBullet"/>
+        <w:bidi/>
+        <w:spacing w:line="240" w:lineRule="auto"/>
+        <w:ind w:left="720"/>
+      </w:pPr>
+      <w:r>
+        <w:rPr>
+          <w:rtl/>
+          <w:cs/>
+          <w:lang w:val="ar_AE" w:bidi="ar_AE"/>
+        </w:rPr>
+      </w:r>
+      <w:r>
+        <w:rPr>
+          <w:rtl/>
+          <w:cs/>
+          <w:lang w:val="ar_AE" w:bidi="ar_AE"/>
+        </w:rPr>
+        <w:t>يعلمنا الكتاب المقدس إنه من أجل أن يكون هناك تطهير من الخطية، يجب أن يُسفك الدم لدفع ثمن الخطية التي ارتكبت.</w:t>
+      </w:r>
+    </w:p>
+    <w:p>
+      <w:pPr>
+        <w:pStyle w:val="ListBullet"/>
+        <w:bidi/>
+        <w:spacing w:line="240" w:lineRule="auto"/>
+        <w:ind w:left="720"/>
+      </w:pPr>
+      <w:r>
+        <w:rPr>
+          <w:rtl/>
+          <w:cs/>
+          <w:lang w:val="ar_AE" w:bidi="ar_AE"/>
+        </w:rPr>
+      </w:r>
+      <w:r>
+        <w:rPr>
+          <w:rtl/>
+          <w:cs/>
+          <w:lang w:val="ar_AE" w:bidi="ar_AE"/>
+        </w:rPr>
+        <w:t>لم تكن الذبائح الحيوانية قادرة على تحقيق مغفرة دائمة للخطية.</w:t>
+      </w:r>
+    </w:p>
+    <w:p>
+      <w:pPr>
+        <w:pStyle w:val="ListBullet"/>
+        <w:bidi/>
+        <w:spacing w:line="240" w:lineRule="auto"/>
+        <w:ind w:left="720"/>
+      </w:pPr>
+      <w:r>
+        <w:rPr>
+          <w:rtl/>
+          <w:cs/>
+          <w:lang w:val="ar_AE" w:bidi="ar_AE"/>
+        </w:rPr>
+      </w:r>
+      <w:r>
+        <w:rPr>
+          <w:rtl/>
+          <w:cs/>
+          <w:lang w:val="ar_AE" w:bidi="ar_AE"/>
+        </w:rPr>
+        <w:t>ولكن موت الرب يسوع على الصليب دفع عقوبة الخطية، إلى الأبد. كان هو الذبيحة الكاملة للخطية.</w:t>
+      </w:r>
+    </w:p>
+    <w:p>
+      <w:pPr>
+        <w:bidi/>
+      </w:pPr>
+      <w:r>
+        <w:rPr>
+          <w:rtl/>
+          <w:cs/>
+          <w:lang w:val="ar_AE" w:bidi="ar_AE"/>
+        </w:rPr>
+      </w:r>
+      <w:r>
+        <w:rPr>
+          <w:rtl/>
+          <w:cs/>
+          <w:lang w:val="ar_AE" w:bidi="ar_AE"/>
+        </w:rPr>
+        <w:t xml:space="preserve">(انظر أيضًا: </w:t>
+      </w:r>
+      <w:r>
+        <w:rPr>
+          <w:rtl/>
+          <w:cs/>
+          <w:lang w:val="ar_AE" w:bidi="ar_AE"/>
+        </w:rPr>
+        <w:t>مذبح</w:t>
+      </w:r>
+      <w:r>
+        <w:rPr>
+          <w:rtl/>
+          <w:cs/>
+          <w:lang w:val="ar_AE" w:bidi="ar_AE"/>
+        </w:rPr>
+        <w:t xml:space="preserve">, </w:t>
+      </w:r>
+      <w:r>
+        <w:rPr>
+          <w:rtl/>
+          <w:cs/>
+          <w:lang w:val="ar_AE" w:bidi="ar_AE"/>
+        </w:rPr>
+        <w:t>بقرة</w:t>
+      </w:r>
+      <w:r>
+        <w:rPr>
+          <w:rtl/>
+          <w:cs/>
+          <w:lang w:val="ar_AE" w:bidi="ar_AE"/>
+        </w:rPr>
+        <w:t xml:space="preserve">, </w:t>
+      </w:r>
+      <w:r>
+        <w:rPr>
+          <w:rtl/>
+          <w:cs/>
+          <w:lang w:val="ar_AE" w:bidi="ar_AE"/>
+        </w:rPr>
+        <w:t>غفر</w:t>
+      </w:r>
+      <w:r>
+        <w:rPr>
+          <w:rtl/>
+          <w:cs/>
+          <w:lang w:val="ar_AE" w:bidi="ar_AE"/>
+        </w:rPr>
+        <w:t xml:space="preserve">, </w:t>
+      </w:r>
+      <w:r>
+        <w:rPr>
+          <w:rtl/>
+          <w:cs/>
+          <w:lang w:val="ar_AE" w:bidi="ar_AE"/>
+        </w:rPr>
+        <w:t>ذبيحة</w:t>
+      </w:r>
+      <w:r>
+        <w:rPr>
+          <w:rtl/>
+          <w:cs/>
+          <w:lang w:val="ar_AE" w:bidi="ar_AE"/>
+        </w:rPr>
+        <w:t xml:space="preserve">, </w:t>
+      </w:r>
+      <w:r>
+        <w:rPr>
+          <w:rtl/>
+          <w:cs/>
+          <w:lang w:val="ar_AE" w:bidi="ar_AE"/>
+        </w:rPr>
+        <w:t>خطيئة</w:t>
+      </w:r>
+      <w:r>
+        <w:rPr>
+          <w:rtl/>
+          <w:cs/>
+          <w:lang w:val="ar_AE" w:bidi="ar_AE"/>
+        </w:rPr>
+        <w:t>)</w:t>
+      </w:r>
+    </w:p>
+    <w:p>
+      <w:pPr>
+        <w:pStyle w:val="Heading3"/>
+        <w:bidi/>
+      </w:pPr>
+      <w:r>
+        <w:rPr>
+          <w:rtl/>
+          <w:cs/>
+          <w:lang w:val="ar_AE" w:bidi="ar_AE"/>
+        </w:rPr>
+        <w:t>شواهد الكتاب المقدس:</w:t>
+      </w:r>
+    </w:p>
+    <w:p>
+      <w:pPr>
+        <w:pStyle w:val="ListBullet"/>
+        <w:bidi/>
+        <w:spacing w:line="240" w:lineRule="auto"/>
+        <w:ind w:left="720"/>
+      </w:pPr>
+      <w:r>
+        <w:rPr>
+          <w:rtl/>
+          <w:cs/>
+          <w:lang w:val="ar_AE" w:bidi="ar_AE"/>
+        </w:rPr>
+      </w:r>
+      <w:r>
+        <w:rPr>
+          <w:rtl/>
+          <w:cs/>
+          <w:lang w:val="ar_AE" w:bidi="ar_AE"/>
+        </w:rPr>
+        <w:t>2 أخبار الأيام 29:20–21</w:t>
+      </w:r>
+    </w:p>
+    <w:p>
+      <w:pPr>
+        <w:pStyle w:val="ListBullet"/>
+        <w:bidi/>
+        <w:spacing w:line="240" w:lineRule="auto"/>
+        <w:ind w:left="720"/>
+      </w:pPr>
+      <w:r>
+        <w:rPr>
+          <w:rtl/>
+          <w:cs/>
+          <w:lang w:val="ar_AE" w:bidi="ar_AE"/>
+        </w:rPr>
+      </w:r>
+      <w:r>
+        <w:rPr>
+          <w:rtl/>
+          <w:cs/>
+          <w:lang w:val="ar_AE" w:bidi="ar_AE"/>
+        </w:rPr>
+        <w:t>خروج 29:35–37</w:t>
+      </w:r>
+    </w:p>
+    <w:p>
+      <w:pPr>
+        <w:pStyle w:val="ListBullet"/>
+        <w:bidi/>
+        <w:spacing w:line="240" w:lineRule="auto"/>
+        <w:ind w:left="720"/>
+      </w:pPr>
+      <w:r>
+        <w:rPr>
+          <w:rtl/>
+          <w:cs/>
+          <w:lang w:val="ar_AE" w:bidi="ar_AE"/>
+        </w:rPr>
+      </w:r>
+      <w:r>
+        <w:rPr>
+          <w:rtl/>
+          <w:cs/>
+          <w:lang w:val="ar_AE" w:bidi="ar_AE"/>
+        </w:rPr>
+        <w:t>حزقيال 44:25–27</w:t>
+      </w:r>
+    </w:p>
+    <w:p>
+      <w:pPr>
+        <w:pStyle w:val="ListBullet"/>
+        <w:bidi/>
+        <w:spacing w:line="240" w:lineRule="auto"/>
+        <w:ind w:left="720"/>
+      </w:pPr>
+      <w:r>
+        <w:rPr>
+          <w:rtl/>
+          <w:cs/>
+          <w:lang w:val="ar_AE" w:bidi="ar_AE"/>
+        </w:rPr>
+      </w:r>
+      <w:r>
+        <w:rPr>
+          <w:rtl/>
+          <w:cs/>
+          <w:lang w:val="ar_AE" w:bidi="ar_AE"/>
+        </w:rPr>
+        <w:t>لاويين 5:11</w:t>
+      </w:r>
+    </w:p>
+    <w:p>
+      <w:pPr>
+        <w:pStyle w:val="ListBullet"/>
+        <w:bidi/>
+        <w:spacing w:line="240" w:lineRule="auto"/>
+        <w:ind w:left="720"/>
+      </w:pPr>
+      <w:r>
+        <w:rPr>
+          <w:rtl/>
+          <w:cs/>
+          <w:lang w:val="ar_AE" w:bidi="ar_AE"/>
+        </w:rPr>
+      </w:r>
+      <w:r>
+        <w:rPr>
+          <w:rtl/>
+          <w:cs/>
+          <w:lang w:val="ar_AE" w:bidi="ar_AE"/>
+        </w:rPr>
+        <w:t>عدد 7:15–17</w:t>
+      </w:r>
+    </w:p>
+    <w:p>
+      <w:pPr>
+        <w:pStyle w:val="Heading3"/>
+        <w:bidi/>
+      </w:pPr>
+      <w:r>
+        <w:rPr>
+          <w:rtl/>
+          <w:cs/>
+          <w:lang w:val="ar_AE" w:bidi="ar_AE"/>
+        </w:rPr>
+        <w:t>بيانات الكلمة:</w:t>
+      </w:r>
+    </w:p>
+    <w:p>
+      <w:pPr>
+        <w:pStyle w:val="ListBullet"/>
+        <w:bidi/>
+        <w:spacing w:line="240" w:lineRule="auto"/>
+        <w:ind w:left="720"/>
+      </w:pPr>
+      <w:r>
+        <w:rPr>
+          <w:rtl/>
+          <w:cs/>
+          <w:lang w:val="ar_AE" w:bidi="ar_AE"/>
+        </w:rPr>
+      </w:r>
+      <w:r>
+        <w:rPr>
+          <w:rtl/>
+          <w:cs/>
+          <w:lang w:val="ar_AE" w:bidi="ar_AE"/>
+        </w:rPr>
+        <w:t>سترونغ: H2401, H2402, H2398, H2403</w:t>
+      </w:r>
+      <w:r>
+        <w:rPr>
+          <w:rtl/>
+          <w:cs/>
+          <w:lang w:val="ar_AE" w:bidi="ar_AE"/>
+        </w:rPr>
+      </w:r>
+      <w:r>
+        <w:rPr>
+          <w:rtl/>
+          <w:cs/>
+          <w:lang w:val="ar_AE" w:bidi="ar_AE"/>
+        </w:rPr>
+      </w:r>
+    </w:p>
+    <w:p>
+      <w:pPr>
+        <w:bidi/>
+      </w:pPr>
+      <w:r>
+        <w:rPr>
+          <w:rtl/>
+          <w:cs/>
+          <w:lang w:val="ar_AE" w:bidi="ar_AE"/>
+        </w:rPr>
+      </w:r>
+    </w:p>
+    <w:p>
+      <w:pPr>
+        <w:pStyle w:val="Heading2"/>
+        <w:bidi/>
+      </w:pPr>
+      <w:r>
+        <w:rPr>
+          <w:rtl/>
+          <w:cs/>
+          <w:lang w:val="ar_AE" w:bidi="ar_AE"/>
+        </w:rPr>
+        <w:t>ذبيحة السلامة</w:t>
+      </w:r>
+      <w:r>
+        <w:rPr>
+          <w:rtl/>
+          <w:cs/>
+          <w:lang w:val="ar_AE" w:bidi="ar_AE"/>
+        </w:rPr>
+      </w:r>
+    </w:p>
+    <w:p>
+      <w:pPr>
+        <w:pStyle w:val="Heading3"/>
+        <w:bidi/>
+      </w:pPr>
+      <w:r>
+        <w:rPr>
+          <w:rtl/>
+          <w:cs/>
+          <w:lang w:val="ar_AE" w:bidi="ar_AE"/>
+        </w:rPr>
         <w:t>حقائق:</w:t>
       </w:r>
     </w:p>
@@ -1266,183 +4186,199 @@
           <w:cs/>
           <w:lang w:val="ar_AE" w:bidi="ar_AE"/>
         </w:rPr>
-        <w:t>كانت "ذبائح السلامة" أحد انواع الذبائح العديدة التي أمر الله بني إسرائيل بتقديمها. يُطلق عليه أحيانًا "ذبائح الشكر" أو "ذبائح الشركة".</w:t>
-      </w:r>
-    </w:p>
-    <w:p>
-      <w:pPr>
-        <w:pStyle w:val="ListBullet"/>
-        <w:bidi/>
-        <w:spacing w:line="240" w:lineRule="auto"/>
-        <w:ind w:left="720"/>
-      </w:pPr>
-      <w:r>
-        <w:rPr>
-          <w:rtl/>
-          <w:cs/>
-          <w:lang w:val="ar_AE" w:bidi="ar_AE"/>
-        </w:rPr>
-      </w:r>
-      <w:r>
-        <w:rPr>
-          <w:rtl/>
-          <w:cs/>
-          <w:lang w:val="ar_AE" w:bidi="ar_AE"/>
-        </w:rPr>
-        <w:t>تتضمن هذه الذبيحة التضحية بحيوان بلا عيوب، ورش دم الحيوان على المذبح، وحرق شحم الحيوان، بالإضافة إلى باقي الحيوان بشكل منفصل.</w:t>
-      </w:r>
-    </w:p>
-    <w:p>
-      <w:pPr>
-        <w:pStyle w:val="ListBullet"/>
-        <w:bidi/>
-        <w:spacing w:line="240" w:lineRule="auto"/>
-        <w:ind w:left="720"/>
-      </w:pPr>
-      <w:r>
-        <w:rPr>
-          <w:rtl/>
-          <w:cs/>
-          <w:lang w:val="ar_AE" w:bidi="ar_AE"/>
-        </w:rPr>
-      </w:r>
-      <w:r>
-        <w:rPr>
-          <w:rtl/>
-          <w:cs/>
-          <w:lang w:val="ar_AE" w:bidi="ar_AE"/>
-        </w:rPr>
-        <w:t>يُضاف إلى هذه الذبيحة قربان من خبز الفطير بلا خميرة والخبز المخمّر، الذي كان يُحرق فوق ذبيحة المحرقة.</w:t>
-      </w:r>
-    </w:p>
-    <w:p>
-      <w:pPr>
-        <w:pStyle w:val="ListBullet"/>
-        <w:bidi/>
-        <w:spacing w:line="240" w:lineRule="auto"/>
-        <w:ind w:left="720"/>
-      </w:pPr>
-      <w:r>
-        <w:rPr>
-          <w:rtl/>
-          <w:cs/>
-          <w:lang w:val="ar_AE" w:bidi="ar_AE"/>
-        </w:rPr>
-      </w:r>
-      <w:r>
-        <w:rPr>
-          <w:rtl/>
-          <w:cs/>
-          <w:lang w:val="ar_AE" w:bidi="ar_AE"/>
-        </w:rPr>
-        <w:t>كان يُسمح للكاهن ومن قدّم الذبيحة بالمشاركة في أكل الطعام المقدم.</w:t>
-      </w:r>
-    </w:p>
-    <w:p>
-      <w:pPr>
-        <w:pStyle w:val="ListBullet"/>
-        <w:bidi/>
-        <w:spacing w:line="240" w:lineRule="auto"/>
-        <w:ind w:left="720"/>
-      </w:pPr>
-      <w:r>
-        <w:rPr>
-          <w:rtl/>
-          <w:cs/>
-          <w:lang w:val="ar_AE" w:bidi="ar_AE"/>
-        </w:rPr>
-      </w:r>
-      <w:r>
-        <w:rPr>
-          <w:rtl/>
-          <w:cs/>
-          <w:lang w:val="ar_AE" w:bidi="ar_AE"/>
-        </w:rPr>
-        <w:t>ترمز هذه الذبيحة إلى شركة الله مع شعبه.</w:t>
-      </w:r>
-    </w:p>
-    <w:p>
-      <w:pPr>
-        <w:bidi/>
-      </w:pPr>
-      <w:r>
-        <w:rPr>
-          <w:rtl/>
-          <w:cs/>
-          <w:lang w:val="ar_AE" w:bidi="ar_AE"/>
-        </w:rPr>
-      </w:r>
-      <w:r>
-        <w:rPr>
-          <w:rtl/>
-          <w:cs/>
-          <w:lang w:val="ar_AE" w:bidi="ar_AE"/>
-        </w:rPr>
-        <w:t xml:space="preserve">(انظر أيضًا: </w:t>
-      </w:r>
-      <w:r>
-        <w:rPr>
-          <w:rtl/>
-          <w:cs/>
-          <w:lang w:val="ar_AE" w:bidi="ar_AE"/>
-        </w:rPr>
-        <w:t>ذبيحة المحرقة</w:t>
-      </w:r>
-      <w:r>
-        <w:rPr>
-          <w:rtl/>
-          <w:cs/>
-          <w:lang w:val="ar_AE" w:bidi="ar_AE"/>
-        </w:rPr>
-        <w:t xml:space="preserve">، </w:t>
-      </w:r>
-      <w:r>
-        <w:rPr>
-          <w:rtl/>
-          <w:cs/>
-          <w:lang w:val="ar_AE" w:bidi="ar_AE"/>
-        </w:rPr>
-        <w:t>الشركة</w:t>
-      </w:r>
-      <w:r>
-        <w:rPr>
-          <w:rtl/>
-          <w:cs/>
-          <w:lang w:val="ar_AE" w:bidi="ar_AE"/>
-        </w:rPr>
-        <w:t xml:space="preserve">، </w:t>
-      </w:r>
-      <w:r>
-        <w:rPr>
-          <w:rtl/>
-          <w:cs/>
-          <w:lang w:val="ar_AE" w:bidi="ar_AE"/>
-        </w:rPr>
-        <w:t>ذبيحة الشركة</w:t>
-      </w:r>
-      <w:r>
-        <w:rPr>
-          <w:rtl/>
-          <w:cs/>
-          <w:lang w:val="ar_AE" w:bidi="ar_AE"/>
-        </w:rPr>
-        <w:t xml:space="preserve">، </w:t>
-      </w:r>
-      <w:r>
-        <w:rPr>
-          <w:rtl/>
-          <w:cs/>
-          <w:lang w:val="ar_AE" w:bidi="ar_AE"/>
-        </w:rPr>
-        <w:t>تقدمة الحبوب</w:t>
-      </w:r>
-      <w:r>
-        <w:rPr>
-          <w:rtl/>
-          <w:cs/>
-          <w:lang w:val="ar_AE" w:bidi="ar_AE"/>
-        </w:rPr>
-        <w:t xml:space="preserve">، </w:t>
+        <w:t>في العهد القديم، كانت "ذبيحة السلامة" نوعًا من الذبائح التي كانت تُقدَّم لأسباب مختلفة، مثل شكر الله أو الوفاء بنذر.</w:t>
+      </w:r>
+    </w:p>
+    <w:p>
+      <w:pPr>
+        <w:pStyle w:val="ListBullet"/>
+        <w:bidi/>
+        <w:spacing w:line="240" w:lineRule="auto"/>
+        <w:ind w:left="720"/>
+      </w:pPr>
+      <w:r>
+        <w:rPr>
+          <w:rtl/>
+          <w:cs/>
+          <w:lang w:val="ar_AE" w:bidi="ar_AE"/>
+        </w:rPr>
+      </w:r>
+      <w:r>
+        <w:rPr>
+          <w:rtl/>
+          <w:cs/>
+          <w:lang w:val="ar_AE" w:bidi="ar_AE"/>
+        </w:rPr>
+        <w:t>كانت هذه التقدمة تتطلب ذبح حيوان ذكرًا أو أنثى. اختلف هذا عن ذبيحة المحرقة التي كانت تتطلب حيوانًا ذكرًا.</w:t>
+      </w:r>
+    </w:p>
+    <w:p>
+      <w:pPr>
+        <w:pStyle w:val="ListBullet"/>
+        <w:bidi/>
+        <w:spacing w:line="240" w:lineRule="auto"/>
+        <w:ind w:left="720"/>
+      </w:pPr>
+      <w:r>
+        <w:rPr>
+          <w:rtl/>
+          <w:cs/>
+          <w:lang w:val="ar_AE" w:bidi="ar_AE"/>
+        </w:rPr>
+      </w:r>
+      <w:r>
+        <w:rPr>
+          <w:rtl/>
+          <w:cs/>
+          <w:lang w:val="ar_AE" w:bidi="ar_AE"/>
+        </w:rPr>
+        <w:t>بعد تقديم جزء من الذبيحة لله، يشارك الشخص الذي قدم ذبيحة السلامة اللحم مع الكهنة وبقية الإسرائيليين.</w:t>
+      </w:r>
+    </w:p>
+    <w:p>
+      <w:pPr>
+        <w:pStyle w:val="ListBullet"/>
+        <w:bidi/>
+        <w:spacing w:line="240" w:lineRule="auto"/>
+        <w:ind w:left="720"/>
+      </w:pPr>
+      <w:r>
+        <w:rPr>
+          <w:rtl/>
+          <w:cs/>
+          <w:lang w:val="ar_AE" w:bidi="ar_AE"/>
+        </w:rPr>
+      </w:r>
+      <w:r>
+        <w:rPr>
+          <w:rtl/>
+          <w:cs/>
+          <w:lang w:val="ar_AE" w:bidi="ar_AE"/>
+        </w:rPr>
+        <w:t>ثمة وجبة كانت مرتبطة بهذه التقدمة تشمل خبزًا دون خميرة.</w:t>
+      </w:r>
+    </w:p>
+    <w:p>
+      <w:pPr>
+        <w:pStyle w:val="ListBullet"/>
+        <w:bidi/>
+        <w:spacing w:line="240" w:lineRule="auto"/>
+        <w:ind w:left="720"/>
+      </w:pPr>
+      <w:r>
+        <w:rPr>
+          <w:rtl/>
+          <w:cs/>
+          <w:lang w:val="ar_AE" w:bidi="ar_AE"/>
+        </w:rPr>
+      </w:r>
+      <w:r>
+        <w:rPr>
+          <w:rtl/>
+          <w:cs/>
+          <w:lang w:val="ar_AE" w:bidi="ar_AE"/>
+        </w:rPr>
+        <w:t>تُسمى أحيانًا "تقدمة السلامة".</w:t>
+      </w:r>
+    </w:p>
+    <w:p>
+      <w:pPr>
+        <w:bidi/>
+      </w:pPr>
+      <w:r>
+        <w:rPr>
+          <w:rtl/>
+          <w:cs/>
+          <w:lang w:val="ar_AE" w:bidi="ar_AE"/>
+        </w:rPr>
+      </w:r>
+      <w:r>
+        <w:rPr>
+          <w:rtl/>
+          <w:cs/>
+          <w:lang w:val="ar_AE" w:bidi="ar_AE"/>
+        </w:rPr>
+        <w:t xml:space="preserve">(انظر أيضًا: ذبيحة </w:t>
+      </w:r>
+      <w:r>
+        <w:rPr>
+          <w:rtl/>
+          <w:cs/>
+          <w:lang w:val="ar_AE" w:bidi="ar_AE"/>
+        </w:rPr>
+        <w:t>المحرقة</w:t>
+      </w:r>
+      <w:r>
+        <w:rPr>
+          <w:rtl/>
+          <w:cs/>
+          <w:lang w:val="ar_AE" w:bidi="ar_AE"/>
+        </w:rPr>
+        <w:t xml:space="preserve">, </w:t>
+      </w:r>
+      <w:r>
+        <w:rPr>
+          <w:rtl/>
+          <w:cs/>
+          <w:lang w:val="ar_AE" w:bidi="ar_AE"/>
+        </w:rPr>
+        <w:t>الوفاء</w:t>
+      </w:r>
+      <w:r>
+        <w:rPr>
+          <w:rtl/>
+          <w:cs/>
+          <w:lang w:val="ar_AE" w:bidi="ar_AE"/>
+        </w:rPr>
+        <w:t xml:space="preserve">, </w:t>
+      </w:r>
+      <w:r>
+        <w:rPr>
+          <w:rtl/>
+          <w:cs/>
+          <w:lang w:val="ar_AE" w:bidi="ar_AE"/>
+        </w:rPr>
+        <w:t>تقدمة القربان</w:t>
+      </w:r>
+      <w:r>
+        <w:rPr>
+          <w:rtl/>
+          <w:cs/>
+          <w:lang w:val="ar_AE" w:bidi="ar_AE"/>
+        </w:rPr>
+        <w:t xml:space="preserve">, </w:t>
+      </w:r>
+      <w:r>
+        <w:rPr>
+          <w:rtl/>
+          <w:cs/>
+          <w:lang w:val="ar_AE" w:bidi="ar_AE"/>
+        </w:rPr>
+        <w:t>ذبيحة أثم</w:t>
+      </w:r>
+      <w:r>
+        <w:rPr>
+          <w:rtl/>
+          <w:cs/>
+          <w:lang w:val="ar_AE" w:bidi="ar_AE"/>
+        </w:rPr>
+        <w:t xml:space="preserve">, </w:t>
+      </w:r>
+      <w:r>
+        <w:rPr>
+          <w:rtl/>
+          <w:cs/>
+          <w:lang w:val="ar_AE" w:bidi="ar_AE"/>
+        </w:rPr>
+        <w:t>ذبيحة السلامة</w:t>
+      </w:r>
+      <w:r>
+        <w:rPr>
+          <w:rtl/>
+          <w:cs/>
+          <w:lang w:val="ar_AE" w:bidi="ar_AE"/>
+        </w:rPr>
+        <w:t xml:space="preserve">, </w:t>
       </w:r>
       <w:r>
         <w:rPr>
@@ -1458,7 +4394,7 @@
           <w:cs/>
           <w:lang w:val="ar_AE" w:bidi="ar_AE"/>
         </w:rPr>
-        <w:t xml:space="preserve">، </w:t>
+        <w:t xml:space="preserve">, </w:t>
       </w:r>
       <w:r>
         <w:rPr>
@@ -1474,443 +4410,6 @@
           <w:cs/>
           <w:lang w:val="ar_AE" w:bidi="ar_AE"/>
         </w:rPr>
-        <w:t xml:space="preserve">، </w:t>
-      </w:r>
-      <w:r>
-        <w:rPr>
-          <w:rtl/>
-          <w:cs/>
-          <w:lang w:val="ar_AE" w:bidi="ar_AE"/>
-        </w:rPr>
-        <w:t>خبز الفطير</w:t>
-      </w:r>
-      <w:r>
-        <w:rPr>
-          <w:rtl/>
-          <w:cs/>
-          <w:lang w:val="ar_AE" w:bidi="ar_AE"/>
-        </w:rPr>
-        <w:t>)</w:t>
-      </w:r>
-    </w:p>
-    <w:p>
-      <w:pPr>
-        <w:pStyle w:val="Heading3"/>
-        <w:bidi/>
-      </w:pPr>
-      <w:r>
-        <w:rPr>
-          <w:rtl/>
-          <w:cs/>
-          <w:lang w:val="ar_AE" w:bidi="ar_AE"/>
-        </w:rPr>
-        <w:t>شواهد الكتاب المقدس:</w:t>
-      </w:r>
-    </w:p>
-    <w:p>
-      <w:pPr>
-        <w:pStyle w:val="ListBullet"/>
-        <w:bidi/>
-        <w:spacing w:line="240" w:lineRule="auto"/>
-        <w:ind w:left="720"/>
-      </w:pPr>
-      <w:r>
-        <w:rPr>
-          <w:rtl/>
-          <w:cs/>
-          <w:lang w:val="ar_AE" w:bidi="ar_AE"/>
-        </w:rPr>
-      </w:r>
-      <w:r>
-        <w:rPr>
-          <w:rtl/>
-          <w:cs/>
-          <w:lang w:val="ar_AE" w:bidi="ar_AE"/>
-        </w:rPr>
-        <w:t>1 صموئيل 13:8–10</w:t>
-      </w:r>
-    </w:p>
-    <w:p>
-      <w:pPr>
-        <w:pStyle w:val="ListBullet"/>
-        <w:bidi/>
-        <w:spacing w:line="240" w:lineRule="auto"/>
-        <w:ind w:left="720"/>
-      </w:pPr>
-      <w:r>
-        <w:rPr>
-          <w:rtl/>
-          <w:cs/>
-          <w:lang w:val="ar_AE" w:bidi="ar_AE"/>
-        </w:rPr>
-      </w:r>
-      <w:r>
-        <w:rPr>
-          <w:rtl/>
-          <w:cs/>
-          <w:lang w:val="ar_AE" w:bidi="ar_AE"/>
-        </w:rPr>
-        <w:t>حزقيال 45:16–17</w:t>
-      </w:r>
-    </w:p>
-    <w:p>
-      <w:pPr>
-        <w:pStyle w:val="ListBullet"/>
-        <w:bidi/>
-        <w:spacing w:line="240" w:lineRule="auto"/>
-        <w:ind w:left="720"/>
-      </w:pPr>
-      <w:r>
-        <w:rPr>
-          <w:rtl/>
-          <w:cs/>
-          <w:lang w:val="ar_AE" w:bidi="ar_AE"/>
-        </w:rPr>
-      </w:r>
-      <w:r>
-        <w:rPr>
-          <w:rtl/>
-          <w:cs/>
-          <w:lang w:val="ar_AE" w:bidi="ar_AE"/>
-        </w:rPr>
-        <w:t>يشوع 8:30–32</w:t>
-      </w:r>
-    </w:p>
-    <w:p>
-      <w:pPr>
-        <w:pStyle w:val="ListBullet"/>
-        <w:bidi/>
-        <w:spacing w:line="240" w:lineRule="auto"/>
-        <w:ind w:left="720"/>
-      </w:pPr>
-      <w:r>
-        <w:rPr>
-          <w:rtl/>
-          <w:cs/>
-          <w:lang w:val="ar_AE" w:bidi="ar_AE"/>
-        </w:rPr>
-      </w:r>
-      <w:r>
-        <w:rPr>
-          <w:rtl/>
-          <w:cs/>
-          <w:lang w:val="ar_AE" w:bidi="ar_AE"/>
-        </w:rPr>
-        <w:t>لاويين 9:3–5</w:t>
-      </w:r>
-    </w:p>
-    <w:p>
-      <w:pPr>
-        <w:pStyle w:val="ListBullet"/>
-        <w:bidi/>
-        <w:spacing w:line="240" w:lineRule="auto"/>
-        <w:ind w:left="720"/>
-      </w:pPr>
-      <w:r>
-        <w:rPr>
-          <w:rtl/>
-          <w:cs/>
-          <w:lang w:val="ar_AE" w:bidi="ar_AE"/>
-        </w:rPr>
-      </w:r>
-      <w:r>
-        <w:rPr>
-          <w:rtl/>
-          <w:cs/>
-          <w:lang w:val="ar_AE" w:bidi="ar_AE"/>
-        </w:rPr>
-        <w:t>أمثال 7:13–15</w:t>
-      </w:r>
-    </w:p>
-    <w:p>
-      <w:pPr>
-        <w:pStyle w:val="Heading3"/>
-        <w:bidi/>
-      </w:pPr>
-      <w:r>
-        <w:rPr>
-          <w:rtl/>
-          <w:cs/>
-          <w:lang w:val="ar_AE" w:bidi="ar_AE"/>
-        </w:rPr>
-        <w:t>بيانات الكلمة:</w:t>
-      </w:r>
-    </w:p>
-    <w:p>
-      <w:pPr>
-        <w:pStyle w:val="ListBullet"/>
-        <w:bidi/>
-        <w:spacing w:line="240" w:lineRule="auto"/>
-        <w:ind w:left="720"/>
-      </w:pPr>
-      <w:r>
-        <w:rPr>
-          <w:rtl/>
-          <w:cs/>
-          <w:lang w:val="ar_AE" w:bidi="ar_AE"/>
-        </w:rPr>
-      </w:r>
-      <w:r>
-        <w:rPr>
-          <w:rtl/>
-          <w:cs/>
-          <w:lang w:val="ar_AE" w:bidi="ar_AE"/>
-        </w:rPr>
-        <w:t>سترونغ: H8002</w:t>
-      </w:r>
-      <w:r>
-        <w:rPr>
-          <w:rtl/>
-          <w:cs/>
-          <w:lang w:val="ar_AE" w:bidi="ar_AE"/>
-        </w:rPr>
-      </w:r>
-      <w:r>
-        <w:rPr>
-          <w:rtl/>
-          <w:cs/>
-          <w:lang w:val="ar_AE" w:bidi="ar_AE"/>
-        </w:rPr>
-      </w:r>
-    </w:p>
-    <w:p>
-      <w:pPr>
-        <w:bidi/>
-      </w:pPr>
-      <w:r>
-        <w:rPr>
-          <w:rtl/>
-          <w:cs/>
-          <w:lang w:val="ar_AE" w:bidi="ar_AE"/>
-        </w:rPr>
-      </w:r>
-    </w:p>
-    <w:p>
-      <w:pPr>
-        <w:pStyle w:val="Heading2"/>
-        <w:bidi/>
-      </w:pPr>
-      <w:r>
-        <w:rPr>
-          <w:rtl/>
-          <w:cs/>
-          <w:lang w:val="ar_AE" w:bidi="ar_AE"/>
-        </w:rPr>
-        <w:t>ذبح</w:t>
-      </w:r>
-      <w:r>
-        <w:rPr>
-          <w:rtl/>
-          <w:cs/>
-          <w:lang w:val="ar_AE" w:bidi="ar_AE"/>
-        </w:rPr>
-      </w:r>
-    </w:p>
-    <w:p>
-      <w:pPr>
-        <w:pStyle w:val="Heading3"/>
-        <w:bidi/>
-      </w:pPr>
-      <w:r>
-        <w:rPr>
-          <w:rtl/>
-          <w:cs/>
-          <w:lang w:val="ar_AE" w:bidi="ar_AE"/>
-        </w:rPr>
-        <w:t>التعريف:</w:t>
-      </w:r>
-    </w:p>
-    <w:p>
-      <w:pPr>
-        <w:bidi/>
-      </w:pPr>
-      <w:r>
-        <w:rPr>
-          <w:rtl/>
-          <w:cs/>
-          <w:lang w:val="ar_AE" w:bidi="ar_AE"/>
-        </w:rPr>
-      </w:r>
-      <w:r>
-        <w:rPr>
-          <w:rtl/>
-          <w:cs/>
-          <w:lang w:val="ar_AE" w:bidi="ar_AE"/>
-        </w:rPr>
-        <w:t>يشير مصطلح "الذبح" إلى قتل عدد كبير من الحيوانات أو الناس، أو إلى القتل بطريقة عنيفة. كما يمكن أن يشير أيضًا إلى قتل حيوان بغرض أكله. ويُطلق على عملية الذبح أيضًا "الذبح".</w:t>
-      </w:r>
-    </w:p>
-    <w:p>
-      <w:pPr>
-        <w:pStyle w:val="ListBullet"/>
-        <w:bidi/>
-        <w:spacing w:line="240" w:lineRule="auto"/>
-        <w:ind w:left="720"/>
-      </w:pPr>
-      <w:r>
-        <w:rPr>
-          <w:rtl/>
-          <w:cs/>
-          <w:lang w:val="ar_AE" w:bidi="ar_AE"/>
-        </w:rPr>
-      </w:r>
-      <w:r>
-        <w:rPr>
-          <w:rtl/>
-          <w:cs/>
-          <w:lang w:val="ar_AE" w:bidi="ar_AE"/>
-        </w:rPr>
-        <w:t>عندما استقبل إبراهيم ثلاثة زوار في خيمته في البرية، أمر خدَّامه بذبح وطهي عِجل لضيوفه.</w:t>
-      </w:r>
-    </w:p>
-    <w:p>
-      <w:pPr>
-        <w:pStyle w:val="ListBullet"/>
-        <w:bidi/>
-        <w:spacing w:line="240" w:lineRule="auto"/>
-        <w:ind w:left="720"/>
-      </w:pPr>
-      <w:r>
-        <w:rPr>
-          <w:rtl/>
-          <w:cs/>
-          <w:lang w:val="ar_AE" w:bidi="ar_AE"/>
-        </w:rPr>
-      </w:r>
-      <w:r>
-        <w:rPr>
-          <w:rtl/>
-          <w:cs/>
-          <w:lang w:val="ar_AE" w:bidi="ar_AE"/>
-        </w:rPr>
-        <w:t>تنبأ النبي حزقيال بأن الله سيرسل ملاكه ليذبح كل من لا يتبع كلمته.</w:t>
-      </w:r>
-    </w:p>
-    <w:p>
-      <w:pPr>
-        <w:pStyle w:val="ListBullet"/>
-        <w:bidi/>
-        <w:spacing w:line="240" w:lineRule="auto"/>
-        <w:ind w:left="720"/>
-      </w:pPr>
-      <w:r>
-        <w:rPr>
-          <w:rtl/>
-          <w:cs/>
-          <w:lang w:val="ar_AE" w:bidi="ar_AE"/>
-        </w:rPr>
-      </w:r>
-      <w:r>
-        <w:rPr>
-          <w:rtl/>
-          <w:cs/>
-          <w:lang w:val="ar_AE" w:bidi="ar_AE"/>
-        </w:rPr>
-        <w:t>يسجل سفر صموئيل الأول مذبحة عظيمة قُتل فيها 30,000 إسرائيلي على يد أعدائهم بسبب عصيانهم لله.</w:t>
-      </w:r>
-    </w:p>
-    <w:p>
-      <w:pPr>
-        <w:pStyle w:val="ListBullet"/>
-        <w:bidi/>
-        <w:spacing w:line="240" w:lineRule="auto"/>
-        <w:ind w:left="720"/>
-      </w:pPr>
-      <w:r>
-        <w:rPr>
-          <w:rtl/>
-          <w:cs/>
-          <w:lang w:val="ar_AE" w:bidi="ar_AE"/>
-        </w:rPr>
-      </w:r>
-      <w:r>
-        <w:rPr>
-          <w:rtl/>
-          <w:cs/>
-          <w:lang w:val="ar_AE" w:bidi="ar_AE"/>
-        </w:rPr>
-        <w:t>يمكن ترجمة "أسلحة الذبح" إلى "أسلحة للقتل".</w:t>
-      </w:r>
-    </w:p>
-    <w:p>
-      <w:pPr>
-        <w:pStyle w:val="ListBullet"/>
-        <w:bidi/>
-        <w:spacing w:line="240" w:lineRule="auto"/>
-        <w:ind w:left="720"/>
-      </w:pPr>
-      <w:r>
-        <w:rPr>
-          <w:rtl/>
-          <w:cs/>
-          <w:lang w:val="ar_AE" w:bidi="ar_AE"/>
-        </w:rPr>
-      </w:r>
-      <w:r>
-        <w:rPr>
-          <w:rtl/>
-          <w:cs/>
-          <w:lang w:val="ar_AE" w:bidi="ar_AE"/>
-        </w:rPr>
-        <w:t>ويمكن ترجمة التعبير "كان الذبح عظيمًا جدًا" إلى "تم قتل عددًا كبيرًا" أو "كان عدد الوفيات كبيرًا جدًا" أو "مات عدد رهيب من الناس".</w:t>
-      </w:r>
-    </w:p>
-    <w:p>
-      <w:pPr>
-        <w:pStyle w:val="ListBullet"/>
-        <w:bidi/>
-        <w:spacing w:line="240" w:lineRule="auto"/>
-        <w:ind w:left="720"/>
-      </w:pPr>
-      <w:r>
-        <w:rPr>
-          <w:rtl/>
-          <w:cs/>
-          <w:lang w:val="ar_AE" w:bidi="ar_AE"/>
-        </w:rPr>
-      </w:r>
-      <w:r>
-        <w:rPr>
-          <w:rtl/>
-          <w:cs/>
-          <w:lang w:val="ar_AE" w:bidi="ar_AE"/>
-        </w:rPr>
-        <w:t>طرق أخرى لترجمة "الذبح" يمكن أن تشمل "قتل" أو "ذبح" أو "القتل".</w:t>
-      </w:r>
-    </w:p>
-    <w:p>
-      <w:pPr>
-        <w:bidi/>
-      </w:pPr>
-      <w:r>
-        <w:rPr>
-          <w:rtl/>
-          <w:cs/>
-          <w:lang w:val="ar_AE" w:bidi="ar_AE"/>
-        </w:rPr>
-      </w:r>
-      <w:r>
-        <w:rPr>
-          <w:rtl/>
-          <w:cs/>
-          <w:lang w:val="ar_AE" w:bidi="ar_AE"/>
-        </w:rPr>
-        <w:t xml:space="preserve">(انظر أيضًا: </w:t>
-      </w:r>
-      <w:r>
-        <w:rPr>
-          <w:rtl/>
-          <w:cs/>
-          <w:lang w:val="ar_AE" w:bidi="ar_AE"/>
-        </w:rPr>
-        <w:t>ملاك</w:t>
-      </w:r>
-      <w:r>
-        <w:rPr>
-          <w:rtl/>
-          <w:cs/>
-          <w:lang w:val="ar_AE" w:bidi="ar_AE"/>
-        </w:rPr>
         <w:t xml:space="preserve">, </w:t>
       </w:r>
       <w:r>
@@ -1919,2553 +4418,6 @@
           <w:cs/>
           <w:lang w:val="ar_AE" w:bidi="ar_AE"/>
         </w:rPr>
-        <w:t>بقرة</w:t>
-      </w:r>
-      <w:r>
-        <w:rPr>
-          <w:rtl/>
-          <w:cs/>
-          <w:lang w:val="ar_AE" w:bidi="ar_AE"/>
-        </w:rPr>
-        <w:t xml:space="preserve">, </w:t>
-      </w:r>
-      <w:r>
-        <w:rPr>
-          <w:rtl/>
-          <w:cs/>
-          <w:lang w:val="ar_AE" w:bidi="ar_AE"/>
-        </w:rPr>
-        <w:t>عصيان</w:t>
-      </w:r>
-      <w:r>
-        <w:rPr>
-          <w:rtl/>
-          <w:cs/>
-          <w:lang w:val="ar_AE" w:bidi="ar_AE"/>
-        </w:rPr>
-        <w:t xml:space="preserve">, </w:t>
-      </w:r>
-      <w:r>
-        <w:rPr>
-          <w:rtl/>
-          <w:cs/>
-          <w:lang w:val="ar_AE" w:bidi="ar_AE"/>
-        </w:rPr>
-        <w:t>حزقيال</w:t>
-      </w:r>
-      <w:r>
-        <w:rPr>
-          <w:rtl/>
-          <w:cs/>
-          <w:lang w:val="ar_AE" w:bidi="ar_AE"/>
-        </w:rPr>
-        <w:t xml:space="preserve">, </w:t>
-      </w:r>
-      <w:r>
-        <w:rPr>
-          <w:rtl/>
-          <w:cs/>
-          <w:lang w:val="ar_AE" w:bidi="ar_AE"/>
-        </w:rPr>
-        <w:t>خادم(عبد)</w:t>
-      </w:r>
-      <w:r>
-        <w:rPr>
-          <w:rtl/>
-          <w:cs/>
-          <w:lang w:val="ar_AE" w:bidi="ar_AE"/>
-        </w:rPr>
-        <w:t xml:space="preserve">, </w:t>
-      </w:r>
-      <w:r>
-        <w:rPr>
-          <w:rtl/>
-          <w:cs/>
-          <w:lang w:val="ar_AE" w:bidi="ar_AE"/>
-        </w:rPr>
-        <w:t>ذبح</w:t>
-      </w:r>
-      <w:r>
-        <w:rPr>
-          <w:rtl/>
-          <w:cs/>
-          <w:lang w:val="ar_AE" w:bidi="ar_AE"/>
-        </w:rPr>
-        <w:t>)</w:t>
-      </w:r>
-    </w:p>
-    <w:p>
-      <w:pPr>
-        <w:pStyle w:val="Heading3"/>
-        <w:bidi/>
-      </w:pPr>
-      <w:r>
-        <w:rPr>
-          <w:rtl/>
-          <w:cs/>
-          <w:lang w:val="ar_AE" w:bidi="ar_AE"/>
-        </w:rPr>
-        <w:t>مراجع الكتاب المقدس:</w:t>
-      </w:r>
-    </w:p>
-    <w:p>
-      <w:pPr>
-        <w:pStyle w:val="ListBullet"/>
-        <w:bidi/>
-        <w:spacing w:line="240" w:lineRule="auto"/>
-        <w:ind w:left="720"/>
-      </w:pPr>
-      <w:r>
-        <w:rPr>
-          <w:rtl/>
-          <w:cs/>
-          <w:lang w:val="ar_AE" w:bidi="ar_AE"/>
-        </w:rPr>
-      </w:r>
-      <w:r>
-        <w:rPr>
-          <w:rtl/>
-          <w:cs/>
-          <w:lang w:val="ar_AE" w:bidi="ar_AE"/>
-        </w:rPr>
-        <w:t>حزقيال 21: 10–11</w:t>
-      </w:r>
-    </w:p>
-    <w:p>
-      <w:pPr>
-        <w:pStyle w:val="ListBullet"/>
-        <w:bidi/>
-        <w:spacing w:line="240" w:lineRule="auto"/>
-        <w:ind w:left="720"/>
-      </w:pPr>
-      <w:r>
-        <w:rPr>
-          <w:rtl/>
-          <w:cs/>
-          <w:lang w:val="ar_AE" w:bidi="ar_AE"/>
-        </w:rPr>
-      </w:r>
-      <w:r>
-        <w:rPr>
-          <w:rtl/>
-          <w:cs/>
-          <w:lang w:val="ar_AE" w:bidi="ar_AE"/>
-        </w:rPr>
-        <w:t>عبرانيين 7: 1</w:t>
-      </w:r>
-    </w:p>
-    <w:p>
-      <w:pPr>
-        <w:pStyle w:val="ListBullet"/>
-        <w:bidi/>
-        <w:spacing w:line="240" w:lineRule="auto"/>
-        <w:ind w:left="720"/>
-      </w:pPr>
-      <w:r>
-        <w:rPr>
-          <w:rtl/>
-          <w:cs/>
-          <w:lang w:val="ar_AE" w:bidi="ar_AE"/>
-        </w:rPr>
-      </w:r>
-      <w:r>
-        <w:rPr>
-          <w:rtl/>
-          <w:cs/>
-          <w:lang w:val="ar_AE" w:bidi="ar_AE"/>
-        </w:rPr>
-        <w:t>إشعياء 34: 2</w:t>
-      </w:r>
-    </w:p>
-    <w:p>
-      <w:pPr>
-        <w:pStyle w:val="ListBullet"/>
-        <w:bidi/>
-        <w:spacing w:line="240" w:lineRule="auto"/>
-        <w:ind w:left="720"/>
-      </w:pPr>
-      <w:r>
-        <w:rPr>
-          <w:rtl/>
-          <w:cs/>
-          <w:lang w:val="ar_AE" w:bidi="ar_AE"/>
-        </w:rPr>
-      </w:r>
-      <w:r>
-        <w:rPr>
-          <w:rtl/>
-          <w:cs/>
-          <w:lang w:val="ar_AE" w:bidi="ar_AE"/>
-        </w:rPr>
-        <w:t>إرميا 25: 34</w:t>
-      </w:r>
-    </w:p>
-    <w:p>
-      <w:pPr>
-        <w:pStyle w:val="Heading3"/>
-        <w:bidi/>
-      </w:pPr>
-      <w:r>
-        <w:rPr>
-          <w:rtl/>
-          <w:cs/>
-          <w:lang w:val="ar_AE" w:bidi="ar_AE"/>
-        </w:rPr>
-        <w:t>بيانات الكلمة:</w:t>
-      </w:r>
-    </w:p>
-    <w:p>
-      <w:pPr>
-        <w:pStyle w:val="ListBullet"/>
-        <w:bidi/>
-        <w:spacing w:line="240" w:lineRule="auto"/>
-        <w:ind w:left="720"/>
-      </w:pPr>
-      <w:r>
-        <w:rPr>
-          <w:rtl/>
-          <w:cs/>
-          <w:lang w:val="ar_AE" w:bidi="ar_AE"/>
-        </w:rPr>
-      </w:r>
-      <w:r>
-        <w:rPr>
-          <w:rtl/>
-          <w:cs/>
-          <w:lang w:val="ar_AE" w:bidi="ar_AE"/>
-        </w:rPr>
-        <w:t>سترونج: H2026, H2027, H2028, H2076, H2491, H2873, H2874, H2878, H4046, H4293, H4347, H4660, H5221, H6993, H7524, H7819, H7821, G28710, G49670, G49690</w:t>
-      </w:r>
-      <w:r>
-        <w:rPr>
-          <w:rtl/>
-          <w:cs/>
-          <w:lang w:val="ar_AE" w:bidi="ar_AE"/>
-        </w:rPr>
-      </w:r>
-      <w:r>
-        <w:rPr>
-          <w:rtl/>
-          <w:cs/>
-          <w:lang w:val="ar_AE" w:bidi="ar_AE"/>
-        </w:rPr>
-      </w:r>
-    </w:p>
-    <w:p>
-      <w:pPr>
-        <w:bidi/>
-      </w:pPr>
-      <w:r>
-        <w:rPr>
-          <w:rtl/>
-          <w:cs/>
-          <w:lang w:val="ar_AE" w:bidi="ar_AE"/>
-        </w:rPr>
-      </w:r>
-    </w:p>
-    <w:p>
-      <w:pPr>
-        <w:pStyle w:val="Heading2"/>
-        <w:bidi/>
-      </w:pPr>
-      <w:r>
-        <w:rPr>
-          <w:rtl/>
-          <w:cs/>
-          <w:lang w:val="ar_AE" w:bidi="ar_AE"/>
-        </w:rPr>
-        <w:t>ذبيحة</w:t>
-      </w:r>
-      <w:r>
-        <w:rPr>
-          <w:rtl/>
-          <w:cs/>
-          <w:lang w:val="ar_AE" w:bidi="ar_AE"/>
-        </w:rPr>
-      </w:r>
-    </w:p>
-    <w:p>
-      <w:pPr>
-        <w:pStyle w:val="Heading3"/>
-        <w:bidi/>
-      </w:pPr>
-      <w:r>
-        <w:rPr>
-          <w:rtl/>
-          <w:cs/>
-          <w:lang w:val="ar_AE" w:bidi="ar_AE"/>
-        </w:rPr>
-        <w:t>تعريف:</w:t>
-      </w:r>
-    </w:p>
-    <w:p>
-      <w:pPr>
-        <w:bidi/>
-      </w:pPr>
-      <w:r>
-        <w:rPr>
-          <w:rtl/>
-          <w:cs/>
-          <w:lang w:val="ar_AE" w:bidi="ar_AE"/>
-        </w:rPr>
-      </w:r>
-      <w:r>
-        <w:rPr>
-          <w:rtl/>
-          <w:cs/>
-          <w:lang w:val="ar_AE" w:bidi="ar_AE"/>
-        </w:rPr>
-        <w:t>في الكتاب المقدس، تشير كلمة "الذبيحة" و"التقدمة" إلى عطايا خاصة تُقدَّم إلى الله كفعل عبادةٍ له. كان الناس يقدِّمون ذبائح للآلهة الزائفة أيضًا.</w:t>
-      </w:r>
-    </w:p>
-    <w:p>
-      <w:pPr>
-        <w:pStyle w:val="Heading3"/>
-        <w:bidi/>
-      </w:pPr>
-      <w:r>
-        <w:rPr>
-          <w:rtl/>
-          <w:cs/>
-          <w:lang w:val="ar_AE" w:bidi="ar_AE"/>
-        </w:rPr>
-        <w:t>ذبيحة</w:t>
-      </w:r>
-    </w:p>
-    <w:p>
-      <w:pPr>
-        <w:pStyle w:val="ListBullet"/>
-        <w:bidi/>
-        <w:spacing w:line="240" w:lineRule="auto"/>
-        <w:ind w:left="720"/>
-      </w:pPr>
-      <w:r>
-        <w:rPr>
-          <w:rtl/>
-          <w:cs/>
-          <w:lang w:val="ar_AE" w:bidi="ar_AE"/>
-        </w:rPr>
-      </w:r>
-      <w:r>
-        <w:rPr>
-          <w:rtl/>
-          <w:cs/>
-          <w:lang w:val="ar_AE" w:bidi="ar_AE"/>
-        </w:rPr>
-        <w:t>الذبائح التي كانت تقدَّم إلى الله كانت تنطوي في المعتاد على ذبح حيوان.</w:t>
-      </w:r>
-    </w:p>
-    <w:p>
-      <w:pPr>
-        <w:pStyle w:val="ListBullet"/>
-        <w:bidi/>
-        <w:spacing w:line="240" w:lineRule="auto"/>
-        <w:ind w:left="720"/>
-      </w:pPr>
-      <w:r>
-        <w:rPr>
-          <w:rtl/>
-          <w:cs/>
-          <w:lang w:val="ar_AE" w:bidi="ar_AE"/>
-        </w:rPr>
-      </w:r>
-      <w:r>
-        <w:rPr>
-          <w:rtl/>
-          <w:cs/>
-          <w:lang w:val="ar_AE" w:bidi="ar_AE"/>
-        </w:rPr>
-        <w:t>فقط ذبيحة يسوع، ابن الله الكامل الذي بلا خطية، هي التي يمكنها أن تطهِّر الناس تمامًا من الخطية. لم تكن الذبائح الحيوانية قادرة على فعل ذلك على الإطلاق.</w:t>
-      </w:r>
-    </w:p>
-    <w:p>
-      <w:pPr>
-        <w:pStyle w:val="Heading3"/>
-        <w:bidi/>
-      </w:pPr>
-      <w:r>
-        <w:rPr>
-          <w:rtl/>
-          <w:cs/>
-          <w:lang w:val="ar_AE" w:bidi="ar_AE"/>
-        </w:rPr>
-        <w:t>تقدمة</w:t>
-      </w:r>
-    </w:p>
-    <w:p>
-      <w:pPr>
-        <w:pStyle w:val="ListBullet"/>
-        <w:bidi/>
-        <w:spacing w:line="240" w:lineRule="auto"/>
-        <w:ind w:left="720"/>
-      </w:pPr>
-      <w:r>
-        <w:rPr>
-          <w:rtl/>
-          <w:cs/>
-          <w:lang w:val="ar_AE" w:bidi="ar_AE"/>
-        </w:rPr>
-      </w:r>
-      <w:r>
-        <w:rPr>
-          <w:rtl/>
-          <w:cs/>
-          <w:lang w:val="ar_AE" w:bidi="ar_AE"/>
-        </w:rPr>
-        <w:t>كلمة "تقدمة" تشير بوجه عام إلى أي شيء يقدَّم أو يُعطَى. تشير كلمة "ذبيحة" إلى شيء يقدَّم أو يُفعَل بتكلفة كبيرة على مقدِّمها.</w:t>
-      </w:r>
-    </w:p>
-    <w:p>
-      <w:pPr>
-        <w:pStyle w:val="ListBullet"/>
-        <w:bidi/>
-        <w:spacing w:line="240" w:lineRule="auto"/>
-        <w:ind w:left="720"/>
-      </w:pPr>
-      <w:r>
-        <w:rPr>
-          <w:rtl/>
-          <w:cs/>
-          <w:lang w:val="ar_AE" w:bidi="ar_AE"/>
-        </w:rPr>
-      </w:r>
-      <w:r>
-        <w:rPr>
-          <w:rtl/>
-          <w:cs/>
-          <w:lang w:val="ar_AE" w:bidi="ar_AE"/>
-        </w:rPr>
-        <w:t>كانت التقدمات التي تقرَّب إلى الله عبارة عن أشياء محدَّدة أمر الله بني إسرائيل بتقديمها للتعبير عن تكريسهم وطاعتهم له.</w:t>
-      </w:r>
-    </w:p>
-    <w:p>
-      <w:pPr>
-        <w:pStyle w:val="ListBullet"/>
-        <w:bidi/>
-        <w:spacing w:line="240" w:lineRule="auto"/>
-        <w:ind w:left="720"/>
-      </w:pPr>
-      <w:r>
-        <w:rPr>
-          <w:rtl/>
-          <w:cs/>
-          <w:lang w:val="ar_AE" w:bidi="ar_AE"/>
-        </w:rPr>
-      </w:r>
-      <w:r>
-        <w:rPr>
-          <w:rtl/>
-          <w:cs/>
-          <w:lang w:val="ar_AE" w:bidi="ar_AE"/>
-        </w:rPr>
-        <w:t>كانت أسماء التقدمات المختلفة، مثل "المحرقة" و"السلامة" تشير إلى نوع التقدَّمة التي كانت تُقدَّم.</w:t>
-      </w:r>
-    </w:p>
-    <w:p>
-      <w:pPr>
-        <w:pStyle w:val="Heading3"/>
-        <w:bidi/>
-      </w:pPr>
-      <w:r>
-        <w:rPr>
-          <w:rtl/>
-          <w:cs/>
-          <w:lang w:val="ar_AE" w:bidi="ar_AE"/>
-        </w:rPr>
-        <w:t>اقتراحات للترجمة</w:t>
-      </w:r>
-    </w:p>
-    <w:p>
-      <w:pPr>
-        <w:pStyle w:val="ListBullet"/>
-        <w:bidi/>
-        <w:spacing w:line="240" w:lineRule="auto"/>
-        <w:ind w:left="720"/>
-      </w:pPr>
-      <w:r>
-        <w:rPr>
-          <w:rtl/>
-          <w:cs/>
-          <w:lang w:val="ar_AE" w:bidi="ar_AE"/>
-        </w:rPr>
-      </w:r>
-      <w:r>
-        <w:rPr>
-          <w:rtl/>
-          <w:cs/>
-          <w:lang w:val="ar_AE" w:bidi="ar_AE"/>
-        </w:rPr>
-        <w:t>يمكن ترجمة كلمة "تقدمة" أيضًا إلى "عطية لله" أو "شيء يُعطى لله" أو "شيء ذو قيمة يُقدَّم إلى الله".</w:t>
-      </w:r>
-    </w:p>
-    <w:p>
-      <w:pPr>
-        <w:pStyle w:val="ListBullet"/>
-        <w:bidi/>
-        <w:spacing w:line="240" w:lineRule="auto"/>
-        <w:ind w:left="720"/>
-      </w:pPr>
-      <w:r>
-        <w:rPr>
-          <w:rtl/>
-          <w:cs/>
-          <w:lang w:val="ar_AE" w:bidi="ar_AE"/>
-        </w:rPr>
-      </w:r>
-      <w:r>
-        <w:rPr>
-          <w:rtl/>
-          <w:cs/>
-          <w:lang w:val="ar_AE" w:bidi="ar_AE"/>
-        </w:rPr>
-        <w:t>بحسب السياق، يمكن ترجمة كلمة "ذبيحة" أيضًا إلى "شيء ذي قيمة يقدَّم كعبادة"، أو "حيوان خاص يُذبَح ويُقدَّم إلى الله".</w:t>
-      </w:r>
-    </w:p>
-    <w:p>
-      <w:pPr>
-        <w:pStyle w:val="ListBullet"/>
-        <w:bidi/>
-        <w:spacing w:line="240" w:lineRule="auto"/>
-        <w:ind w:left="720"/>
-      </w:pPr>
-      <w:r>
-        <w:rPr>
-          <w:rtl/>
-          <w:cs/>
-          <w:lang w:val="ar_AE" w:bidi="ar_AE"/>
-        </w:rPr>
-      </w:r>
-      <w:r>
-        <w:rPr>
-          <w:rtl/>
-          <w:cs/>
-          <w:lang w:val="ar_AE" w:bidi="ar_AE"/>
-        </w:rPr>
-        <w:t>يمكن ترجمة الفعل "to sacrifice " إلى "التخلي عن شيء ذي قيمة" أو "ذبح حيوان وتقديمه لله".</w:t>
-      </w:r>
-    </w:p>
-    <w:p>
-      <w:pPr>
-        <w:pStyle w:val="ListBullet"/>
-        <w:bidi/>
-        <w:spacing w:line="240" w:lineRule="auto"/>
-        <w:ind w:left="720"/>
-      </w:pPr>
-      <w:r>
-        <w:rPr>
-          <w:rtl/>
-          <w:cs/>
-          <w:lang w:val="ar_AE" w:bidi="ar_AE"/>
-        </w:rPr>
-      </w:r>
-      <w:r>
-        <w:rPr>
-          <w:rtl/>
-          <w:cs/>
-          <w:lang w:val="ar_AE" w:bidi="ar_AE"/>
-        </w:rPr>
-        <w:t>يمكن ترجمة عبارة "</w:t>
-      </w:r>
-      <w:r>
-        <w:rPr>
-          <w:rtl/>
-          <w:cs/>
-          <w:lang w:val="ar_AE" w:bidi="ar_AE"/>
-        </w:rPr>
-        <w:t>تُقَدِّمُوا أَجْسَادَكُمْ ذَبِيحَةً حَيَّةً</w:t>
-      </w:r>
-      <w:r>
-        <w:rPr>
-          <w:rtl/>
-          <w:cs/>
-          <w:lang w:val="ar_AE" w:bidi="ar_AE"/>
-        </w:rPr>
-        <w:t>" إلى "فيما تعيشون حياتكم، قدِّموا أنفسكم بالكامل لله، تمامًا كما يقدَّم حيوان ذبيحةً على المذبح."</w:t>
-      </w:r>
-    </w:p>
-    <w:p>
-      <w:pPr>
-        <w:bidi/>
-      </w:pPr>
-      <w:r>
-        <w:rPr>
-          <w:rtl/>
-          <w:cs/>
-          <w:lang w:val="ar_AE" w:bidi="ar_AE"/>
-        </w:rPr>
-      </w:r>
-      <w:r>
-        <w:rPr>
-          <w:rtl/>
-          <w:cs/>
-          <w:lang w:val="ar_AE" w:bidi="ar_AE"/>
-        </w:rPr>
-        <w:t xml:space="preserve">(انظر أيضًا: </w:t>
-      </w:r>
-      <w:r>
-        <w:rPr>
-          <w:rtl/>
-          <w:cs/>
-          <w:lang w:val="ar_AE" w:bidi="ar_AE"/>
-        </w:rPr>
-        <w:t>مذبح</w:t>
-      </w:r>
-      <w:r>
-        <w:rPr>
-          <w:rtl/>
-          <w:cs/>
-          <w:lang w:val="ar_AE" w:bidi="ar_AE"/>
-        </w:rPr>
-        <w:t>، ذبيحة ال</w:t>
-      </w:r>
-      <w:r>
-        <w:rPr>
-          <w:rtl/>
-          <w:cs/>
-          <w:lang w:val="ar_AE" w:bidi="ar_AE"/>
-        </w:rPr>
-        <w:t>محرقة</w:t>
-      </w:r>
-      <w:r>
-        <w:rPr>
-          <w:rtl/>
-          <w:cs/>
-          <w:lang w:val="ar_AE" w:bidi="ar_AE"/>
-        </w:rPr>
-        <w:t xml:space="preserve">، </w:t>
-      </w:r>
-      <w:r>
-        <w:rPr>
-          <w:rtl/>
-          <w:cs/>
-          <w:lang w:val="ar_AE" w:bidi="ar_AE"/>
-        </w:rPr>
-        <w:t>تقدمة السكيب،</w:t>
-      </w:r>
-      <w:r>
-        <w:rPr>
-          <w:rtl/>
-          <w:cs/>
-          <w:lang w:val="ar_AE" w:bidi="ar_AE"/>
-        </w:rPr>
-        <w:t xml:space="preserve"> </w:t>
-      </w:r>
-      <w:r>
-        <w:rPr>
-          <w:rtl/>
-          <w:cs/>
-          <w:lang w:val="ar_AE" w:bidi="ar_AE"/>
-        </w:rPr>
-        <w:t>إله زائف</w:t>
-      </w:r>
-      <w:r>
-        <w:rPr>
-          <w:rtl/>
-          <w:cs/>
-          <w:lang w:val="ar_AE" w:bidi="ar_AE"/>
-        </w:rPr>
-        <w:t xml:space="preserve">، </w:t>
-      </w:r>
-      <w:r>
-        <w:rPr>
-          <w:rtl/>
-          <w:cs/>
-          <w:lang w:val="ar_AE" w:bidi="ar_AE"/>
-        </w:rPr>
-        <w:t>ذبيحة السلامة</w:t>
-      </w:r>
-      <w:r>
-        <w:rPr>
-          <w:rtl/>
-          <w:cs/>
-          <w:lang w:val="ar_AE" w:bidi="ar_AE"/>
-        </w:rPr>
-        <w:t xml:space="preserve">، </w:t>
-      </w:r>
-      <w:r>
-        <w:rPr>
-          <w:rtl/>
-          <w:cs/>
-          <w:lang w:val="ar_AE" w:bidi="ar_AE"/>
-        </w:rPr>
-        <w:t>النافلة</w:t>
-      </w:r>
-      <w:r>
-        <w:rPr>
-          <w:rtl/>
-          <w:cs/>
-          <w:lang w:val="ar_AE" w:bidi="ar_AE"/>
-        </w:rPr>
-        <w:t xml:space="preserve">، الكاهن، </w:t>
-      </w:r>
-      <w:r>
-        <w:rPr>
-          <w:rtl/>
-          <w:cs/>
-          <w:lang w:val="ar_AE" w:bidi="ar_AE"/>
-        </w:rPr>
-        <w:t>ذبيحة الخطية</w:t>
-      </w:r>
-      <w:r>
-        <w:rPr>
-          <w:rtl/>
-          <w:cs/>
-          <w:lang w:val="ar_AE" w:bidi="ar_AE"/>
-        </w:rPr>
-        <w:t>، ال</w:t>
-      </w:r>
-      <w:r>
-        <w:rPr>
-          <w:rtl/>
-          <w:cs/>
-          <w:lang w:val="ar_AE" w:bidi="ar_AE"/>
-        </w:rPr>
-        <w:t>عبادة</w:t>
-      </w:r>
-      <w:r>
-        <w:rPr>
-          <w:rtl/>
-          <w:cs/>
-          <w:lang w:val="ar_AE" w:bidi="ar_AE"/>
-        </w:rPr>
-        <w:t>)</w:t>
-      </w:r>
-    </w:p>
-    <w:p>
-      <w:pPr>
-        <w:pStyle w:val="Heading3"/>
-        <w:bidi/>
-      </w:pPr>
-      <w:r>
-        <w:rPr>
-          <w:rtl/>
-          <w:cs/>
-          <w:lang w:val="ar_AE" w:bidi="ar_AE"/>
-        </w:rPr>
-        <w:t>النصوص الكتابية:</w:t>
-      </w:r>
-    </w:p>
-    <w:p>
-      <w:pPr>
-        <w:pStyle w:val="ListBullet"/>
-        <w:bidi/>
-        <w:spacing w:line="240" w:lineRule="auto"/>
-        <w:ind w:left="720"/>
-      </w:pPr>
-      <w:r>
-        <w:rPr>
-          <w:rtl/>
-          <w:cs/>
-          <w:lang w:val="ar_AE" w:bidi="ar_AE"/>
-        </w:rPr>
-      </w:r>
-      <w:r>
-        <w:rPr>
-          <w:rtl/>
-          <w:cs/>
-          <w:lang w:val="ar_AE" w:bidi="ar_AE"/>
-        </w:rPr>
-        <w:t>2تيموثاوس 4 :6</w:t>
-      </w:r>
-    </w:p>
-    <w:p>
-      <w:pPr>
-        <w:pStyle w:val="ListBullet"/>
-        <w:bidi/>
-        <w:spacing w:line="240" w:lineRule="auto"/>
-        <w:ind w:left="720"/>
-      </w:pPr>
-      <w:r>
-        <w:rPr>
-          <w:rtl/>
-          <w:cs/>
-          <w:lang w:val="ar_AE" w:bidi="ar_AE"/>
-        </w:rPr>
-      </w:r>
-      <w:r>
-        <w:rPr>
-          <w:rtl/>
-          <w:cs/>
-          <w:lang w:val="ar_AE" w:bidi="ar_AE"/>
-        </w:rPr>
-        <w:t>أعمال الرسل 7: 42</w:t>
-      </w:r>
-    </w:p>
-    <w:p>
-      <w:pPr>
-        <w:pStyle w:val="ListBullet"/>
-        <w:bidi/>
-        <w:spacing w:line="240" w:lineRule="auto"/>
-        <w:ind w:left="720"/>
-      </w:pPr>
-      <w:r>
-        <w:rPr>
-          <w:rtl/>
-          <w:cs/>
-          <w:lang w:val="ar_AE" w:bidi="ar_AE"/>
-        </w:rPr>
-      </w:r>
-      <w:r>
-        <w:rPr>
-          <w:rtl/>
-          <w:cs/>
-          <w:lang w:val="ar_AE" w:bidi="ar_AE"/>
-        </w:rPr>
-        <w:t>أعمال الرسل 21 :25</w:t>
-      </w:r>
-    </w:p>
-    <w:p>
-      <w:pPr>
-        <w:pStyle w:val="ListBullet"/>
-        <w:bidi/>
-        <w:spacing w:line="240" w:lineRule="auto"/>
-        <w:ind w:left="720"/>
-      </w:pPr>
-      <w:r>
-        <w:rPr>
-          <w:rtl/>
-          <w:cs/>
-          <w:lang w:val="ar_AE" w:bidi="ar_AE"/>
-        </w:rPr>
-      </w:r>
-      <w:r>
-        <w:rPr>
-          <w:rtl/>
-          <w:cs/>
-          <w:lang w:val="ar_AE" w:bidi="ar_AE"/>
-        </w:rPr>
-        <w:t>تكوين 4: 3–5</w:t>
-      </w:r>
-    </w:p>
-    <w:p>
-      <w:pPr>
-        <w:pStyle w:val="ListBullet"/>
-        <w:bidi/>
-        <w:spacing w:line="240" w:lineRule="auto"/>
-        <w:ind w:left="720"/>
-      </w:pPr>
-      <w:r>
-        <w:rPr>
-          <w:rtl/>
-          <w:cs/>
-          <w:lang w:val="ar_AE" w:bidi="ar_AE"/>
-        </w:rPr>
-      </w:r>
-      <w:r>
-        <w:rPr>
-          <w:rtl/>
-          <w:cs/>
-          <w:lang w:val="ar_AE" w:bidi="ar_AE"/>
-        </w:rPr>
-        <w:t>يعقوب 2: 21–24</w:t>
-      </w:r>
-    </w:p>
-    <w:p>
-      <w:pPr>
-        <w:pStyle w:val="ListBullet"/>
-        <w:bidi/>
-        <w:spacing w:line="240" w:lineRule="auto"/>
-        <w:ind w:left="720"/>
-      </w:pPr>
-      <w:r>
-        <w:rPr>
-          <w:rtl/>
-          <w:cs/>
-          <w:lang w:val="ar_AE" w:bidi="ar_AE"/>
-        </w:rPr>
-      </w:r>
-      <w:r>
-        <w:rPr>
-          <w:rtl/>
-          <w:cs/>
-          <w:lang w:val="ar_AE" w:bidi="ar_AE"/>
-        </w:rPr>
-        <w:t>مرقس 1: 43–44</w:t>
-      </w:r>
-    </w:p>
-    <w:p>
-      <w:pPr>
-        <w:pStyle w:val="ListBullet"/>
-        <w:bidi/>
-        <w:spacing w:line="240" w:lineRule="auto"/>
-        <w:ind w:left="720"/>
-      </w:pPr>
-      <w:r>
-        <w:rPr>
-          <w:rtl/>
-          <w:cs/>
-          <w:lang w:val="ar_AE" w:bidi="ar_AE"/>
-        </w:rPr>
-      </w:r>
-      <w:r>
-        <w:rPr>
-          <w:rtl/>
-          <w:cs/>
-          <w:lang w:val="ar_AE" w:bidi="ar_AE"/>
-        </w:rPr>
-        <w:t>مرقس 14 :12</w:t>
-      </w:r>
-    </w:p>
-    <w:p>
-      <w:pPr>
-        <w:pStyle w:val="ListBullet"/>
-        <w:bidi/>
-        <w:spacing w:line="240" w:lineRule="auto"/>
-        <w:ind w:left="720"/>
-      </w:pPr>
-      <w:r>
-        <w:rPr>
-          <w:rtl/>
-          <w:cs/>
-          <w:lang w:val="ar_AE" w:bidi="ar_AE"/>
-        </w:rPr>
-      </w:r>
-      <w:r>
-        <w:rPr>
-          <w:rtl/>
-          <w:cs/>
-          <w:lang w:val="ar_AE" w:bidi="ar_AE"/>
-        </w:rPr>
-        <w:t>متى 5 :23</w:t>
-      </w:r>
-    </w:p>
-    <w:p>
-      <w:pPr>
-        <w:pStyle w:val="Heading3"/>
-        <w:bidi/>
-      </w:pPr>
-      <w:r>
-        <w:rPr>
-          <w:rtl/>
-          <w:cs/>
-          <w:lang w:val="ar_AE" w:bidi="ar_AE"/>
-        </w:rPr>
-        <w:t>أمثلة من قصص الكتاب المقدس:</w:t>
-      </w:r>
-    </w:p>
-    <w:p>
-      <w:pPr>
-        <w:pStyle w:val="ListBullet"/>
-        <w:bidi/>
-        <w:spacing w:line="240" w:lineRule="auto"/>
-        <w:ind w:left="720"/>
-      </w:pPr>
-      <w:r>
-        <w:rPr>
-          <w:rtl/>
-          <w:cs/>
-          <w:lang w:val="ar_AE" w:bidi="ar_AE"/>
-        </w:rPr>
-      </w:r>
-      <w:r>
-        <w:rPr>
-          <w:b/>
-          <w:rtl/>
-          <w:cs/>
-          <w:lang w:val="ar_AE" w:bidi="ar_AE"/>
-        </w:rPr>
-        <w:t>3 :14</w:t>
-      </w:r>
-      <w:r>
-        <w:rPr>
-          <w:rtl/>
-          <w:cs/>
-          <w:lang w:val="ar_AE" w:bidi="ar_AE"/>
-        </w:rPr>
-        <w:t xml:space="preserve"> بعدما نزل نوح من الفلك، بنى مذبحًا، و</w:t>
-      </w:r>
-      <w:r>
-        <w:rPr>
-          <w:b/>
-          <w:rtl/>
-          <w:cs/>
-          <w:lang w:val="ar_AE" w:bidi="ar_AE"/>
-        </w:rPr>
-        <w:t xml:space="preserve">ذبح </w:t>
-      </w:r>
-      <w:r>
-        <w:rPr>
-          <w:rtl/>
-          <w:cs/>
-          <w:lang w:val="ar_AE" w:bidi="ar_AE"/>
-        </w:rPr>
-        <w:t xml:space="preserve">عليه بعضًا من كل أنواع الحيوانات التي كان مسموحًا باستخدامها </w:t>
-      </w:r>
-      <w:r>
-        <w:rPr>
-          <w:b/>
-          <w:rtl/>
-          <w:cs/>
-          <w:lang w:val="ar_AE" w:bidi="ar_AE"/>
-        </w:rPr>
-        <w:t>ذبيحةً</w:t>
-      </w:r>
-      <w:r>
-        <w:rPr>
-          <w:rtl/>
-          <w:cs/>
-          <w:lang w:val="ar_AE" w:bidi="ar_AE"/>
-        </w:rPr>
-        <w:t xml:space="preserve">. تنسَّم الله رائحة الرضا على </w:t>
-      </w:r>
-      <w:r>
-        <w:rPr>
-          <w:b/>
-          <w:rtl/>
-          <w:cs/>
-          <w:lang w:val="ar_AE" w:bidi="ar_AE"/>
-        </w:rPr>
-        <w:t>الذبيحة</w:t>
-      </w:r>
-      <w:r>
-        <w:rPr>
-          <w:rtl/>
-          <w:cs/>
-          <w:lang w:val="ar_AE" w:bidi="ar_AE"/>
-        </w:rPr>
-        <w:t>، وبارك نوح وعائلته.</w:t>
-      </w:r>
-    </w:p>
-    <w:p>
-      <w:pPr>
-        <w:pStyle w:val="ListBullet"/>
-        <w:bidi/>
-        <w:spacing w:line="240" w:lineRule="auto"/>
-        <w:ind w:left="720"/>
-      </w:pPr>
-      <w:r>
-        <w:rPr>
-          <w:rtl/>
-          <w:cs/>
-          <w:lang w:val="ar_AE" w:bidi="ar_AE"/>
-        </w:rPr>
-      </w:r>
-      <w:r>
-        <w:rPr>
-          <w:b/>
-          <w:rtl/>
-          <w:cs/>
-          <w:lang w:val="ar_AE" w:bidi="ar_AE"/>
-        </w:rPr>
-        <w:t>5: 6</w:t>
-      </w:r>
-      <w:r>
-        <w:rPr>
-          <w:rtl/>
-          <w:cs/>
-          <w:lang w:val="ar_AE" w:bidi="ar_AE"/>
-        </w:rPr>
-        <w:t xml:space="preserve"> "خذ إسحاق، ابنك وحيدك، وقدِّمه </w:t>
-      </w:r>
-      <w:r>
-        <w:rPr>
-          <w:b/>
-          <w:rtl/>
-          <w:cs/>
-          <w:lang w:val="ar_AE" w:bidi="ar_AE"/>
-        </w:rPr>
-        <w:t xml:space="preserve">ذبيحةً </w:t>
-      </w:r>
-      <w:r>
-        <w:rPr>
-          <w:rtl/>
-          <w:cs/>
-          <w:lang w:val="ar_AE" w:bidi="ar_AE"/>
-        </w:rPr>
-        <w:t xml:space="preserve">لي". مرة أخرى، أطاع إبراهيم الله واستعد لتقديم ابنه </w:t>
-      </w:r>
-      <w:r>
-        <w:rPr>
-          <w:b/>
-          <w:rtl/>
-          <w:cs/>
-          <w:lang w:val="ar_AE" w:bidi="ar_AE"/>
-        </w:rPr>
-        <w:t>ذبيحةً</w:t>
-      </w:r>
-      <w:r>
-        <w:rPr>
-          <w:rtl/>
-          <w:cs/>
-          <w:lang w:val="ar_AE" w:bidi="ar_AE"/>
-        </w:rPr>
-        <w:t>.</w:t>
-      </w:r>
-    </w:p>
-    <w:p>
-      <w:pPr>
-        <w:pStyle w:val="ListBullet"/>
-        <w:bidi/>
-        <w:spacing w:line="240" w:lineRule="auto"/>
-        <w:ind w:left="720"/>
-      </w:pPr>
-      <w:r>
-        <w:rPr>
-          <w:rtl/>
-          <w:cs/>
-          <w:lang w:val="ar_AE" w:bidi="ar_AE"/>
-        </w:rPr>
-      </w:r>
-      <w:r>
-        <w:rPr>
-          <w:b/>
-          <w:rtl/>
-          <w:cs/>
-          <w:lang w:val="ar_AE" w:bidi="ar_AE"/>
-        </w:rPr>
-        <w:t>5 :9</w:t>
-      </w:r>
-      <w:r>
-        <w:rPr>
-          <w:rtl/>
-          <w:cs/>
-          <w:lang w:val="ar_AE" w:bidi="ar_AE"/>
-        </w:rPr>
-        <w:t xml:space="preserve"> دبَّر الله كبشًا، ليكون هو </w:t>
-      </w:r>
-      <w:r>
-        <w:rPr>
-          <w:b/>
-          <w:rtl/>
-          <w:cs/>
-          <w:lang w:val="ar_AE" w:bidi="ar_AE"/>
-        </w:rPr>
-        <w:t>الذبيحة</w:t>
-      </w:r>
-      <w:r>
-        <w:rPr>
-          <w:rtl/>
-          <w:cs/>
-          <w:lang w:val="ar_AE" w:bidi="ar_AE"/>
-        </w:rPr>
-        <w:t xml:space="preserve"> بدلاً من إسحاق.</w:t>
-      </w:r>
-    </w:p>
-    <w:p>
-      <w:pPr>
-        <w:pStyle w:val="ListBullet"/>
-        <w:bidi/>
-        <w:spacing w:line="240" w:lineRule="auto"/>
-        <w:ind w:left="720"/>
-      </w:pPr>
-      <w:r>
-        <w:rPr>
-          <w:rtl/>
-          <w:cs/>
-          <w:lang w:val="ar_AE" w:bidi="ar_AE"/>
-        </w:rPr>
-      </w:r>
-      <w:r>
-        <w:rPr>
-          <w:b/>
-          <w:rtl/>
-          <w:cs/>
-          <w:lang w:val="ar_AE" w:bidi="ar_AE"/>
-        </w:rPr>
-        <w:t>13 :9</w:t>
-      </w:r>
-      <w:r>
-        <w:rPr>
-          <w:rtl/>
-          <w:cs/>
-          <w:lang w:val="ar_AE" w:bidi="ar_AE"/>
-        </w:rPr>
-        <w:t xml:space="preserve"> كل من يعصى شريعة الله كان مسموحًا له أن يأتي بحيوانٍ إلى خيمة الاجتماع </w:t>
-      </w:r>
-      <w:r>
-        <w:rPr>
-          <w:b/>
-          <w:rtl/>
-          <w:cs/>
-          <w:lang w:val="ar_AE" w:bidi="ar_AE"/>
-        </w:rPr>
-        <w:t>ذبيحةً</w:t>
-      </w:r>
-      <w:r>
-        <w:rPr>
-          <w:rtl/>
-          <w:cs/>
-          <w:lang w:val="ar_AE" w:bidi="ar_AE"/>
-        </w:rPr>
-        <w:t xml:space="preserve"> لله. كان الكاهن يذبح الحيوان ويحرقه على المذبح. وكان دم الحيوان الذي </w:t>
-      </w:r>
-      <w:r>
-        <w:rPr>
-          <w:b/>
-          <w:rtl/>
-          <w:cs/>
-          <w:lang w:val="ar_AE" w:bidi="ar_AE"/>
-        </w:rPr>
-        <w:t xml:space="preserve">ذُبِح </w:t>
-      </w:r>
-      <w:r>
-        <w:rPr>
-          <w:rtl/>
-          <w:cs/>
-          <w:lang w:val="ar_AE" w:bidi="ar_AE"/>
-        </w:rPr>
-        <w:t>يغطي خطية الشخص ويجعله طاهرًا في نظر الله.</w:t>
-      </w:r>
-    </w:p>
-    <w:p>
-      <w:pPr>
-        <w:pStyle w:val="ListBullet"/>
-        <w:bidi/>
-        <w:spacing w:line="240" w:lineRule="auto"/>
-        <w:ind w:left="720"/>
-      </w:pPr>
-      <w:r>
-        <w:rPr>
-          <w:rtl/>
-          <w:cs/>
-          <w:lang w:val="ar_AE" w:bidi="ar_AE"/>
-        </w:rPr>
-      </w:r>
-      <w:r>
-        <w:rPr>
-          <w:b/>
-          <w:rtl/>
-          <w:cs/>
-          <w:lang w:val="ar_AE" w:bidi="ar_AE"/>
-        </w:rPr>
-        <w:t>17: 6</w:t>
-      </w:r>
-      <w:r>
-        <w:rPr>
-          <w:rtl/>
-          <w:cs/>
-          <w:lang w:val="ar_AE" w:bidi="ar_AE"/>
-        </w:rPr>
-        <w:t xml:space="preserve"> أراد داود أن يبني هيكلًا يمكن فيه لجميع بني إسرائيل أن يعبدوا الله، ويقدِّموا له </w:t>
-      </w:r>
-      <w:r>
-        <w:rPr>
-          <w:b/>
-          <w:rtl/>
-          <w:cs/>
-          <w:lang w:val="ar_AE" w:bidi="ar_AE"/>
-        </w:rPr>
-        <w:t>الذبائح</w:t>
-      </w:r>
-      <w:r>
-        <w:rPr>
-          <w:rtl/>
-          <w:cs/>
-          <w:lang w:val="ar_AE" w:bidi="ar_AE"/>
-        </w:rPr>
-        <w:t>.</w:t>
-      </w:r>
-    </w:p>
-    <w:p>
-      <w:pPr>
-        <w:pStyle w:val="ListBullet"/>
-        <w:bidi/>
-        <w:spacing w:line="240" w:lineRule="auto"/>
-        <w:ind w:left="720"/>
-      </w:pPr>
-      <w:r>
-        <w:rPr>
-          <w:rtl/>
-          <w:cs/>
-          <w:lang w:val="ar_AE" w:bidi="ar_AE"/>
-        </w:rPr>
-      </w:r>
-      <w:r>
-        <w:rPr>
-          <w:b/>
-          <w:rtl/>
-          <w:cs/>
-          <w:lang w:val="ar_AE" w:bidi="ar_AE"/>
-        </w:rPr>
-        <w:t>48 :6</w:t>
-      </w:r>
-      <w:r>
-        <w:rPr>
-          <w:rtl/>
-          <w:cs/>
-          <w:lang w:val="ar_AE" w:bidi="ar_AE"/>
-        </w:rPr>
-        <w:t xml:space="preserve"> يسوع هو رئيس الكهنة الأعظم. وعلى خلاف الكهنة الآخرين، قدَّم يسوع نفسه، وكان هو </w:t>
-      </w:r>
-      <w:r>
-        <w:rPr>
-          <w:b/>
-          <w:rtl/>
-          <w:cs/>
-          <w:lang w:val="ar_AE" w:bidi="ar_AE"/>
-        </w:rPr>
-        <w:t xml:space="preserve">الذبيحة </w:t>
-      </w:r>
-      <w:r>
-        <w:rPr>
-          <w:rtl/>
-          <w:cs/>
-          <w:lang w:val="ar_AE" w:bidi="ar_AE"/>
-        </w:rPr>
-        <w:t>الوحيدة التي أمكنها أن ترفع خطايا جميع البشر في كلِّ العالم.</w:t>
-      </w:r>
-    </w:p>
-    <w:p>
-      <w:pPr>
-        <w:pStyle w:val="ListBullet"/>
-        <w:bidi/>
-        <w:spacing w:line="240" w:lineRule="auto"/>
-        <w:ind w:left="720"/>
-      </w:pPr>
-      <w:r>
-        <w:rPr>
-          <w:rtl/>
-          <w:cs/>
-          <w:lang w:val="ar_AE" w:bidi="ar_AE"/>
-        </w:rPr>
-      </w:r>
-      <w:r>
-        <w:rPr>
-          <w:b/>
-          <w:rtl/>
-          <w:cs/>
-          <w:lang w:val="ar_AE" w:bidi="ar_AE"/>
-        </w:rPr>
-        <w:t>48 :8</w:t>
-      </w:r>
-      <w:r>
-        <w:rPr>
-          <w:rtl/>
-          <w:cs/>
-          <w:lang w:val="ar_AE" w:bidi="ar_AE"/>
-        </w:rPr>
-        <w:t xml:space="preserve"> لكن الله دبَّر يسوع، حمل الله، ليكون </w:t>
-      </w:r>
-      <w:r>
-        <w:rPr>
-          <w:b/>
-          <w:rtl/>
-          <w:cs/>
-          <w:lang w:val="ar_AE" w:bidi="ar_AE"/>
-        </w:rPr>
-        <w:t>ذبيحةً</w:t>
-      </w:r>
-      <w:r>
-        <w:rPr>
-          <w:rtl/>
-          <w:cs/>
-          <w:lang w:val="ar_AE" w:bidi="ar_AE"/>
-        </w:rPr>
-        <w:t>، وليموت بدلاً منا.</w:t>
-      </w:r>
-    </w:p>
-    <w:p>
-      <w:pPr>
-        <w:pStyle w:val="ListBullet"/>
-        <w:bidi/>
-        <w:spacing w:line="240" w:lineRule="auto"/>
-        <w:ind w:left="720"/>
-      </w:pPr>
-      <w:r>
-        <w:rPr>
-          <w:rtl/>
-          <w:cs/>
-          <w:lang w:val="ar_AE" w:bidi="ar_AE"/>
-        </w:rPr>
-      </w:r>
-      <w:r>
-        <w:rPr>
-          <w:b/>
-          <w:rtl/>
-          <w:cs/>
-          <w:lang w:val="ar_AE" w:bidi="ar_AE"/>
-        </w:rPr>
-        <w:t>49 :11</w:t>
-      </w:r>
-      <w:r>
-        <w:rPr>
-          <w:rtl/>
-          <w:cs/>
-          <w:lang w:val="ar_AE" w:bidi="ar_AE"/>
-        </w:rPr>
-        <w:t xml:space="preserve"> لأن يسوع </w:t>
-      </w:r>
-      <w:r>
-        <w:rPr>
-          <w:b/>
-          <w:rtl/>
-          <w:cs/>
-          <w:lang w:val="ar_AE" w:bidi="ar_AE"/>
-        </w:rPr>
-        <w:t>قدَّم نفسه ذبيحةً</w:t>
-      </w:r>
-      <w:r>
-        <w:rPr>
-          <w:rtl/>
-          <w:cs/>
-          <w:lang w:val="ar_AE" w:bidi="ar_AE"/>
-        </w:rPr>
-        <w:t>، صار بإمكان الله أن يغفر أيَّ خطية، مهما كانت بشاعتها.</w:t>
-      </w:r>
-    </w:p>
-    <w:p>
-      <w:pPr>
-        <w:pStyle w:val="Heading3"/>
-        <w:bidi/>
-      </w:pPr>
-      <w:r>
-        <w:rPr>
-          <w:rtl/>
-          <w:cs/>
-          <w:lang w:val="ar_AE" w:bidi="ar_AE"/>
-        </w:rPr>
-        <w:t>بيانات الكلمة:</w:t>
-      </w:r>
-    </w:p>
-    <w:p>
-      <w:pPr>
-        <w:pStyle w:val="ListBullet"/>
-        <w:bidi/>
-        <w:spacing w:line="240" w:lineRule="auto"/>
-        <w:ind w:left="720"/>
-      </w:pPr>
-      <w:r>
-        <w:rPr>
-          <w:rtl/>
-          <w:cs/>
-          <w:lang w:val="ar_AE" w:bidi="ar_AE"/>
-        </w:rPr>
-      </w:r>
-      <w:r>
-        <w:rPr>
-          <w:rtl/>
-          <w:cs/>
-          <w:lang w:val="ar_AE" w:bidi="ar_AE"/>
-        </w:rPr>
-        <w:t>سترونج: H0801، H0817، H0819، H1685، H1890، H1974، H2076، H2077، H2281، H2282، H2398، H2401، H2402، H2403، H2409، H3632، H4394، H4503، H4504، H5066، H5068، H5071، H5257، H5258، H5261، H5262، H5927، H5928، H5930، H6453، H6944، H6999، H7133، H7311، H8002، H8426، H8548، H8573، H8641، G02660، G03340، G10490، G14350، G14940، G23780، G23800، G36460، G43760، G54850</w:t>
-      </w:r>
-      <w:r>
-        <w:rPr>
-          <w:rtl/>
-          <w:cs/>
-          <w:lang w:val="ar_AE" w:bidi="ar_AE"/>
-        </w:rPr>
-      </w:r>
-      <w:r>
-        <w:rPr>
-          <w:rtl/>
-          <w:cs/>
-          <w:lang w:val="ar_AE" w:bidi="ar_AE"/>
-        </w:rPr>
-      </w:r>
-    </w:p>
-    <w:p>
-      <w:pPr>
-        <w:bidi/>
-      </w:pPr>
-      <w:r>
-        <w:rPr>
-          <w:rtl/>
-          <w:cs/>
-          <w:lang w:val="ar_AE" w:bidi="ar_AE"/>
-        </w:rPr>
-      </w:r>
-    </w:p>
-    <w:p>
-      <w:pPr>
-        <w:pStyle w:val="Heading2"/>
-        <w:bidi/>
-      </w:pPr>
-      <w:r>
-        <w:rPr>
-          <w:rtl/>
-          <w:cs/>
-          <w:lang w:val="ar_AE" w:bidi="ar_AE"/>
-        </w:rPr>
-        <w:t>ذبيحة الإثم</w:t>
-      </w:r>
-      <w:r>
-        <w:rPr>
-          <w:rtl/>
-          <w:cs/>
-          <w:lang w:val="ar_AE" w:bidi="ar_AE"/>
-        </w:rPr>
-      </w:r>
-    </w:p>
-    <w:p>
-      <w:pPr>
-        <w:pStyle w:val="Heading3"/>
-        <w:bidi/>
-      </w:pPr>
-      <w:r>
-        <w:rPr>
-          <w:rtl/>
-          <w:cs/>
-          <w:lang w:val="ar_AE" w:bidi="ar_AE"/>
-        </w:rPr>
-        <w:t>التعريف:</w:t>
-      </w:r>
-    </w:p>
-    <w:p>
-      <w:pPr>
-        <w:bidi/>
-      </w:pPr>
-      <w:r>
-        <w:rPr>
-          <w:rtl/>
-          <w:cs/>
-          <w:lang w:val="ar_AE" w:bidi="ar_AE"/>
-        </w:rPr>
-      </w:r>
-      <w:r>
-        <w:rPr>
-          <w:rtl/>
-          <w:cs/>
-          <w:lang w:val="ar_AE" w:bidi="ar_AE"/>
-        </w:rPr>
-        <w:t>كانت ذبيحة الإثم ذبيحة أو تضحية كان الله يطلب من الإسرائيلي أن يقدمها إذا ارتكب خطأً دون قصد، مثل عدم احترام الله أو إتلاف ممتلكات شخص آخر.</w:t>
-      </w:r>
-    </w:p>
-    <w:p>
-      <w:pPr>
-        <w:pStyle w:val="ListBullet"/>
-        <w:bidi/>
-        <w:spacing w:line="240" w:lineRule="auto"/>
-        <w:ind w:left="720"/>
-      </w:pPr>
-      <w:r>
-        <w:rPr>
-          <w:rtl/>
-          <w:cs/>
-          <w:lang w:val="ar_AE" w:bidi="ar_AE"/>
-        </w:rPr>
-      </w:r>
-      <w:r>
-        <w:rPr>
-          <w:rtl/>
-          <w:cs/>
-          <w:lang w:val="ar_AE" w:bidi="ar_AE"/>
-        </w:rPr>
-        <w:t>تضمنت هذه الذبيحة التضحية بحيوان ودفع غرامة مالية من الفضة أو الذهب.</w:t>
-      </w:r>
-    </w:p>
-    <w:p>
-      <w:pPr>
-        <w:pStyle w:val="ListBullet"/>
-        <w:bidi/>
-        <w:spacing w:line="240" w:lineRule="auto"/>
-        <w:ind w:left="720"/>
-      </w:pPr>
-      <w:r>
-        <w:rPr>
-          <w:rtl/>
-          <w:cs/>
-          <w:lang w:val="ar_AE" w:bidi="ar_AE"/>
-        </w:rPr>
-      </w:r>
-      <w:r>
-        <w:rPr>
-          <w:rtl/>
-          <w:cs/>
-          <w:lang w:val="ar_AE" w:bidi="ar_AE"/>
-        </w:rPr>
-        <w:t>وبالإضافة إلى ذلك، كان الشخص المخطئ مسؤولاً عن دفع ثمن أي ضرر حدث.</w:t>
-      </w:r>
-    </w:p>
-    <w:p>
-      <w:pPr>
-        <w:bidi/>
-      </w:pPr>
-      <w:r>
-        <w:rPr>
-          <w:rtl/>
-          <w:cs/>
-          <w:lang w:val="ar_AE" w:bidi="ar_AE"/>
-        </w:rPr>
-      </w:r>
-      <w:r>
-        <w:rPr>
-          <w:rtl/>
-          <w:cs/>
-          <w:lang w:val="ar_AE" w:bidi="ar_AE"/>
-        </w:rPr>
-        <w:t xml:space="preserve">(انظر أيضًا: </w:t>
-      </w:r>
-      <w:r>
-        <w:rPr>
-          <w:rtl/>
-          <w:cs/>
-          <w:lang w:val="ar_AE" w:bidi="ar_AE"/>
-        </w:rPr>
-        <w:t>ذبيحة المحرقة</w:t>
-      </w:r>
-      <w:r>
-        <w:rPr>
-          <w:rtl/>
-          <w:cs/>
-          <w:lang w:val="ar_AE" w:bidi="ar_AE"/>
-        </w:rPr>
-        <w:t xml:space="preserve">، </w:t>
-      </w:r>
-      <w:r>
-        <w:rPr>
-          <w:rtl/>
-          <w:cs/>
-          <w:lang w:val="ar_AE" w:bidi="ar_AE"/>
-        </w:rPr>
-        <w:t>قربان تقدمة</w:t>
-      </w:r>
-      <w:r>
-        <w:rPr>
-          <w:rtl/>
-          <w:cs/>
-          <w:lang w:val="ar_AE" w:bidi="ar_AE"/>
-        </w:rPr>
-        <w:t xml:space="preserve">، </w:t>
-      </w:r>
-      <w:r>
-        <w:rPr>
-          <w:rtl/>
-          <w:cs/>
-          <w:lang w:val="ar_AE" w:bidi="ar_AE"/>
-        </w:rPr>
-        <w:t>التضحية</w:t>
-      </w:r>
-      <w:r>
-        <w:rPr>
-          <w:rtl/>
-          <w:cs/>
-          <w:lang w:val="ar_AE" w:bidi="ar_AE"/>
-        </w:rPr>
-        <w:t xml:space="preserve">، </w:t>
-      </w:r>
-      <w:r>
-        <w:rPr>
-          <w:rtl/>
-          <w:cs/>
-          <w:lang w:val="ar_AE" w:bidi="ar_AE"/>
-        </w:rPr>
-        <w:t>ذبيحة الخطية</w:t>
-      </w:r>
-      <w:r>
-        <w:rPr>
-          <w:rtl/>
-          <w:cs/>
-          <w:lang w:val="ar_AE" w:bidi="ar_AE"/>
-        </w:rPr>
-        <w:t>)</w:t>
-      </w:r>
-    </w:p>
-    <w:p>
-      <w:pPr>
-        <w:pStyle w:val="Heading3"/>
-        <w:bidi/>
-      </w:pPr>
-      <w:r>
-        <w:rPr>
-          <w:rtl/>
-          <w:cs/>
-          <w:lang w:val="ar_AE" w:bidi="ar_AE"/>
-        </w:rPr>
-        <w:t>مراجع الكتاب المقدس:</w:t>
-      </w:r>
-    </w:p>
-    <w:p>
-      <w:pPr>
-        <w:pStyle w:val="ListBullet"/>
-        <w:bidi/>
-        <w:spacing w:line="240" w:lineRule="auto"/>
-        <w:ind w:left="720"/>
-      </w:pPr>
-      <w:r>
-        <w:rPr>
-          <w:rtl/>
-          <w:cs/>
-          <w:lang w:val="ar_AE" w:bidi="ar_AE"/>
-        </w:rPr>
-      </w:r>
-      <w:r>
-        <w:rPr>
-          <w:rtl/>
-          <w:cs/>
-          <w:lang w:val="ar_AE" w:bidi="ar_AE"/>
-        </w:rPr>
-        <w:t>1 صموئيل 6: 3</w:t>
-      </w:r>
-    </w:p>
-    <w:p>
-      <w:pPr>
-        <w:pStyle w:val="ListBullet"/>
-        <w:bidi/>
-        <w:spacing w:line="240" w:lineRule="auto"/>
-        <w:ind w:left="720"/>
-      </w:pPr>
-      <w:r>
-        <w:rPr>
-          <w:rtl/>
-          <w:cs/>
-          <w:lang w:val="ar_AE" w:bidi="ar_AE"/>
-        </w:rPr>
-      </w:r>
-      <w:r>
-        <w:rPr>
-          <w:rtl/>
-          <w:cs/>
-          <w:lang w:val="ar_AE" w:bidi="ar_AE"/>
-        </w:rPr>
-        <w:t>2 ملوك 12: 16</w:t>
-      </w:r>
-    </w:p>
-    <w:p>
-      <w:pPr>
-        <w:pStyle w:val="ListBullet"/>
-        <w:bidi/>
-        <w:spacing w:line="240" w:lineRule="auto"/>
-        <w:ind w:left="720"/>
-      </w:pPr>
-      <w:r>
-        <w:rPr>
-          <w:rtl/>
-          <w:cs/>
-          <w:lang w:val="ar_AE" w:bidi="ar_AE"/>
-        </w:rPr>
-      </w:r>
-      <w:r>
-        <w:rPr>
-          <w:rtl/>
-          <w:cs/>
-          <w:lang w:val="ar_AE" w:bidi="ar_AE"/>
-        </w:rPr>
-        <w:t>لاويين 5: 5–6</w:t>
-      </w:r>
-    </w:p>
-    <w:p>
-      <w:pPr>
-        <w:pStyle w:val="ListBullet"/>
-        <w:bidi/>
-        <w:spacing w:line="240" w:lineRule="auto"/>
-        <w:ind w:left="720"/>
-      </w:pPr>
-      <w:r>
-        <w:rPr>
-          <w:rtl/>
-          <w:cs/>
-          <w:lang w:val="ar_AE" w:bidi="ar_AE"/>
-        </w:rPr>
-      </w:r>
-      <w:r>
-        <w:rPr>
-          <w:rtl/>
-          <w:cs/>
-          <w:lang w:val="ar_AE" w:bidi="ar_AE"/>
-        </w:rPr>
-        <w:t>عدد 6: 12</w:t>
-      </w:r>
-    </w:p>
-    <w:p>
-      <w:pPr>
-        <w:pStyle w:val="Heading3"/>
-        <w:bidi/>
-      </w:pPr>
-      <w:r>
-        <w:rPr>
-          <w:rtl/>
-          <w:cs/>
-          <w:lang w:val="ar_AE" w:bidi="ar_AE"/>
-        </w:rPr>
-        <w:t>بيانات الكلمة:</w:t>
-      </w:r>
-    </w:p>
-    <w:p>
-      <w:pPr>
-        <w:pStyle w:val="ListBullet"/>
-        <w:bidi/>
-        <w:spacing w:line="240" w:lineRule="auto"/>
-        <w:ind w:left="720"/>
-      </w:pPr>
-      <w:r>
-        <w:rPr>
-          <w:rtl/>
-          <w:cs/>
-          <w:lang w:val="ar_AE" w:bidi="ar_AE"/>
-        </w:rPr>
-      </w:r>
-      <w:r>
-        <w:rPr>
-          <w:rtl/>
-          <w:cs/>
-          <w:lang w:val="ar_AE" w:bidi="ar_AE"/>
-        </w:rPr>
-        <w:t>سترونج: H0817</w:t>
-      </w:r>
-      <w:r>
-        <w:rPr>
-          <w:rtl/>
-          <w:cs/>
-          <w:lang w:val="ar_AE" w:bidi="ar_AE"/>
-        </w:rPr>
-      </w:r>
-      <w:r>
-        <w:rPr>
-          <w:rtl/>
-          <w:cs/>
-          <w:lang w:val="ar_AE" w:bidi="ar_AE"/>
-        </w:rPr>
-      </w:r>
-    </w:p>
-    <w:p>
-      <w:pPr>
-        <w:bidi/>
-      </w:pPr>
-      <w:r>
-        <w:rPr>
-          <w:rtl/>
-          <w:cs/>
-          <w:lang w:val="ar_AE" w:bidi="ar_AE"/>
-        </w:rPr>
-      </w:r>
-    </w:p>
-    <w:p>
-      <w:pPr>
-        <w:pStyle w:val="Heading2"/>
-        <w:bidi/>
-      </w:pPr>
-      <w:r>
-        <w:rPr>
-          <w:rtl/>
-          <w:cs/>
-          <w:lang w:val="ar_AE" w:bidi="ar_AE"/>
-        </w:rPr>
-        <w:t>ذبيحة الخطيئة</w:t>
-      </w:r>
-      <w:r>
-        <w:rPr>
-          <w:rtl/>
-          <w:cs/>
-          <w:lang w:val="ar_AE" w:bidi="ar_AE"/>
-        </w:rPr>
-      </w:r>
-    </w:p>
-    <w:p>
-      <w:pPr>
-        <w:pStyle w:val="Heading3"/>
-        <w:bidi/>
-      </w:pPr>
-      <w:r>
-        <w:rPr>
-          <w:rtl/>
-          <w:cs/>
-          <w:lang w:val="ar_AE" w:bidi="ar_AE"/>
-        </w:rPr>
-        <w:t>التعريف:</w:t>
-      </w:r>
-    </w:p>
-    <w:p>
-      <w:pPr>
-        <w:bidi/>
-      </w:pPr>
-      <w:r>
-        <w:rPr>
-          <w:rtl/>
-          <w:cs/>
-          <w:lang w:val="ar_AE" w:bidi="ar_AE"/>
-        </w:rPr>
-      </w:r>
-      <w:r>
-        <w:rPr>
-          <w:rtl/>
-          <w:cs/>
-          <w:lang w:val="ar_AE" w:bidi="ar_AE"/>
-        </w:rPr>
-        <w:t>كانت "ذبيحة الخطية" واحدة من عدة ذبائح طلبها الله من بني إسرائيل ليقدموها.</w:t>
-      </w:r>
-    </w:p>
-    <w:p>
-      <w:pPr>
-        <w:pStyle w:val="ListBullet"/>
-        <w:bidi/>
-        <w:spacing w:line="240" w:lineRule="auto"/>
-        <w:ind w:left="720"/>
-      </w:pPr>
-      <w:r>
-        <w:rPr>
-          <w:rtl/>
-          <w:cs/>
-          <w:lang w:val="ar_AE" w:bidi="ar_AE"/>
-        </w:rPr>
-      </w:r>
-      <w:r>
-        <w:rPr>
-          <w:rtl/>
-          <w:cs/>
-          <w:lang w:val="ar_AE" w:bidi="ar_AE"/>
-        </w:rPr>
-        <w:t>تضمنت هذه الذبيحة التضحية بثور، وحرق دمه وشحمه على المذبح، وأخذ بقية جسم الحيوان وحرقه على الأرض خارج مخيم بني إسرائيل.</w:t>
-      </w:r>
-    </w:p>
-    <w:p>
-      <w:pPr>
-        <w:pStyle w:val="ListBullet"/>
-        <w:bidi/>
-        <w:spacing w:line="240" w:lineRule="auto"/>
-        <w:ind w:left="720"/>
-      </w:pPr>
-      <w:r>
-        <w:rPr>
-          <w:rtl/>
-          <w:cs/>
-          <w:lang w:val="ar_AE" w:bidi="ar_AE"/>
-        </w:rPr>
-      </w:r>
-      <w:r>
-        <w:rPr>
-          <w:rtl/>
-          <w:cs/>
-          <w:lang w:val="ar_AE" w:bidi="ar_AE"/>
-        </w:rPr>
-        <w:t xml:space="preserve"> الحرق الكامل لهذه الذبيحة الحيوانية يظهر مدى قداسة الله ومدى فظاعة الخطية.</w:t>
-      </w:r>
-    </w:p>
-    <w:p>
-      <w:pPr>
-        <w:pStyle w:val="ListBullet"/>
-        <w:bidi/>
-        <w:spacing w:line="240" w:lineRule="auto"/>
-        <w:ind w:left="720"/>
-      </w:pPr>
-      <w:r>
-        <w:rPr>
-          <w:rtl/>
-          <w:cs/>
-          <w:lang w:val="ar_AE" w:bidi="ar_AE"/>
-        </w:rPr>
-      </w:r>
-      <w:r>
-        <w:rPr>
-          <w:rtl/>
-          <w:cs/>
-          <w:lang w:val="ar_AE" w:bidi="ar_AE"/>
-        </w:rPr>
-        <w:t>يعلمنا الكتاب المقدس إنه من أجل أن يكون هناك تطهير من الخطية، يجب أن يُسفك الدم لدفع ثمن الخطية التي ارتكبت.</w:t>
-      </w:r>
-    </w:p>
-    <w:p>
-      <w:pPr>
-        <w:pStyle w:val="ListBullet"/>
-        <w:bidi/>
-        <w:spacing w:line="240" w:lineRule="auto"/>
-        <w:ind w:left="720"/>
-      </w:pPr>
-      <w:r>
-        <w:rPr>
-          <w:rtl/>
-          <w:cs/>
-          <w:lang w:val="ar_AE" w:bidi="ar_AE"/>
-        </w:rPr>
-      </w:r>
-      <w:r>
-        <w:rPr>
-          <w:rtl/>
-          <w:cs/>
-          <w:lang w:val="ar_AE" w:bidi="ar_AE"/>
-        </w:rPr>
-        <w:t>لم تكن الذبائح الحيوانية قادرة على تحقيق مغفرة دائمة للخطية.</w:t>
-      </w:r>
-    </w:p>
-    <w:p>
-      <w:pPr>
-        <w:pStyle w:val="ListBullet"/>
-        <w:bidi/>
-        <w:spacing w:line="240" w:lineRule="auto"/>
-        <w:ind w:left="720"/>
-      </w:pPr>
-      <w:r>
-        <w:rPr>
-          <w:rtl/>
-          <w:cs/>
-          <w:lang w:val="ar_AE" w:bidi="ar_AE"/>
-        </w:rPr>
-      </w:r>
-      <w:r>
-        <w:rPr>
-          <w:rtl/>
-          <w:cs/>
-          <w:lang w:val="ar_AE" w:bidi="ar_AE"/>
-        </w:rPr>
-        <w:t>ولكن موت الرب يسوع على الصليب دفع عقوبة الخطية، إلى الأبد. كان هو الذبيحة الكاملة للخطية.</w:t>
-      </w:r>
-    </w:p>
-    <w:p>
-      <w:pPr>
-        <w:bidi/>
-      </w:pPr>
-      <w:r>
-        <w:rPr>
-          <w:rtl/>
-          <w:cs/>
-          <w:lang w:val="ar_AE" w:bidi="ar_AE"/>
-        </w:rPr>
-      </w:r>
-      <w:r>
-        <w:rPr>
-          <w:rtl/>
-          <w:cs/>
-          <w:lang w:val="ar_AE" w:bidi="ar_AE"/>
-        </w:rPr>
-        <w:t xml:space="preserve">(انظر أيضًا: </w:t>
-      </w:r>
-      <w:r>
-        <w:rPr>
-          <w:rtl/>
-          <w:cs/>
-          <w:lang w:val="ar_AE" w:bidi="ar_AE"/>
-        </w:rPr>
-        <w:t>مذبح</w:t>
-      </w:r>
-      <w:r>
-        <w:rPr>
-          <w:rtl/>
-          <w:cs/>
-          <w:lang w:val="ar_AE" w:bidi="ar_AE"/>
-        </w:rPr>
-        <w:t xml:space="preserve">, </w:t>
-      </w:r>
-      <w:r>
-        <w:rPr>
-          <w:rtl/>
-          <w:cs/>
-          <w:lang w:val="ar_AE" w:bidi="ar_AE"/>
-        </w:rPr>
-        <w:t>بقرة</w:t>
-      </w:r>
-      <w:r>
-        <w:rPr>
-          <w:rtl/>
-          <w:cs/>
-          <w:lang w:val="ar_AE" w:bidi="ar_AE"/>
-        </w:rPr>
-        <w:t xml:space="preserve">, </w:t>
-      </w:r>
-      <w:r>
-        <w:rPr>
-          <w:rtl/>
-          <w:cs/>
-          <w:lang w:val="ar_AE" w:bidi="ar_AE"/>
-        </w:rPr>
-        <w:t>غفر</w:t>
-      </w:r>
-      <w:r>
-        <w:rPr>
-          <w:rtl/>
-          <w:cs/>
-          <w:lang w:val="ar_AE" w:bidi="ar_AE"/>
-        </w:rPr>
-        <w:t xml:space="preserve">, </w:t>
-      </w:r>
-      <w:r>
-        <w:rPr>
-          <w:rtl/>
-          <w:cs/>
-          <w:lang w:val="ar_AE" w:bidi="ar_AE"/>
-        </w:rPr>
-        <w:t>ذبيحة</w:t>
-      </w:r>
-      <w:r>
-        <w:rPr>
-          <w:rtl/>
-          <w:cs/>
-          <w:lang w:val="ar_AE" w:bidi="ar_AE"/>
-        </w:rPr>
-        <w:t xml:space="preserve">, </w:t>
-      </w:r>
-      <w:r>
-        <w:rPr>
-          <w:rtl/>
-          <w:cs/>
-          <w:lang w:val="ar_AE" w:bidi="ar_AE"/>
-        </w:rPr>
-        <w:t>خطيئة</w:t>
-      </w:r>
-      <w:r>
-        <w:rPr>
-          <w:rtl/>
-          <w:cs/>
-          <w:lang w:val="ar_AE" w:bidi="ar_AE"/>
-        </w:rPr>
-        <w:t>)</w:t>
-      </w:r>
-    </w:p>
-    <w:p>
-      <w:pPr>
-        <w:pStyle w:val="Heading3"/>
-        <w:bidi/>
-      </w:pPr>
-      <w:r>
-        <w:rPr>
-          <w:rtl/>
-          <w:cs/>
-          <w:lang w:val="ar_AE" w:bidi="ar_AE"/>
-        </w:rPr>
-        <w:t>شواهد الكتاب المقدس:</w:t>
-      </w:r>
-    </w:p>
-    <w:p>
-      <w:pPr>
-        <w:pStyle w:val="ListBullet"/>
-        <w:bidi/>
-        <w:spacing w:line="240" w:lineRule="auto"/>
-        <w:ind w:left="720"/>
-      </w:pPr>
-      <w:r>
-        <w:rPr>
-          <w:rtl/>
-          <w:cs/>
-          <w:lang w:val="ar_AE" w:bidi="ar_AE"/>
-        </w:rPr>
-      </w:r>
-      <w:r>
-        <w:rPr>
-          <w:rtl/>
-          <w:cs/>
-          <w:lang w:val="ar_AE" w:bidi="ar_AE"/>
-        </w:rPr>
-        <w:t>2 أخبار الأيام 29:20–21</w:t>
-      </w:r>
-    </w:p>
-    <w:p>
-      <w:pPr>
-        <w:pStyle w:val="ListBullet"/>
-        <w:bidi/>
-        <w:spacing w:line="240" w:lineRule="auto"/>
-        <w:ind w:left="720"/>
-      </w:pPr>
-      <w:r>
-        <w:rPr>
-          <w:rtl/>
-          <w:cs/>
-          <w:lang w:val="ar_AE" w:bidi="ar_AE"/>
-        </w:rPr>
-      </w:r>
-      <w:r>
-        <w:rPr>
-          <w:rtl/>
-          <w:cs/>
-          <w:lang w:val="ar_AE" w:bidi="ar_AE"/>
-        </w:rPr>
-        <w:t>خروج 29:35–37</w:t>
-      </w:r>
-    </w:p>
-    <w:p>
-      <w:pPr>
-        <w:pStyle w:val="ListBullet"/>
-        <w:bidi/>
-        <w:spacing w:line="240" w:lineRule="auto"/>
-        <w:ind w:left="720"/>
-      </w:pPr>
-      <w:r>
-        <w:rPr>
-          <w:rtl/>
-          <w:cs/>
-          <w:lang w:val="ar_AE" w:bidi="ar_AE"/>
-        </w:rPr>
-      </w:r>
-      <w:r>
-        <w:rPr>
-          <w:rtl/>
-          <w:cs/>
-          <w:lang w:val="ar_AE" w:bidi="ar_AE"/>
-        </w:rPr>
-        <w:t>حزقيال 44:25–27</w:t>
-      </w:r>
-    </w:p>
-    <w:p>
-      <w:pPr>
-        <w:pStyle w:val="ListBullet"/>
-        <w:bidi/>
-        <w:spacing w:line="240" w:lineRule="auto"/>
-        <w:ind w:left="720"/>
-      </w:pPr>
-      <w:r>
-        <w:rPr>
-          <w:rtl/>
-          <w:cs/>
-          <w:lang w:val="ar_AE" w:bidi="ar_AE"/>
-        </w:rPr>
-      </w:r>
-      <w:r>
-        <w:rPr>
-          <w:rtl/>
-          <w:cs/>
-          <w:lang w:val="ar_AE" w:bidi="ar_AE"/>
-        </w:rPr>
-        <w:t>لاويين 5:11</w:t>
-      </w:r>
-    </w:p>
-    <w:p>
-      <w:pPr>
-        <w:pStyle w:val="ListBullet"/>
-        <w:bidi/>
-        <w:spacing w:line="240" w:lineRule="auto"/>
-        <w:ind w:left="720"/>
-      </w:pPr>
-      <w:r>
-        <w:rPr>
-          <w:rtl/>
-          <w:cs/>
-          <w:lang w:val="ar_AE" w:bidi="ar_AE"/>
-        </w:rPr>
-      </w:r>
-      <w:r>
-        <w:rPr>
-          <w:rtl/>
-          <w:cs/>
-          <w:lang w:val="ar_AE" w:bidi="ar_AE"/>
-        </w:rPr>
-        <w:t>عدد 7:15–17</w:t>
-      </w:r>
-    </w:p>
-    <w:p>
-      <w:pPr>
-        <w:pStyle w:val="Heading3"/>
-        <w:bidi/>
-      </w:pPr>
-      <w:r>
-        <w:rPr>
-          <w:rtl/>
-          <w:cs/>
-          <w:lang w:val="ar_AE" w:bidi="ar_AE"/>
-        </w:rPr>
-        <w:t>بيانات الكلمة:</w:t>
-      </w:r>
-    </w:p>
-    <w:p>
-      <w:pPr>
-        <w:pStyle w:val="ListBullet"/>
-        <w:bidi/>
-        <w:spacing w:line="240" w:lineRule="auto"/>
-        <w:ind w:left="720"/>
-      </w:pPr>
-      <w:r>
-        <w:rPr>
-          <w:rtl/>
-          <w:cs/>
-          <w:lang w:val="ar_AE" w:bidi="ar_AE"/>
-        </w:rPr>
-      </w:r>
-      <w:r>
-        <w:rPr>
-          <w:rtl/>
-          <w:cs/>
-          <w:lang w:val="ar_AE" w:bidi="ar_AE"/>
-        </w:rPr>
-        <w:t>سترونغ: H2401, H2402, H2398, H2403</w:t>
-      </w:r>
-      <w:r>
-        <w:rPr>
-          <w:rtl/>
-          <w:cs/>
-          <w:lang w:val="ar_AE" w:bidi="ar_AE"/>
-        </w:rPr>
-      </w:r>
-      <w:r>
-        <w:rPr>
-          <w:rtl/>
-          <w:cs/>
-          <w:lang w:val="ar_AE" w:bidi="ar_AE"/>
-        </w:rPr>
-      </w:r>
-    </w:p>
-    <w:p>
-      <w:pPr>
-        <w:bidi/>
-      </w:pPr>
-      <w:r>
-        <w:rPr>
-          <w:rtl/>
-          <w:cs/>
-          <w:lang w:val="ar_AE" w:bidi="ar_AE"/>
-        </w:rPr>
-      </w:r>
-    </w:p>
-    <w:p>
-      <w:pPr>
-        <w:pStyle w:val="Heading2"/>
-        <w:bidi/>
-      </w:pPr>
-      <w:r>
-        <w:rPr>
-          <w:rtl/>
-          <w:cs/>
-          <w:lang w:val="ar_AE" w:bidi="ar_AE"/>
-        </w:rPr>
-        <w:t>ذبيحة السلامة</w:t>
-      </w:r>
-      <w:r>
-        <w:rPr>
-          <w:rtl/>
-          <w:cs/>
-          <w:lang w:val="ar_AE" w:bidi="ar_AE"/>
-        </w:rPr>
-      </w:r>
-    </w:p>
-    <w:p>
-      <w:pPr>
-        <w:pStyle w:val="Heading3"/>
-        <w:bidi/>
-      </w:pPr>
-      <w:r>
-        <w:rPr>
-          <w:rtl/>
-          <w:cs/>
-          <w:lang w:val="ar_AE" w:bidi="ar_AE"/>
-        </w:rPr>
-        <w:t>حقائق:</w:t>
-      </w:r>
-    </w:p>
-    <w:p>
-      <w:pPr>
-        <w:bidi/>
-      </w:pPr>
-      <w:r>
-        <w:rPr>
-          <w:rtl/>
-          <w:cs/>
-          <w:lang w:val="ar_AE" w:bidi="ar_AE"/>
-        </w:rPr>
-      </w:r>
-      <w:r>
-        <w:rPr>
-          <w:rtl/>
-          <w:cs/>
-          <w:lang w:val="ar_AE" w:bidi="ar_AE"/>
-        </w:rPr>
-        <w:t>في العهد القديم، كانت "ذبيحة السلامة" نوعًا من الذبائح التي كانت تُقدَّم لأسباب مختلفة، مثل شكر الله أو الوفاء بنذر.</w:t>
-      </w:r>
-    </w:p>
-    <w:p>
-      <w:pPr>
-        <w:pStyle w:val="ListBullet"/>
-        <w:bidi/>
-        <w:spacing w:line="240" w:lineRule="auto"/>
-        <w:ind w:left="720"/>
-      </w:pPr>
-      <w:r>
-        <w:rPr>
-          <w:rtl/>
-          <w:cs/>
-          <w:lang w:val="ar_AE" w:bidi="ar_AE"/>
-        </w:rPr>
-      </w:r>
-      <w:r>
-        <w:rPr>
-          <w:rtl/>
-          <w:cs/>
-          <w:lang w:val="ar_AE" w:bidi="ar_AE"/>
-        </w:rPr>
-        <w:t>كانت هذه التقدمة تتطلب ذبح حيوان ذكرًا أو أنثى. اختلف هذا عن ذبيحة المحرقة التي كانت تتطلب حيوانًا ذكرًا.</w:t>
-      </w:r>
-    </w:p>
-    <w:p>
-      <w:pPr>
-        <w:pStyle w:val="ListBullet"/>
-        <w:bidi/>
-        <w:spacing w:line="240" w:lineRule="auto"/>
-        <w:ind w:left="720"/>
-      </w:pPr>
-      <w:r>
-        <w:rPr>
-          <w:rtl/>
-          <w:cs/>
-          <w:lang w:val="ar_AE" w:bidi="ar_AE"/>
-        </w:rPr>
-      </w:r>
-      <w:r>
-        <w:rPr>
-          <w:rtl/>
-          <w:cs/>
-          <w:lang w:val="ar_AE" w:bidi="ar_AE"/>
-        </w:rPr>
-        <w:t>بعد تقديم جزء من الذبيحة لله، يشارك الشخص الذي قدم ذبيحة السلامة اللحم مع الكهنة وبقية الإسرائيليين.</w:t>
-      </w:r>
-    </w:p>
-    <w:p>
-      <w:pPr>
-        <w:pStyle w:val="ListBullet"/>
-        <w:bidi/>
-        <w:spacing w:line="240" w:lineRule="auto"/>
-        <w:ind w:left="720"/>
-      </w:pPr>
-      <w:r>
-        <w:rPr>
-          <w:rtl/>
-          <w:cs/>
-          <w:lang w:val="ar_AE" w:bidi="ar_AE"/>
-        </w:rPr>
-      </w:r>
-      <w:r>
-        <w:rPr>
-          <w:rtl/>
-          <w:cs/>
-          <w:lang w:val="ar_AE" w:bidi="ar_AE"/>
-        </w:rPr>
-        <w:t>ثمة وجبة كانت مرتبطة بهذه التقدمة تشمل خبزًا دون خميرة.</w:t>
-      </w:r>
-    </w:p>
-    <w:p>
-      <w:pPr>
-        <w:pStyle w:val="ListBullet"/>
-        <w:bidi/>
-        <w:spacing w:line="240" w:lineRule="auto"/>
-        <w:ind w:left="720"/>
-      </w:pPr>
-      <w:r>
-        <w:rPr>
-          <w:rtl/>
-          <w:cs/>
-          <w:lang w:val="ar_AE" w:bidi="ar_AE"/>
-        </w:rPr>
-      </w:r>
-      <w:r>
-        <w:rPr>
-          <w:rtl/>
-          <w:cs/>
-          <w:lang w:val="ar_AE" w:bidi="ar_AE"/>
-        </w:rPr>
-        <w:t>تُسمى أحيانًا "تقدمة السلامة".</w:t>
-      </w:r>
-    </w:p>
-    <w:p>
-      <w:pPr>
-        <w:bidi/>
-      </w:pPr>
-      <w:r>
-        <w:rPr>
-          <w:rtl/>
-          <w:cs/>
-          <w:lang w:val="ar_AE" w:bidi="ar_AE"/>
-        </w:rPr>
-      </w:r>
-      <w:r>
-        <w:rPr>
-          <w:rtl/>
-          <w:cs/>
-          <w:lang w:val="ar_AE" w:bidi="ar_AE"/>
-        </w:rPr>
-        <w:t xml:space="preserve">(انظر أيضًا: ذبيحة </w:t>
-      </w:r>
-      <w:r>
-        <w:rPr>
-          <w:rtl/>
-          <w:cs/>
-          <w:lang w:val="ar_AE" w:bidi="ar_AE"/>
-        </w:rPr>
-        <w:t>المحرقة</w:t>
-      </w:r>
-      <w:r>
-        <w:rPr>
-          <w:rtl/>
-          <w:cs/>
-          <w:lang w:val="ar_AE" w:bidi="ar_AE"/>
-        </w:rPr>
-        <w:t xml:space="preserve">, </w:t>
-      </w:r>
-      <w:r>
-        <w:rPr>
-          <w:rtl/>
-          <w:cs/>
-          <w:lang w:val="ar_AE" w:bidi="ar_AE"/>
-        </w:rPr>
-        <w:t>الوفاء</w:t>
-      </w:r>
-      <w:r>
-        <w:rPr>
-          <w:rtl/>
-          <w:cs/>
-          <w:lang w:val="ar_AE" w:bidi="ar_AE"/>
-        </w:rPr>
-        <w:t xml:space="preserve">, </w:t>
-      </w:r>
-      <w:r>
-        <w:rPr>
-          <w:rtl/>
-          <w:cs/>
-          <w:lang w:val="ar_AE" w:bidi="ar_AE"/>
-        </w:rPr>
-        <w:t>تقدمة القربان</w:t>
-      </w:r>
-      <w:r>
-        <w:rPr>
-          <w:rtl/>
-          <w:cs/>
-          <w:lang w:val="ar_AE" w:bidi="ar_AE"/>
-        </w:rPr>
-        <w:t xml:space="preserve">, </w:t>
-      </w:r>
-      <w:r>
-        <w:rPr>
-          <w:rtl/>
-          <w:cs/>
-          <w:lang w:val="ar_AE" w:bidi="ar_AE"/>
-        </w:rPr>
-        <w:t>ذبيحة أثم</w:t>
-      </w:r>
-      <w:r>
-        <w:rPr>
-          <w:rtl/>
-          <w:cs/>
-          <w:lang w:val="ar_AE" w:bidi="ar_AE"/>
-        </w:rPr>
-        <w:t xml:space="preserve">, </w:t>
-      </w:r>
-      <w:r>
-        <w:rPr>
-          <w:rtl/>
-          <w:cs/>
-          <w:lang w:val="ar_AE" w:bidi="ar_AE"/>
-        </w:rPr>
-        <w:t>ذبيحة السلامة</w:t>
-      </w:r>
-      <w:r>
-        <w:rPr>
-          <w:rtl/>
-          <w:cs/>
-          <w:lang w:val="ar_AE" w:bidi="ar_AE"/>
-        </w:rPr>
-        <w:t xml:space="preserve">, </w:t>
-      </w:r>
-      <w:r>
-        <w:rPr>
-          <w:rtl/>
-          <w:cs/>
-          <w:lang w:val="ar_AE" w:bidi="ar_AE"/>
-        </w:rPr>
-        <w:t>الكاهن</w:t>
-      </w:r>
-      <w:r>
-        <w:rPr>
-          <w:rtl/>
-          <w:cs/>
-          <w:lang w:val="ar_AE" w:bidi="ar_AE"/>
-        </w:rPr>
-        <w:t xml:space="preserve">, </w:t>
-      </w:r>
-      <w:r>
-        <w:rPr>
-          <w:rtl/>
-          <w:cs/>
-          <w:lang w:val="ar_AE" w:bidi="ar_AE"/>
-        </w:rPr>
-        <w:t>الذبيحة</w:t>
-      </w:r>
-      <w:r>
-        <w:rPr>
-          <w:rtl/>
-          <w:cs/>
-          <w:lang w:val="ar_AE" w:bidi="ar_AE"/>
-        </w:rPr>
-        <w:t xml:space="preserve">, </w:t>
-      </w:r>
-      <w:r>
-        <w:rPr>
-          <w:rtl/>
-          <w:cs/>
-          <w:lang w:val="ar_AE" w:bidi="ar_AE"/>
-        </w:rPr>
         <w:t>الخبز غير المُختمر</w:t>
       </w:r>
       <w:r>
@@ -4474,23 +4426,7 @@
           <w:cs/>
           <w:lang w:val="ar_AE" w:bidi="ar_AE"/>
         </w:rPr>
-        <w:t xml:space="preserve">, </w:t>
-      </w:r>
-      <w:r>
-        <w:rPr>
-          <w:rtl/>
-          <w:cs/>
-          <w:lang w:val="ar_AE" w:bidi="ar_AE"/>
-        </w:rPr>
-        <w:t>النذر</w:t>
-      </w:r>
-      <w:r>
-        <w:rPr>
-          <w:rtl/>
-          <w:cs/>
-          <w:lang w:val="ar_AE" w:bidi="ar_AE"/>
-        </w:rPr>
-        <w:t>)</w:t>
+        <w:t>, النذر)</w:t>
       </w:r>
     </w:p>
     <w:p>
